--- a/Thesis Assets/Thesis Proto Thesis.docx
+++ b/Thesis Assets/Thesis Proto Thesis.docx
@@ -340,18 +340,35 @@
           <w:szCs w:val="28"/>
         </w:rPr>
       </w:pPr>
-      <w:r>
+    </w:p>
+    <w:p>
+      <w:pPr>
         <w:rPr>
           <w:sz w:val="28"/>
           <w:szCs w:val="28"/>
         </w:rPr>
-        <w:t>Methods</w:t>
+      </w:pPr>
+      <w:r>
+        <w:rPr>
+          <w:sz w:val="28"/>
+          <w:szCs w:val="28"/>
+        </w:rPr>
+        <w:t>Methodology</w:t>
+      </w:r>
+    </w:p>
+    <w:p>
+      <w:pPr>
+        <w:ind w:firstLine="240"/>
+      </w:pPr>
+      <w:r>
+        <w:t xml:space="preserve">Study One - Change Candidate Identification </w:t>
       </w:r>
     </w:p>
     <w:p>
       <w:pPr>
         <w:pStyle w:val="TOC2"/>
         <w:spacing w:line="240" w:lineRule="auto"/>
+        <w:ind w:firstLine="480"/>
       </w:pPr>
       <w:r>
         <w:t>5</w:t>
@@ -360,7 +377,10 @@
         <w:t xml:space="preserve">.1 </w:t>
       </w:r>
       <w:r>
-        <w:t>Token (Stem? Word? Char?) Frequency</w:t>
+        <w:t>Ngram</w:t>
+      </w:r>
+      <w:r>
+        <w:t xml:space="preserve"> Frequency</w:t>
       </w:r>
       <w:r>
         <w:t xml:space="preserve"> </w:t>
@@ -379,6 +399,7 @@
       <w:pPr>
         <w:pStyle w:val="TOC2"/>
         <w:spacing w:line="240" w:lineRule="auto"/>
+        <w:ind w:firstLine="480"/>
       </w:pPr>
       <w:r>
         <w:t>5</w:t>
@@ -393,31 +414,99 @@
         <w:t xml:space="preserve"> </w:t>
       </w:r>
       <w:r>
-        <w:t>Composite Change Index</w:t>
-      </w:r>
-      <w:r>
-        <w:t xml:space="preserve"> </w:t>
+        <w:t>Composite Index</w:t>
+      </w:r>
+      <w:r>
+        <w:t xml:space="preserve"> </w:t>
+      </w:r>
+      <w:r>
+        <w:t>of Change</w:t>
       </w:r>
       <w:r>
         <w:ptab w:relativeTo="margin" w:alignment="right" w:leader="dot"/>
       </w:r>
       <w:r>
         <w:t xml:space="preserve"> 5</w:t>
+      </w:r>
+    </w:p>
+    <w:p>
+      <w:pPr>
+        <w:ind w:firstLine="240"/>
+      </w:pPr>
+      <w:r>
+        <w:t xml:space="preserve">Study Two - Change </w:t>
+      </w:r>
+      <w:r>
+        <w:t>Voter</w:t>
+      </w:r>
+      <w:r>
+        <w:t xml:space="preserve"> Identification </w:t>
       </w:r>
     </w:p>
     <w:p>
       <w:pPr>
         <w:pStyle w:val="TOC2"/>
         <w:spacing w:line="240" w:lineRule="auto"/>
-      </w:pPr>
-      <w:r>
-        <w:t>5</w:t>
-      </w:r>
-      <w:r>
-        <w:t>.</w:t>
-      </w:r>
-      <w:r>
-        <w:t xml:space="preserve">3 Statistical Tests of Distributional Independence </w:t>
+        <w:ind w:firstLine="480"/>
+      </w:pPr>
+      <w:r>
+        <w:t>5.3</w:t>
+      </w:r>
+      <w:r>
+        <w:t xml:space="preserve"> </w:t>
+      </w:r>
+      <w:r>
+        <w:t xml:space="preserve">Change Voter Identification Analysis </w:t>
+      </w:r>
+      <w:r>
+        <w:ptab w:relativeTo="margin" w:alignment="right" w:leader="dot"/>
+      </w:r>
+      <w:r>
+        <w:t xml:space="preserve"> 5</w:t>
+      </w:r>
+    </w:p>
+    <w:p>
+      <w:pPr>
+        <w:pStyle w:val="TOC2"/>
+        <w:spacing w:line="240" w:lineRule="auto"/>
+        <w:ind w:firstLine="480"/>
+      </w:pPr>
+      <w:r>
+        <w:t>5.4</w:t>
+      </w:r>
+      <w:r>
+        <w:t xml:space="preserve"> </w:t>
+      </w:r>
+      <w:r>
+        <w:t>Change Voter Distributional Independence Testing</w:t>
+      </w:r>
+      <w:r>
+        <w:t xml:space="preserve"> </w:t>
+      </w:r>
+      <w:r>
+        <w:ptab w:relativeTo="margin" w:alignment="right" w:leader="dot"/>
+      </w:r>
+      <w:r>
+        <w:t xml:space="preserve"> 5</w:t>
+      </w:r>
+    </w:p>
+    <w:p>
+      <w:pPr>
+        <w:ind w:firstLine="240"/>
+      </w:pPr>
+      <w:r>
+        <w:t>Study Three - Change Voter Theory Testing</w:t>
+      </w:r>
+      <w:r>
+        <w:t xml:space="preserve"> </w:t>
+      </w:r>
+    </w:p>
+    <w:p>
+      <w:pPr>
+        <w:ind w:firstLine="720"/>
+      </w:pPr>
+      <w:r>
+        <w:t>5.5 Generalization Experiment</w:t>
       </w:r>
       <w:r>
         <w:ptab w:relativeTo="margin" w:alignment="right" w:leader="dot"/>
@@ -433,18 +522,35 @@
           <w:szCs w:val="28"/>
         </w:rPr>
       </w:pPr>
-      <w:r>
+    </w:p>
+    <w:p>
+      <w:pPr>
         <w:rPr>
           <w:sz w:val="28"/>
           <w:szCs w:val="28"/>
         </w:rPr>
+      </w:pPr>
+      <w:r>
+        <w:rPr>
+          <w:sz w:val="28"/>
+          <w:szCs w:val="28"/>
+        </w:rPr>
         <w:t>Results</w:t>
+      </w:r>
+    </w:p>
+    <w:p>
+      <w:pPr>
+        <w:ind w:firstLine="240"/>
+      </w:pPr>
+      <w:r>
+        <w:t xml:space="preserve">Study One - Change Candidate Identification </w:t>
       </w:r>
     </w:p>
     <w:p>
       <w:pPr>
         <w:pStyle w:val="TOC2"/>
         <w:spacing w:line="240" w:lineRule="auto"/>
+        <w:ind w:firstLine="480"/>
       </w:pPr>
       <w:r>
         <w:t>6</w:t>
@@ -453,7 +559,10 @@
         <w:t xml:space="preserve">.1 </w:t>
       </w:r>
       <w:r>
-        <w:t xml:space="preserve">Text Frequency Analysis </w:t>
+        <w:t>Candidate of Change, Text-Based</w:t>
+      </w:r>
+      <w:r>
+        <w:t xml:space="preserve"> </w:t>
       </w:r>
       <w:r>
         <w:ptab w:relativeTo="margin" w:alignment="right" w:leader="dot"/>
@@ -466,6 +575,7 @@
       <w:pPr>
         <w:pStyle w:val="TOC2"/>
         <w:spacing w:line="240" w:lineRule="auto"/>
+        <w:ind w:firstLine="480"/>
       </w:pPr>
       <w:r>
         <w:t>6</w:t>
@@ -480,34 +590,142 @@
         <w:t xml:space="preserve"> </w:t>
       </w:r>
       <w:r>
-        <w:t xml:space="preserve">Composite Change Index </w:t>
+        <w:t xml:space="preserve">Candidate of Change, Indicator-Based </w:t>
       </w:r>
       <w:r>
         <w:ptab w:relativeTo="margin" w:alignment="right" w:leader="dot"/>
       </w:r>
       <w:r>
         <w:t xml:space="preserve"> 5</w:t>
+      </w:r>
+    </w:p>
+    <w:p>
+      <w:pPr>
+        <w:ind w:firstLine="240"/>
+      </w:pPr>
+      <w:r>
+        <w:t xml:space="preserve">Study Two - Change </w:t>
+      </w:r>
+      <w:r>
+        <w:t>Voter</w:t>
+      </w:r>
+      <w:r>
+        <w:t xml:space="preserve"> Identification </w:t>
       </w:r>
     </w:p>
     <w:p>
       <w:pPr>
         <w:pStyle w:val="TOC2"/>
         <w:spacing w:line="240" w:lineRule="auto"/>
+        <w:ind w:firstLine="480"/>
       </w:pPr>
       <w:r>
         <w:t>6</w:t>
       </w:r>
       <w:r>
+        <w:t>.3</w:t>
+      </w:r>
+      <w:r>
+        <w:t xml:space="preserve"> </w:t>
+      </w:r>
+      <w:r>
+        <w:t>Change Voter</w:t>
+      </w:r>
+      <w:r>
+        <w:t xml:space="preserve"> Identification </w:t>
+      </w:r>
+      <w:r>
+        <w:ptab w:relativeTo="margin" w:alignment="right" w:leader="dot"/>
+      </w:r>
+      <w:r>
+        <w:t xml:space="preserve"> 5</w:t>
+      </w:r>
+    </w:p>
+    <w:p>
+      <w:pPr>
+        <w:pStyle w:val="TOC2"/>
+        <w:spacing w:line="240" w:lineRule="auto"/>
+        <w:ind w:firstLine="480"/>
+      </w:pPr>
+      <w:r>
+        <w:t>6</w:t>
+      </w:r>
+      <w:r>
+        <w:t>.4</w:t>
+      </w:r>
+      <w:r>
+        <w:t xml:space="preserve"> </w:t>
+      </w:r>
+      <w:r>
+        <w:t>Statistically Independent Attributes</w:t>
+      </w:r>
+      <w:r>
+        <w:t xml:space="preserve"> </w:t>
+      </w:r>
+      <w:r>
+        <w:ptab w:relativeTo="margin" w:alignment="right" w:leader="dot"/>
+      </w:r>
+      <w:r>
+        <w:t xml:space="preserve"> 5</w:t>
+      </w:r>
+    </w:p>
+    <w:p>
+      <w:pPr>
+        <w:pStyle w:val="TOC2"/>
+        <w:spacing w:line="240" w:lineRule="auto"/>
+        <w:ind w:left="0"/>
+      </w:pPr>
+      <w:r>
+        <w:tab/>
+        <w:t>6.5 Change Voter Theory</w:t>
+      </w:r>
+      <w:r>
+        <w:t>-</w:t>
+      </w:r>
+      <w:r>
+        <w:t xml:space="preserve">Building </w:t>
+      </w:r>
+      <w:r>
+        <w:ptab w:relativeTo="margin" w:alignment="right" w:leader="dot"/>
+      </w:r>
+      <w:r>
+        <w:t xml:space="preserve"> 5</w:t>
+      </w:r>
+    </w:p>
+    <w:p>
+      <w:pPr>
+        <w:ind w:firstLine="240"/>
+      </w:pPr>
+      <w:r>
+        <w:t>Study T</w:t>
+      </w:r>
+      <w:r>
+        <w:t>hree</w:t>
+      </w:r>
+      <w:r>
+        <w:t xml:space="preserve"> - Change Voter Theory Testing</w:t>
+      </w:r>
+    </w:p>
+    <w:p>
+      <w:pPr>
+        <w:pStyle w:val="TOC2"/>
+        <w:spacing w:line="240" w:lineRule="auto"/>
+        <w:ind w:firstLine="480"/>
+      </w:pPr>
+      <w:r>
+        <w:t>6</w:t>
+      </w:r>
+      <w:r>
         <w:t>.</w:t>
       </w:r>
       <w:r>
-        <w:t>3</w:t>
-      </w:r>
-      <w:r>
-        <w:t xml:space="preserve"> </w:t>
-      </w:r>
-      <w:r>
-        <w:t xml:space="preserve">Voter Clustering </w:t>
+        <w:t>6</w:t>
+      </w:r>
+      <w:r>
+        <w:t xml:space="preserve"> </w:t>
+      </w:r>
+      <w:r>
+        <w:t>Probability of Electing the Change Candidate - Federal</w:t>
       </w:r>
       <w:r>
         <w:ptab w:relativeTo="margin" w:alignment="right" w:leader="dot"/>
@@ -516,6 +734,35 @@
         <w:t xml:space="preserve"> 5</w:t>
       </w:r>
     </w:p>
+    <w:p>
+      <w:pPr>
+        <w:pStyle w:val="TOC2"/>
+        <w:spacing w:line="240" w:lineRule="auto"/>
+        <w:ind w:firstLine="480"/>
+      </w:pPr>
+      <w:r>
+        <w:t>6</w:t>
+      </w:r>
+      <w:r>
+        <w:t>.</w:t>
+      </w:r>
+      <w:r>
+        <w:t>6</w:t>
+      </w:r>
+      <w:r>
+        <w:t xml:space="preserve"> </w:t>
+      </w:r>
+      <w:r>
+        <w:t xml:space="preserve">Probability of Electing the Change Candidate - Primary (?) </w:t>
+      </w:r>
+      <w:r>
+        <w:ptab w:relativeTo="margin" w:alignment="right" w:leader="dot"/>
+      </w:r>
+      <w:r>
+        <w:t xml:space="preserve"> 5</w:t>
+      </w:r>
+    </w:p>
+    <w:p/>
     <w:p>
       <w:pPr>
         <w:rPr>
@@ -570,13 +817,30 @@
         <w:t xml:space="preserve"> </w:t>
       </w:r>
       <w:r>
-        <w:t>Voter-Attribute-Motivated Behaviour</w:t>
+        <w:t xml:space="preserve">Limitations and Future Work </w:t>
       </w:r>
       <w:r>
         <w:ptab w:relativeTo="margin" w:alignment="right" w:leader="dot"/>
       </w:r>
       <w:r>
         <w:t xml:space="preserve"> 5</w:t>
+      </w:r>
+    </w:p>
+    <w:p/>
+    <w:p>
+      <w:pPr>
+        <w:rPr>
+          <w:sz w:val="28"/>
+          <w:szCs w:val="28"/>
+        </w:rPr>
+      </w:pPr>
+      <w:r>
+        <w:rPr>
+          <w:sz w:val="28"/>
+          <w:szCs w:val="28"/>
+        </w:rPr>
+        <w:lastRenderedPageBreak/>
+        <w:t>Conclusions and Recommendations</w:t>
       </w:r>
     </w:p>
     <w:p>
@@ -585,19 +849,13 @@
         <w:spacing w:line="240" w:lineRule="auto"/>
       </w:pPr>
       <w:r>
-        <w:t>7</w:t>
-      </w:r>
-      <w:r>
-        <w:t>.</w:t>
-      </w:r>
-      <w:r>
-        <w:t>3</w:t>
-      </w:r>
-      <w:r>
-        <w:t xml:space="preserve"> </w:t>
-      </w:r>
-      <w:r>
-        <w:t xml:space="preserve">Limitations and Future Work </w:t>
+        <w:t>8</w:t>
+      </w:r>
+      <w:r>
+        <w:t xml:space="preserve">.1 </w:t>
+      </w:r>
+      <w:r>
+        <w:t xml:space="preserve">Conclusions and Recommendations </w:t>
       </w:r>
       <w:r>
         <w:ptab w:relativeTo="margin" w:alignment="right" w:leader="dot"/>
@@ -609,32 +867,1446 @@
     <w:p/>
     <w:p>
       <w:pPr>
-        <w:rPr>
+        <w:pStyle w:val="TOC1"/>
+      </w:pPr>
+      <w:r>
+        <w:t>Citations</w:t>
+      </w:r>
+    </w:p>
+    <w:p>
+      <w:pPr>
+        <w:pStyle w:val="TOC1"/>
+      </w:pPr>
+      <w:r>
+        <w:t>Appendices</w:t>
+      </w:r>
+    </w:p>
+    <w:p>
+      <w:pPr>
+        <w:pStyle w:val="TOC1"/>
+      </w:pPr>
+      <w:r>
+        <w:t>Statement of Authorship</w:t>
+      </w:r>
+    </w:p>
+    <w:p>
+      <w:pPr>
+        <w:rPr>
+          <w:b/>
+          <w:bCs/>
           <w:sz w:val="28"/>
           <w:szCs w:val="28"/>
         </w:rPr>
       </w:pPr>
-      <w:r>
-        <w:rPr>
+    </w:p>
+    <w:p>
+      <w:pPr>
+        <w:jc w:val="center"/>
+        <w:rPr>
+          <w:b/>
+          <w:bCs/>
           <w:sz w:val="28"/>
           <w:szCs w:val="28"/>
         </w:rPr>
-        <w:t>Conclusions and Recommendations</w:t>
+      </w:pPr>
+    </w:p>
+    <w:p>
+      <w:pPr>
+        <w:jc w:val="center"/>
+        <w:rPr>
+          <w:b/>
+          <w:bCs/>
+          <w:sz w:val="28"/>
+          <w:szCs w:val="28"/>
+        </w:rPr>
+      </w:pPr>
+    </w:p>
+    <w:p>
+      <w:pPr>
+        <w:jc w:val="center"/>
+        <w:rPr>
+          <w:b/>
+          <w:bCs/>
+          <w:sz w:val="28"/>
+          <w:szCs w:val="28"/>
+        </w:rPr>
+      </w:pPr>
+    </w:p>
+    <w:p>
+      <w:pPr>
+        <w:jc w:val="center"/>
+        <w:rPr>
+          <w:b/>
+          <w:bCs/>
+          <w:sz w:val="28"/>
+          <w:szCs w:val="28"/>
+        </w:rPr>
+      </w:pPr>
+    </w:p>
+    <w:p>
+      <w:r>
+        <w:t xml:space="preserve"> </w:t>
+      </w:r>
+    </w:p>
+    <w:p>
+      <w:pPr>
+        <w:rPr>
+          <w:b/>
+          <w:bCs/>
+        </w:rPr>
+      </w:pPr>
+      <w:r>
+        <w:rPr>
+          <w:b/>
+          <w:bCs/>
+        </w:rPr>
+        <w:t>Introduction</w:t>
+      </w:r>
+    </w:p>
+    <w:p>
+      <w:r>
+        <w:t xml:space="preserve">-&gt; elections give democracy </w:t>
+      </w:r>
+    </w:p>
+    <w:p>
+      <w:r>
+        <w:t xml:space="preserve">-&gt; voters don't have perfect info, so they choose based on more complex factors </w:t>
+      </w:r>
+    </w:p>
+    <w:p>
+      <w:r>
+        <w:t xml:space="preserve">-&gt; in a country like US, this becomes more complex, due to factors like </w:t>
+      </w:r>
+      <w:proofErr w:type="spellStart"/>
+      <w:r>
+        <w:t>xyz</w:t>
+      </w:r>
+      <w:proofErr w:type="spellEnd"/>
+    </w:p>
+    <w:p>
+      <w:r>
+        <w:t>-&gt; understanding these trends helps us understand voters and what makes them vote, and thus better serve the democratic institution (?)</w:t>
+      </w:r>
+    </w:p>
+    <w:p>
+      <w:pPr>
+        <w:rPr>
+          <w:b/>
+          <w:bCs/>
+        </w:rPr>
+      </w:pPr>
+      <w:r>
+        <w:rPr>
+          <w:b/>
+          <w:bCs/>
+        </w:rPr>
+        <w:t>Motivations</w:t>
+      </w:r>
+      <w:r>
+        <w:rPr>
+          <w:b/>
+          <w:bCs/>
+        </w:rPr>
+        <w:t xml:space="preserve"> and Research Question</w:t>
+      </w:r>
+    </w:p>
+    <w:p>
+      <w:r>
+        <w:t>-&gt; there has been much study on voter motivations and archetypes, but this paper turns its view towards a little-studied and emerging group characterize as the 'change' voter</w:t>
+      </w:r>
+    </w:p>
+    <w:p>
+      <w:r>
+        <w:t xml:space="preserve">-&gt; the change voter is </w:t>
+      </w:r>
+      <w:r>
+        <w:t xml:space="preserve">real and </w:t>
+      </w:r>
+      <w:r>
+        <w:t>important because:</w:t>
+      </w:r>
+    </w:p>
+    <w:p>
+      <w:r>
+        <w:t>1: economic and world situations have created an environment of constant insecurity/ subconscious unease/ dissatisfaction, which brings people to want a 'change' in the situation</w:t>
+      </w:r>
+      <w:r>
+        <w:t>.</w:t>
+      </w:r>
+    </w:p>
+    <w:p>
+      <w:r>
+        <w:t xml:space="preserve">2: in voting for 'change', they are inherently non-aligned ('swing' voters) </w:t>
+      </w:r>
+    </w:p>
+    <w:p>
+      <w:r>
+        <w:t>-&gt;RQ: try to identify a change voter; what are their ideas?</w:t>
+      </w:r>
+    </w:p>
+    <w:p>
+      <w:pPr>
+        <w:rPr>
+          <w:b/>
+          <w:bCs/>
+        </w:rPr>
+      </w:pPr>
+      <w:r>
+        <w:rPr>
+          <w:b/>
+          <w:bCs/>
+        </w:rPr>
+        <w:t>Literature Review</w:t>
+      </w:r>
+    </w:p>
+    <w:p>
+      <w:r>
+        <w:t>Contemporary Electoral Motivators</w:t>
+      </w:r>
+    </w:p>
+    <w:p>
+      <w:r>
+        <w:t>Candidate Perceptions, Posturing, 'Change'-specific Posturing</w:t>
+      </w:r>
+    </w:p>
+    <w:p>
+      <w:r>
+        <w:t>Swing Voting, Incumbency Advantage</w:t>
+      </w:r>
+      <w:r>
+        <w:t xml:space="preserve"> vs.</w:t>
+      </w:r>
+      <w:r>
+        <w:t xml:space="preserve"> Anti-Incumbency </w:t>
+      </w:r>
+    </w:p>
+    <w:p>
+      <w:r>
+        <w:t>Voting for 'Change'</w:t>
+      </w:r>
+      <w:r>
+        <w:t xml:space="preserve"> </w:t>
+      </w:r>
+    </w:p>
+    <w:p>
+      <w:r>
+        <w:rPr>
+          <w:b/>
+          <w:bCs/>
+        </w:rPr>
+        <w:t>Contribution</w:t>
+      </w:r>
+    </w:p>
+    <w:p>
+      <w:r>
+        <w:t>-&gt; contribution: a</w:t>
+      </w:r>
+      <w:r>
+        <w:t xml:space="preserve">n </w:t>
+      </w:r>
+      <w:proofErr w:type="gramStart"/>
+      <w:r>
+        <w:t>empirically-founded</w:t>
+      </w:r>
+      <w:proofErr w:type="gramEnd"/>
+      <w:r>
+        <w:t xml:space="preserve"> building of theory</w:t>
+      </w:r>
+    </w:p>
+    <w:p>
+      <w:pPr>
+        <w:rPr>
+          <w:b/>
+          <w:bCs/>
+        </w:rPr>
+      </w:pPr>
+    </w:p>
+    <w:p>
+      <w:pPr>
+        <w:rPr>
+          <w:b/>
+          <w:bCs/>
+        </w:rPr>
+      </w:pPr>
+    </w:p>
+    <w:p>
+      <w:pPr>
+        <w:rPr>
+          <w:b/>
+          <w:bCs/>
+        </w:rPr>
+      </w:pPr>
+    </w:p>
+    <w:p>
+      <w:pPr>
+        <w:rPr>
+          <w:b/>
+          <w:bCs/>
+        </w:rPr>
+      </w:pPr>
+    </w:p>
+    <w:p>
+      <w:pPr>
+        <w:rPr>
+          <w:b/>
+          <w:bCs/>
+        </w:rPr>
+      </w:pPr>
+    </w:p>
+    <w:p>
+      <w:pPr>
+        <w:rPr>
+          <w:b/>
+          <w:bCs/>
+        </w:rPr>
+      </w:pPr>
+    </w:p>
+    <w:p>
+      <w:pPr>
+        <w:rPr>
+          <w:b/>
+          <w:bCs/>
+        </w:rPr>
+      </w:pPr>
+    </w:p>
+    <w:p>
+      <w:pPr>
+        <w:rPr>
+          <w:b/>
+          <w:bCs/>
+        </w:rPr>
+      </w:pPr>
+    </w:p>
+    <w:p>
+      <w:pPr>
+        <w:rPr>
+          <w:b/>
+          <w:bCs/>
+        </w:rPr>
+      </w:pPr>
+    </w:p>
+    <w:p>
+      <w:pPr>
+        <w:rPr>
+          <w:b/>
+          <w:bCs/>
+        </w:rPr>
+      </w:pPr>
+    </w:p>
+    <w:p>
+      <w:pPr>
+        <w:rPr>
+          <w:b/>
+          <w:bCs/>
+        </w:rPr>
+      </w:pPr>
+    </w:p>
+    <w:p>
+      <w:pPr>
+        <w:rPr>
+          <w:b/>
+          <w:bCs/>
+        </w:rPr>
+      </w:pPr>
+      <w:r>
+        <w:rPr>
+          <w:b/>
+          <w:bCs/>
+        </w:rPr>
+        <w:lastRenderedPageBreak/>
+        <w:t>Introduction</w:t>
+      </w:r>
+      <w:r>
+        <w:rPr>
+          <w:b/>
+          <w:bCs/>
+        </w:rPr>
+        <w:t xml:space="preserve"> </w:t>
+      </w:r>
+    </w:p>
+    <w:p>
+      <w:r>
+        <w:t>Modern elections are often huge important entertainment spectacles, with multi-</w:t>
+      </w:r>
+      <w:proofErr w:type="gramStart"/>
+      <w:r>
+        <w:t>billion dollar</w:t>
+      </w:r>
+      <w:proofErr w:type="gramEnd"/>
+      <w:r>
+        <w:t xml:space="preserve"> industries on the fringe and collective attention. </w:t>
+      </w:r>
+    </w:p>
+    <w:p>
+      <w:r>
+        <w:t>But at their root, e</w:t>
+      </w:r>
+      <w:r>
+        <w:t>lections are</w:t>
+      </w:r>
+      <w:r>
+        <w:t xml:space="preserve"> one of the most fundamental and crucial aspects of the democratic system.</w:t>
+      </w:r>
+      <w:r>
+        <w:t xml:space="preserve"> </w:t>
+      </w:r>
+    </w:p>
+    <w:p>
+      <w:r>
+        <w:t xml:space="preserve">For 90% of the population, elections are </w:t>
+      </w:r>
+      <w:r>
+        <w:t>primary avenue</w:t>
+      </w:r>
+      <w:r>
+        <w:t xml:space="preserve"> of exercise of democratic agency (compared to something like protesting, holding office, being a public servant...)</w:t>
+      </w:r>
+      <w:r>
+        <w:t>.</w:t>
+      </w:r>
+    </w:p>
+    <w:p>
+      <w:r>
+        <w:t>Elections determine the policy setting at home and the role of a country on the world stage (which is becoming increasingly important).</w:t>
+      </w:r>
+    </w:p>
+    <w:p>
+      <w:r>
+        <w:t>In a system like the United Sta</w:t>
+      </w:r>
+      <w:r>
+        <w:t>t</w:t>
+      </w:r>
+      <w:r>
+        <w:t xml:space="preserve">es, where </w:t>
+      </w:r>
+      <w:r>
+        <w:t xml:space="preserve">the president holds so much executive power (contrasted with a parliamentary system like </w:t>
+      </w:r>
+      <w:r>
+        <w:t>C</w:t>
+      </w:r>
+      <w:r>
+        <w:t xml:space="preserve">anada, where the prime minister is more restrained), </w:t>
+      </w:r>
+      <w:r>
+        <w:t xml:space="preserve">the </w:t>
+      </w:r>
+      <w:r>
+        <w:t>importance of elections and the behaviour of the electorate cannot be overstated.</w:t>
+      </w:r>
+      <w:r>
+        <w:t xml:space="preserve"> </w:t>
+      </w:r>
+    </w:p>
+    <w:p/>
+    <w:p>
+      <w:r>
+        <w:t>In an ideal democratic system, voters would have perfect information and arguably, ideally make their decision purely on the basis of policy proposals. In reality: not only do voters not have perfect information, many of them (and importantly, large swathes of key swing voters) often don't even have much information, meaning that</w:t>
+      </w:r>
+      <w:r>
+        <w:t xml:space="preserve"> voter decisions </w:t>
+      </w:r>
+      <w:r>
+        <w:t xml:space="preserve">are based on a mix information streams that create their </w:t>
+      </w:r>
+      <w:r>
+        <w:t>PERCEPTION</w:t>
+      </w:r>
+      <w:r>
+        <w:t xml:space="preserve"> </w:t>
+      </w:r>
+      <w:r>
+        <w:t xml:space="preserve">of </w:t>
+      </w:r>
+      <w:r>
+        <w:t xml:space="preserve">a </w:t>
+      </w:r>
+      <w:r>
+        <w:t>candidates.</w:t>
+      </w:r>
+    </w:p>
+    <w:p/>
+    <w:p>
+      <w:r>
+        <w:t xml:space="preserve">In </w:t>
+      </w:r>
+      <w:r>
+        <w:t xml:space="preserve">our </w:t>
+      </w:r>
+      <w:r>
+        <w:t>reality, e</w:t>
+      </w:r>
+      <w:r>
+        <w:t>lectoral appeal is a dynamic</w:t>
+      </w:r>
+      <w:r>
+        <w:t xml:space="preserve"> phenomenon</w:t>
+      </w:r>
+      <w:r>
+        <w:t xml:space="preserve">, </w:t>
+      </w:r>
+      <w:r>
+        <w:t>i</w:t>
+      </w:r>
+      <w:r>
+        <w:t xml:space="preserve">nfluenced by several </w:t>
+      </w:r>
+      <w:r>
+        <w:t xml:space="preserve">extrinsic </w:t>
+      </w:r>
+      <w:r>
+        <w:t xml:space="preserve">factors, such as the </w:t>
+      </w:r>
+      <w:r>
+        <w:t xml:space="preserve">state </w:t>
+      </w:r>
+      <w:r>
+        <w:t xml:space="preserve">of the media, </w:t>
+      </w:r>
+      <w:r>
+        <w:t xml:space="preserve">the </w:t>
+      </w:r>
+      <w:r>
+        <w:t>global backdrop, and changing social attitudes</w:t>
+      </w:r>
+      <w:r>
+        <w:t>, but also intrinsic</w:t>
+      </w:r>
+      <w:r>
+        <w:t xml:space="preserve"> attributes such as a candidate's age, perceived likeability, and social group.</w:t>
+      </w:r>
+    </w:p>
+    <w:p/>
+    <w:p>
+      <w:r>
+        <w:t xml:space="preserve">In a complex and large country such as the United States, this becomes further complicated by the </w:t>
+      </w:r>
+      <w:r>
+        <w:t xml:space="preserve">diversity and dynamism of </w:t>
+      </w:r>
+      <w:r>
+        <w:t>attitudes, backgrounds, and beliefs of the voters.</w:t>
+      </w:r>
+    </w:p>
+    <w:p>
+      <w:r>
+        <w:t xml:space="preserve">Since 2000, the United States has increasingly become </w:t>
+      </w:r>
+      <w:r>
+        <w:t xml:space="preserve">a less-homogenous society. The globalization of trade and culture have spurred important economic and social </w:t>
+      </w:r>
+      <w:r>
+        <w:t>divides</w:t>
+      </w:r>
+      <w:r>
+        <w:t>.</w:t>
+      </w:r>
+    </w:p>
+    <w:p>
+      <w:r>
+        <w:t xml:space="preserve">Economic divides: </w:t>
+      </w:r>
+    </w:p>
+    <w:p>
+      <w:r>
+        <w:t xml:space="preserve">Decline in manufacturing and offshoring, which disproportionately affects certain regions of the country (such as </w:t>
+      </w:r>
+      <w:proofErr w:type="spellStart"/>
+      <w:r>
+        <w:t>midwest</w:t>
+      </w:r>
+      <w:proofErr w:type="spellEnd"/>
+      <w:r>
+        <w:t xml:space="preserve"> and south) and working-class people while benefiting the owners of the companies making these savings. </w:t>
+      </w:r>
+    </w:p>
+    <w:p>
+      <w:r>
+        <w:t xml:space="preserve">At the same time, the </w:t>
+      </w:r>
+      <w:r>
+        <w:t xml:space="preserve">the adaptation to 'future </w:t>
+      </w:r>
+      <w:r>
+        <w:t>industries</w:t>
+      </w:r>
+      <w:r>
+        <w:t>' has been concentrated in the coastal cities of the country:</w:t>
+      </w:r>
+      <w:r>
+        <w:t xml:space="preserve"> w</w:t>
+      </w:r>
+      <w:r>
+        <w:t>hatever % of growth since 2000 has been</w:t>
+      </w:r>
+      <w:r>
+        <w:t xml:space="preserve"> </w:t>
+      </w:r>
+      <w:r>
+        <w:t xml:space="preserve">in sectors like tech and services, </w:t>
+      </w:r>
+      <w:r>
+        <w:t xml:space="preserve">which are based in [statistic about number of companies in </w:t>
+      </w:r>
+      <w:proofErr w:type="gramStart"/>
+      <w:r>
+        <w:t>silicon valley</w:t>
+      </w:r>
+      <w:proofErr w:type="gramEnd"/>
+      <w:r>
+        <w:t xml:space="preserve"> and </w:t>
+      </w:r>
+      <w:r>
+        <w:t>GDP</w:t>
+      </w:r>
+      <w:r>
+        <w:t xml:space="preserve"> they bring to the nation).</w:t>
+      </w:r>
+    </w:p>
+    <w:p/>
+    <w:p>
+      <w:r>
+        <w:t xml:space="preserve">Understanding the structural, cultural, and </w:t>
+      </w:r>
+      <w:r>
+        <w:t>economic</w:t>
+      </w:r>
+      <w:r>
+        <w:t xml:space="preserve"> </w:t>
+      </w:r>
+      <w:r>
+        <w:t>trends</w:t>
+      </w:r>
+      <w:r>
+        <w:t xml:space="preserve"> that guide voters to their decisions becomes then not only an exercise of curiosity and interest, but a </w:t>
+      </w:r>
+      <w:r>
+        <w:t xml:space="preserve">key and </w:t>
+      </w:r>
+      <w:r>
+        <w:t>crucial</w:t>
+      </w:r>
+      <w:r>
+        <w:t xml:space="preserve"> </w:t>
+      </w:r>
+      <w:r>
+        <w:t>study</w:t>
+      </w:r>
+      <w:r>
+        <w:t xml:space="preserve"> in shaping the messaging, posturing, and proposals of a party and candidate</w:t>
+      </w:r>
+      <w:r>
+        <w:t xml:space="preserve"> in order to most effectively reach the people that go to the ballot box.</w:t>
+      </w:r>
+    </w:p>
+    <w:p>
+      <w:r>
+        <w:t xml:space="preserve">In a world increasingly turning towards authoritarian and fascist tendencies, where it seems like history perhaps has not ended, understanding the perceptions and motivations of the electorate become an indispensable foundation for the fight against authoritarians and fascists, who would use the </w:t>
+      </w:r>
+      <w:r>
+        <w:t>shield and sword</w:t>
+      </w:r>
+      <w:r>
+        <w:t xml:space="preserve"> of democracy</w:t>
+      </w:r>
+      <w:r>
+        <w:t xml:space="preserve"> to subjugate</w:t>
+      </w:r>
+      <w:r>
+        <w:t xml:space="preserve"> </w:t>
+      </w:r>
+      <w:r>
+        <w:t>and control.</w:t>
+      </w:r>
+    </w:p>
+    <w:p>
+      <w:pPr>
+        <w:rPr>
+          <w:i/>
+          <w:iCs/>
+        </w:rPr>
+      </w:pPr>
+      <w:r>
+        <w:rPr>
+          <w:i/>
+          <w:iCs/>
+        </w:rPr>
+        <w:t xml:space="preserve">“Das </w:t>
+      </w:r>
+      <w:proofErr w:type="spellStart"/>
+      <w:r>
+        <w:rPr>
+          <w:i/>
+          <w:iCs/>
+        </w:rPr>
+        <w:t>wird</w:t>
+      </w:r>
+      <w:proofErr w:type="spellEnd"/>
+      <w:r>
+        <w:rPr>
+          <w:i/>
+          <w:iCs/>
+        </w:rPr>
+        <w:t xml:space="preserve"> </w:t>
+      </w:r>
+      <w:proofErr w:type="spellStart"/>
+      <w:r>
+        <w:rPr>
+          <w:i/>
+          <w:iCs/>
+        </w:rPr>
+        <w:t>immer</w:t>
+      </w:r>
+      <w:proofErr w:type="spellEnd"/>
+      <w:r>
+        <w:rPr>
+          <w:i/>
+          <w:iCs/>
+        </w:rPr>
+        <w:t xml:space="preserve"> </w:t>
+      </w:r>
+      <w:proofErr w:type="spellStart"/>
+      <w:r>
+        <w:rPr>
+          <w:i/>
+          <w:iCs/>
+        </w:rPr>
+        <w:t>einer</w:t>
+      </w:r>
+      <w:proofErr w:type="spellEnd"/>
+      <w:r>
+        <w:rPr>
+          <w:i/>
+          <w:iCs/>
+        </w:rPr>
+        <w:t xml:space="preserve"> der </w:t>
+      </w:r>
+      <w:proofErr w:type="spellStart"/>
+      <w:r>
+        <w:rPr>
+          <w:i/>
+          <w:iCs/>
+        </w:rPr>
+        <w:t>besten</w:t>
+      </w:r>
+      <w:proofErr w:type="spellEnd"/>
+      <w:r>
+        <w:rPr>
+          <w:i/>
+          <w:iCs/>
+        </w:rPr>
+        <w:t xml:space="preserve"> </w:t>
+      </w:r>
+      <w:proofErr w:type="spellStart"/>
+      <w:r>
+        <w:rPr>
+          <w:i/>
+          <w:iCs/>
+        </w:rPr>
+        <w:t>Witze</w:t>
+      </w:r>
+      <w:proofErr w:type="spellEnd"/>
+      <w:r>
+        <w:rPr>
+          <w:i/>
+          <w:iCs/>
+        </w:rPr>
+        <w:t xml:space="preserve"> der </w:t>
+      </w:r>
+      <w:proofErr w:type="spellStart"/>
+      <w:r>
+        <w:rPr>
+          <w:i/>
+          <w:iCs/>
+        </w:rPr>
+        <w:t>Demokratie</w:t>
+      </w:r>
+      <w:proofErr w:type="spellEnd"/>
+      <w:r>
+        <w:rPr>
+          <w:i/>
+          <w:iCs/>
+        </w:rPr>
+        <w:t xml:space="preserve"> </w:t>
+      </w:r>
+      <w:proofErr w:type="spellStart"/>
+      <w:r>
+        <w:rPr>
+          <w:i/>
+          <w:iCs/>
+        </w:rPr>
+        <w:t>bleiben</w:t>
+      </w:r>
+      <w:proofErr w:type="spellEnd"/>
+      <w:r>
+        <w:rPr>
+          <w:i/>
+          <w:iCs/>
+        </w:rPr>
+        <w:t xml:space="preserve">, </w:t>
+      </w:r>
+      <w:proofErr w:type="spellStart"/>
+      <w:r>
+        <w:rPr>
+          <w:i/>
+          <w:iCs/>
+        </w:rPr>
+        <w:t>daß</w:t>
+      </w:r>
+      <w:proofErr w:type="spellEnd"/>
+      <w:r>
+        <w:rPr>
+          <w:i/>
+          <w:iCs/>
+        </w:rPr>
+        <w:t xml:space="preserve"> </w:t>
+      </w:r>
+      <w:proofErr w:type="spellStart"/>
+      <w:r>
+        <w:rPr>
+          <w:i/>
+          <w:iCs/>
+        </w:rPr>
+        <w:t>sie</w:t>
+      </w:r>
+      <w:proofErr w:type="spellEnd"/>
+      <w:r>
+        <w:rPr>
+          <w:i/>
+          <w:iCs/>
+        </w:rPr>
+        <w:t xml:space="preserve"> </w:t>
+      </w:r>
+      <w:proofErr w:type="spellStart"/>
+      <w:r>
+        <w:rPr>
+          <w:i/>
+          <w:iCs/>
+        </w:rPr>
+        <w:t>ihren</w:t>
+      </w:r>
+      <w:proofErr w:type="spellEnd"/>
+      <w:r>
+        <w:rPr>
+          <w:i/>
+          <w:iCs/>
+        </w:rPr>
+        <w:t xml:space="preserve"> </w:t>
+      </w:r>
+      <w:proofErr w:type="spellStart"/>
+      <w:r>
+        <w:rPr>
+          <w:i/>
+          <w:iCs/>
+        </w:rPr>
+        <w:t>Todfeinden</w:t>
+      </w:r>
+      <w:proofErr w:type="spellEnd"/>
+      <w:r>
+        <w:rPr>
+          <w:i/>
+          <w:iCs/>
+        </w:rPr>
+        <w:t xml:space="preserve"> die Mittel </w:t>
+      </w:r>
+      <w:proofErr w:type="spellStart"/>
+      <w:r>
+        <w:rPr>
+          <w:i/>
+          <w:iCs/>
+        </w:rPr>
+        <w:t>selber</w:t>
+      </w:r>
+      <w:proofErr w:type="spellEnd"/>
+      <w:r>
+        <w:rPr>
+          <w:i/>
+          <w:iCs/>
+        </w:rPr>
+        <w:t xml:space="preserve"> </w:t>
+      </w:r>
+      <w:proofErr w:type="spellStart"/>
+      <w:r>
+        <w:rPr>
+          <w:i/>
+          <w:iCs/>
+        </w:rPr>
+        <w:t>stellte</w:t>
+      </w:r>
+      <w:proofErr w:type="spellEnd"/>
+      <w:r>
+        <w:rPr>
+          <w:i/>
+          <w:iCs/>
+        </w:rPr>
+        <w:t xml:space="preserve">, </w:t>
+      </w:r>
+      <w:proofErr w:type="spellStart"/>
+      <w:r>
+        <w:rPr>
+          <w:i/>
+          <w:iCs/>
+        </w:rPr>
+        <w:t>durch</w:t>
+      </w:r>
+      <w:proofErr w:type="spellEnd"/>
+      <w:r>
+        <w:rPr>
+          <w:i/>
+          <w:iCs/>
+        </w:rPr>
+        <w:t xml:space="preserve"> die </w:t>
+      </w:r>
+      <w:proofErr w:type="spellStart"/>
+      <w:r>
+        <w:rPr>
+          <w:i/>
+          <w:iCs/>
+        </w:rPr>
+        <w:t>sie</w:t>
+      </w:r>
+      <w:proofErr w:type="spellEnd"/>
+      <w:r>
+        <w:rPr>
+          <w:i/>
+          <w:iCs/>
+        </w:rPr>
+        <w:t xml:space="preserve"> </w:t>
+      </w:r>
+      <w:proofErr w:type="spellStart"/>
+      <w:r>
+        <w:rPr>
+          <w:i/>
+          <w:iCs/>
+        </w:rPr>
+        <w:t>vernichtet</w:t>
+      </w:r>
+      <w:proofErr w:type="spellEnd"/>
+      <w:r>
+        <w:rPr>
+          <w:i/>
+          <w:iCs/>
+        </w:rPr>
+        <w:t xml:space="preserve"> </w:t>
+      </w:r>
+      <w:proofErr w:type="spellStart"/>
+      <w:proofErr w:type="gramStart"/>
+      <w:r>
+        <w:rPr>
+          <w:i/>
+          <w:iCs/>
+        </w:rPr>
+        <w:t>wurde</w:t>
+      </w:r>
+      <w:proofErr w:type="spellEnd"/>
+      <w:r>
+        <w:rPr>
+          <w:i/>
+          <w:iCs/>
+        </w:rPr>
+        <w:t>.“</w:t>
+      </w:r>
+      <w:proofErr w:type="gramEnd"/>
+      <w:r>
+        <w:rPr>
+          <w:i/>
+          <w:iCs/>
+        </w:rPr>
+        <w:t xml:space="preserve"> Quote from: Joseph Goebbels, “Die </w:t>
+      </w:r>
+      <w:proofErr w:type="spellStart"/>
+      <w:r>
+        <w:rPr>
+          <w:i/>
+          <w:iCs/>
+        </w:rPr>
+        <w:lastRenderedPageBreak/>
+        <w:t>Dummheit</w:t>
+      </w:r>
+      <w:proofErr w:type="spellEnd"/>
+      <w:r>
+        <w:rPr>
+          <w:i/>
+          <w:iCs/>
+        </w:rPr>
+        <w:t xml:space="preserve"> der </w:t>
+      </w:r>
+      <w:proofErr w:type="spellStart"/>
+      <w:r>
+        <w:rPr>
+          <w:i/>
+          <w:iCs/>
+        </w:rPr>
+        <w:t>Demokratie</w:t>
+      </w:r>
+      <w:proofErr w:type="spellEnd"/>
+      <w:r>
+        <w:rPr>
+          <w:i/>
+          <w:iCs/>
+        </w:rPr>
+        <w:t xml:space="preserve">.” In: Joseph Goebbels, Der Angriff: </w:t>
+      </w:r>
+      <w:proofErr w:type="spellStart"/>
+      <w:r>
+        <w:rPr>
+          <w:i/>
+          <w:iCs/>
+        </w:rPr>
+        <w:t>Aufsätze</w:t>
+      </w:r>
+      <w:proofErr w:type="spellEnd"/>
+      <w:r>
+        <w:rPr>
+          <w:i/>
+          <w:iCs/>
+        </w:rPr>
+        <w:t xml:space="preserve"> </w:t>
+      </w:r>
+      <w:proofErr w:type="spellStart"/>
+      <w:r>
+        <w:rPr>
+          <w:i/>
+          <w:iCs/>
+        </w:rPr>
+        <w:t>aus</w:t>
+      </w:r>
+      <w:proofErr w:type="spellEnd"/>
+      <w:r>
+        <w:rPr>
+          <w:i/>
+          <w:iCs/>
+        </w:rPr>
+        <w:t xml:space="preserve"> der </w:t>
+      </w:r>
+      <w:proofErr w:type="spellStart"/>
+      <w:r>
+        <w:rPr>
+          <w:i/>
+          <w:iCs/>
+        </w:rPr>
+        <w:t>Kampfzeit</w:t>
+      </w:r>
+      <w:proofErr w:type="spellEnd"/>
+      <w:r>
+        <w:rPr>
+          <w:i/>
+          <w:iCs/>
+        </w:rPr>
+        <w:t xml:space="preserve"> (Munich: Franz </w:t>
+      </w:r>
+      <w:proofErr w:type="spellStart"/>
+      <w:r>
+        <w:rPr>
+          <w:i/>
+          <w:iCs/>
+        </w:rPr>
+        <w:t>Eher</w:t>
+      </w:r>
+      <w:proofErr w:type="spellEnd"/>
+      <w:r>
+        <w:rPr>
+          <w:i/>
+          <w:iCs/>
+        </w:rPr>
+        <w:t xml:space="preserve"> </w:t>
+      </w:r>
+      <w:proofErr w:type="spellStart"/>
+      <w:r>
+        <w:rPr>
+          <w:i/>
+          <w:iCs/>
+        </w:rPr>
+        <w:t>Nachfolger</w:t>
+      </w:r>
+      <w:proofErr w:type="spellEnd"/>
+      <w:r>
+        <w:rPr>
+          <w:i/>
+          <w:iCs/>
+        </w:rPr>
+        <w:t>, 1935), p. 61.</w:t>
+      </w:r>
+    </w:p>
+    <w:p>
+      <w:pPr>
+        <w:rPr>
+          <w:i/>
+          <w:iCs/>
+        </w:rPr>
+      </w:pPr>
+    </w:p>
+    <w:p>
+      <w:pPr>
+        <w:rPr>
+          <w:i/>
+          <w:iCs/>
+        </w:rPr>
+      </w:pPr>
+    </w:p>
+    <w:p>
+      <w:pPr>
+        <w:rPr>
+          <w:i/>
+          <w:iCs/>
+        </w:rPr>
+      </w:pPr>
+    </w:p>
+    <w:p/>
+    <w:p>
+      <w:r>
+        <w:rPr>
+          <w:b/>
+          <w:bCs/>
+        </w:rPr>
+        <w:t>Motivations</w:t>
+      </w:r>
+      <w:r>
+        <w:rPr>
+          <w:b/>
+          <w:bCs/>
+        </w:rPr>
+        <w:t xml:space="preserve"> and Research Question</w:t>
+      </w:r>
+    </w:p>
+    <w:p>
+      <w:r>
+        <w:t>-&gt; there has been much study on voter motivations and archetypes, but this paper turns its view towards a little-studied and emerging group characterize as the 'change' voter</w:t>
+      </w:r>
+    </w:p>
+    <w:p>
+      <w:r>
+        <w:t>-&gt; the change voter is real and important because:</w:t>
+      </w:r>
+    </w:p>
+    <w:p>
+      <w:r>
+        <w:t>1: economic and world situations have created an environment of constant insecurity/ subconscious unease/ dissatisfaction, which brings people to want a 'change' in the situation.</w:t>
+      </w:r>
+    </w:p>
+    <w:p>
+      <w:r>
+        <w:t xml:space="preserve">2: in voting for 'change', they are inherently non-aligned ('swing' voters) </w:t>
+      </w:r>
+    </w:p>
+    <w:p>
+      <w:r>
+        <w:t>-&gt;RQ: try to identify a change voter; what are their ideas?</w:t>
+      </w:r>
+    </w:p>
+    <w:p/>
+    <w:p>
+      <w:pPr>
+        <w:rPr>
+          <w:b/>
+          <w:bCs/>
+        </w:rPr>
+      </w:pPr>
+    </w:p>
+    <w:p>
+      <w:pPr>
+        <w:rPr>
+          <w:b/>
+          <w:bCs/>
+        </w:rPr>
+      </w:pPr>
+    </w:p>
+    <w:p>
+      <w:pPr>
+        <w:rPr>
+          <w:b/>
+          <w:bCs/>
+        </w:rPr>
+      </w:pPr>
+    </w:p>
+    <w:p>
+      <w:pPr>
+        <w:rPr>
+          <w:b/>
+          <w:bCs/>
+        </w:rPr>
+      </w:pPr>
+    </w:p>
+    <w:p>
+      <w:pPr>
+        <w:rPr>
+          <w:b/>
+          <w:bCs/>
+        </w:rPr>
+      </w:pPr>
+    </w:p>
+    <w:p>
+      <w:pPr>
+        <w:rPr>
+          <w:b/>
+          <w:bCs/>
+        </w:rPr>
+      </w:pPr>
+      <w:r>
+        <w:rPr>
+          <w:b/>
+          <w:bCs/>
+        </w:rPr>
+        <w:t>Literature Review</w:t>
+      </w:r>
+    </w:p>
+    <w:p>
+      <w:pPr>
+        <w:rPr>
+          <w:b/>
+          <w:bCs/>
+        </w:rPr>
+      </w:pPr>
+      <w:r>
+        <w:rPr>
+          <w:b/>
+          <w:bCs/>
+        </w:rPr>
+        <w:t>Contemporary Electoral Motivators in the United States</w:t>
+      </w:r>
+    </w:p>
+    <w:p>
+      <w:r>
+        <w:t>Gender is the single best predictor for democrat republican vote since 2016</w:t>
+      </w:r>
+    </w:p>
+    <w:p>
+      <w:r>
+        <w:t xml:space="preserve">Age is important, young people tend to swing less between </w:t>
+      </w:r>
+      <w:r>
+        <w:t>parties</w:t>
+      </w:r>
+    </w:p>
+    <w:p>
+      <w:r>
+        <w:t xml:space="preserve">Urban Rural divide explained partially by post NAFTA disenfranchisement of the rural/ industrial heartland of </w:t>
+      </w:r>
+      <w:r>
+        <w:t>A</w:t>
+      </w:r>
+      <w:r>
+        <w:t xml:space="preserve">merica. </w:t>
+      </w:r>
+    </w:p>
+    <w:p>
+      <w:r>
+        <w:t>Partisanship</w:t>
+      </w:r>
+      <w:r>
+        <w:t>...</w:t>
+      </w:r>
+    </w:p>
+    <w:p>
+      <w:pPr>
+        <w:rPr>
+          <w:b/>
+          <w:bCs/>
+        </w:rPr>
+      </w:pPr>
+    </w:p>
+    <w:p>
+      <w:pPr>
+        <w:rPr>
+          <w:b/>
+          <w:bCs/>
+        </w:rPr>
+      </w:pPr>
+      <w:r>
+        <w:rPr>
+          <w:b/>
+          <w:bCs/>
+        </w:rPr>
+        <w:t>Candidate Perceptions, Posturing, 'Change'-specific Posturing</w:t>
+      </w:r>
+    </w:p>
+    <w:p>
+      <w:pPr>
+        <w:rPr>
+          <w:b/>
+          <w:bCs/>
+        </w:rPr>
+      </w:pPr>
+      <w:r>
+        <w:t>Increasingly global backdrop means that candidate stances are not only judged on the basis of domestic policy and in opposition to the other party, but also to world leaders and world events. Example of bush in 2004, who is recognized in the literature as having been the candidate of 'change' despite his having been the incumbent.</w:t>
+      </w:r>
+    </w:p>
+    <w:p>
+      <w:r>
+        <w:t xml:space="preserve">Similarly, Obama's </w:t>
+      </w:r>
+      <w:proofErr w:type="spellStart"/>
+      <w:r>
+        <w:t>appeak</w:t>
+      </w:r>
+      <w:proofErr w:type="spellEnd"/>
+      <w:r>
+        <w:t xml:space="preserve"> in 2008 as a change candidate was clear, given his message of 'change', 'hope', and his being black. However, he was once arguable once again the change candidate in the 2012 election due to the (global situation? fact that </w:t>
+      </w:r>
+      <w:proofErr w:type="spellStart"/>
+      <w:r>
+        <w:t>romney</w:t>
+      </w:r>
+      <w:proofErr w:type="spellEnd"/>
+      <w:r>
+        <w:t xml:space="preserve"> was so conservative and </w:t>
+      </w:r>
+      <w:proofErr w:type="spellStart"/>
+      <w:r>
+        <w:t>mormon</w:t>
+      </w:r>
+      <w:proofErr w:type="spellEnd"/>
+      <w:r>
+        <w:t>? fallout of 2008 financial?)</w:t>
+      </w:r>
+    </w:p>
+    <w:p>
+      <w:pPr>
+        <w:rPr>
+          <w:b/>
+          <w:bCs/>
+        </w:rPr>
+      </w:pPr>
+    </w:p>
+    <w:p>
+      <w:pPr>
+        <w:rPr>
+          <w:i/>
+          <w:iCs/>
+        </w:rPr>
+      </w:pPr>
+    </w:p>
+    <w:p>
+      <w:pPr>
+        <w:rPr>
+          <w:b/>
+          <w:bCs/>
+        </w:rPr>
+      </w:pPr>
+      <w:r>
+        <w:rPr>
+          <w:b/>
+          <w:bCs/>
+        </w:rPr>
+        <w:t xml:space="preserve">Swing Voting, Incumbency Advantage vs. Anti-Incumbency </w:t>
+      </w:r>
+    </w:p>
+    <w:p/>
+    <w:p>
+      <w:pPr>
+        <w:rPr>
+          <w:b/>
+          <w:bCs/>
+        </w:rPr>
+      </w:pPr>
+    </w:p>
+    <w:p>
+      <w:pPr>
+        <w:rPr>
+          <w:b/>
+          <w:bCs/>
+        </w:rPr>
+      </w:pPr>
+      <w:r>
+        <w:rPr>
+          <w:b/>
+          <w:bCs/>
+        </w:rPr>
+        <w:t xml:space="preserve">Voting for 'Change' </w:t>
+      </w:r>
+    </w:p>
+    <w:p/>
+    <w:p/>
+    <w:p>
+      <w:pPr>
+        <w:rPr>
+          <w:b/>
+          <w:bCs/>
+        </w:rPr>
+      </w:pPr>
+    </w:p>
+    <w:p>
+      <w:r>
+        <w:rPr>
+          <w:b/>
+          <w:bCs/>
+        </w:rPr>
+        <w:lastRenderedPageBreak/>
+        <w:t>Contribution</w:t>
+      </w:r>
+    </w:p>
+    <w:p>
+      <w:r>
+        <w:t xml:space="preserve">Empirical </w:t>
+      </w:r>
+      <w:r>
+        <w:t xml:space="preserve">theory formation </w:t>
+      </w:r>
+      <w:r>
+        <w:t>whatever</w:t>
+      </w:r>
+    </w:p>
+    <w:p/>
+    <w:p/>
+    <w:p/>
+    <w:p/>
+    <w:p/>
+    <w:p/>
+    <w:p/>
+    <w:p/>
+    <w:p/>
+    <w:p/>
+    <w:p/>
+    <w:p/>
+    <w:p/>
+    <w:p/>
+    <w:p/>
+    <w:p>
+      <w:pPr>
+        <w:rPr>
+          <w:sz w:val="28"/>
+          <w:szCs w:val="28"/>
+        </w:rPr>
+      </w:pPr>
+    </w:p>
+    <w:p>
+      <w:pPr>
+        <w:rPr>
+          <w:sz w:val="28"/>
+          <w:szCs w:val="28"/>
+        </w:rPr>
+      </w:pPr>
+      <w:r>
+        <w:rPr>
+          <w:sz w:val="28"/>
+          <w:szCs w:val="28"/>
+        </w:rPr>
+        <w:t>Results</w:t>
+      </w:r>
+    </w:p>
+    <w:p>
+      <w:pPr>
+        <w:ind w:firstLine="240"/>
+      </w:pPr>
+      <w:r>
+        <w:t xml:space="preserve">Study One - Change Candidate Identification </w:t>
       </w:r>
     </w:p>
     <w:p>
       <w:pPr>
         <w:pStyle w:val="TOC2"/>
         <w:spacing w:line="240" w:lineRule="auto"/>
-      </w:pPr>
-      <w:r>
-        <w:t>8</w:t>
+        <w:ind w:firstLine="480"/>
+      </w:pPr>
+      <w:r>
+        <w:t>6</w:t>
       </w:r>
       <w:r>
         <w:t xml:space="preserve">.1 </w:t>
       </w:r>
       <w:r>
-        <w:t xml:space="preserve">Conclusions and Recommendations </w:t>
+        <w:t xml:space="preserve">Candidate of Change, Text-Based </w:t>
       </w:r>
       <w:r>
         <w:ptab w:relativeTo="margin" w:alignment="right" w:leader="dot"/>
@@ -643,1329 +2315,829 @@
         <w:t xml:space="preserve"> 5</w:t>
       </w:r>
     </w:p>
-    <w:p/>
-    <w:p>
-      <w:pPr>
-        <w:pStyle w:val="TOC1"/>
-      </w:pPr>
-      <w:r>
-        <w:t>Citations</w:t>
-      </w:r>
-    </w:p>
-    <w:p>
-      <w:pPr>
-        <w:pStyle w:val="TOC1"/>
-      </w:pPr>
-      <w:r>
-        <w:t>Appendices</w:t>
-      </w:r>
-    </w:p>
-    <w:p>
-      <w:pPr>
-        <w:pStyle w:val="TOC1"/>
-      </w:pPr>
-      <w:r>
-        <w:t>Statement of Authorship</w:t>
-      </w:r>
-    </w:p>
-    <w:p>
-      <w:pPr>
-        <w:rPr>
-          <w:b/>
-          <w:bCs/>
-          <w:sz w:val="28"/>
-          <w:szCs w:val="28"/>
-        </w:rPr>
-      </w:pPr>
-    </w:p>
+    <w:p>
+      <w:pPr>
+        <w:pStyle w:val="TOC2"/>
+        <w:spacing w:line="240" w:lineRule="auto"/>
+        <w:ind w:firstLine="480"/>
+      </w:pPr>
+      <w:r>
+        <w:t>6</w:t>
+      </w:r>
+      <w:r>
+        <w:t>.</w:t>
+      </w:r>
+      <w:r>
+        <w:t>2</w:t>
+      </w:r>
+      <w:r>
+        <w:t xml:space="preserve"> </w:t>
+      </w:r>
+      <w:r>
+        <w:t xml:space="preserve">Candidate of Change, Indicator-Based </w:t>
+      </w:r>
+      <w:r>
+        <w:ptab w:relativeTo="margin" w:alignment="right" w:leader="dot"/>
+      </w:r>
+      <w:r>
+        <w:t xml:space="preserve"> 5</w:t>
+      </w:r>
+    </w:p>
+    <w:p/>
+    <w:p/>
+    <w:p>
+      <w:pPr>
+        <w:ind w:firstLine="240"/>
+      </w:pPr>
+    </w:p>
+    <w:p>
+      <w:pPr>
+        <w:ind w:firstLine="240"/>
+      </w:pPr>
+    </w:p>
+    <w:p>
+      <w:pPr>
+        <w:ind w:firstLine="240"/>
+      </w:pPr>
+    </w:p>
+    <w:p>
+      <w:pPr>
+        <w:ind w:firstLine="240"/>
+      </w:pPr>
+    </w:p>
+    <w:p>
+      <w:pPr>
+        <w:ind w:firstLine="240"/>
+      </w:pPr>
+    </w:p>
+    <w:p>
+      <w:pPr>
+        <w:ind w:firstLine="240"/>
+      </w:pPr>
+    </w:p>
+    <w:p>
+      <w:pPr>
+        <w:ind w:firstLine="240"/>
+      </w:pPr>
+    </w:p>
+    <w:p>
+      <w:pPr>
+        <w:ind w:firstLine="240"/>
+      </w:pPr>
+    </w:p>
+    <w:p>
+      <w:pPr>
+        <w:ind w:firstLine="240"/>
+      </w:pPr>
+    </w:p>
+    <w:p>
+      <w:pPr>
+        <w:ind w:firstLine="240"/>
+      </w:pPr>
+    </w:p>
+    <w:p>
+      <w:pPr>
+        <w:ind w:firstLine="240"/>
+      </w:pPr>
+    </w:p>
+    <w:p>
+      <w:pPr>
+        <w:ind w:firstLine="240"/>
+      </w:pPr>
+    </w:p>
+    <w:p>
+      <w:pPr>
+        <w:ind w:firstLine="240"/>
+      </w:pPr>
+    </w:p>
+    <w:p>
+      <w:pPr>
+        <w:ind w:firstLine="240"/>
+      </w:pPr>
+    </w:p>
+    <w:p>
+      <w:pPr>
+        <w:ind w:firstLine="240"/>
+      </w:pPr>
+    </w:p>
+    <w:p>
+      <w:pPr>
+        <w:ind w:firstLine="240"/>
+      </w:pPr>
+    </w:p>
+    <w:p>
+      <w:pPr>
+        <w:ind w:firstLine="240"/>
+      </w:pPr>
+    </w:p>
+    <w:p>
+      <w:pPr>
+        <w:ind w:firstLine="240"/>
+      </w:pPr>
+    </w:p>
+    <w:p>
+      <w:pPr>
+        <w:ind w:firstLine="240"/>
+      </w:pPr>
+    </w:p>
+    <w:p>
+      <w:pPr>
+        <w:ind w:firstLine="240"/>
+      </w:pPr>
+    </w:p>
+    <w:p>
+      <w:pPr>
+        <w:ind w:firstLine="240"/>
+      </w:pPr>
+    </w:p>
+    <w:p>
+      <w:pPr>
+        <w:ind w:firstLine="240"/>
+      </w:pPr>
+    </w:p>
+    <w:p>
+      <w:pPr>
+        <w:rPr>
+          <w:b/>
+          <w:bCs/>
+        </w:rPr>
+      </w:pPr>
+      <w:r>
+        <w:rPr>
+          <w:b/>
+          <w:bCs/>
+        </w:rPr>
+        <w:lastRenderedPageBreak/>
+        <w:t xml:space="preserve">Study Two - Change Voter Identification </w:t>
+      </w:r>
+    </w:p>
+    <w:p>
+      <w:pPr>
+        <w:pStyle w:val="TOC2"/>
+        <w:spacing w:line="240" w:lineRule="auto"/>
+        <w:ind w:left="0"/>
+      </w:pPr>
+      <w:r>
+        <w:rPr>
+          <w:b/>
+          <w:bCs/>
+        </w:rPr>
+        <w:t>6.3 Change Voter</w:t>
+      </w:r>
+      <w:r>
+        <w:rPr>
+          <w:b/>
+          <w:bCs/>
+        </w:rPr>
+        <w:t xml:space="preserve"> Identification</w:t>
+      </w:r>
+      <w:r>
+        <w:rPr>
+          <w:b/>
+          <w:bCs/>
+        </w:rPr>
+        <w:tab/>
+      </w:r>
+      <w:r>
+        <w:tab/>
+      </w:r>
+      <w:r>
+        <w:tab/>
+      </w:r>
+    </w:p>
+    <w:p>
+      <w:pPr>
+        <w:pStyle w:val="TOC2"/>
+        <w:spacing w:line="240" w:lineRule="auto"/>
+      </w:pPr>
+    </w:p>
+    <w:p/>
+    <w:p>
+      <w:r>
+        <w:t xml:space="preserve">As is noted in the methodology section, respondents in the 2020 round of surveys were asked not only whom they voted for in the 2020 election (Biden/Trump), but also to recall their voting history from 2016 (Trump/Clinton) and 2012 (Obama/ Romney). Using this line of questioning, and based off of the results of the Composite Change Index developed in Study One of this paper, a subset of respondents </w:t>
+      </w:r>
+      <w:proofErr w:type="gramStart"/>
+      <w:r>
+        <w:t>were</w:t>
+      </w:r>
+      <w:proofErr w:type="gramEnd"/>
+      <w:r>
+        <w:t xml:space="preserve"> selected on the basis of the voting pattern:</w:t>
+      </w:r>
+    </w:p>
+    <w:p/>
     <w:p>
       <w:pPr>
         <w:jc w:val="center"/>
-        <w:rPr>
-          <w:b/>
-          <w:bCs/>
-          <w:sz w:val="28"/>
-          <w:szCs w:val="28"/>
-        </w:rPr>
-      </w:pPr>
+      </w:pPr>
+      <w:r>
+        <w:t>(2012: Obama) -&gt; (2016: Trump) -&gt; (2020: Biden)</w:t>
+      </w:r>
+    </w:p>
+    <w:p/>
+    <w:p>
+      <w:r>
+        <w:t xml:space="preserve">Figure _____ below illustrates the effect on </w:t>
+      </w:r>
+      <w:r>
+        <w:t>dataset size as these filtering rules are applied. Importantly, it shows the percentage of respondents who voted at all in the 2020 election.</w:t>
+      </w:r>
     </w:p>
     <w:p>
       <w:pPr>
         <w:jc w:val="center"/>
-        <w:rPr>
-          <w:b/>
-          <w:bCs/>
-          <w:sz w:val="28"/>
-          <w:szCs w:val="28"/>
-        </w:rPr>
       </w:pPr>
     </w:p>
     <w:p>
       <w:pPr>
         <w:jc w:val="center"/>
-        <w:rPr>
-          <w:b/>
-          <w:bCs/>
-          <w:sz w:val="28"/>
-          <w:szCs w:val="28"/>
-        </w:rPr>
-      </w:pPr>
+      </w:pPr>
+      <w:r>
+        <w:t>TABLE</w:t>
+      </w:r>
     </w:p>
     <w:p>
       <w:pPr>
         <w:jc w:val="center"/>
-        <w:rPr>
-          <w:b/>
-          <w:bCs/>
-          <w:sz w:val="28"/>
-          <w:szCs w:val="28"/>
-        </w:rPr>
-      </w:pPr>
-    </w:p>
-    <w:p>
-      <w:r>
-        <w:t xml:space="preserve"> </w:t>
-      </w:r>
-    </w:p>
-    <w:p>
-      <w:pPr>
-        <w:rPr>
-          <w:b/>
-          <w:bCs/>
-        </w:rPr>
-      </w:pPr>
-      <w:r>
-        <w:rPr>
-          <w:b/>
-          <w:bCs/>
-        </w:rPr>
+      </w:pPr>
+    </w:p>
+    <w:p>
+      <w:r>
+        <w:t>The s</w:t>
+      </w:r>
+      <w:r>
+        <w:t xml:space="preserve">ubset of voters who voted in a pattern </w:t>
+      </w:r>
+      <w:r>
+        <w:t xml:space="preserve">consistent with </w:t>
+      </w:r>
+      <w:r>
+        <w:t xml:space="preserve">Change </w:t>
+      </w:r>
+      <w:proofErr w:type="spellStart"/>
+      <w:r>
+        <w:t>Candidate</w:t>
+      </w:r>
+      <w:r>
+        <w:t xml:space="preserve"> </w:t>
+      </w:r>
+      <w:proofErr w:type="spellEnd"/>
+      <w:r>
+        <w:t>voting</w:t>
+      </w:r>
+      <w:r>
+        <w:t xml:space="preserve"> in each of the three elections, are henceforth referred to as C-Voters </w:t>
+      </w:r>
+      <w:r>
+        <w:t>(</w:t>
+      </w:r>
+      <w:r>
+        <w:t>for their pattern of 'Change</w:t>
+      </w:r>
+      <w:r>
+        <w:t xml:space="preserve"> </w:t>
+      </w:r>
+      <w:r>
+        <w:t>Voting'</w:t>
+      </w:r>
+      <w:r>
+        <w:t>)</w:t>
+      </w:r>
+      <w:r>
+        <w:t>.</w:t>
+      </w:r>
+      <w:r>
+        <w:t xml:space="preserve"> </w:t>
+      </w:r>
+      <w:r>
+        <w:t xml:space="preserve">Respondents who voted in 2020 but </w:t>
+      </w:r>
+      <w:r>
+        <w:t xml:space="preserve">did </w:t>
+      </w:r>
+      <w:r>
+        <w:rPr>
+          <w:i/>
+          <w:iCs/>
+        </w:rPr>
+        <w:t>not</w:t>
+      </w:r>
+      <w:r>
+        <w:t xml:space="preserve"> follow the pattern of Change Voting </w:t>
+      </w:r>
+      <w:r>
+        <w:t xml:space="preserve">in all of the 2012, 2016, </w:t>
+      </w:r>
+      <w:r>
+        <w:rPr>
+          <w:u w:val="single"/>
+        </w:rPr>
+        <w:t>and</w:t>
+      </w:r>
+      <w:r>
+        <w:t xml:space="preserve"> </w:t>
+      </w:r>
+      <w:r>
+        <w:t xml:space="preserve">2020 </w:t>
+      </w:r>
+      <w:r>
+        <w:t xml:space="preserve">elections </w:t>
+      </w:r>
+      <w:r>
+        <w:t>are</w:t>
+      </w:r>
+      <w:r>
+        <w:t xml:space="preserve"> henceforth referred to as M-Voters (for the fact that they are </w:t>
+      </w:r>
+      <w:r>
+        <w:t xml:space="preserve">a </w:t>
+      </w:r>
+      <w:r>
+        <w:t>'Mix</w:t>
+      </w:r>
+      <w:r>
+        <w:t>ed' group</w:t>
+      </w:r>
+      <w:r>
+        <w:t xml:space="preserve"> of </w:t>
+      </w:r>
+      <w:r>
+        <w:t>v</w:t>
+      </w:r>
+      <w:r>
+        <w:t>oters).</w:t>
+      </w:r>
+    </w:p>
+    <w:p/>
+    <w:p/>
+    <w:p/>
+    <w:p/>
+    <w:p/>
+    <w:p/>
+    <w:p/>
+    <w:p/>
+    <w:p/>
+    <w:p/>
+    <w:p/>
+    <w:p/>
+    <w:p/>
+    <w:p/>
+    <w:p/>
+    <w:p/>
+    <w:p/>
+    <w:p/>
+    <w:p/>
+    <w:p/>
+    <w:p/>
+    <w:p/>
+    <w:p/>
+    <w:p>
+      <w:pPr>
+        <w:pStyle w:val="TOC2"/>
+        <w:spacing w:line="240" w:lineRule="auto"/>
+        <w:ind w:firstLine="480"/>
+      </w:pPr>
+    </w:p>
+    <w:p>
+      <w:pPr>
+        <w:pStyle w:val="TOC2"/>
+        <w:spacing w:line="240" w:lineRule="auto"/>
+        <w:ind w:firstLine="480"/>
+      </w:pPr>
+      <w:r>
         <w:lastRenderedPageBreak/>
-        <w:t>Introduction</w:t>
-      </w:r>
-    </w:p>
-    <w:p>
-      <w:r>
-        <w:t xml:space="preserve">-&gt; elections give democracy </w:t>
-      </w:r>
-    </w:p>
-    <w:p>
-      <w:r>
-        <w:t xml:space="preserve">-&gt; voters don't have perfect info, so they choose based on more complex factors </w:t>
-      </w:r>
-    </w:p>
-    <w:p>
-      <w:r>
-        <w:t xml:space="preserve">-&gt; in a country like US, this becomes more complex, due to factors like </w:t>
-      </w:r>
-      <w:proofErr w:type="spellStart"/>
-      <w:r>
-        <w:t>xyz</w:t>
-      </w:r>
-      <w:proofErr w:type="spellEnd"/>
-    </w:p>
-    <w:p>
-      <w:r>
-        <w:t>-&gt; understanding these trends helps us understand voters and what makes them vote</w:t>
-      </w:r>
-      <w:r>
-        <w:t>, and thus better serve the democratic institution (?)</w:t>
-      </w:r>
-    </w:p>
-    <w:p>
-      <w:pPr>
-        <w:rPr>
-          <w:b/>
-          <w:bCs/>
-        </w:rPr>
-      </w:pPr>
-      <w:r>
-        <w:rPr>
-          <w:b/>
-          <w:bCs/>
-        </w:rPr>
-        <w:t>Motivations</w:t>
-      </w:r>
-      <w:r>
-        <w:rPr>
-          <w:b/>
-          <w:bCs/>
-        </w:rPr>
-        <w:t xml:space="preserve"> and Research Question</w:t>
-      </w:r>
-    </w:p>
-    <w:p>
-      <w:r>
-        <w:t>-&gt; there has been much study on voter motivations and archetypes, but this paper turns its view towards a little-studied and emerging group characterize as the 'change' voter</w:t>
-      </w:r>
-    </w:p>
-    <w:p>
-      <w:r>
-        <w:t xml:space="preserve">-&gt; the change voter is </w:t>
-      </w:r>
-      <w:r>
-        <w:t xml:space="preserve">real and </w:t>
-      </w:r>
-      <w:r>
-        <w:t>important because:</w:t>
-      </w:r>
-    </w:p>
-    <w:p>
-      <w:r>
-        <w:t>1: economic and world situations have created an environment of constant insecurity/ subconscious unease/ dissatisfaction, which brings people to want a 'change' in the situation</w:t>
-      </w:r>
-      <w:r>
-        <w:t>.</w:t>
-      </w:r>
-    </w:p>
-    <w:p>
-      <w:r>
-        <w:t>2</w:t>
-      </w:r>
-      <w:r>
-        <w:t xml:space="preserve">: in voting for 'change', they are inherently non-aligned ('swing' voters) </w:t>
-      </w:r>
-    </w:p>
-    <w:p>
-      <w:r>
-        <w:t xml:space="preserve">-&gt;RQ: </w:t>
-      </w:r>
-      <w:r>
-        <w:t>try to identify a change voter; what are their ideas?</w:t>
-      </w:r>
-    </w:p>
-    <w:p>
-      <w:pPr>
-        <w:rPr>
-          <w:b/>
-          <w:bCs/>
-        </w:rPr>
-      </w:pPr>
-      <w:r>
-        <w:rPr>
-          <w:b/>
-          <w:bCs/>
-        </w:rPr>
-        <w:t>Literature Review</w:t>
-      </w:r>
-    </w:p>
-    <w:p>
-      <w:r>
-        <w:t>Contemporary Electoral Motivators</w:t>
-      </w:r>
-    </w:p>
-    <w:p>
-      <w:r>
-        <w:t>Candidate Perceptions, Posturing, 'Change'-specific Posturing</w:t>
-      </w:r>
-    </w:p>
-    <w:p>
-      <w:r>
-        <w:t>Swing Voting, Incumbency Advantage</w:t>
-      </w:r>
-      <w:r>
-        <w:t xml:space="preserve"> vs.</w:t>
-      </w:r>
-      <w:r>
-        <w:t xml:space="preserve"> Anti-Incumbency </w:t>
-      </w:r>
-    </w:p>
-    <w:p>
-      <w:r>
-        <w:t>Voting for 'Change'</w:t>
-      </w:r>
-      <w:r>
-        <w:t xml:space="preserve"> </w:t>
-      </w:r>
-    </w:p>
-    <w:p>
-      <w:r>
-        <w:rPr>
-          <w:b/>
-          <w:bCs/>
-        </w:rPr>
-        <w:t>Contribution</w:t>
-      </w:r>
-    </w:p>
-    <w:p>
-      <w:r>
-        <w:t>-&gt; contribution: a</w:t>
-      </w:r>
-      <w:r>
-        <w:t xml:space="preserve">n </w:t>
-      </w:r>
-      <w:proofErr w:type="gramStart"/>
-      <w:r>
-        <w:t>empirically-founded</w:t>
-      </w:r>
-      <w:proofErr w:type="gramEnd"/>
-      <w:r>
-        <w:t xml:space="preserve"> building of theory</w:t>
-      </w:r>
-    </w:p>
-    <w:p>
-      <w:pPr>
-        <w:rPr>
-          <w:b/>
-          <w:bCs/>
-        </w:rPr>
-      </w:pPr>
-    </w:p>
-    <w:p>
-      <w:pPr>
-        <w:rPr>
-          <w:b/>
-          <w:bCs/>
-        </w:rPr>
-      </w:pPr>
-    </w:p>
-    <w:p>
-      <w:pPr>
-        <w:rPr>
-          <w:b/>
-          <w:bCs/>
-        </w:rPr>
-      </w:pPr>
-    </w:p>
-    <w:p>
-      <w:pPr>
-        <w:rPr>
-          <w:b/>
-          <w:bCs/>
-        </w:rPr>
-      </w:pPr>
-    </w:p>
-    <w:p>
-      <w:pPr>
-        <w:rPr>
-          <w:b/>
-          <w:bCs/>
-        </w:rPr>
-      </w:pPr>
-    </w:p>
-    <w:p>
-      <w:pPr>
-        <w:rPr>
-          <w:b/>
-          <w:bCs/>
-        </w:rPr>
-      </w:pPr>
-    </w:p>
-    <w:p>
-      <w:pPr>
-        <w:rPr>
-          <w:b/>
-          <w:bCs/>
-        </w:rPr>
-      </w:pPr>
-      <w:r>
-        <w:rPr>
-          <w:b/>
-          <w:bCs/>
-        </w:rPr>
-        <w:t>Introduction</w:t>
-      </w:r>
-      <w:r>
-        <w:rPr>
-          <w:b/>
-          <w:bCs/>
-        </w:rPr>
-        <w:t xml:space="preserve"> and Motivations</w:t>
-      </w:r>
-    </w:p>
-    <w:p>
-      <w:r>
-        <w:t>Modern elections are often huge important entertainment spectacles, with multi-</w:t>
-      </w:r>
-      <w:proofErr w:type="gramStart"/>
-      <w:r>
-        <w:t>billion dollar</w:t>
-      </w:r>
-      <w:proofErr w:type="gramEnd"/>
-      <w:r>
-        <w:t xml:space="preserve"> industries on the fringe and collective attention. </w:t>
-      </w:r>
-    </w:p>
-    <w:p>
-      <w:r>
-        <w:t>But at their root, e</w:t>
-      </w:r>
-      <w:r>
-        <w:t>lections are</w:t>
-      </w:r>
-      <w:r>
-        <w:t xml:space="preserve"> one of the most fundamental and crucial aspects of the democratic system.</w:t>
-      </w:r>
-      <w:r>
-        <w:t xml:space="preserve"> </w:t>
-      </w:r>
-    </w:p>
-    <w:p>
-      <w:r>
-        <w:t xml:space="preserve">For 90% of the population, elections are </w:t>
-      </w:r>
-      <w:r>
-        <w:t>primary avenue</w:t>
-      </w:r>
-      <w:r>
-        <w:t xml:space="preserve"> of exercise of democratic agency (compared to something like protesting, holding office, being a public servant...)</w:t>
-      </w:r>
-      <w:r>
-        <w:t>.</w:t>
-      </w:r>
-    </w:p>
-    <w:p>
-      <w:r>
-        <w:t>Elections determine the policy setting at home and the role of a country on the world stage (which is becoming increasingly important).</w:t>
-      </w:r>
-    </w:p>
-    <w:p>
-      <w:r>
-        <w:t>In a system like the United Sta</w:t>
-      </w:r>
-      <w:r>
-        <w:t>t</w:t>
-      </w:r>
-      <w:r>
-        <w:t xml:space="preserve">es, where </w:t>
-      </w:r>
-      <w:r>
-        <w:t xml:space="preserve">the president holds so much executive power (contrasted with a parliamentary system like </w:t>
-      </w:r>
-      <w:r>
-        <w:t>C</w:t>
-      </w:r>
-      <w:r>
-        <w:t xml:space="preserve">anada, where the prime minister is more restrained), </w:t>
-      </w:r>
-      <w:r>
-        <w:t xml:space="preserve">the </w:t>
-      </w:r>
-      <w:r>
-        <w:t>importance of elections and the behaviour of the electorate cannot be overstated.</w:t>
-      </w:r>
-      <w:r>
-        <w:t xml:space="preserve"> </w:t>
-      </w:r>
-    </w:p>
-    <w:p/>
-    <w:p>
-      <w:r>
-        <w:t>In an ideal democratic system, voters would have perfect information and arguably, ideally make their decision purely on the basis of policy proposals. In reality: not only do v</w:t>
-      </w:r>
-      <w:r>
-        <w:t>oters not have perfect information</w:t>
-      </w:r>
-      <w:r>
-        <w:t>,</w:t>
-      </w:r>
-      <w:r>
-        <w:t xml:space="preserve"> many of them (and</w:t>
-      </w:r>
-      <w:r>
-        <w:t xml:space="preserve"> importantly, large swathes of</w:t>
-      </w:r>
-      <w:r>
-        <w:t xml:space="preserve"> key swing voters) often don't even have much information, meaning</w:t>
-      </w:r>
-      <w:r>
-        <w:t xml:space="preserve"> that</w:t>
-      </w:r>
-      <w:r>
-        <w:t xml:space="preserve"> voter decisions </w:t>
-      </w:r>
-      <w:r>
-        <w:t xml:space="preserve">are based on a mix information streams that create their </w:t>
-      </w:r>
-      <w:r>
-        <w:t>PERCEPTION</w:t>
-      </w:r>
-      <w:r>
-        <w:t xml:space="preserve"> </w:t>
-      </w:r>
-      <w:r>
-        <w:t xml:space="preserve">of </w:t>
-      </w:r>
-      <w:r>
-        <w:t xml:space="preserve">a </w:t>
-      </w:r>
-      <w:r>
-        <w:t>candidates.</w:t>
-      </w:r>
-    </w:p>
-    <w:p/>
-    <w:p>
-      <w:r>
-        <w:lastRenderedPageBreak/>
-        <w:t xml:space="preserve">In </w:t>
-      </w:r>
-      <w:r>
-        <w:t xml:space="preserve">our </w:t>
-      </w:r>
-      <w:r>
-        <w:t>reality, e</w:t>
-      </w:r>
-      <w:r>
-        <w:t>lectoral appeal is a dynamic</w:t>
-      </w:r>
-      <w:r>
-        <w:t xml:space="preserve"> phenomenon</w:t>
-      </w:r>
-      <w:r>
-        <w:t xml:space="preserve">, </w:t>
-      </w:r>
-      <w:r>
-        <w:t>i</w:t>
-      </w:r>
-      <w:r>
-        <w:t xml:space="preserve">nfluenced by several </w:t>
-      </w:r>
-      <w:r>
-        <w:t xml:space="preserve">extrinsic </w:t>
-      </w:r>
-      <w:r>
-        <w:t xml:space="preserve">factors, such as the </w:t>
-      </w:r>
-      <w:r>
-        <w:t xml:space="preserve">state </w:t>
-      </w:r>
-      <w:r>
-        <w:t xml:space="preserve">of the media, </w:t>
-      </w:r>
-      <w:r>
-        <w:t xml:space="preserve">the </w:t>
-      </w:r>
-      <w:r>
-        <w:t>global backdrop, and changing social attitudes</w:t>
-      </w:r>
-      <w:r>
-        <w:t>, but also intrinsic</w:t>
-      </w:r>
-      <w:r>
-        <w:t xml:space="preserve"> attributes such as a candidate's age, perceived likeability, and social group.</w:t>
-      </w:r>
-    </w:p>
-    <w:p/>
-    <w:p>
-      <w:r>
-        <w:t xml:space="preserve">In a complex and large country such as the United States, this becomes further complicated by the </w:t>
-      </w:r>
-      <w:r>
-        <w:t xml:space="preserve">diversity and dynamism of </w:t>
-      </w:r>
-      <w:r>
-        <w:t>attitudes, backgrounds, and beliefs of the voters.</w:t>
-      </w:r>
-    </w:p>
-    <w:p>
-      <w:r>
-        <w:t xml:space="preserve">Since 2000, the United States has increasingly become </w:t>
-      </w:r>
-      <w:r>
-        <w:t xml:space="preserve">a less-homogenous society. The globalization of trade and culture have spurred important economic and social </w:t>
-      </w:r>
-      <w:r>
-        <w:t>divides</w:t>
-      </w:r>
-      <w:r>
-        <w:t>.</w:t>
-      </w:r>
-    </w:p>
-    <w:p>
-      <w:r>
-        <w:t xml:space="preserve">Economic divides: </w:t>
-      </w:r>
-    </w:p>
-    <w:p>
-      <w:r>
-        <w:t xml:space="preserve">Decline in manufacturing and offshoring, which disproportionately affects certain regions of the country (such as </w:t>
-      </w:r>
-      <w:proofErr w:type="spellStart"/>
-      <w:r>
-        <w:t>midwest</w:t>
-      </w:r>
-      <w:proofErr w:type="spellEnd"/>
-      <w:r>
-        <w:t xml:space="preserve"> and south) and working-class people while benefiting the owners of the companies making these savings. </w:t>
-      </w:r>
-    </w:p>
-    <w:p>
-      <w:r>
-        <w:t xml:space="preserve">At the same time, the </w:t>
-      </w:r>
-      <w:r>
-        <w:t xml:space="preserve">the adaptation to 'future </w:t>
-      </w:r>
-      <w:r>
-        <w:t>industries</w:t>
-      </w:r>
-      <w:r>
-        <w:t>' has been concentrated in the coastal cities of the country:</w:t>
-      </w:r>
-      <w:r>
-        <w:t xml:space="preserve"> w</w:t>
-      </w:r>
-      <w:r>
-        <w:t>hatever % of growth since 2000 has been</w:t>
-      </w:r>
-      <w:r>
-        <w:t xml:space="preserve"> </w:t>
-      </w:r>
-      <w:r>
-        <w:t xml:space="preserve">in sectors like tech and services, </w:t>
-      </w:r>
-      <w:r>
-        <w:t xml:space="preserve">which are based in [statistic about number of companies in </w:t>
-      </w:r>
-      <w:proofErr w:type="gramStart"/>
-      <w:r>
-        <w:t>silicon valley</w:t>
-      </w:r>
-      <w:proofErr w:type="gramEnd"/>
-      <w:r>
+        <w:t>6.4</w:t>
+      </w:r>
+      <w:r>
+        <w:t xml:space="preserve"> </w:t>
+      </w:r>
+      <w:r>
+        <w:t xml:space="preserve">Statistically Independent Attributes </w:t>
+      </w:r>
+      <w:r>
+        <w:ptab w:relativeTo="margin" w:alignment="right" w:leader="dot"/>
+      </w:r>
+      <w:r>
+        <w:t xml:space="preserve"> 5</w:t>
+      </w:r>
+    </w:p>
+    <w:p>
+      <w:r>
+        <w:t xml:space="preserve">Following the identification of the C-Voter group, three statistical tests were run on key survey variables in order to identify the attributes that set C-Voters apart. </w:t>
+      </w:r>
+      <w:r>
+        <w:t xml:space="preserve">A group of 48 variables were selected from the 1700 available in the ANES. These were selected on the basis of their relevance to the question of </w:t>
+      </w:r>
+      <w:r>
+        <w:rPr>
+          <w:u w:val="single"/>
+        </w:rPr>
+        <w:t>perceptions</w:t>
+      </w:r>
+      <w:r>
+        <w:rPr>
+          <w:u w:val="single"/>
+        </w:rPr>
         <w:t xml:space="preserve"> and </w:t>
-      </w:r>
-      <w:r>
-        <w:t>GDP</w:t>
-      </w:r>
-      <w:r>
-        <w:t xml:space="preserve"> they bring to the nation).</w:t>
-      </w:r>
-    </w:p>
-    <w:p/>
-    <w:p>
-      <w:r>
-        <w:t xml:space="preserve">Understanding the structural, cultural, and </w:t>
-      </w:r>
-      <w:r>
-        <w:t>economic</w:t>
-      </w:r>
-      <w:r>
-        <w:t xml:space="preserve"> </w:t>
-      </w:r>
-      <w:r>
-        <w:t>trends</w:t>
-      </w:r>
-      <w:r>
-        <w:t xml:space="preserve"> that guide voters to their decisions becomes then not only an exercise of curiosity and interest, but a </w:t>
-      </w:r>
-      <w:r>
-        <w:t xml:space="preserve">key and </w:t>
-      </w:r>
-      <w:r>
-        <w:t>crucial</w:t>
-      </w:r>
-      <w:r>
-        <w:t xml:space="preserve"> </w:t>
-      </w:r>
-      <w:r>
-        <w:t>study</w:t>
-      </w:r>
-      <w:r>
-        <w:t xml:space="preserve"> in shaping the messaging, posturing, and proposals of a party and candidate</w:t>
-      </w:r>
-      <w:r>
-        <w:t xml:space="preserve"> in order to most effectively reach the people that go to the ballot box.</w:t>
-      </w:r>
-    </w:p>
-    <w:p>
-      <w:r>
-        <w:t xml:space="preserve">In a world increasingly turning towards authoritarian and fascist tendencies, where it seems like history perhaps has not ended, understanding the perceptions and motivations of the electorate become an indispensable foundation for the fight against authoritarians and fascists, who would use the </w:t>
-      </w:r>
-      <w:r>
-        <w:t>shield and sword</w:t>
-      </w:r>
-      <w:r>
-        <w:t xml:space="preserve"> of democracy</w:t>
-      </w:r>
-      <w:r>
-        <w:t xml:space="preserve"> to subjugate</w:t>
-      </w:r>
-      <w:r>
-        <w:t xml:space="preserve"> </w:t>
-      </w:r>
-      <w:r>
-        <w:t>and control.</w:t>
-      </w:r>
-    </w:p>
-    <w:p>
-      <w:pPr>
-        <w:rPr>
-          <w:i/>
-          <w:iCs/>
-        </w:rPr>
-      </w:pPr>
-      <w:r>
-        <w:rPr>
-          <w:i/>
-          <w:iCs/>
-        </w:rPr>
-        <w:t xml:space="preserve">“Das </w:t>
-      </w:r>
-      <w:proofErr w:type="spellStart"/>
-      <w:r>
-        <w:rPr>
-          <w:i/>
-          <w:iCs/>
-        </w:rPr>
-        <w:t>wird</w:t>
-      </w:r>
-      <w:proofErr w:type="spellEnd"/>
-      <w:r>
-        <w:rPr>
-          <w:i/>
-          <w:iCs/>
-        </w:rPr>
-        <w:t xml:space="preserve"> </w:t>
-      </w:r>
-      <w:proofErr w:type="spellStart"/>
-      <w:r>
-        <w:rPr>
-          <w:i/>
-          <w:iCs/>
-        </w:rPr>
-        <w:t>immer</w:t>
-      </w:r>
-      <w:proofErr w:type="spellEnd"/>
-      <w:r>
-        <w:rPr>
-          <w:i/>
-          <w:iCs/>
-        </w:rPr>
-        <w:t xml:space="preserve"> </w:t>
-      </w:r>
-      <w:proofErr w:type="spellStart"/>
-      <w:r>
-        <w:rPr>
-          <w:i/>
-          <w:iCs/>
-        </w:rPr>
-        <w:t>einer</w:t>
-      </w:r>
-      <w:proofErr w:type="spellEnd"/>
-      <w:r>
-        <w:rPr>
-          <w:i/>
-          <w:iCs/>
-        </w:rPr>
-        <w:t xml:space="preserve"> der </w:t>
-      </w:r>
-      <w:proofErr w:type="spellStart"/>
-      <w:r>
-        <w:rPr>
-          <w:i/>
-          <w:iCs/>
-        </w:rPr>
-        <w:t>besten</w:t>
-      </w:r>
-      <w:proofErr w:type="spellEnd"/>
-      <w:r>
-        <w:rPr>
-          <w:i/>
-          <w:iCs/>
-        </w:rPr>
-        <w:t xml:space="preserve"> </w:t>
-      </w:r>
-      <w:proofErr w:type="spellStart"/>
-      <w:r>
-        <w:rPr>
-          <w:i/>
-          <w:iCs/>
-        </w:rPr>
-        <w:t>Witze</w:t>
-      </w:r>
-      <w:proofErr w:type="spellEnd"/>
-      <w:r>
-        <w:rPr>
-          <w:i/>
-          <w:iCs/>
-        </w:rPr>
-        <w:t xml:space="preserve"> der </w:t>
-      </w:r>
-      <w:proofErr w:type="spellStart"/>
-      <w:r>
-        <w:rPr>
-          <w:i/>
-          <w:iCs/>
-        </w:rPr>
-        <w:t>Demokratie</w:t>
-      </w:r>
-      <w:proofErr w:type="spellEnd"/>
-      <w:r>
-        <w:rPr>
-          <w:i/>
-          <w:iCs/>
-        </w:rPr>
-        <w:t xml:space="preserve"> </w:t>
-      </w:r>
-      <w:proofErr w:type="spellStart"/>
-      <w:r>
-        <w:rPr>
-          <w:i/>
-          <w:iCs/>
-        </w:rPr>
-        <w:t>bleiben</w:t>
-      </w:r>
-      <w:proofErr w:type="spellEnd"/>
-      <w:r>
-        <w:rPr>
-          <w:i/>
-          <w:iCs/>
-        </w:rPr>
-        <w:t xml:space="preserve">, </w:t>
-      </w:r>
-      <w:proofErr w:type="spellStart"/>
-      <w:r>
-        <w:rPr>
-          <w:i/>
-          <w:iCs/>
-        </w:rPr>
-        <w:t>daß</w:t>
-      </w:r>
-      <w:proofErr w:type="spellEnd"/>
-      <w:r>
-        <w:rPr>
-          <w:i/>
-          <w:iCs/>
-        </w:rPr>
-        <w:t xml:space="preserve"> </w:t>
-      </w:r>
-      <w:proofErr w:type="spellStart"/>
-      <w:r>
-        <w:rPr>
-          <w:i/>
-          <w:iCs/>
-        </w:rPr>
-        <w:t>sie</w:t>
-      </w:r>
-      <w:proofErr w:type="spellEnd"/>
-      <w:r>
-        <w:rPr>
-          <w:i/>
-          <w:iCs/>
-        </w:rPr>
-        <w:t xml:space="preserve"> </w:t>
-      </w:r>
-      <w:proofErr w:type="spellStart"/>
-      <w:r>
-        <w:rPr>
-          <w:i/>
-          <w:iCs/>
-        </w:rPr>
-        <w:t>ihren</w:t>
-      </w:r>
-      <w:proofErr w:type="spellEnd"/>
-      <w:r>
-        <w:rPr>
-          <w:i/>
-          <w:iCs/>
-        </w:rPr>
-        <w:t xml:space="preserve"> </w:t>
-      </w:r>
-      <w:proofErr w:type="spellStart"/>
-      <w:r>
-        <w:rPr>
-          <w:i/>
-          <w:iCs/>
-        </w:rPr>
-        <w:t>Todfeinden</w:t>
-      </w:r>
-      <w:proofErr w:type="spellEnd"/>
-      <w:r>
-        <w:rPr>
-          <w:i/>
-          <w:iCs/>
-        </w:rPr>
-        <w:t xml:space="preserve"> die Mittel </w:t>
-      </w:r>
-      <w:proofErr w:type="spellStart"/>
-      <w:r>
-        <w:rPr>
-          <w:i/>
-          <w:iCs/>
-        </w:rPr>
-        <w:t>selber</w:t>
-      </w:r>
-      <w:proofErr w:type="spellEnd"/>
-      <w:r>
-        <w:rPr>
-          <w:i/>
-          <w:iCs/>
-        </w:rPr>
-        <w:t xml:space="preserve"> </w:t>
-      </w:r>
-      <w:proofErr w:type="spellStart"/>
-      <w:r>
-        <w:rPr>
-          <w:i/>
-          <w:iCs/>
-        </w:rPr>
-        <w:t>stellte</w:t>
-      </w:r>
-      <w:proofErr w:type="spellEnd"/>
-      <w:r>
-        <w:rPr>
-          <w:i/>
-          <w:iCs/>
-        </w:rPr>
-        <w:t xml:space="preserve">, </w:t>
-      </w:r>
-      <w:proofErr w:type="spellStart"/>
-      <w:r>
-        <w:rPr>
-          <w:i/>
-          <w:iCs/>
-        </w:rPr>
-        <w:t>durch</w:t>
-      </w:r>
-      <w:proofErr w:type="spellEnd"/>
-      <w:r>
-        <w:rPr>
-          <w:i/>
-          <w:iCs/>
-        </w:rPr>
-        <w:t xml:space="preserve"> die </w:t>
-      </w:r>
-      <w:proofErr w:type="spellStart"/>
-      <w:r>
-        <w:rPr>
-          <w:i/>
-          <w:iCs/>
-        </w:rPr>
-        <w:t>sie</w:t>
-      </w:r>
-      <w:proofErr w:type="spellEnd"/>
-      <w:r>
-        <w:rPr>
-          <w:i/>
-          <w:iCs/>
-        </w:rPr>
-        <w:t xml:space="preserve"> </w:t>
-      </w:r>
-      <w:proofErr w:type="spellStart"/>
-      <w:r>
-        <w:rPr>
-          <w:i/>
-          <w:iCs/>
-        </w:rPr>
-        <w:t>vernichtet</w:t>
-      </w:r>
-      <w:proofErr w:type="spellEnd"/>
-      <w:r>
-        <w:rPr>
-          <w:i/>
-          <w:iCs/>
-        </w:rPr>
-        <w:t xml:space="preserve"> </w:t>
       </w:r>
       <w:proofErr w:type="spellStart"/>
       <w:proofErr w:type="gramStart"/>
       <w:r>
         <w:rPr>
-          <w:i/>
-          <w:iCs/>
-        </w:rPr>
-        <w:t>wurde</w:t>
+          <w:u w:val="single"/>
+        </w:rPr>
+        <w:t>beliefs</w:t>
+      </w:r>
+      <w:r>
+        <w:t>.Variable</w:t>
       </w:r>
       <w:proofErr w:type="spellEnd"/>
-      <w:r>
-        <w:rPr>
-          <w:i/>
-          <w:iCs/>
-        </w:rPr>
-        <w:t>.“</w:t>
-      </w:r>
       <w:proofErr w:type="gramEnd"/>
       <w:r>
-        <w:rPr>
-          <w:i/>
-          <w:iCs/>
-        </w:rPr>
-        <w:t xml:space="preserve"> Quote from: Joseph Goebbels, “Die </w:t>
-      </w:r>
-      <w:proofErr w:type="spellStart"/>
-      <w:r>
-        <w:rPr>
-          <w:i/>
-          <w:iCs/>
-        </w:rPr>
-        <w:t>Dummheit</w:t>
-      </w:r>
-      <w:proofErr w:type="spellEnd"/>
-      <w:r>
-        <w:rPr>
-          <w:i/>
-          <w:iCs/>
-        </w:rPr>
-        <w:t xml:space="preserve"> der </w:t>
-      </w:r>
-      <w:proofErr w:type="spellStart"/>
-      <w:r>
-        <w:rPr>
-          <w:i/>
-          <w:iCs/>
-        </w:rPr>
-        <w:t>Demokratie</w:t>
-      </w:r>
-      <w:proofErr w:type="spellEnd"/>
-      <w:r>
-        <w:rPr>
-          <w:i/>
-          <w:iCs/>
-        </w:rPr>
-        <w:t xml:space="preserve">.” In: Joseph Goebbels, Der Angriff: </w:t>
-      </w:r>
-      <w:proofErr w:type="spellStart"/>
-      <w:r>
-        <w:rPr>
-          <w:i/>
-          <w:iCs/>
-        </w:rPr>
-        <w:t>Aufsätze</w:t>
-      </w:r>
-      <w:proofErr w:type="spellEnd"/>
-      <w:r>
-        <w:rPr>
-          <w:i/>
-          <w:iCs/>
-        </w:rPr>
-        <w:t xml:space="preserve"> </w:t>
-      </w:r>
-      <w:proofErr w:type="spellStart"/>
-      <w:r>
-        <w:rPr>
-          <w:i/>
-          <w:iCs/>
-        </w:rPr>
-        <w:t>aus</w:t>
-      </w:r>
-      <w:proofErr w:type="spellEnd"/>
-      <w:r>
-        <w:rPr>
-          <w:i/>
-          <w:iCs/>
-        </w:rPr>
-        <w:t xml:space="preserve"> der </w:t>
-      </w:r>
-      <w:proofErr w:type="spellStart"/>
-      <w:r>
-        <w:rPr>
-          <w:i/>
-          <w:iCs/>
-        </w:rPr>
-        <w:t>Kampfzeit</w:t>
-      </w:r>
-      <w:proofErr w:type="spellEnd"/>
-      <w:r>
-        <w:rPr>
-          <w:i/>
-          <w:iCs/>
-        </w:rPr>
-        <w:t xml:space="preserve"> (Munich: Franz </w:t>
-      </w:r>
-      <w:proofErr w:type="spellStart"/>
-      <w:r>
-        <w:rPr>
-          <w:i/>
-          <w:iCs/>
-        </w:rPr>
-        <w:t>Eher</w:t>
-      </w:r>
-      <w:proofErr w:type="spellEnd"/>
-      <w:r>
-        <w:rPr>
-          <w:i/>
-          <w:iCs/>
-        </w:rPr>
-        <w:t xml:space="preserve"> </w:t>
-      </w:r>
-      <w:proofErr w:type="spellStart"/>
-      <w:r>
-        <w:rPr>
-          <w:i/>
-          <w:iCs/>
-        </w:rPr>
-        <w:t>Nachfolger</w:t>
-      </w:r>
-      <w:proofErr w:type="spellEnd"/>
-      <w:r>
-        <w:rPr>
-          <w:i/>
-          <w:iCs/>
-        </w:rPr>
-        <w:t>, 1935), p. 61.</w:t>
-      </w:r>
-    </w:p>
-    <w:p>
-      <w:pPr>
-        <w:rPr>
-          <w:i/>
-          <w:iCs/>
-        </w:rPr>
-      </w:pPr>
-    </w:p>
-    <w:p>
-      <w:pPr>
-        <w:rPr>
-          <w:i/>
-          <w:iCs/>
-        </w:rPr>
-      </w:pPr>
-    </w:p>
-    <w:p>
-      <w:pPr>
-        <w:rPr>
-          <w:i/>
-          <w:iCs/>
-        </w:rPr>
-      </w:pPr>
-    </w:p>
-    <w:p/>
-    <w:p>
-      <w:r>
-        <w:rPr>
-          <w:b/>
-          <w:bCs/>
-        </w:rPr>
-        <w:t>Motivations</w:t>
-      </w:r>
-      <w:r>
-        <w:rPr>
-          <w:b/>
-          <w:bCs/>
-        </w:rPr>
-        <w:t xml:space="preserve"> and Research Question</w:t>
-      </w:r>
-    </w:p>
-    <w:p>
-      <w:r>
-        <w:t>-&gt; there has been much study on voter motivations and archetypes, but this paper turns its view towards a little-studied and emerging group characterize as the 'change' voter</w:t>
-      </w:r>
-    </w:p>
-    <w:p>
-      <w:r>
-        <w:t>-&gt; the change voter is real and important because:</w:t>
-      </w:r>
-    </w:p>
-    <w:p>
-      <w:r>
-        <w:t>1: economic and world situations have created an environment of constant insecurity/ subconscious unease/ dissatisfaction, which brings people to want a 'change' in the situation.</w:t>
-      </w:r>
-    </w:p>
-    <w:p>
-      <w:r>
-        <w:t xml:space="preserve">2: in voting for 'change', they are inherently non-aligned ('swing' voters) </w:t>
-      </w:r>
-    </w:p>
-    <w:p>
-      <w:r>
-        <w:t>-&gt;RQ: try to identify a change voter; what are their ideas?</w:t>
-      </w:r>
-    </w:p>
-    <w:p/>
-    <w:p>
-      <w:pPr>
-        <w:rPr>
-          <w:b/>
-          <w:bCs/>
-        </w:rPr>
-      </w:pPr>
-    </w:p>
-    <w:p>
-      <w:pPr>
-        <w:rPr>
-          <w:b/>
-          <w:bCs/>
-        </w:rPr>
-      </w:pPr>
-    </w:p>
-    <w:p>
-      <w:pPr>
-        <w:rPr>
-          <w:b/>
-          <w:bCs/>
-        </w:rPr>
-      </w:pPr>
-    </w:p>
-    <w:p>
-      <w:pPr>
-        <w:rPr>
-          <w:b/>
-          <w:bCs/>
-        </w:rPr>
-      </w:pPr>
-      <w:r>
-        <w:rPr>
-          <w:b/>
-          <w:bCs/>
-        </w:rPr>
-        <w:t>Literature Review</w:t>
-      </w:r>
-    </w:p>
-    <w:p>
-      <w:pPr>
-        <w:rPr>
-          <w:b/>
-          <w:bCs/>
-        </w:rPr>
-      </w:pPr>
-      <w:r>
-        <w:rPr>
-          <w:b/>
-          <w:bCs/>
+        <w:t xml:space="preserve"> groups completely ruled were omitted for the following reasons:</w:t>
+      </w:r>
+    </w:p>
+    <w:p>
+      <w:r>
+        <w:t>Admin Variables: self explanatory</w:t>
+      </w:r>
+    </w:p>
+    <w:p>
+      <w:r>
+        <w:t xml:space="preserve">Metadata Variables: </w:t>
+      </w:r>
+      <w:r>
+        <w:t>governor in race for state (not rly q)</w:t>
+      </w:r>
+    </w:p>
+    <w:p>
+      <w:proofErr w:type="gramStart"/>
+      <w:r>
+        <w:t>Pre Variables</w:t>
+      </w:r>
+      <w:proofErr w:type="gramEnd"/>
+      <w:r>
+        <w:t>: Intention to vote for...</w:t>
+      </w:r>
+      <w:r>
+        <w:t xml:space="preserve"> Preference for House (too specific: </w:t>
+      </w:r>
+      <w:r>
+        <w:t>Low response and difficult generalizability</w:t>
+      </w:r>
+      <w:r>
+        <w:t>)</w:t>
+      </w:r>
+    </w:p>
+    <w:p>
+      <w:r>
+        <w:t>Open-Ended Answers: doable with text analysis, but few responses and sometimes not attached in encoding</w:t>
+      </w:r>
+    </w:p>
+    <w:p>
+      <w:r>
+        <w:t>Very Election-Specific Questions: like feeling on border wall</w:t>
+      </w:r>
+    </w:p>
+    <w:p>
+      <w:r>
+        <w:t>Repetitive Questions:</w:t>
+      </w:r>
+      <w:r>
+        <w:t xml:space="preserve"> (rephrasings)</w:t>
+      </w:r>
+    </w:p>
+    <w:p/>
+    <w:p>
+      <w:r>
+        <w:t>Formally, three statistical tests of independence were run on the variables to determine whether the difference in values observed in the C-Voter group when compared to the M-Voter group were distinct-enough that the differences would not be simply a result of chance. Said differently, the tests of statistical independence assess whether the distributions for any given variable vary importantly between C-Voters and M-Voters.</w:t>
+      </w:r>
+    </w:p>
+    <w:p/>
+    <w:p>
+      <w:r>
+        <w:t>The three Statistical Tests of Independence used are:</w:t>
+      </w:r>
+    </w:p>
+    <w:p>
+      <w:r>
+        <w:t>T-Test of Statistical Independence</w:t>
+      </w:r>
+    </w:p>
+    <w:p>
+      <w:r>
+        <w:t xml:space="preserve">Wilcoxon Test </w:t>
+      </w:r>
+    </w:p>
+    <w:p>
+      <w:r>
+        <w:t>Fisher's Exact Test</w:t>
+      </w:r>
+    </w:p>
+    <w:p>
+      <w:r>
+        <w:t>Each of which approaches the question of probability and distributional summarization from a different point of view.</w:t>
+      </w:r>
+    </w:p>
+    <w:p/>
+    <w:p>
+      <w:r>
+        <w:t>A T-Test assumes normality....</w:t>
+      </w:r>
+    </w:p>
+    <w:p>
+      <w:r>
+        <w:t>A Wilcoxon instead looks at counts, meaning that it doesn't rely on an average and is less affected by skew or multi-modality in a distribution...</w:t>
+      </w:r>
+    </w:p>
+    <w:p>
+      <w:r>
+        <w:t>A Fisher's Exact is designed to work with binary variables, and especially when there is a large imbalance of counts across groups. It returns a p-value, which represents the cumulative probability</w:t>
+      </w:r>
+    </w:p>
+    <w:p/>
+    <w:p>
+      <w:r>
+        <w:t>Figure 1 shows the results of these statistical tests.</w:t>
+      </w:r>
+    </w:p>
+    <w:p>
+      <w:pPr>
+        <w:keepNext/>
+      </w:pPr>
+      <w:r>
+        <w:rPr>
+          <w:noProof/>
         </w:rPr>
         <w:lastRenderedPageBreak/>
-        <w:t>Contemporary Electoral Motivators in the United States</w:t>
-      </w:r>
-    </w:p>
-    <w:p>
-      <w:r>
-        <w:t>Gender is the single best predictor for democrat republican vote since 2016</w:t>
-      </w:r>
-    </w:p>
-    <w:p>
-      <w:r>
-        <w:t xml:space="preserve">Age is important, young people tend to swing less between </w:t>
-      </w:r>
-      <w:r>
-        <w:t>parties</w:t>
-      </w:r>
-    </w:p>
-    <w:p>
-      <w:r>
-        <w:t xml:space="preserve">Urban Rural divide explained partially by post NAFTA disenfranchisement of the rural/ industrial heartland of </w:t>
-      </w:r>
-      <w:r>
-        <w:t>A</w:t>
-      </w:r>
-      <w:r>
-        <w:t xml:space="preserve">merica. </w:t>
-      </w:r>
-    </w:p>
-    <w:p>
-      <w:r>
-        <w:t>Partisanship</w:t>
-      </w:r>
-      <w:r>
-        <w:t>...</w:t>
-      </w:r>
-    </w:p>
-    <w:p>
-      <w:pPr>
-        <w:rPr>
-          <w:b/>
-          <w:bCs/>
-        </w:rPr>
-      </w:pPr>
-    </w:p>
-    <w:p>
-      <w:pPr>
-        <w:rPr>
-          <w:b/>
-          <w:bCs/>
-        </w:rPr>
-      </w:pPr>
-      <w:r>
-        <w:rPr>
-          <w:b/>
-          <w:bCs/>
-        </w:rPr>
-        <w:t>Candidate Perceptions, Posturing, 'Change'-specific Posturing</w:t>
-      </w:r>
-    </w:p>
-    <w:p>
-      <w:pPr>
-        <w:rPr>
-          <w:b/>
-          <w:bCs/>
-        </w:rPr>
-      </w:pPr>
-      <w:r>
-        <w:t>Increasingly global backdrop means that candidate stances are not only judged on the basis of domestic policy and in opposition to the other party, but also to world leaders and world events. Example of bush in 2004, who is recognized in the literature as having been the candidate of 'change' despite his having been the incumbent.</w:t>
-      </w:r>
-    </w:p>
-    <w:p>
-      <w:r>
-        <w:t xml:space="preserve">Similarly, Obama's </w:t>
-      </w:r>
-      <w:proofErr w:type="spellStart"/>
-      <w:r>
-        <w:t>appeak</w:t>
-      </w:r>
-      <w:proofErr w:type="spellEnd"/>
-      <w:r>
-        <w:t xml:space="preserve"> in 2008 as a change candidate was clear, given his message of 'change', 'hope', and his being black. However, he was once arguable once again the change candidate in the 2012 election due to the (global situation? fact that </w:t>
-      </w:r>
-      <w:proofErr w:type="spellStart"/>
-      <w:r>
-        <w:t>romney</w:t>
-      </w:r>
-      <w:proofErr w:type="spellEnd"/>
-      <w:r>
-        <w:t xml:space="preserve"> was so conservative and </w:t>
-      </w:r>
-      <w:proofErr w:type="spellStart"/>
-      <w:r>
-        <w:t>mormon</w:t>
-      </w:r>
-      <w:proofErr w:type="spellEnd"/>
-      <w:r>
-        <w:t>? fallout of 2008 financial?)</w:t>
-      </w:r>
-    </w:p>
-    <w:p>
-      <w:pPr>
-        <w:rPr>
-          <w:b/>
-          <w:bCs/>
-        </w:rPr>
-      </w:pPr>
-    </w:p>
-    <w:p>
-      <w:pPr>
-        <w:rPr>
-          <w:i/>
-          <w:iCs/>
-        </w:rPr>
-      </w:pPr>
-    </w:p>
-    <w:p>
-      <w:pPr>
-        <w:rPr>
-          <w:b/>
-          <w:bCs/>
-        </w:rPr>
-      </w:pPr>
-      <w:r>
-        <w:rPr>
-          <w:b/>
-          <w:bCs/>
-        </w:rPr>
-        <w:t xml:space="preserve">Swing Voting, Incumbency Advantage vs. Anti-Incumbency </w:t>
-      </w:r>
-    </w:p>
-    <w:p>
-      <w:pPr>
-        <w:rPr>
-          <w:b/>
-          <w:bCs/>
-        </w:rPr>
-      </w:pPr>
-    </w:p>
-    <w:p>
-      <w:pPr>
-        <w:rPr>
-          <w:b/>
-          <w:bCs/>
-        </w:rPr>
-      </w:pPr>
-      <w:r>
-        <w:rPr>
-          <w:b/>
-          <w:bCs/>
-        </w:rPr>
-        <w:t xml:space="preserve">Voting for 'Change' </w:t>
-      </w:r>
-    </w:p>
+        <w:drawing>
+          <wp:inline distT="0" distB="0" distL="0" distR="0" wp14:anchorId="1FDA6A57" wp14:editId="520DD8E4">
+            <wp:extent cx="5943600" cy="4916805"/>
+            <wp:effectExtent l="12700" t="12700" r="12700" b="10795"/>
+            <wp:docPr id="2" name="Picture 2"/>
+            <wp:cNvGraphicFramePr>
+              <a:graphicFrameLocks xmlns:a="http://schemas.openxmlformats.org/drawingml/2006/main" noChangeAspect="1"/>
+            </wp:cNvGraphicFramePr>
+            <a:graphic xmlns:a="http://schemas.openxmlformats.org/drawingml/2006/main">
+              <a:graphicData uri="http://schemas.openxmlformats.org/drawingml/2006/picture">
+                <pic:pic xmlns:pic="http://schemas.openxmlformats.org/drawingml/2006/picture">
+                  <pic:nvPicPr>
+                    <pic:cNvPr id="2" name="Picture 2"/>
+                    <pic:cNvPicPr/>
+                  </pic:nvPicPr>
+                  <pic:blipFill>
+                    <a:blip r:embed="rId6" cstate="print">
+                      <a:extLst>
+                        <a:ext uri="{28A0092B-C50C-407E-A947-70E740481C1C}">
+                          <a14:useLocalDpi xmlns:a14="http://schemas.microsoft.com/office/drawing/2010/main" val="0"/>
+                        </a:ext>
+                      </a:extLst>
+                    </a:blip>
+                    <a:stretch>
+                      <a:fillRect/>
+                    </a:stretch>
+                  </pic:blipFill>
+                  <pic:spPr>
+                    <a:xfrm>
+                      <a:off x="0" y="0"/>
+                      <a:ext cx="5943600" cy="4916805"/>
+                    </a:xfrm>
+                    <a:prstGeom prst="rect">
+                      <a:avLst/>
+                    </a:prstGeom>
+                    <a:ln>
+                      <a:solidFill>
+                        <a:srgbClr val="4472C4"/>
+                      </a:solidFill>
+                    </a:ln>
+                  </pic:spPr>
+                </pic:pic>
+              </a:graphicData>
+            </a:graphic>
+          </wp:inline>
+        </w:drawing>
+      </w:r>
+    </w:p>
+    <w:p>
+      <w:pPr>
+        <w:pStyle w:val="Caption"/>
+        <w:jc w:val="center"/>
+        <w:rPr>
+          <w:sz w:val="20"/>
+          <w:szCs w:val="20"/>
+        </w:rPr>
+      </w:pPr>
+      <w:r>
+        <w:rPr>
+          <w:sz w:val="20"/>
+          <w:szCs w:val="20"/>
+        </w:rPr>
+        <w:t xml:space="preserve">Figure </w:t>
+      </w:r>
+      <w:r>
+        <w:rPr>
+          <w:sz w:val="20"/>
+          <w:szCs w:val="20"/>
+        </w:rPr>
+        <w:fldChar w:fldCharType="begin"/>
+      </w:r>
+      <w:r>
+        <w:rPr>
+          <w:sz w:val="20"/>
+          <w:szCs w:val="20"/>
+        </w:rPr>
+        <w:instrText xml:space="preserve"> SEQ Figure \* ARABIC </w:instrText>
+      </w:r>
+      <w:r>
+        <w:rPr>
+          <w:sz w:val="20"/>
+          <w:szCs w:val="20"/>
+        </w:rPr>
+        <w:fldChar w:fldCharType="separate"/>
+      </w:r>
+      <w:r>
+        <w:rPr>
+          <w:noProof/>
+          <w:sz w:val="20"/>
+          <w:szCs w:val="20"/>
+        </w:rPr>
+        <w:t>1</w:t>
+      </w:r>
+      <w:r>
+        <w:rPr>
+          <w:sz w:val="20"/>
+          <w:szCs w:val="20"/>
+        </w:rPr>
+        <w:fldChar w:fldCharType="end"/>
+      </w:r>
+      <w:r>
+        <w:rPr>
+          <w:sz w:val="20"/>
+          <w:szCs w:val="20"/>
+        </w:rPr>
+        <w:t xml:space="preserve"> - Voter Attributes with Statistical</w:t>
+      </w:r>
+      <w:r>
+        <w:rPr>
+          <w:noProof/>
+          <w:sz w:val="20"/>
+          <w:szCs w:val="20"/>
+        </w:rPr>
+        <w:t xml:space="preserve"> Independence relative to full datase</w:t>
+      </w:r>
+      <w:r>
+        <w:rPr>
+          <w:noProof/>
+          <w:sz w:val="20"/>
+          <w:szCs w:val="20"/>
+        </w:rPr>
+        <w:t>t</w:t>
+      </w:r>
+    </w:p>
+    <w:p/>
+    <w:p>
+      <w:r>
+        <w:t>Fauci</w:t>
+      </w:r>
+    </w:p>
+    <w:p>
+      <w:r>
+        <w:t>Scientists</w:t>
+      </w:r>
+    </w:p>
+    <w:p>
+      <w:r>
+        <w:t>Climate Impact</w:t>
+      </w:r>
+    </w:p>
+    <w:p>
+      <w:r>
+        <w:t>Climate Issue Importance</w:t>
+      </w:r>
+    </w:p>
+    <w:p>
+      <w:r>
+        <w:t>Left Right Self</w:t>
+      </w:r>
+    </w:p>
+    <w:p>
+      <w:r>
+        <w:t>Matters who is in Power</w:t>
+      </w:r>
+    </w:p>
+    <w:p>
+      <w:r>
+        <w:t>Changing World and Morals</w:t>
+      </w:r>
+    </w:p>
+    <w:p>
+      <w:r>
+        <w:t>Government Performance 4 years</w:t>
+      </w:r>
+    </w:p>
+    <w:p>
+      <w:r>
+        <w:t>Differences in Major Parties</w:t>
+      </w:r>
+    </w:p>
+    <w:p>
+      <w:r>
+        <w:t>Economy 12 months</w:t>
+      </w:r>
+    </w:p>
+    <w:p/>
+    <w:p/>
+    <w:p/>
+    <w:p/>
+    <w:p>
+      <w:pPr>
+        <w:pStyle w:val="TOC2"/>
+        <w:spacing w:line="240" w:lineRule="auto"/>
+        <w:ind w:left="0"/>
+      </w:pPr>
+      <w:r>
+        <w:tab/>
+        <w:t xml:space="preserve">6.5 Change Voter Theory-Building </w:t>
+      </w:r>
+      <w:r>
+        <w:ptab w:relativeTo="margin" w:alignment="right" w:leader="dot"/>
+      </w:r>
+      <w:r>
+        <w:t xml:space="preserve"> 5</w:t>
+      </w:r>
+    </w:p>
+    <w:p>
+      <w:pPr>
+        <w:ind w:firstLine="240"/>
+      </w:pPr>
+      <w:r>
+        <w:t>Study T</w:t>
+      </w:r>
+      <w:r>
+        <w:t>hree</w:t>
+      </w:r>
+      <w:r>
+        <w:t xml:space="preserve"> - Change Voter Theory Testing</w:t>
+      </w:r>
+    </w:p>
+    <w:p>
+      <w:pPr>
+        <w:pStyle w:val="TOC2"/>
+        <w:spacing w:line="240" w:lineRule="auto"/>
+        <w:ind w:firstLine="480"/>
+      </w:pPr>
+      <w:r>
+        <w:lastRenderedPageBreak/>
+        <w:t>6</w:t>
+      </w:r>
+      <w:r>
+        <w:t>.</w:t>
+      </w:r>
+      <w:r>
+        <w:t>6</w:t>
+      </w:r>
+      <w:r>
+        <w:t xml:space="preserve"> </w:t>
+      </w:r>
+      <w:r>
+        <w:t>Probability of Electing the Change Candidate - Federal</w:t>
+      </w:r>
+      <w:r>
+        <w:ptab w:relativeTo="margin" w:alignment="right" w:leader="dot"/>
+      </w:r>
+      <w:r>
+        <w:t xml:space="preserve"> 5</w:t>
+      </w:r>
+    </w:p>
+    <w:p>
+      <w:pPr>
+        <w:pStyle w:val="TOC2"/>
+        <w:spacing w:line="240" w:lineRule="auto"/>
+        <w:ind w:firstLine="480"/>
+      </w:pPr>
+      <w:r>
+        <w:t>6</w:t>
+      </w:r>
+      <w:r>
+        <w:t>.</w:t>
+      </w:r>
+      <w:r>
+        <w:t>6</w:t>
+      </w:r>
+      <w:r>
+        <w:t xml:space="preserve"> </w:t>
+      </w:r>
+      <w:r>
+        <w:t xml:space="preserve">Probability of Electing the Change Candidate - Primary (?) </w:t>
+      </w:r>
+      <w:r>
+        <w:ptab w:relativeTo="margin" w:alignment="right" w:leader="dot"/>
+      </w:r>
+      <w:r>
+        <w:t xml:space="preserve"> 5</w:t>
+      </w:r>
+    </w:p>
+    <w:p/>
     <w:p/>
     <w:sectPr>
       <w:pgSz w:w="12240" w:h="15840"/>
@@ -2918,6 +4090,25 @@
       <w:contextualSpacing/>
     </w:pPr>
   </w:style>
+  <w:style w:type="paragraph" w:styleId="Caption">
+    <w:name w:val="caption"/>
+    <w:basedOn w:val="Normal"/>
+    <w:next w:val="Normal"/>
+    <w:uiPriority w:val="35"/>
+    <w:unhideWhenUsed/>
+    <w:qFormat/>
+    <w:rsid w:val="00B9096E"/>
+    <w:pPr>
+      <w:spacing w:after="200"/>
+    </w:pPr>
+    <w:rPr>
+      <w:i/>
+      <w:iCs/>
+      <w:color w:val="44546A" w:themeColor="text2"/>
+      <w:sz w:val="18"/>
+      <w:szCs w:val="18"/>
+    </w:rPr>
+  </w:style>
 </w:styles>
 </file>
 

--- a/Thesis Assets/Thesis Proto Thesis.docx
+++ b/Thesis Assets/Thesis Proto Thesis.docx
@@ -2804,7 +2804,15 @@
         <w:t>Repetitive Questions:</w:t>
       </w:r>
       <w:r>
-        <w:t xml:space="preserve"> (rephrasings)</w:t>
+        <w:t xml:space="preserve"> (</w:t>
+      </w:r>
+      <w:proofErr w:type="spellStart"/>
+      <w:r>
+        <w:t>rephrasings</w:t>
+      </w:r>
+      <w:proofErr w:type="spellEnd"/>
+      <w:r>
+        <w:t>)</w:t>
       </w:r>
     </w:p>
     <w:p/>
@@ -2871,10 +2879,10 @@
         </w:rPr>
         <w:lastRenderedPageBreak/>
         <w:drawing>
-          <wp:inline distT="0" distB="0" distL="0" distR="0" wp14:anchorId="1FDA6A57" wp14:editId="520DD8E4">
-            <wp:extent cx="5943600" cy="4916805"/>
-            <wp:effectExtent l="12700" t="12700" r="12700" b="10795"/>
-            <wp:docPr id="2" name="Picture 2"/>
+          <wp:inline distT="0" distB="0" distL="0" distR="0" wp14:anchorId="797754E7" wp14:editId="1993A12A">
+            <wp:extent cx="5816600" cy="8229600"/>
+            <wp:effectExtent l="12700" t="12700" r="12700" b="12700"/>
+            <wp:docPr id="4" name="Picture 4"/>
             <wp:cNvGraphicFramePr>
               <a:graphicFrameLocks xmlns:a="http://schemas.openxmlformats.org/drawingml/2006/main" noChangeAspect="1"/>
             </wp:cNvGraphicFramePr>
@@ -2882,7 +2890,7 @@
               <a:graphicData uri="http://schemas.openxmlformats.org/drawingml/2006/picture">
                 <pic:pic xmlns:pic="http://schemas.openxmlformats.org/drawingml/2006/picture">
                   <pic:nvPicPr>
-                    <pic:cNvPr id="2" name="Picture 2"/>
+                    <pic:cNvPr id="4" name="Picture 4"/>
                     <pic:cNvPicPr/>
                   </pic:nvPicPr>
                   <pic:blipFill>
@@ -2900,7 +2908,7 @@
                   <pic:spPr>
                     <a:xfrm>
                       <a:off x="0" y="0"/>
-                      <a:ext cx="5943600" cy="4916805"/>
+                      <a:ext cx="5816600" cy="8229600"/>
                     </a:xfrm>
                     <a:prstGeom prst="rect">
                       <a:avLst/>
@@ -2932,6 +2940,7 @@
           <w:sz w:val="20"/>
           <w:szCs w:val="20"/>
         </w:rPr>
+        <w:lastRenderedPageBreak/>
         <w:t xml:space="preserve">Figure </w:t>
       </w:r>
       <w:r>
@@ -2994,57 +3003,523 @@
         <w:t>t</w:t>
       </w:r>
     </w:p>
-    <w:p/>
-    <w:p>
-      <w:r>
-        <w:t>Fauci</w:t>
-      </w:r>
-    </w:p>
-    <w:p>
-      <w:r>
-        <w:t>Scientists</w:t>
-      </w:r>
-    </w:p>
-    <w:p>
-      <w:r>
-        <w:t>Climate Impact</w:t>
-      </w:r>
-    </w:p>
-    <w:p>
-      <w:r>
-        <w:t>Climate Issue Importance</w:t>
-      </w:r>
-    </w:p>
-    <w:p>
-      <w:r>
-        <w:t>Left Right Self</w:t>
-      </w:r>
-    </w:p>
-    <w:p>
-      <w:r>
-        <w:t>Matters who is in Power</w:t>
-      </w:r>
-    </w:p>
-    <w:p>
-      <w:r>
-        <w:t>Changing World and Morals</w:t>
-      </w:r>
-    </w:p>
-    <w:p>
-      <w:r>
-        <w:t>Government Performance 4 years</w:t>
-      </w:r>
-    </w:p>
-    <w:p>
-      <w:r>
-        <w:t>Differences in Major Parties</w:t>
-      </w:r>
-    </w:p>
-    <w:p>
-      <w:r>
-        <w:t>Economy 12 months</w:t>
-      </w:r>
-    </w:p>
+    <w:p>
+      <w:r>
+        <w:t xml:space="preserve">Results are listed in descending order of p-value, which coincides roughly with the absolute value of the t-statistic. </w:t>
+      </w:r>
+      <w:proofErr w:type="gramStart"/>
+      <w:r>
+        <w:t xml:space="preserve">Before beginning </w:t>
+      </w:r>
+      <w:r>
+        <w:t xml:space="preserve">an </w:t>
+      </w:r>
+      <w:r>
+        <w:t>analysis</w:t>
+      </w:r>
+      <w:r>
+        <w:t xml:space="preserve"> of these tests</w:t>
+      </w:r>
+      <w:r>
+        <w:t>, it</w:t>
+      </w:r>
+      <w:proofErr w:type="gramEnd"/>
+      <w:r>
+        <w:t xml:space="preserve"> should be noted that a simple mean or even a t-statistic is rarely enough to fully grasp the differences in distribution voter groups, as the scales of certain variables are prone to irregular distribution shapes, such as heavy skews, multi-modality, and kurtosis that are best understood alongside a visual reference. </w:t>
+      </w:r>
+      <w:r>
+        <w:t>This analysis will highlight the important shape irregularities in the key variables, but an interested reader may consult the appendix for a full view of all distributions for the above variables.</w:t>
+      </w:r>
+    </w:p>
+    <w:p/>
+    <w:p>
+      <w:r>
+        <w:t xml:space="preserve">The results of these tests help us inform the formulation of a theory of who a Change Voter might be. First, and perhaps most interestingly, are the two variables related to the feeling of the </w:t>
+      </w:r>
+      <w:r>
+        <w:t>survey respondent</w:t>
+      </w:r>
+      <w:r>
+        <w:t xml:space="preserve"> towards Dr. Anthony Fauci (who held the position of Chief Medical Advisor to the President during the</w:t>
+      </w:r>
+      <w:r>
+        <w:t xml:space="preserve"> time at which this</w:t>
+      </w:r>
+      <w:r>
+        <w:t xml:space="preserve"> survey</w:t>
+      </w:r>
+      <w:r>
+        <w:t xml:space="preserve"> was conducted) and 'Scientists' as a general group. Respondents, asked to give a number between 0-100 representing how 'favourably' they felt towards Dr. Fauci and towards 'Scientists', were significantly more likely to give a positive score if they were </w:t>
+      </w:r>
+      <w:proofErr w:type="spellStart"/>
+      <w:r>
+        <w:t>CVoters</w:t>
+      </w:r>
+      <w:proofErr w:type="spellEnd"/>
+      <w:r>
+        <w:t xml:space="preserve">. While the t-statistic (as noted earlier) does not paint the whole story, it tells us that, on average, </w:t>
+      </w:r>
+      <w:proofErr w:type="spellStart"/>
+      <w:r>
+        <w:t>CVoters</w:t>
+      </w:r>
+      <w:proofErr w:type="spellEnd"/>
+      <w:r>
+        <w:t xml:space="preserve"> see Dr. Fauci six points more favourably than </w:t>
+      </w:r>
+      <w:proofErr w:type="spellStart"/>
+      <w:r>
+        <w:t>MVoters</w:t>
+      </w:r>
+      <w:proofErr w:type="spellEnd"/>
+      <w:r>
+        <w:t>, and Scientists five points more favourably, adjusted for variance. Figure 2 below expands on this to show just how severe the difference in distributions really is.</w:t>
+      </w:r>
+      <w:r>
+        <w:t xml:space="preserve"> For Dr. Fauci, we see the great majority of respondents score him at seventy-five or above, while Scientists receive a similar (though less extremely distinct) scoring trend.</w:t>
+      </w:r>
+      <w:r>
+        <w:t xml:space="preserve"> </w:t>
+      </w:r>
+    </w:p>
+    <w:p/>
+    <w:p>
+      <w:pPr>
+        <w:keepNext/>
+      </w:pPr>
+      <w:r>
+        <w:rPr>
+          <w:noProof/>
+        </w:rPr>
+        <w:drawing>
+          <wp:inline distT="0" distB="0" distL="0" distR="0" wp14:anchorId="06C9E98C" wp14:editId="01B6F27B">
+            <wp:extent cx="5943600" cy="3185160"/>
+            <wp:effectExtent l="12700" t="12700" r="12700" b="15240"/>
+            <wp:docPr id="5" name="Picture 5"/>
+            <wp:cNvGraphicFramePr>
+              <a:graphicFrameLocks xmlns:a="http://schemas.openxmlformats.org/drawingml/2006/main" noChangeAspect="1"/>
+            </wp:cNvGraphicFramePr>
+            <a:graphic xmlns:a="http://schemas.openxmlformats.org/drawingml/2006/main">
+              <a:graphicData uri="http://schemas.openxmlformats.org/drawingml/2006/picture">
+                <pic:pic xmlns:pic="http://schemas.openxmlformats.org/drawingml/2006/picture">
+                  <pic:nvPicPr>
+                    <pic:cNvPr id="5" name="Picture 5"/>
+                    <pic:cNvPicPr/>
+                  </pic:nvPicPr>
+                  <pic:blipFill>
+                    <a:blip r:embed="rId7" cstate="print">
+                      <a:extLst>
+                        <a:ext uri="{28A0092B-C50C-407E-A947-70E740481C1C}">
+                          <a14:useLocalDpi xmlns:a14="http://schemas.microsoft.com/office/drawing/2010/main" val="0"/>
+                        </a:ext>
+                      </a:extLst>
+                    </a:blip>
+                    <a:stretch>
+                      <a:fillRect/>
+                    </a:stretch>
+                  </pic:blipFill>
+                  <pic:spPr>
+                    <a:xfrm>
+                      <a:off x="0" y="0"/>
+                      <a:ext cx="5943600" cy="3185160"/>
+                    </a:xfrm>
+                    <a:prstGeom prst="rect">
+                      <a:avLst/>
+                    </a:prstGeom>
+                    <a:ln>
+                      <a:solidFill>
+                        <a:srgbClr val="4472C4"/>
+                      </a:solidFill>
+                    </a:ln>
+                  </pic:spPr>
+                </pic:pic>
+              </a:graphicData>
+            </a:graphic>
+          </wp:inline>
+        </w:drawing>
+      </w:r>
+    </w:p>
+    <w:p>
+      <w:pPr>
+        <w:pStyle w:val="Caption"/>
+        <w:jc w:val="center"/>
+      </w:pPr>
+      <w:r>
+        <w:t xml:space="preserve">Figure </w:t>
+      </w:r>
+      <w:fldSimple w:instr=" SEQ Figure \* ARABIC ">
+        <w:r>
+          <w:rPr>
+            <w:noProof/>
+          </w:rPr>
+          <w:t>2</w:t>
+        </w:r>
+      </w:fldSimple>
+      <w:r>
+        <w:t xml:space="preserve">, Distribution Comparison between </w:t>
+      </w:r>
+      <w:proofErr w:type="spellStart"/>
+      <w:r>
+        <w:t>CVoter</w:t>
+      </w:r>
+      <w:proofErr w:type="spellEnd"/>
+      <w:r>
+        <w:t xml:space="preserve"> and </w:t>
+      </w:r>
+      <w:proofErr w:type="spellStart"/>
+      <w:r>
+        <w:t>MVoter</w:t>
+      </w:r>
+      <w:proofErr w:type="spellEnd"/>
+      <w:r>
+        <w:t xml:space="preserve"> scores for Dr. Fauci and 'Scientists'</w:t>
+      </w:r>
+    </w:p>
+    <w:p/>
+    <w:p/>
+    <w:p/>
+    <w:p/>
+    <w:p>
+      <w:r>
+        <w:t>Family income - on average 10,000 USD lower</w:t>
+      </w:r>
+    </w:p>
+    <w:p>
+      <w:proofErr w:type="spellStart"/>
+      <w:r>
+        <w:t>Therm</w:t>
+      </w:r>
+      <w:proofErr w:type="spellEnd"/>
+      <w:r>
+        <w:t>: labour unions - more favourable - explains the</w:t>
+      </w:r>
+      <w:r>
+        <w:t xml:space="preserve"> 2020</w:t>
+      </w:r>
+      <w:r>
+        <w:t xml:space="preserve"> bi</w:t>
+      </w:r>
+      <w:proofErr w:type="spellStart"/>
+      <w:r>
+        <w:t>den</w:t>
+      </w:r>
+      <w:proofErr w:type="spellEnd"/>
+      <w:r>
+        <w:t xml:space="preserve"> vote and could also explain why trump vote in 1</w:t>
+      </w:r>
+      <w:r>
+        <w:t>6</w:t>
+      </w:r>
+      <w:r>
+        <w:t>: pro-working class</w:t>
+      </w:r>
+      <w:r>
+        <w:t>. Means probably also Trump in</w:t>
+      </w:r>
+      <w:r>
+        <w:t xml:space="preserve"> 24</w:t>
+      </w:r>
+      <w:r>
+        <w:t xml:space="preserve"> since pro manufacturing</w:t>
+      </w:r>
+    </w:p>
+    <w:p>
+      <w:r>
+        <w:t>Economy 12 months - worse</w:t>
+      </w:r>
+    </w:p>
+    <w:p>
+      <w:r>
+        <w:t>Income Gap 20 years - larger (worse)</w:t>
+      </w:r>
+    </w:p>
+    <w:p/>
+    <w:p>
+      <w:r>
+        <w:t>Climate issue - More important</w:t>
+      </w:r>
+    </w:p>
+    <w:p>
+      <w:r>
+        <w:t>Hopeful about things in US - less hopeful</w:t>
+      </w:r>
+    </w:p>
+    <w:p>
+      <w:r>
+        <w:t>Happy about things in US - less happy</w:t>
+      </w:r>
+    </w:p>
+    <w:p>
+      <w:r>
+        <w:t xml:space="preserve">Government last 4 </w:t>
+      </w:r>
+      <w:proofErr w:type="spellStart"/>
+      <w:r>
+        <w:t>yrs</w:t>
+      </w:r>
+      <w:proofErr w:type="spellEnd"/>
+      <w:r>
+        <w:t xml:space="preserve"> - worse</w:t>
+      </w:r>
+    </w:p>
+    <w:p/>
+    <w:p>
+      <w:r>
+        <w:t>Fauci - More favourable</w:t>
+      </w:r>
+    </w:p>
+    <w:p>
+      <w:r>
+        <w:t>Scientists - More Favourable</w:t>
+      </w:r>
+    </w:p>
+    <w:p>
+      <w:r>
+        <w:t>Climate on US - More impact</w:t>
+      </w:r>
+    </w:p>
+    <w:p>
+      <w:r>
+        <w:t>Morals should change - agree more</w:t>
+      </w:r>
+      <w:r>
+        <w:t xml:space="preserve"> (forward looking, open minded)</w:t>
+      </w:r>
+    </w:p>
+    <w:p/>
+    <w:p>
+      <w:r>
+        <w:t xml:space="preserve">Left Right Self - 4.93 vs 5.63 (and extremely modal around 5. need graph to show </w:t>
+      </w:r>
+      <w:r>
+        <w:t>this</w:t>
+      </w:r>
+      <w:r>
+        <w:t>)</w:t>
+      </w:r>
+    </w:p>
+    <w:p>
+      <w:r>
+        <w:t>Difference in major parties - Less difference</w:t>
+      </w:r>
+    </w:p>
+    <w:p>
+      <w:r>
+        <w:t>Matters who in power - less difference</w:t>
+      </w:r>
+    </w:p>
+    <w:p>
+      <w:r>
+        <w:t xml:space="preserve">Recall pence </w:t>
+      </w:r>
+      <w:proofErr w:type="gramStart"/>
+      <w:r>
+        <w:t>-  more</w:t>
+      </w:r>
+      <w:proofErr w:type="gramEnd"/>
+      <w:r>
+        <w:t xml:space="preserve"> incorrect, but only 5% difference</w:t>
+      </w:r>
+    </w:p>
+    <w:p/>
+    <w:p>
+      <w:r>
+        <w:t>Branches govt check each other - less important</w:t>
+      </w:r>
+    </w:p>
+    <w:p>
+      <w:r>
+        <w:t>Importance: news orgs criticize - Less important</w:t>
+      </w:r>
+    </w:p>
+    <w:p>
+      <w:r>
+        <w:t>O</w:t>
+      </w:r>
+      <w:r>
+        <w:t>fficials misconduct consequences - less important</w:t>
+      </w:r>
+    </w:p>
+    <w:p>
+      <w:r>
+        <w:t xml:space="preserve">Voting duty/ choice - duty, but less strongly than </w:t>
+      </w:r>
+      <w:proofErr w:type="spellStart"/>
+      <w:r>
+        <w:t>MVoter</w:t>
+      </w:r>
+      <w:proofErr w:type="spellEnd"/>
+    </w:p>
+    <w:p/>
+    <w:p>
+      <w:r>
+        <w:t>-----------------------------------------------------------------------------------------------</w:t>
+      </w:r>
+    </w:p>
+    <w:p>
+      <w:r>
+        <w:t>Econ situation</w:t>
+      </w:r>
+      <w:r>
+        <w:t xml:space="preserve"> (personal)</w:t>
+      </w:r>
+      <w:r>
+        <w:t>: bad</w:t>
+      </w:r>
+    </w:p>
+    <w:p>
+      <w:r>
+        <w:t>Econ perception: worsening</w:t>
+      </w:r>
+    </w:p>
+    <w:p/>
+    <w:p>
+      <w:r>
+        <w:t>Outlook of future: pessimistic, but realistic</w:t>
+      </w:r>
+    </w:p>
+    <w:p>
+      <w:r>
+        <w:t>Retrospective view: bad</w:t>
+      </w:r>
+    </w:p>
+    <w:p>
+      <w:r>
+        <w:t>Meaning we get our first theory confirmation, which is that these people are in a constant state of stress/ crisis</w:t>
+      </w:r>
+      <w:r>
+        <w:t>, caught in the "past bad, future worse"</w:t>
+      </w:r>
+    </w:p>
+    <w:p/>
+    <w:p>
+      <w:r>
+        <w:t>Believes in Science</w:t>
+      </w:r>
+      <w:r>
+        <w:t xml:space="preserve">: </w:t>
+      </w:r>
+      <w:r>
+        <w:t>Fauci, Scientists, Climate Change being real</w:t>
+      </w:r>
+    </w:p>
+    <w:p>
+      <w:r>
+        <w:t>Believes in Change/ has Open Mind</w:t>
+      </w:r>
+      <w:r>
+        <w:t xml:space="preserve">: World is </w:t>
+      </w:r>
+      <w:proofErr w:type="gramStart"/>
+      <w:r>
+        <w:t>changing</w:t>
+      </w:r>
+      <w:proofErr w:type="gramEnd"/>
+      <w:r>
+        <w:t xml:space="preserve"> and we need to as well</w:t>
+      </w:r>
+    </w:p>
+    <w:p/>
+    <w:p>
+      <w:r>
+        <w:t>But Apathetic and Tired of political establishment: conscious non-alignment</w:t>
+      </w:r>
+      <w:r>
+        <w:t>, no diff between the parties, no difference who in power</w:t>
+      </w:r>
+    </w:p>
+    <w:p>
+      <w:r>
+        <w:t xml:space="preserve">Not necessarily low info: </w:t>
+      </w:r>
+      <w:proofErr w:type="gramStart"/>
+      <w:r>
+        <w:t>yes</w:t>
+      </w:r>
+      <w:proofErr w:type="gramEnd"/>
+      <w:r>
+        <w:t xml:space="preserve"> pence lower recall, but notably variables Pelosi, Merkel, </w:t>
+      </w:r>
+      <w:r>
+        <w:t xml:space="preserve">SCOTUS were some of the least independent. </w:t>
+      </w:r>
+      <w:r>
+        <w:rPr>
+          <w:b/>
+          <w:bCs/>
+        </w:rPr>
+        <w:t>pull out those numbers</w:t>
+      </w:r>
+      <w:r>
+        <w:t xml:space="preserve">. </w:t>
+      </w:r>
+      <w:proofErr w:type="gramStart"/>
+      <w:r>
+        <w:rPr>
+          <w:b/>
+          <w:bCs/>
+        </w:rPr>
+        <w:t>Also</w:t>
+      </w:r>
+      <w:proofErr w:type="gramEnd"/>
+      <w:r>
+        <w:rPr>
+          <w:b/>
+          <w:bCs/>
+        </w:rPr>
+        <w:t xml:space="preserve"> maybe in appendix have the table for all variables</w:t>
+      </w:r>
+      <w:r>
+        <w:t>.</w:t>
+      </w:r>
+    </w:p>
+    <w:p/>
+    <w:p>
+      <w:r>
+        <w:lastRenderedPageBreak/>
+        <w:t xml:space="preserve">Yes informed, but </w:t>
+      </w:r>
+      <w:r>
+        <w:t>has more pressing problems than 'democracy':</w:t>
+      </w:r>
+      <w:r>
+        <w:t xml:space="preserve"> </w:t>
+      </w:r>
+      <w:proofErr w:type="gramStart"/>
+      <w:r>
+        <w:t>Yes</w:t>
+      </w:r>
+      <w:proofErr w:type="gramEnd"/>
+      <w:r>
+        <w:t xml:space="preserve"> free media important, but LESS important than... affordability for ex</w:t>
+      </w:r>
+      <w:r>
+        <w:t xml:space="preserve">, Yes important branches of govt check each other, but LESS important </w:t>
+      </w:r>
+      <w:r>
+        <w:t>[</w:t>
+      </w:r>
+      <w:r>
+        <w:t xml:space="preserve">checks out with </w:t>
+      </w:r>
+      <w:proofErr w:type="spellStart"/>
+      <w:r>
+        <w:t>harris</w:t>
+      </w:r>
+      <w:proofErr w:type="spellEnd"/>
+      <w:r>
+        <w:t xml:space="preserve"> message falling flat</w:t>
+      </w:r>
+      <w:r>
+        <w:t>, and why Trump24 was not perceived as threat</w:t>
+      </w:r>
+      <w:r>
+        <w:t>]</w:t>
+      </w:r>
+    </w:p>
+    <w:p/>
+    <w:p/>
+    <w:p/>
     <w:p/>
     <w:p/>
     <w:p/>
@@ -3067,6 +3542,105 @@
       </w:r>
     </w:p>
     <w:p>
+      <w:r>
+        <w:t>Following the results of our distributional independence testing,</w:t>
+      </w:r>
+      <w:r>
+        <w:t xml:space="preserve"> we can group the results into a </w:t>
+      </w:r>
+      <w:r>
+        <w:t>first archetype of who these Change Voters are.</w:t>
+      </w:r>
+    </w:p>
+    <w:p/>
+    <w:p>
+      <w:r>
+        <w:t xml:space="preserve">First, they have a positive opinion and respect for </w:t>
+      </w:r>
+      <w:r>
+        <w:t>science</w:t>
+      </w:r>
+      <w:r>
+        <w:t xml:space="preserve"> and expertise, which is extended to authority and those in positions of power. (Fauci, Scientists, Public Officials, Effects of Climate Change).</w:t>
+      </w:r>
+    </w:p>
+    <w:p>
+      <w:r>
+        <w:t xml:space="preserve">Second, they are </w:t>
+      </w:r>
+      <w:r>
+        <w:t xml:space="preserve">overwhelmingly </w:t>
+      </w:r>
+      <w:r>
+        <w:t>politically unaligned</w:t>
+      </w:r>
+      <w:r>
+        <w:t>.</w:t>
+      </w:r>
+      <w:r>
+        <w:t xml:space="preserve"> This is perhaps one of the most interesting insights, as the variable "Left-Right Self-Reported" on its own could be interpreted as the </w:t>
+      </w:r>
+      <w:proofErr w:type="spellStart"/>
+      <w:r>
+        <w:t>CVoter</w:t>
+      </w:r>
+      <w:proofErr w:type="spellEnd"/>
+      <w:r>
+        <w:t xml:space="preserve"> being a 'centrist' voter; however, </w:t>
+      </w:r>
+      <w:r>
+        <w:t xml:space="preserve">the extreme unimodality of this result </w:t>
+      </w:r>
+      <w:r>
+        <w:t xml:space="preserve">when seen alongside the apathetic results </w:t>
+      </w:r>
+      <w:r>
+        <w:t xml:space="preserve">of these voters for the questions regarding </w:t>
+      </w:r>
+    </w:p>
+    <w:p>
+      <w:r>
+        <w:t xml:space="preserve">Third, they are future-looking </w:t>
+      </w:r>
+      <w:r>
+        <w:t>and open-minded</w:t>
+      </w:r>
+      <w:r>
+        <w:t xml:space="preserve"> (</w:t>
+      </w:r>
+      <w:r>
+        <w:t>belief in climate change</w:t>
+      </w:r>
+      <w:r>
+        <w:t xml:space="preserve">, </w:t>
+      </w:r>
+      <w:r>
+        <w:t>morals should change</w:t>
+      </w:r>
+      <w:r>
+        <w:t>)</w:t>
+      </w:r>
+    </w:p>
+    <w:p>
+      <w:r>
+        <w:t>Pessimistic about economic outlook and trends, as well as less financially rich (12 Months, Income Gap, Family Income)</w:t>
+      </w:r>
+    </w:p>
+    <w:p/>
+    <w:p>
+      <w:r>
+        <w:t>low understanding of democratic processes/ institutions</w:t>
+      </w:r>
+    </w:p>
+    <w:p>
+      <w:r>
+        <w:t>BUT: ‘classic’ information gaps - even SCOTUS! so they are in tune politically</w:t>
+      </w:r>
+    </w:p>
+    <w:p/>
+    <w:p/>
+    <w:p/>
+    <w:p>
       <w:pPr>
         <w:ind w:firstLine="240"/>
       </w:pPr>
@@ -3087,7 +3661,6 @@
         <w:ind w:firstLine="480"/>
       </w:pPr>
       <w:r>
-        <w:lastRenderedPageBreak/>
         <w:t>6</w:t>
       </w:r>
       <w:r>

--- a/Thesis Assets/Thesis Proto Thesis.docx
+++ b/Thesis Assets/Thesis Proto Thesis.docx
@@ -314,27 +314,6 @@
     </w:p>
     <w:p>
       <w:pPr>
-        <w:pStyle w:val="TOC2"/>
-        <w:spacing w:line="240" w:lineRule="auto"/>
-      </w:pPr>
-      <w:r>
-        <w:t>4</w:t>
-      </w:r>
-      <w:r>
-        <w:t>.</w:t>
-      </w:r>
-      <w:r>
-        <w:t xml:space="preserve">3 Other Data </w:t>
-      </w:r>
-      <w:r>
-        <w:ptab w:relativeTo="margin" w:alignment="right" w:leader="dot"/>
-      </w:r>
-      <w:r>
-        <w:t xml:space="preserve"> 5</w:t>
-      </w:r>
-    </w:p>
-    <w:p>
-      <w:pPr>
         <w:rPr>
           <w:sz w:val="28"/>
           <w:szCs w:val="28"/>
@@ -839,7 +818,6 @@
           <w:sz w:val="28"/>
           <w:szCs w:val="28"/>
         </w:rPr>
-        <w:lastRenderedPageBreak/>
         <w:t>Conclusions and Recommendations</w:t>
       </w:r>
     </w:p>
@@ -849,6 +827,7 @@
         <w:spacing w:line="240" w:lineRule="auto"/>
       </w:pPr>
       <w:r>
+        <w:lastRenderedPageBreak/>
         <w:t>8</w:t>
       </w:r>
       <w:r>
@@ -1208,1123 +1187,2618 @@
           <w:bCs/>
         </w:rPr>
       </w:pPr>
-      <w:r>
-        <w:rPr>
-          <w:b/>
-          <w:bCs/>
+    </w:p>
+    <w:p>
+      <w:pPr>
+        <w:rPr>
+          <w:b/>
+          <w:bCs/>
+        </w:rPr>
+      </w:pPr>
+    </w:p>
+    <w:p>
+      <w:pPr>
+        <w:rPr>
+          <w:b/>
+          <w:bCs/>
+        </w:rPr>
+      </w:pPr>
+      <w:r>
+        <w:rPr>
+          <w:b/>
+          <w:bCs/>
+        </w:rPr>
+        <w:t>Introduction</w:t>
+      </w:r>
+      <w:r>
+        <w:rPr>
+          <w:b/>
+          <w:bCs/>
+        </w:rPr>
+        <w:t xml:space="preserve"> </w:t>
+      </w:r>
+    </w:p>
+    <w:p>
+      <w:r>
+        <w:t>Modern elections are often huge important entertainment spectacles, with multi-</w:t>
+      </w:r>
+      <w:proofErr w:type="gramStart"/>
+      <w:r>
+        <w:t>billion dollar</w:t>
+      </w:r>
+      <w:proofErr w:type="gramEnd"/>
+      <w:r>
+        <w:t xml:space="preserve"> industries on the fringe and collective attention. </w:t>
+      </w:r>
+    </w:p>
+    <w:p>
+      <w:r>
+        <w:t>But at their root, e</w:t>
+      </w:r>
+      <w:r>
+        <w:t>lections are</w:t>
+      </w:r>
+      <w:r>
+        <w:t xml:space="preserve"> one of the most fundamental and crucial aspects of the democratic system.</w:t>
+      </w:r>
+      <w:r>
+        <w:t xml:space="preserve"> </w:t>
+      </w:r>
+    </w:p>
+    <w:p>
+      <w:r>
+        <w:t xml:space="preserve">For 90% of the population, elections are </w:t>
+      </w:r>
+      <w:r>
+        <w:t>primary avenue</w:t>
+      </w:r>
+      <w:r>
+        <w:t xml:space="preserve"> of exercise of democratic agency (compared to something like protesting, holding office, being a public servant...)</w:t>
+      </w:r>
+      <w:r>
+        <w:t>.</w:t>
+      </w:r>
+    </w:p>
+    <w:p>
+      <w:r>
+        <w:t>Elections determine the policy setting at home and the role of a country on the world stage (which is becoming increasingly important).</w:t>
+      </w:r>
+    </w:p>
+    <w:p>
+      <w:r>
+        <w:t>In a system like the United Sta</w:t>
+      </w:r>
+      <w:r>
+        <w:t>t</w:t>
+      </w:r>
+      <w:r>
+        <w:t xml:space="preserve">es, where </w:t>
+      </w:r>
+      <w:r>
+        <w:t xml:space="preserve">the president holds so much executive power (contrasted with a parliamentary system like </w:t>
+      </w:r>
+      <w:r>
+        <w:t>C</w:t>
+      </w:r>
+      <w:r>
+        <w:t xml:space="preserve">anada, where the prime minister is more restrained), </w:t>
+      </w:r>
+      <w:r>
+        <w:t xml:space="preserve">the </w:t>
+      </w:r>
+      <w:r>
+        <w:t>importance of elections and the behaviour of the electorate cannot be overstated.</w:t>
+      </w:r>
+      <w:r>
+        <w:t xml:space="preserve"> </w:t>
+      </w:r>
+    </w:p>
+    <w:p/>
+    <w:p>
+      <w:r>
+        <w:t>In an ideal democratic system, voters would have perfect information and arguably, ideally make their decision purely on the basis of policy proposals. In reality: not only do voters not have perfect information, many of them (and importantly, large swathes of key swing voters) often don't even have much information, meaning that</w:t>
+      </w:r>
+      <w:r>
+        <w:t xml:space="preserve"> voter decisions </w:t>
+      </w:r>
+      <w:r>
+        <w:t xml:space="preserve">are based on a mix information streams that create their </w:t>
+      </w:r>
+      <w:r>
+        <w:t>PERCEPTION</w:t>
+      </w:r>
+      <w:r>
+        <w:t xml:space="preserve"> </w:t>
+      </w:r>
+      <w:r>
+        <w:t xml:space="preserve">of </w:t>
+      </w:r>
+      <w:r>
+        <w:t xml:space="preserve">a </w:t>
+      </w:r>
+      <w:r>
+        <w:t>candidates.</w:t>
+      </w:r>
+    </w:p>
+    <w:p/>
+    <w:p>
+      <w:r>
+        <w:t xml:space="preserve">In </w:t>
+      </w:r>
+      <w:r>
+        <w:t xml:space="preserve">our </w:t>
+      </w:r>
+      <w:r>
+        <w:t>reality, e</w:t>
+      </w:r>
+      <w:r>
+        <w:t>lectoral appeal is a dynamic</w:t>
+      </w:r>
+      <w:r>
+        <w:t xml:space="preserve"> phenomenon</w:t>
+      </w:r>
+      <w:r>
+        <w:t xml:space="preserve">, </w:t>
+      </w:r>
+      <w:r>
+        <w:t>i</w:t>
+      </w:r>
+      <w:r>
+        <w:t xml:space="preserve">nfluenced by several </w:t>
+      </w:r>
+      <w:r>
+        <w:t xml:space="preserve">extrinsic </w:t>
+      </w:r>
+      <w:r>
+        <w:t xml:space="preserve">factors, such as the </w:t>
+      </w:r>
+      <w:r>
+        <w:t xml:space="preserve">state </w:t>
+      </w:r>
+      <w:r>
+        <w:t xml:space="preserve">of the media, </w:t>
+      </w:r>
+      <w:r>
+        <w:t xml:space="preserve">the </w:t>
+      </w:r>
+      <w:r>
+        <w:t>global backdrop, and changing social attitudes</w:t>
+      </w:r>
+      <w:r>
+        <w:t>, but also intrinsic</w:t>
+      </w:r>
+      <w:r>
+        <w:t xml:space="preserve"> attributes such as a candidate's age, perceived likeability, and social group.</w:t>
+      </w:r>
+    </w:p>
+    <w:p/>
+    <w:p>
+      <w:r>
+        <w:t xml:space="preserve">In a complex and large country such as the United States, this becomes further complicated by the </w:t>
+      </w:r>
+      <w:r>
+        <w:t xml:space="preserve">diversity and dynamism of </w:t>
+      </w:r>
+      <w:r>
+        <w:t>attitudes, backgrounds, and beliefs of the voters.</w:t>
+      </w:r>
+    </w:p>
+    <w:p>
+      <w:r>
+        <w:t xml:space="preserve">Since 2000, the United States has increasingly become </w:t>
+      </w:r>
+      <w:r>
+        <w:t xml:space="preserve">a less-homogenous society. The globalization of trade and culture have spurred important economic and social </w:t>
+      </w:r>
+      <w:r>
+        <w:t>divides</w:t>
+      </w:r>
+      <w:r>
+        <w:t>.</w:t>
+      </w:r>
+    </w:p>
+    <w:p>
+      <w:r>
+        <w:t xml:space="preserve">Economic divides: </w:t>
+      </w:r>
+    </w:p>
+    <w:p>
+      <w:r>
+        <w:t xml:space="preserve">Decline in manufacturing and offshoring, which disproportionately affects certain regions of the country (such as </w:t>
+      </w:r>
+      <w:proofErr w:type="spellStart"/>
+      <w:r>
+        <w:t>midwest</w:t>
+      </w:r>
+      <w:proofErr w:type="spellEnd"/>
+      <w:r>
+        <w:t xml:space="preserve"> and south) and working-class people while benefiting the owners of the companies making these savings. </w:t>
+      </w:r>
+    </w:p>
+    <w:p>
+      <w:r>
+        <w:t xml:space="preserve">At the same time, the </w:t>
+      </w:r>
+      <w:r>
+        <w:t xml:space="preserve">the adaptation to 'future </w:t>
+      </w:r>
+      <w:r>
+        <w:t>industries</w:t>
+      </w:r>
+      <w:r>
+        <w:t>' has been concentrated in the coastal cities of the country:</w:t>
+      </w:r>
+      <w:r>
+        <w:t xml:space="preserve"> w</w:t>
+      </w:r>
+      <w:r>
+        <w:t>hatever % of growth since 2000 has been</w:t>
+      </w:r>
+      <w:r>
+        <w:t xml:space="preserve"> </w:t>
+      </w:r>
+      <w:r>
+        <w:t xml:space="preserve">in sectors like tech and services, </w:t>
+      </w:r>
+      <w:r>
+        <w:t xml:space="preserve">which are based in [statistic about number of companies in </w:t>
+      </w:r>
+      <w:proofErr w:type="gramStart"/>
+      <w:r>
+        <w:t>silicon valley</w:t>
+      </w:r>
+      <w:proofErr w:type="gramEnd"/>
+      <w:r>
+        <w:t xml:space="preserve"> and </w:t>
+      </w:r>
+      <w:r>
+        <w:t>GDP</w:t>
+      </w:r>
+      <w:r>
+        <w:t xml:space="preserve"> they bring to the nation).</w:t>
+      </w:r>
+    </w:p>
+    <w:p/>
+    <w:p>
+      <w:r>
+        <w:t xml:space="preserve">Understanding the structural, cultural, and </w:t>
+      </w:r>
+      <w:r>
+        <w:t>economic</w:t>
+      </w:r>
+      <w:r>
+        <w:t xml:space="preserve"> </w:t>
+      </w:r>
+      <w:r>
+        <w:t>trends</w:t>
+      </w:r>
+      <w:r>
+        <w:t xml:space="preserve"> that guide voters to their decisions becomes then not only an exercise of curiosity and interest, but a </w:t>
+      </w:r>
+      <w:r>
+        <w:t xml:space="preserve">key and </w:t>
+      </w:r>
+      <w:r>
+        <w:t>crucial</w:t>
+      </w:r>
+      <w:r>
+        <w:t xml:space="preserve"> </w:t>
+      </w:r>
+      <w:r>
+        <w:t>study</w:t>
+      </w:r>
+      <w:r>
+        <w:t xml:space="preserve"> in shaping the messaging, posturing, and proposals of a party and candidate</w:t>
+      </w:r>
+      <w:r>
+        <w:t xml:space="preserve"> in order to most effectively reach the people that go to the ballot box.</w:t>
+      </w:r>
+    </w:p>
+    <w:p>
+      <w:r>
+        <w:t xml:space="preserve">In a world increasingly turning towards authoritarian and fascist tendencies, where it seems like history perhaps has not ended, understanding the perceptions and motivations of the electorate become an indispensable foundation for the fight against authoritarians and fascists, who would use the </w:t>
+      </w:r>
+      <w:r>
+        <w:t>shield and sword</w:t>
+      </w:r>
+      <w:r>
+        <w:t xml:space="preserve"> of democracy</w:t>
+      </w:r>
+      <w:r>
+        <w:t xml:space="preserve"> to subjugate</w:t>
+      </w:r>
+      <w:r>
+        <w:t xml:space="preserve"> </w:t>
+      </w:r>
+      <w:r>
+        <w:t>and control.</w:t>
+      </w:r>
+    </w:p>
+    <w:p>
+      <w:pPr>
+        <w:rPr>
+          <w:i/>
+          <w:iCs/>
+        </w:rPr>
+      </w:pPr>
+      <w:r>
+        <w:rPr>
+          <w:i/>
+          <w:iCs/>
         </w:rPr>
         <w:lastRenderedPageBreak/>
-        <w:t>Introduction</w:t>
-      </w:r>
-      <w:r>
-        <w:rPr>
-          <w:b/>
-          <w:bCs/>
-        </w:rPr>
-        <w:t xml:space="preserve"> </w:t>
-      </w:r>
-    </w:p>
-    <w:p>
-      <w:r>
-        <w:t>Modern elections are often huge important entertainment spectacles, with multi-</w:t>
-      </w:r>
+        <w:t xml:space="preserve">“Das </w:t>
+      </w:r>
+      <w:proofErr w:type="spellStart"/>
+      <w:r>
+        <w:rPr>
+          <w:i/>
+          <w:iCs/>
+        </w:rPr>
+        <w:t>wird</w:t>
+      </w:r>
+      <w:proofErr w:type="spellEnd"/>
+      <w:r>
+        <w:rPr>
+          <w:i/>
+          <w:iCs/>
+        </w:rPr>
+        <w:t xml:space="preserve"> </w:t>
+      </w:r>
+      <w:proofErr w:type="spellStart"/>
+      <w:r>
+        <w:rPr>
+          <w:i/>
+          <w:iCs/>
+        </w:rPr>
+        <w:t>immer</w:t>
+      </w:r>
+      <w:proofErr w:type="spellEnd"/>
+      <w:r>
+        <w:rPr>
+          <w:i/>
+          <w:iCs/>
+        </w:rPr>
+        <w:t xml:space="preserve"> </w:t>
+      </w:r>
+      <w:proofErr w:type="spellStart"/>
+      <w:r>
+        <w:rPr>
+          <w:i/>
+          <w:iCs/>
+        </w:rPr>
+        <w:t>einer</w:t>
+      </w:r>
+      <w:proofErr w:type="spellEnd"/>
+      <w:r>
+        <w:rPr>
+          <w:i/>
+          <w:iCs/>
+        </w:rPr>
+        <w:t xml:space="preserve"> der </w:t>
+      </w:r>
+      <w:proofErr w:type="spellStart"/>
+      <w:r>
+        <w:rPr>
+          <w:i/>
+          <w:iCs/>
+        </w:rPr>
+        <w:t>besten</w:t>
+      </w:r>
+      <w:proofErr w:type="spellEnd"/>
+      <w:r>
+        <w:rPr>
+          <w:i/>
+          <w:iCs/>
+        </w:rPr>
+        <w:t xml:space="preserve"> </w:t>
+      </w:r>
+      <w:proofErr w:type="spellStart"/>
+      <w:r>
+        <w:rPr>
+          <w:i/>
+          <w:iCs/>
+        </w:rPr>
+        <w:t>Witze</w:t>
+      </w:r>
+      <w:proofErr w:type="spellEnd"/>
+      <w:r>
+        <w:rPr>
+          <w:i/>
+          <w:iCs/>
+        </w:rPr>
+        <w:t xml:space="preserve"> der </w:t>
+      </w:r>
+      <w:proofErr w:type="spellStart"/>
+      <w:r>
+        <w:rPr>
+          <w:i/>
+          <w:iCs/>
+        </w:rPr>
+        <w:t>Demokratie</w:t>
+      </w:r>
+      <w:proofErr w:type="spellEnd"/>
+      <w:r>
+        <w:rPr>
+          <w:i/>
+          <w:iCs/>
+        </w:rPr>
+        <w:t xml:space="preserve"> </w:t>
+      </w:r>
+      <w:proofErr w:type="spellStart"/>
+      <w:r>
+        <w:rPr>
+          <w:i/>
+          <w:iCs/>
+        </w:rPr>
+        <w:t>bleiben</w:t>
+      </w:r>
+      <w:proofErr w:type="spellEnd"/>
+      <w:r>
+        <w:rPr>
+          <w:i/>
+          <w:iCs/>
+        </w:rPr>
+        <w:t xml:space="preserve">, </w:t>
+      </w:r>
+      <w:proofErr w:type="spellStart"/>
+      <w:r>
+        <w:rPr>
+          <w:i/>
+          <w:iCs/>
+        </w:rPr>
+        <w:t>daß</w:t>
+      </w:r>
+      <w:proofErr w:type="spellEnd"/>
+      <w:r>
+        <w:rPr>
+          <w:i/>
+          <w:iCs/>
+        </w:rPr>
+        <w:t xml:space="preserve"> </w:t>
+      </w:r>
+      <w:proofErr w:type="spellStart"/>
+      <w:r>
+        <w:rPr>
+          <w:i/>
+          <w:iCs/>
+        </w:rPr>
+        <w:t>sie</w:t>
+      </w:r>
+      <w:proofErr w:type="spellEnd"/>
+      <w:r>
+        <w:rPr>
+          <w:i/>
+          <w:iCs/>
+        </w:rPr>
+        <w:t xml:space="preserve"> </w:t>
+      </w:r>
+      <w:proofErr w:type="spellStart"/>
+      <w:r>
+        <w:rPr>
+          <w:i/>
+          <w:iCs/>
+        </w:rPr>
+        <w:t>ihren</w:t>
+      </w:r>
+      <w:proofErr w:type="spellEnd"/>
+      <w:r>
+        <w:rPr>
+          <w:i/>
+          <w:iCs/>
+        </w:rPr>
+        <w:t xml:space="preserve"> </w:t>
+      </w:r>
+      <w:proofErr w:type="spellStart"/>
+      <w:r>
+        <w:rPr>
+          <w:i/>
+          <w:iCs/>
+        </w:rPr>
+        <w:t>Todfeinden</w:t>
+      </w:r>
+      <w:proofErr w:type="spellEnd"/>
+      <w:r>
+        <w:rPr>
+          <w:i/>
+          <w:iCs/>
+        </w:rPr>
+        <w:t xml:space="preserve"> die Mittel </w:t>
+      </w:r>
+      <w:proofErr w:type="spellStart"/>
+      <w:r>
+        <w:rPr>
+          <w:i/>
+          <w:iCs/>
+        </w:rPr>
+        <w:t>selber</w:t>
+      </w:r>
+      <w:proofErr w:type="spellEnd"/>
+      <w:r>
+        <w:rPr>
+          <w:i/>
+          <w:iCs/>
+        </w:rPr>
+        <w:t xml:space="preserve"> </w:t>
+      </w:r>
+      <w:proofErr w:type="spellStart"/>
+      <w:r>
+        <w:rPr>
+          <w:i/>
+          <w:iCs/>
+        </w:rPr>
+        <w:t>stellte</w:t>
+      </w:r>
+      <w:proofErr w:type="spellEnd"/>
+      <w:r>
+        <w:rPr>
+          <w:i/>
+          <w:iCs/>
+        </w:rPr>
+        <w:t xml:space="preserve">, </w:t>
+      </w:r>
+      <w:proofErr w:type="spellStart"/>
+      <w:r>
+        <w:rPr>
+          <w:i/>
+          <w:iCs/>
+        </w:rPr>
+        <w:t>durch</w:t>
+      </w:r>
+      <w:proofErr w:type="spellEnd"/>
+      <w:r>
+        <w:rPr>
+          <w:i/>
+          <w:iCs/>
+        </w:rPr>
+        <w:t xml:space="preserve"> die </w:t>
+      </w:r>
+      <w:proofErr w:type="spellStart"/>
+      <w:r>
+        <w:rPr>
+          <w:i/>
+          <w:iCs/>
+        </w:rPr>
+        <w:t>sie</w:t>
+      </w:r>
+      <w:proofErr w:type="spellEnd"/>
+      <w:r>
+        <w:rPr>
+          <w:i/>
+          <w:iCs/>
+        </w:rPr>
+        <w:t xml:space="preserve"> </w:t>
+      </w:r>
+      <w:proofErr w:type="spellStart"/>
+      <w:r>
+        <w:rPr>
+          <w:i/>
+          <w:iCs/>
+        </w:rPr>
+        <w:t>vernichtet</w:t>
+      </w:r>
+      <w:proofErr w:type="spellEnd"/>
+      <w:r>
+        <w:rPr>
+          <w:i/>
+          <w:iCs/>
+        </w:rPr>
+        <w:t xml:space="preserve"> </w:t>
+      </w:r>
+      <w:proofErr w:type="spellStart"/>
       <w:proofErr w:type="gramStart"/>
       <w:r>
-        <w:t>billion dollar</w:t>
+        <w:rPr>
+          <w:i/>
+          <w:iCs/>
+        </w:rPr>
+        <w:t>wurde</w:t>
+      </w:r>
+      <w:proofErr w:type="spellEnd"/>
+      <w:r>
+        <w:rPr>
+          <w:i/>
+          <w:iCs/>
+        </w:rPr>
+        <w:t>.“</w:t>
       </w:r>
       <w:proofErr w:type="gramEnd"/>
       <w:r>
-        <w:t xml:space="preserve"> industries on the fringe and collective attention. </w:t>
-      </w:r>
-    </w:p>
-    <w:p>
-      <w:r>
-        <w:t>But at their root, e</w:t>
-      </w:r>
-      <w:r>
-        <w:t>lections are</w:t>
-      </w:r>
-      <w:r>
-        <w:t xml:space="preserve"> one of the most fundamental and crucial aspects of the democratic system.</w:t>
-      </w:r>
-      <w:r>
-        <w:t xml:space="preserve"> </w:t>
-      </w:r>
-    </w:p>
-    <w:p>
-      <w:r>
-        <w:t xml:space="preserve">For 90% of the population, elections are </w:t>
-      </w:r>
-      <w:r>
-        <w:t>primary avenue</w:t>
-      </w:r>
-      <w:r>
-        <w:t xml:space="preserve"> of exercise of democratic agency (compared to something like protesting, holding office, being a public servant...)</w:t>
-      </w:r>
-      <w:r>
-        <w:t>.</w:t>
-      </w:r>
-    </w:p>
-    <w:p>
-      <w:r>
-        <w:t>Elections determine the policy setting at home and the role of a country on the world stage (which is becoming increasingly important).</w:t>
-      </w:r>
-    </w:p>
-    <w:p>
-      <w:r>
-        <w:t>In a system like the United Sta</w:t>
-      </w:r>
-      <w:r>
-        <w:t>t</w:t>
-      </w:r>
-      <w:r>
-        <w:t xml:space="preserve">es, where </w:t>
-      </w:r>
-      <w:r>
-        <w:t xml:space="preserve">the president holds so much executive power (contrasted with a parliamentary system like </w:t>
-      </w:r>
-      <w:r>
-        <w:t>C</w:t>
-      </w:r>
-      <w:r>
-        <w:t xml:space="preserve">anada, where the prime minister is more restrained), </w:t>
-      </w:r>
-      <w:r>
-        <w:t xml:space="preserve">the </w:t>
-      </w:r>
-      <w:r>
-        <w:t>importance of elections and the behaviour of the electorate cannot be overstated.</w:t>
-      </w:r>
-      <w:r>
-        <w:t xml:space="preserve"> </w:t>
-      </w:r>
-    </w:p>
-    <w:p/>
-    <w:p>
-      <w:r>
-        <w:t>In an ideal democratic system, voters would have perfect information and arguably, ideally make their decision purely on the basis of policy proposals. In reality: not only do voters not have perfect information, many of them (and importantly, large swathes of key swing voters) often don't even have much information, meaning that</w:t>
-      </w:r>
-      <w:r>
-        <w:t xml:space="preserve"> voter decisions </w:t>
-      </w:r>
-      <w:r>
-        <w:t xml:space="preserve">are based on a mix information streams that create their </w:t>
-      </w:r>
-      <w:r>
-        <w:t>PERCEPTION</w:t>
-      </w:r>
-      <w:r>
-        <w:t xml:space="preserve"> </w:t>
-      </w:r>
-      <w:r>
-        <w:t xml:space="preserve">of </w:t>
-      </w:r>
-      <w:r>
-        <w:t xml:space="preserve">a </w:t>
-      </w:r>
-      <w:r>
-        <w:t>candidates.</w:t>
-      </w:r>
-    </w:p>
-    <w:p/>
-    <w:p>
-      <w:r>
-        <w:t xml:space="preserve">In </w:t>
-      </w:r>
-      <w:r>
-        <w:t xml:space="preserve">our </w:t>
-      </w:r>
-      <w:r>
-        <w:t>reality, e</w:t>
-      </w:r>
-      <w:r>
-        <w:t>lectoral appeal is a dynamic</w:t>
-      </w:r>
-      <w:r>
-        <w:t xml:space="preserve"> phenomenon</w:t>
-      </w:r>
-      <w:r>
-        <w:t xml:space="preserve">, </w:t>
-      </w:r>
-      <w:r>
-        <w:t>i</w:t>
-      </w:r>
-      <w:r>
-        <w:t xml:space="preserve">nfluenced by several </w:t>
-      </w:r>
-      <w:r>
-        <w:t xml:space="preserve">extrinsic </w:t>
-      </w:r>
-      <w:r>
-        <w:t xml:space="preserve">factors, such as the </w:t>
-      </w:r>
-      <w:r>
-        <w:t xml:space="preserve">state </w:t>
-      </w:r>
-      <w:r>
-        <w:t xml:space="preserve">of the media, </w:t>
-      </w:r>
-      <w:r>
-        <w:t xml:space="preserve">the </w:t>
-      </w:r>
-      <w:r>
-        <w:t>global backdrop, and changing social attitudes</w:t>
-      </w:r>
-      <w:r>
-        <w:t>, but also intrinsic</w:t>
-      </w:r>
-      <w:r>
-        <w:t xml:space="preserve"> attributes such as a candidate's age, perceived likeability, and social group.</w:t>
-      </w:r>
-    </w:p>
-    <w:p/>
-    <w:p>
-      <w:r>
-        <w:t xml:space="preserve">In a complex and large country such as the United States, this becomes further complicated by the </w:t>
-      </w:r>
-      <w:r>
-        <w:t xml:space="preserve">diversity and dynamism of </w:t>
-      </w:r>
-      <w:r>
-        <w:t>attitudes, backgrounds, and beliefs of the voters.</w:t>
-      </w:r>
-    </w:p>
-    <w:p>
-      <w:r>
-        <w:t xml:space="preserve">Since 2000, the United States has increasingly become </w:t>
-      </w:r>
-      <w:r>
-        <w:t xml:space="preserve">a less-homogenous society. The globalization of trade and culture have spurred important economic and social </w:t>
-      </w:r>
-      <w:r>
-        <w:t>divides</w:t>
-      </w:r>
-      <w:r>
-        <w:t>.</w:t>
-      </w:r>
-    </w:p>
-    <w:p>
-      <w:r>
-        <w:t xml:space="preserve">Economic divides: </w:t>
-      </w:r>
-    </w:p>
-    <w:p>
-      <w:r>
-        <w:t xml:space="preserve">Decline in manufacturing and offshoring, which disproportionately affects certain regions of the country (such as </w:t>
-      </w:r>
-      <w:proofErr w:type="spellStart"/>
-      <w:r>
-        <w:t>midwest</w:t>
-      </w:r>
-      <w:proofErr w:type="spellEnd"/>
-      <w:r>
-        <w:t xml:space="preserve"> and south) and working-class people while benefiting the owners of the companies making these savings. </w:t>
-      </w:r>
-    </w:p>
-    <w:p>
-      <w:r>
-        <w:t xml:space="preserve">At the same time, the </w:t>
-      </w:r>
-      <w:r>
-        <w:t xml:space="preserve">the adaptation to 'future </w:t>
-      </w:r>
-      <w:r>
-        <w:t>industries</w:t>
-      </w:r>
-      <w:r>
-        <w:t>' has been concentrated in the coastal cities of the country:</w:t>
-      </w:r>
-      <w:r>
-        <w:t xml:space="preserve"> w</w:t>
-      </w:r>
-      <w:r>
-        <w:t>hatever % of growth since 2000 has been</w:t>
-      </w:r>
-      <w:r>
-        <w:t xml:space="preserve"> </w:t>
-      </w:r>
-      <w:r>
-        <w:t xml:space="preserve">in sectors like tech and services, </w:t>
-      </w:r>
-      <w:r>
-        <w:t xml:space="preserve">which are based in [statistic about number of companies in </w:t>
-      </w:r>
-      <w:proofErr w:type="gramStart"/>
-      <w:r>
-        <w:t>silicon valley</w:t>
-      </w:r>
-      <w:proofErr w:type="gramEnd"/>
+        <w:rPr>
+          <w:i/>
+          <w:iCs/>
+        </w:rPr>
+        <w:t xml:space="preserve"> Quote from: Joseph Goebbels, “Die </w:t>
+      </w:r>
+      <w:proofErr w:type="spellStart"/>
+      <w:r>
+        <w:rPr>
+          <w:i/>
+          <w:iCs/>
+        </w:rPr>
+        <w:t>Dummheit</w:t>
+      </w:r>
+      <w:proofErr w:type="spellEnd"/>
+      <w:r>
+        <w:rPr>
+          <w:i/>
+          <w:iCs/>
+        </w:rPr>
+        <w:t xml:space="preserve"> der </w:t>
+      </w:r>
+      <w:proofErr w:type="spellStart"/>
+      <w:r>
+        <w:rPr>
+          <w:i/>
+          <w:iCs/>
+        </w:rPr>
+        <w:t>Demokratie</w:t>
+      </w:r>
+      <w:proofErr w:type="spellEnd"/>
+      <w:r>
+        <w:rPr>
+          <w:i/>
+          <w:iCs/>
+        </w:rPr>
+        <w:t xml:space="preserve">.” In: Joseph Goebbels, Der Angriff: </w:t>
+      </w:r>
+      <w:proofErr w:type="spellStart"/>
+      <w:r>
+        <w:rPr>
+          <w:i/>
+          <w:iCs/>
+        </w:rPr>
+        <w:t>Aufsätze</w:t>
+      </w:r>
+      <w:proofErr w:type="spellEnd"/>
+      <w:r>
+        <w:rPr>
+          <w:i/>
+          <w:iCs/>
+        </w:rPr>
+        <w:t xml:space="preserve"> </w:t>
+      </w:r>
+      <w:proofErr w:type="spellStart"/>
+      <w:r>
+        <w:rPr>
+          <w:i/>
+          <w:iCs/>
+        </w:rPr>
+        <w:t>aus</w:t>
+      </w:r>
+      <w:proofErr w:type="spellEnd"/>
+      <w:r>
+        <w:rPr>
+          <w:i/>
+          <w:iCs/>
+        </w:rPr>
+        <w:t xml:space="preserve"> der </w:t>
+      </w:r>
+      <w:proofErr w:type="spellStart"/>
+      <w:r>
+        <w:rPr>
+          <w:i/>
+          <w:iCs/>
+        </w:rPr>
+        <w:t>Kampfzeit</w:t>
+      </w:r>
+      <w:proofErr w:type="spellEnd"/>
+      <w:r>
+        <w:rPr>
+          <w:i/>
+          <w:iCs/>
+        </w:rPr>
+        <w:t xml:space="preserve"> (Munich: Franz </w:t>
+      </w:r>
+      <w:proofErr w:type="spellStart"/>
+      <w:r>
+        <w:rPr>
+          <w:i/>
+          <w:iCs/>
+        </w:rPr>
+        <w:t>Eher</w:t>
+      </w:r>
+      <w:proofErr w:type="spellEnd"/>
+      <w:r>
+        <w:rPr>
+          <w:i/>
+          <w:iCs/>
+        </w:rPr>
+        <w:t xml:space="preserve"> </w:t>
+      </w:r>
+      <w:proofErr w:type="spellStart"/>
+      <w:r>
+        <w:rPr>
+          <w:i/>
+          <w:iCs/>
+        </w:rPr>
+        <w:t>Nachfolger</w:t>
+      </w:r>
+      <w:proofErr w:type="spellEnd"/>
+      <w:r>
+        <w:rPr>
+          <w:i/>
+          <w:iCs/>
+        </w:rPr>
+        <w:t>, 1935), p. 61.</w:t>
+      </w:r>
+    </w:p>
+    <w:p>
+      <w:pPr>
+        <w:rPr>
+          <w:i/>
+          <w:iCs/>
+        </w:rPr>
+      </w:pPr>
+    </w:p>
+    <w:p>
+      <w:pPr>
+        <w:rPr>
+          <w:i/>
+          <w:iCs/>
+        </w:rPr>
+      </w:pPr>
+    </w:p>
+    <w:p>
+      <w:pPr>
+        <w:rPr>
+          <w:i/>
+          <w:iCs/>
+        </w:rPr>
+      </w:pPr>
+    </w:p>
+    <w:p/>
+    <w:p>
+      <w:r>
+        <w:rPr>
+          <w:b/>
+          <w:bCs/>
+        </w:rPr>
+        <w:t>Motivations</w:t>
+      </w:r>
+      <w:r>
+        <w:rPr>
+          <w:b/>
+          <w:bCs/>
+        </w:rPr>
+        <w:t xml:space="preserve"> and Research Question</w:t>
+      </w:r>
+    </w:p>
+    <w:p>
+      <w:r>
+        <w:t>-&gt; there has been much study on voter motivations and archetypes, but this paper turns its view towards a little-studied and emerging group characterize as the 'change' voter</w:t>
+      </w:r>
+    </w:p>
+    <w:p>
+      <w:r>
+        <w:t>-&gt; the change voter is real and important because:</w:t>
+      </w:r>
+    </w:p>
+    <w:p>
+      <w:r>
+        <w:t>1: economic and world situations have created an environment of constant insecurity/ subconscious unease/ dissatisfaction, which brings people to want a 'change' in the situation.</w:t>
+      </w:r>
+    </w:p>
+    <w:p>
+      <w:r>
+        <w:t xml:space="preserve">2: in voting for 'change', they are inherently non-aligned ('swing' voters) </w:t>
+      </w:r>
+    </w:p>
+    <w:p>
+      <w:r>
+        <w:t>-&gt;RQ: try to identify a change voter; what are their ideas?</w:t>
+      </w:r>
+    </w:p>
+    <w:p/>
+    <w:p>
+      <w:pPr>
+        <w:rPr>
+          <w:b/>
+          <w:bCs/>
+        </w:rPr>
+      </w:pPr>
+    </w:p>
+    <w:p>
+      <w:pPr>
+        <w:rPr>
+          <w:b/>
+          <w:bCs/>
+        </w:rPr>
+      </w:pPr>
+    </w:p>
+    <w:p>
+      <w:pPr>
+        <w:rPr>
+          <w:b/>
+          <w:bCs/>
+        </w:rPr>
+      </w:pPr>
+    </w:p>
+    <w:p>
+      <w:pPr>
+        <w:rPr>
+          <w:b/>
+          <w:bCs/>
+        </w:rPr>
+      </w:pPr>
+    </w:p>
+    <w:p>
+      <w:pPr>
+        <w:rPr>
+          <w:b/>
+          <w:bCs/>
+        </w:rPr>
+      </w:pPr>
+    </w:p>
+    <w:p>
+      <w:pPr>
+        <w:rPr>
+          <w:b/>
+          <w:bCs/>
+        </w:rPr>
+      </w:pPr>
+      <w:r>
+        <w:rPr>
+          <w:b/>
+          <w:bCs/>
+        </w:rPr>
+        <w:t>Literature Review</w:t>
+      </w:r>
+    </w:p>
+    <w:p>
+      <w:pPr>
+        <w:rPr>
+          <w:b/>
+          <w:bCs/>
+        </w:rPr>
+      </w:pPr>
+      <w:r>
+        <w:rPr>
+          <w:b/>
+          <w:bCs/>
+        </w:rPr>
+        <w:t>Contemporary Electoral Motivators in the United States</w:t>
+      </w:r>
+    </w:p>
+    <w:p>
+      <w:r>
+        <w:t>Gender is the single best predictor for democrat republican vote since 2016</w:t>
+      </w:r>
+    </w:p>
+    <w:p>
+      <w:r>
+        <w:t xml:space="preserve">Age is important, young people tend to swing less between </w:t>
+      </w:r>
+      <w:r>
+        <w:t>parties</w:t>
+      </w:r>
+    </w:p>
+    <w:p>
+      <w:r>
+        <w:t xml:space="preserve">Urban Rural divide explained partially by post NAFTA disenfranchisement of the rural/ industrial heartland of </w:t>
+      </w:r>
+      <w:r>
+        <w:t>A</w:t>
+      </w:r>
+      <w:r>
+        <w:t xml:space="preserve">merica. </w:t>
+      </w:r>
+    </w:p>
+    <w:p>
+      <w:r>
+        <w:t>Partisanship</w:t>
+      </w:r>
+      <w:r>
+        <w:t>...</w:t>
+      </w:r>
+    </w:p>
+    <w:p>
+      <w:pPr>
+        <w:rPr>
+          <w:b/>
+          <w:bCs/>
+        </w:rPr>
+      </w:pPr>
+    </w:p>
+    <w:p>
+      <w:pPr>
+        <w:rPr>
+          <w:b/>
+          <w:bCs/>
+        </w:rPr>
+      </w:pPr>
+      <w:r>
+        <w:rPr>
+          <w:b/>
+          <w:bCs/>
+        </w:rPr>
+        <w:t>Candidate Perceptions, Posturing, 'Change'-specific Posturing</w:t>
+      </w:r>
+    </w:p>
+    <w:p>
+      <w:pPr>
+        <w:rPr>
+          <w:b/>
+          <w:bCs/>
+        </w:rPr>
+      </w:pPr>
+      <w:r>
+        <w:t>Increasingly global backdrop means that candidate stances are not only judged on the basis of domestic policy and in opposition to the other party, but also to world leaders and world events. Example of bush in 2004, who is recognized in the literature as having been the candidate of 'change' despite his having been the incumbent.</w:t>
+      </w:r>
+    </w:p>
+    <w:p>
+      <w:r>
+        <w:t xml:space="preserve">Similarly, Obama's </w:t>
+      </w:r>
+      <w:proofErr w:type="spellStart"/>
+      <w:r>
+        <w:t>appeak</w:t>
+      </w:r>
+      <w:proofErr w:type="spellEnd"/>
+      <w:r>
+        <w:t xml:space="preserve"> in 2008 as a change candidate was clear, given his message of 'change', 'hope', and his being black. However, he was once arguable once again the change candidate in the 2012 election due to the (global situation? fact that </w:t>
+      </w:r>
+      <w:proofErr w:type="spellStart"/>
+      <w:r>
+        <w:t>romney</w:t>
+      </w:r>
+      <w:proofErr w:type="spellEnd"/>
+      <w:r>
+        <w:t xml:space="preserve"> was so conservative and </w:t>
+      </w:r>
+      <w:proofErr w:type="spellStart"/>
+      <w:r>
+        <w:t>mormon</w:t>
+      </w:r>
+      <w:proofErr w:type="spellEnd"/>
+      <w:r>
+        <w:t>? fallout of 2008 financial?)</w:t>
+      </w:r>
+    </w:p>
+    <w:p/>
+    <w:p/>
+    <w:p>
+      <w:pPr>
+        <w:rPr>
+          <w:b/>
+          <w:bCs/>
+        </w:rPr>
+      </w:pPr>
+      <w:r>
+        <w:t xml:space="preserve">PREV: </w:t>
+      </w:r>
+      <w:r>
+        <w:rPr>
+          <w:b/>
+          <w:bCs/>
+        </w:rPr>
+        <w:t>Candidate Posturing/ Perceptions</w:t>
+      </w:r>
+    </w:p>
+    <w:p>
+      <w:r>
+        <w:t>Need</w:t>
+      </w:r>
+      <w:r>
+        <w:t xml:space="preserve"> to mention that apparently </w:t>
+      </w:r>
+      <w:proofErr w:type="spellStart"/>
+      <w:r>
+        <w:t>mccain</w:t>
+      </w:r>
+      <w:proofErr w:type="spellEnd"/>
       <w:r>
         <w:t xml:space="preserve"> and </w:t>
       </w:r>
-      <w:r>
-        <w:t>GDP</w:t>
-      </w:r>
-      <w:r>
-        <w:t xml:space="preserve"> they bring to the nation).</w:t>
-      </w:r>
-    </w:p>
-    <w:p/>
-    <w:p>
-      <w:r>
-        <w:t xml:space="preserve">Understanding the structural, cultural, and </w:t>
-      </w:r>
-      <w:r>
-        <w:t>economic</w:t>
-      </w:r>
-      <w:r>
-        <w:t xml:space="preserve"> </w:t>
-      </w:r>
-      <w:r>
-        <w:t>trends</w:t>
-      </w:r>
-      <w:r>
-        <w:t xml:space="preserve"> that guide voters to their decisions becomes then not only an exercise of curiosity and interest, but a </w:t>
-      </w:r>
-      <w:r>
-        <w:t xml:space="preserve">key and </w:t>
-      </w:r>
-      <w:r>
-        <w:t>crucial</w:t>
-      </w:r>
-      <w:r>
-        <w:t xml:space="preserve"> </w:t>
-      </w:r>
-      <w:r>
-        <w:t>study</w:t>
-      </w:r>
-      <w:r>
-        <w:t xml:space="preserve"> in shaping the messaging, posturing, and proposals of a party and candidate</w:t>
-      </w:r>
-      <w:r>
-        <w:t xml:space="preserve"> in order to most effectively reach the people that go to the ballot box.</w:t>
-      </w:r>
-    </w:p>
-    <w:p>
-      <w:r>
-        <w:t xml:space="preserve">In a world increasingly turning towards authoritarian and fascist tendencies, where it seems like history perhaps has not ended, understanding the perceptions and motivations of the electorate become an indispensable foundation for the fight against authoritarians and fascists, who would use the </w:t>
-      </w:r>
-      <w:r>
-        <w:t>shield and sword</w:t>
-      </w:r>
-      <w:r>
-        <w:t xml:space="preserve"> of democracy</w:t>
-      </w:r>
-      <w:r>
-        <w:t xml:space="preserve"> to subjugate</w:t>
-      </w:r>
-      <w:r>
-        <w:t xml:space="preserve"> </w:t>
-      </w:r>
-      <w:r>
-        <w:t>and control.</w:t>
-      </w:r>
-    </w:p>
-    <w:p>
-      <w:pPr>
-        <w:rPr>
-          <w:i/>
-          <w:iCs/>
-        </w:rPr>
-      </w:pPr>
-      <w:r>
-        <w:rPr>
-          <w:i/>
-          <w:iCs/>
-        </w:rPr>
-        <w:t xml:space="preserve">“Das </w:t>
-      </w:r>
-      <w:proofErr w:type="spellStart"/>
-      <w:r>
-        <w:rPr>
-          <w:i/>
-          <w:iCs/>
-        </w:rPr>
-        <w:t>wird</w:t>
-      </w:r>
-      <w:proofErr w:type="spellEnd"/>
-      <w:r>
-        <w:rPr>
-          <w:i/>
-          <w:iCs/>
-        </w:rPr>
-        <w:t xml:space="preserve"> </w:t>
-      </w:r>
-      <w:proofErr w:type="spellStart"/>
-      <w:r>
-        <w:rPr>
-          <w:i/>
-          <w:iCs/>
-        </w:rPr>
-        <w:t>immer</w:t>
-      </w:r>
-      <w:proofErr w:type="spellEnd"/>
-      <w:r>
-        <w:rPr>
-          <w:i/>
-          <w:iCs/>
-        </w:rPr>
-        <w:t xml:space="preserve"> </w:t>
-      </w:r>
-      <w:proofErr w:type="spellStart"/>
-      <w:r>
-        <w:rPr>
-          <w:i/>
-          <w:iCs/>
-        </w:rPr>
-        <w:t>einer</w:t>
-      </w:r>
-      <w:proofErr w:type="spellEnd"/>
-      <w:r>
-        <w:rPr>
-          <w:i/>
-          <w:iCs/>
-        </w:rPr>
-        <w:t xml:space="preserve"> der </w:t>
-      </w:r>
-      <w:proofErr w:type="spellStart"/>
-      <w:r>
-        <w:rPr>
-          <w:i/>
-          <w:iCs/>
-        </w:rPr>
-        <w:t>besten</w:t>
-      </w:r>
-      <w:proofErr w:type="spellEnd"/>
-      <w:r>
-        <w:rPr>
-          <w:i/>
-          <w:iCs/>
-        </w:rPr>
-        <w:t xml:space="preserve"> </w:t>
-      </w:r>
-      <w:proofErr w:type="spellStart"/>
-      <w:r>
-        <w:rPr>
-          <w:i/>
-          <w:iCs/>
-        </w:rPr>
-        <w:t>Witze</w:t>
-      </w:r>
-      <w:proofErr w:type="spellEnd"/>
-      <w:r>
-        <w:rPr>
-          <w:i/>
-          <w:iCs/>
-        </w:rPr>
-        <w:t xml:space="preserve"> der </w:t>
-      </w:r>
-      <w:proofErr w:type="spellStart"/>
-      <w:r>
-        <w:rPr>
-          <w:i/>
-          <w:iCs/>
-        </w:rPr>
-        <w:t>Demokratie</w:t>
-      </w:r>
-      <w:proofErr w:type="spellEnd"/>
-      <w:r>
-        <w:rPr>
-          <w:i/>
-          <w:iCs/>
-        </w:rPr>
-        <w:t xml:space="preserve"> </w:t>
-      </w:r>
-      <w:proofErr w:type="spellStart"/>
-      <w:r>
-        <w:rPr>
-          <w:i/>
-          <w:iCs/>
-        </w:rPr>
-        <w:t>bleiben</w:t>
-      </w:r>
-      <w:proofErr w:type="spellEnd"/>
-      <w:r>
-        <w:rPr>
-          <w:i/>
-          <w:iCs/>
-        </w:rPr>
-        <w:t xml:space="preserve">, </w:t>
-      </w:r>
-      <w:proofErr w:type="spellStart"/>
-      <w:r>
-        <w:rPr>
-          <w:i/>
-          <w:iCs/>
-        </w:rPr>
-        <w:t>daß</w:t>
-      </w:r>
-      <w:proofErr w:type="spellEnd"/>
-      <w:r>
-        <w:rPr>
-          <w:i/>
-          <w:iCs/>
-        </w:rPr>
-        <w:t xml:space="preserve"> </w:t>
-      </w:r>
-      <w:proofErr w:type="spellStart"/>
-      <w:r>
-        <w:rPr>
-          <w:i/>
-          <w:iCs/>
-        </w:rPr>
-        <w:t>sie</w:t>
-      </w:r>
-      <w:proofErr w:type="spellEnd"/>
-      <w:r>
-        <w:rPr>
-          <w:i/>
-          <w:iCs/>
-        </w:rPr>
-        <w:t xml:space="preserve"> </w:t>
-      </w:r>
-      <w:proofErr w:type="spellStart"/>
-      <w:r>
-        <w:rPr>
-          <w:i/>
-          <w:iCs/>
-        </w:rPr>
-        <w:t>ihren</w:t>
-      </w:r>
-      <w:proofErr w:type="spellEnd"/>
-      <w:r>
-        <w:rPr>
-          <w:i/>
-          <w:iCs/>
-        </w:rPr>
-        <w:t xml:space="preserve"> </w:t>
-      </w:r>
-      <w:proofErr w:type="spellStart"/>
-      <w:r>
-        <w:rPr>
-          <w:i/>
-          <w:iCs/>
-        </w:rPr>
-        <w:t>Todfeinden</w:t>
-      </w:r>
-      <w:proofErr w:type="spellEnd"/>
-      <w:r>
-        <w:rPr>
-          <w:i/>
-          <w:iCs/>
-        </w:rPr>
-        <w:t xml:space="preserve"> die Mittel </w:t>
-      </w:r>
-      <w:proofErr w:type="spellStart"/>
-      <w:r>
-        <w:rPr>
-          <w:i/>
-          <w:iCs/>
-        </w:rPr>
-        <w:t>selber</w:t>
-      </w:r>
-      <w:proofErr w:type="spellEnd"/>
-      <w:r>
-        <w:rPr>
-          <w:i/>
-          <w:iCs/>
-        </w:rPr>
-        <w:t xml:space="preserve"> </w:t>
-      </w:r>
-      <w:proofErr w:type="spellStart"/>
-      <w:r>
-        <w:rPr>
-          <w:i/>
-          <w:iCs/>
-        </w:rPr>
-        <w:t>stellte</w:t>
-      </w:r>
-      <w:proofErr w:type="spellEnd"/>
-      <w:r>
-        <w:rPr>
-          <w:i/>
-          <w:iCs/>
-        </w:rPr>
-        <w:t xml:space="preserve">, </w:t>
-      </w:r>
-      <w:proofErr w:type="spellStart"/>
-      <w:r>
-        <w:rPr>
-          <w:i/>
-          <w:iCs/>
-        </w:rPr>
-        <w:t>durch</w:t>
-      </w:r>
-      <w:proofErr w:type="spellEnd"/>
-      <w:r>
-        <w:rPr>
-          <w:i/>
-          <w:iCs/>
-        </w:rPr>
-        <w:t xml:space="preserve"> die </w:t>
-      </w:r>
-      <w:proofErr w:type="spellStart"/>
-      <w:r>
-        <w:rPr>
-          <w:i/>
-          <w:iCs/>
-        </w:rPr>
-        <w:t>sie</w:t>
-      </w:r>
-      <w:proofErr w:type="spellEnd"/>
-      <w:r>
-        <w:rPr>
-          <w:i/>
-          <w:iCs/>
-        </w:rPr>
-        <w:t xml:space="preserve"> </w:t>
-      </w:r>
-      <w:proofErr w:type="spellStart"/>
-      <w:r>
-        <w:rPr>
-          <w:i/>
-          <w:iCs/>
-        </w:rPr>
-        <w:t>vernichtet</w:t>
-      </w:r>
-      <w:proofErr w:type="spellEnd"/>
-      <w:r>
-        <w:rPr>
-          <w:i/>
-          <w:iCs/>
-        </w:rPr>
-        <w:t xml:space="preserve"> </w:t>
-      </w:r>
-      <w:proofErr w:type="spellStart"/>
-      <w:proofErr w:type="gramStart"/>
-      <w:r>
-        <w:rPr>
-          <w:i/>
-          <w:iCs/>
-        </w:rPr>
-        <w:t>wurde</w:t>
-      </w:r>
-      <w:proofErr w:type="spellEnd"/>
-      <w:r>
-        <w:rPr>
-          <w:i/>
-          <w:iCs/>
-        </w:rPr>
-        <w:t>.“</w:t>
-      </w:r>
-      <w:proofErr w:type="gramEnd"/>
-      <w:r>
-        <w:rPr>
-          <w:i/>
-          <w:iCs/>
-        </w:rPr>
-        <w:t xml:space="preserve"> Quote from: Joseph Goebbels, “Die </w:t>
-      </w:r>
-      <w:proofErr w:type="spellStart"/>
-      <w:r>
-        <w:rPr>
-          <w:i/>
-          <w:iCs/>
-        </w:rPr>
-        <w:lastRenderedPageBreak/>
-        <w:t>Dummheit</w:t>
-      </w:r>
-      <w:proofErr w:type="spellEnd"/>
-      <w:r>
-        <w:rPr>
-          <w:i/>
-          <w:iCs/>
-        </w:rPr>
-        <w:t xml:space="preserve"> der </w:t>
-      </w:r>
-      <w:proofErr w:type="spellStart"/>
-      <w:r>
-        <w:rPr>
-          <w:i/>
-          <w:iCs/>
-        </w:rPr>
-        <w:t>Demokratie</w:t>
-      </w:r>
-      <w:proofErr w:type="spellEnd"/>
-      <w:r>
-        <w:rPr>
-          <w:i/>
-          <w:iCs/>
-        </w:rPr>
-        <w:t xml:space="preserve">.” In: Joseph Goebbels, Der Angriff: </w:t>
-      </w:r>
-      <w:proofErr w:type="spellStart"/>
-      <w:r>
-        <w:rPr>
-          <w:i/>
-          <w:iCs/>
-        </w:rPr>
-        <w:t>Aufsätze</w:t>
-      </w:r>
-      <w:proofErr w:type="spellEnd"/>
-      <w:r>
-        <w:rPr>
-          <w:i/>
-          <w:iCs/>
-        </w:rPr>
-        <w:t xml:space="preserve"> </w:t>
-      </w:r>
-      <w:proofErr w:type="spellStart"/>
-      <w:r>
-        <w:rPr>
-          <w:i/>
-          <w:iCs/>
-        </w:rPr>
-        <w:t>aus</w:t>
-      </w:r>
-      <w:proofErr w:type="spellEnd"/>
-      <w:r>
-        <w:rPr>
-          <w:i/>
-          <w:iCs/>
-        </w:rPr>
-        <w:t xml:space="preserve"> der </w:t>
-      </w:r>
-      <w:proofErr w:type="spellStart"/>
-      <w:r>
-        <w:rPr>
-          <w:i/>
-          <w:iCs/>
-        </w:rPr>
-        <w:t>Kampfzeit</w:t>
-      </w:r>
-      <w:proofErr w:type="spellEnd"/>
-      <w:r>
-        <w:rPr>
-          <w:i/>
-          <w:iCs/>
-        </w:rPr>
-        <w:t xml:space="preserve"> (Munich: Franz </w:t>
-      </w:r>
-      <w:proofErr w:type="spellStart"/>
-      <w:r>
-        <w:rPr>
-          <w:i/>
-          <w:iCs/>
-        </w:rPr>
-        <w:t>Eher</w:t>
-      </w:r>
-      <w:proofErr w:type="spellEnd"/>
-      <w:r>
-        <w:rPr>
-          <w:i/>
-          <w:iCs/>
-        </w:rPr>
-        <w:t xml:space="preserve"> </w:t>
-      </w:r>
-      <w:proofErr w:type="spellStart"/>
-      <w:r>
-        <w:rPr>
-          <w:i/>
-          <w:iCs/>
-        </w:rPr>
-        <w:t>Nachfolger</w:t>
-      </w:r>
-      <w:proofErr w:type="spellEnd"/>
-      <w:r>
-        <w:rPr>
-          <w:i/>
-          <w:iCs/>
-        </w:rPr>
-        <w:t>, 1935), p. 61.</w:t>
-      </w:r>
-    </w:p>
-    <w:p>
-      <w:pPr>
-        <w:rPr>
-          <w:i/>
-          <w:iCs/>
-        </w:rPr>
-      </w:pPr>
-    </w:p>
-    <w:p>
-      <w:pPr>
-        <w:rPr>
-          <w:i/>
-          <w:iCs/>
-        </w:rPr>
-      </w:pPr>
-    </w:p>
-    <w:p>
-      <w:pPr>
-        <w:rPr>
-          <w:i/>
-          <w:iCs/>
-        </w:rPr>
-      </w:pPr>
-    </w:p>
-    <w:p/>
-    <w:p>
-      <w:r>
-        <w:rPr>
-          <w:b/>
-          <w:bCs/>
-        </w:rPr>
-        <w:t>Motivations</w:t>
-      </w:r>
-      <w:r>
-        <w:rPr>
-          <w:b/>
-          <w:bCs/>
-        </w:rPr>
-        <w:t xml:space="preserve"> and Research Question</w:t>
-      </w:r>
-    </w:p>
-    <w:p>
-      <w:r>
-        <w:t>-&gt; there has been much study on voter motivations and archetypes, but this paper turns its view towards a little-studied and emerging group characterize as the 'change' voter</w:t>
-      </w:r>
-    </w:p>
-    <w:p>
-      <w:r>
-        <w:t>-&gt; the change voter is real and important because:</w:t>
-      </w:r>
-    </w:p>
-    <w:p>
-      <w:r>
-        <w:t>1: economic and world situations have created an environment of constant insecurity/ subconscious unease/ dissatisfaction, which brings people to want a 'change' in the situation.</w:t>
-      </w:r>
-    </w:p>
-    <w:p>
-      <w:r>
-        <w:t xml:space="preserve">2: in voting for 'change', they are inherently non-aligned ('swing' voters) </w:t>
-      </w:r>
-    </w:p>
-    <w:p>
-      <w:r>
-        <w:t>-&gt;RQ: try to identify a change voter; what are their ideas?</w:t>
-      </w:r>
-    </w:p>
-    <w:p/>
-    <w:p>
-      <w:pPr>
-        <w:rPr>
-          <w:b/>
-          <w:bCs/>
-        </w:rPr>
-      </w:pPr>
-    </w:p>
-    <w:p>
-      <w:pPr>
-        <w:rPr>
-          <w:b/>
-          <w:bCs/>
-        </w:rPr>
-      </w:pPr>
-    </w:p>
-    <w:p>
-      <w:pPr>
-        <w:rPr>
-          <w:b/>
-          <w:bCs/>
-        </w:rPr>
-      </w:pPr>
-    </w:p>
-    <w:p>
-      <w:pPr>
-        <w:rPr>
-          <w:b/>
-          <w:bCs/>
-        </w:rPr>
-      </w:pPr>
-    </w:p>
-    <w:p>
-      <w:pPr>
-        <w:rPr>
-          <w:b/>
-          <w:bCs/>
-        </w:rPr>
-      </w:pPr>
-    </w:p>
-    <w:p>
-      <w:pPr>
-        <w:rPr>
-          <w:b/>
-          <w:bCs/>
-        </w:rPr>
-      </w:pPr>
-      <w:r>
-        <w:rPr>
-          <w:b/>
-          <w:bCs/>
-        </w:rPr>
-        <w:t>Literature Review</w:t>
-      </w:r>
-    </w:p>
-    <w:p>
-      <w:pPr>
-        <w:rPr>
-          <w:b/>
-          <w:bCs/>
-        </w:rPr>
-      </w:pPr>
-      <w:r>
-        <w:rPr>
-          <w:b/>
-          <w:bCs/>
-        </w:rPr>
-        <w:t>Contemporary Electoral Motivators in the United States</w:t>
-      </w:r>
-    </w:p>
-    <w:p>
-      <w:r>
-        <w:t>Gender is the single best predictor for democrat republican vote since 2016</w:t>
-      </w:r>
-    </w:p>
-    <w:p>
-      <w:r>
-        <w:t xml:space="preserve">Age is important, young people tend to swing less between </w:t>
-      </w:r>
-      <w:r>
-        <w:t>parties</w:t>
-      </w:r>
-    </w:p>
-    <w:p>
-      <w:r>
-        <w:t xml:space="preserve">Urban Rural divide explained partially by post NAFTA disenfranchisement of the rural/ industrial heartland of </w:t>
-      </w:r>
-      <w:r>
-        <w:t>A</w:t>
-      </w:r>
-      <w:r>
-        <w:t xml:space="preserve">merica. </w:t>
-      </w:r>
-    </w:p>
-    <w:p>
-      <w:r>
-        <w:t>Partisanship</w:t>
-      </w:r>
-      <w:r>
-        <w:t>...</w:t>
-      </w:r>
-    </w:p>
-    <w:p>
-      <w:pPr>
-        <w:rPr>
-          <w:b/>
-          <w:bCs/>
-        </w:rPr>
-      </w:pPr>
-    </w:p>
-    <w:p>
-      <w:pPr>
-        <w:rPr>
-          <w:b/>
-          <w:bCs/>
-        </w:rPr>
-      </w:pPr>
-      <w:r>
-        <w:rPr>
-          <w:b/>
-          <w:bCs/>
-        </w:rPr>
-        <w:t>Candidate Perceptions, Posturing, 'Change'-specific Posturing</w:t>
-      </w:r>
-    </w:p>
-    <w:p>
-      <w:pPr>
-        <w:rPr>
-          <w:b/>
-          <w:bCs/>
-        </w:rPr>
-      </w:pPr>
-      <w:r>
-        <w:t>Increasingly global backdrop means that candidate stances are not only judged on the basis of domestic policy and in opposition to the other party, but also to world leaders and world events. Example of bush in 2004, who is recognized in the literature as having been the candidate of 'change' despite his having been the incumbent.</w:t>
-      </w:r>
-    </w:p>
-    <w:p>
-      <w:r>
-        <w:t xml:space="preserve">Similarly, Obama's </w:t>
-      </w:r>
-      <w:proofErr w:type="spellStart"/>
-      <w:r>
-        <w:t>appeak</w:t>
-      </w:r>
-      <w:proofErr w:type="spellEnd"/>
-      <w:r>
-        <w:t xml:space="preserve"> in 2008 as a change candidate was clear, given his message of 'change', 'hope', and his being black. However, he was once arguable once again the change candidate in the 2012 election due to the (global situation? fact that </w:t>
-      </w:r>
-      <w:proofErr w:type="spellStart"/>
-      <w:r>
-        <w:t>romney</w:t>
-      </w:r>
-      <w:proofErr w:type="spellEnd"/>
-      <w:r>
-        <w:t xml:space="preserve"> was so conservative and </w:t>
-      </w:r>
-      <w:proofErr w:type="spellStart"/>
-      <w:r>
-        <w:t>mormon</w:t>
-      </w:r>
-      <w:proofErr w:type="spellEnd"/>
-      <w:r>
-        <w:t>? fallout of 2008 financial?)</w:t>
-      </w:r>
-    </w:p>
-    <w:p>
-      <w:pPr>
-        <w:rPr>
-          <w:b/>
-          <w:bCs/>
-        </w:rPr>
-      </w:pPr>
-    </w:p>
-    <w:p>
-      <w:pPr>
-        <w:rPr>
-          <w:i/>
-          <w:iCs/>
-        </w:rPr>
-      </w:pPr>
-    </w:p>
-    <w:p>
-      <w:pPr>
-        <w:rPr>
-          <w:b/>
-          <w:bCs/>
-        </w:rPr>
-      </w:pPr>
-      <w:r>
-        <w:rPr>
-          <w:b/>
-          <w:bCs/>
-        </w:rPr>
-        <w:t xml:space="preserve">Swing Voting, Incumbency Advantage vs. Anti-Incumbency </w:t>
-      </w:r>
-    </w:p>
-    <w:p/>
-    <w:p>
-      <w:pPr>
-        <w:rPr>
-          <w:b/>
-          <w:bCs/>
-        </w:rPr>
-      </w:pPr>
-    </w:p>
-    <w:p>
-      <w:pPr>
-        <w:rPr>
-          <w:b/>
-          <w:bCs/>
-        </w:rPr>
-      </w:pPr>
-      <w:r>
-        <w:rPr>
-          <w:b/>
-          <w:bCs/>
-        </w:rPr>
-        <w:t xml:space="preserve">Voting for 'Change' </w:t>
-      </w:r>
-    </w:p>
-    <w:p/>
-    <w:p/>
-    <w:p>
-      <w:pPr>
-        <w:rPr>
-          <w:b/>
-          <w:bCs/>
-        </w:rPr>
-      </w:pPr>
-    </w:p>
-    <w:p>
-      <w:r>
-        <w:rPr>
-          <w:b/>
-          <w:bCs/>
-        </w:rPr>
-        <w:lastRenderedPageBreak/>
-        <w:t>Contribution</w:t>
-      </w:r>
-    </w:p>
-    <w:p>
-      <w:r>
-        <w:t xml:space="preserve">Empirical </w:t>
-      </w:r>
-      <w:r>
-        <w:t xml:space="preserve">theory formation </w:t>
-      </w:r>
-      <w:r>
-        <w:t>whatever</w:t>
-      </w:r>
-    </w:p>
-    <w:p/>
-    <w:p/>
-    <w:p/>
-    <w:p/>
-    <w:p/>
-    <w:p/>
-    <w:p/>
-    <w:p/>
-    <w:p/>
-    <w:p/>
-    <w:p/>
-    <w:p/>
-    <w:p/>
-    <w:p/>
-    <w:p/>
-    <w:p>
-      <w:pPr>
-        <w:rPr>
+      <w:proofErr w:type="spellStart"/>
+      <w:r>
+        <w:t>obama</w:t>
+      </w:r>
+      <w:proofErr w:type="spellEnd"/>
+      <w:r>
+        <w:t xml:space="preserve"> both had 'change' in their slogans for 2008 (as did </w:t>
+      </w:r>
+      <w:proofErr w:type="spellStart"/>
+      <w:r>
+        <w:t>clinton</w:t>
+      </w:r>
+      <w:proofErr w:type="spellEnd"/>
+      <w:r>
+        <w:t xml:space="preserve"> and </w:t>
+      </w:r>
+      <w:proofErr w:type="spellStart"/>
+      <w:r>
+        <w:t>huckabee</w:t>
+      </w:r>
+      <w:proofErr w:type="spellEnd"/>
+      <w:r>
+        <w:t xml:space="preserve">, but </w:t>
+      </w:r>
+      <w:proofErr w:type="spellStart"/>
+      <w:r>
+        <w:t>obama</w:t>
+      </w:r>
+      <w:proofErr w:type="spellEnd"/>
+      <w:r>
+        <w:t xml:space="preserve"> ana </w:t>
+      </w:r>
+      <w:proofErr w:type="spellStart"/>
+      <w:r>
+        <w:t>mccain</w:t>
+      </w:r>
+      <w:proofErr w:type="spellEnd"/>
+      <w:r>
+        <w:t xml:space="preserve"> persisted thru their nominations)</w:t>
+      </w:r>
+    </w:p>
+    <w:p/>
+    <w:p>
+      <w:pPr>
+        <w:rPr>
+          <w:b/>
+          <w:bCs/>
           <w:sz w:val="28"/>
           <w:szCs w:val="28"/>
         </w:rPr>
       </w:pPr>
-    </w:p>
-    <w:p>
-      <w:pPr>
-        <w:rPr>
+      <w:r>
+        <w:lastRenderedPageBreak/>
+        <w:t xml:space="preserve">Levine et al. (2001) has a great section on messaging in political campaigns and WHAT people consider important for voting on (in terms of character </w:t>
+      </w:r>
+      <w:proofErr w:type="spellStart"/>
+      <w:r>
+        <w:t>etc</w:t>
+      </w:r>
+      <w:proofErr w:type="spellEnd"/>
+      <w:r>
+        <w:t>).</w:t>
+      </w:r>
+    </w:p>
+    <w:p/>
+    <w:p/>
+    <w:p>
+      <w:r>
+        <w:t xml:space="preserve">Need to mention also how an incumbent can sell 'change' or even be the 'change candidate'. Maybe say like "posturing themselves as best suited to deliver change in the face of GLOBAL situation or MICRO FINANCIAL situations, not 'change' in the way the country </w:t>
+      </w:r>
+      <w:proofErr w:type="gramStart"/>
+      <w:r>
+        <w:t>looks</w:t>
+      </w:r>
+      <w:proofErr w:type="gramEnd"/>
+      <w:r>
+        <w:t xml:space="preserve"> or which party is in power).</w:t>
+      </w:r>
+    </w:p>
+    <w:p/>
+    <w:p>
+      <w:pPr>
+        <w:rPr>
+          <w:i/>
+          <w:iCs/>
+        </w:rPr>
+      </w:pPr>
+      <w:r>
+        <w:rPr>
+          <w:i/>
+          <w:iCs/>
+        </w:rPr>
+        <w:t xml:space="preserve">" Of course, the party that is not in the White House maybe able to make a stronger case for change, but even the incumbent party—and </w:t>
+      </w:r>
+      <w:proofErr w:type="spellStart"/>
+      <w:r>
+        <w:rPr>
+          <w:i/>
+          <w:iCs/>
+        </w:rPr>
+        <w:t>theincumbent</w:t>
+      </w:r>
+      <w:proofErr w:type="spellEnd"/>
+      <w:r>
+        <w:rPr>
+          <w:i/>
+          <w:iCs/>
+        </w:rPr>
+        <w:t xml:space="preserve"> himself in 2004—used the strategy. Specifically, president George W. </w:t>
+      </w:r>
+      <w:proofErr w:type="spellStart"/>
+      <w:r>
+        <w:rPr>
+          <w:i/>
+          <w:iCs/>
+        </w:rPr>
+        <w:t>Bushran</w:t>
+      </w:r>
+      <w:proofErr w:type="spellEnd"/>
+      <w:r>
+        <w:rPr>
+          <w:i/>
+          <w:iCs/>
+        </w:rPr>
+        <w:t xml:space="preserve"> on a platform he said was well suited for “changing times” in a “changed </w:t>
+      </w:r>
+      <w:proofErr w:type="gramStart"/>
+      <w:r>
+        <w:rPr>
+          <w:i/>
+          <w:iCs/>
+        </w:rPr>
+        <w:t>world”(</w:t>
+      </w:r>
+      <w:proofErr w:type="gramEnd"/>
+      <w:r>
+        <w:rPr>
+          <w:i/>
+          <w:iCs/>
+        </w:rPr>
+        <w:t>Brownstein, 2004)." Levine et al. (2001)</w:t>
+      </w:r>
+    </w:p>
+    <w:p>
+      <w:pPr>
+        <w:rPr>
+          <w:b/>
+          <w:bCs/>
+        </w:rPr>
+      </w:pPr>
+    </w:p>
+    <w:p>
+      <w:pPr>
+        <w:rPr>
+          <w:i/>
+          <w:iCs/>
+        </w:rPr>
+      </w:pPr>
+    </w:p>
+    <w:p/>
+    <w:p/>
+    <w:p/>
+    <w:p>
+      <w:r>
+        <w:rPr>
+          <w:b/>
+          <w:bCs/>
+        </w:rPr>
+        <w:t>Voting for 'Change'</w:t>
+      </w:r>
+    </w:p>
+    <w:p>
+      <w:r>
+        <w:t>The idea of voting for a candidate on the idea of seeking 'change' (conceived of as something related to but distinct from anti-incumbency) is relatively understudied in the literature.</w:t>
+      </w:r>
+    </w:p>
+    <w:p/>
+    <w:p>
+      <w:pPr>
+        <w:tabs>
+          <w:tab w:val="right" w:pos="9360"/>
+        </w:tabs>
+      </w:pPr>
+      <w:r>
+        <w:t xml:space="preserve">Levine et. al (2001) </w:t>
+      </w:r>
+      <w:r>
+        <w:tab/>
+      </w:r>
+    </w:p>
+    <w:p>
+      <w:r>
+        <w:t>Inspects the way that young voters interpreted the messages of 'change', "</w:t>
+      </w:r>
+      <w:r>
+        <w:t>both in an overall sense</w:t>
+      </w:r>
+      <w:r>
+        <w:t xml:space="preserve"> </w:t>
+      </w:r>
+      <w:r>
+        <w:t>and as attributed to each of the candidates</w:t>
+      </w:r>
+      <w:r>
+        <w:t>" (Levine et. al, 2001). The authors conduct two surveys, one before the 2008 primary election and one shortly before the general election, taking ~800 and ~200 undergraduate students as respondents, respectively. The authors find different types of 'change' interpretations by respondents, as well as differing levels of relevance for different demographics.</w:t>
+      </w:r>
+    </w:p>
+    <w:p>
+      <w:r>
+        <w:rPr>
+          <w:i/>
+          <w:iCs/>
+        </w:rPr>
+        <w:t>"</w:t>
+      </w:r>
+      <w:r>
+        <w:rPr>
+          <w:i/>
+          <w:iCs/>
+        </w:rPr>
+        <w:t xml:space="preserve">Overall, our survey respondents applied change, as an overriding </w:t>
+      </w:r>
+      <w:proofErr w:type="spellStart"/>
+      <w:proofErr w:type="gramStart"/>
+      <w:r>
+        <w:rPr>
+          <w:i/>
+          <w:iCs/>
+        </w:rPr>
+        <w:t>concept,to</w:t>
+      </w:r>
+      <w:proofErr w:type="spellEnd"/>
+      <w:proofErr w:type="gramEnd"/>
+      <w:r>
+        <w:rPr>
+          <w:i/>
+          <w:iCs/>
+        </w:rPr>
+        <w:t xml:space="preserve"> six specific areas: race of the candidate, gender of the candidate, cultural </w:t>
+      </w:r>
+      <w:proofErr w:type="spellStart"/>
+      <w:r>
+        <w:rPr>
+          <w:i/>
+          <w:iCs/>
+        </w:rPr>
+        <w:t>policy,economic</w:t>
+      </w:r>
+      <w:proofErr w:type="spellEnd"/>
+      <w:r>
+        <w:rPr>
+          <w:i/>
+          <w:iCs/>
+        </w:rPr>
+        <w:t xml:space="preserve"> policy, foreign policy, health care, and other responses that fell into a seventh category called “overall change</w:t>
+      </w:r>
+      <w:r>
+        <w:rPr>
+          <w:i/>
+          <w:iCs/>
+        </w:rPr>
+        <w:t xml:space="preserve">." </w:t>
+      </w:r>
+      <w:r>
+        <w:t xml:space="preserve">Levine et. al (2001) </w:t>
+      </w:r>
+    </w:p>
+    <w:p>
+      <w:pPr>
+        <w:rPr>
+          <w:i/>
+          <w:iCs/>
+        </w:rPr>
+      </w:pPr>
+    </w:p>
+    <w:p>
+      <w:pPr>
+        <w:rPr>
+          <w:i/>
+          <w:iCs/>
+        </w:rPr>
+      </w:pPr>
+      <w:r>
+        <w:rPr>
+          <w:i/>
+          <w:iCs/>
+        </w:rPr>
+        <w:t>SURVEY EXPERIMENT 1:</w:t>
+      </w:r>
+    </w:p>
+    <w:p>
+      <w:pPr>
+        <w:rPr>
+          <w:i/>
+          <w:iCs/>
+        </w:rPr>
+      </w:pPr>
+      <w:r>
+        <w:rPr>
+          <w:i/>
+          <w:iCs/>
+        </w:rPr>
+        <w:t>"</w:t>
+      </w:r>
+      <w:r>
+        <w:rPr>
+          <w:i/>
+          <w:iCs/>
+        </w:rPr>
+        <w:t xml:space="preserve">Research Question 3: How Do Demographics Influence the Way These </w:t>
+      </w:r>
+      <w:proofErr w:type="spellStart"/>
+      <w:r>
+        <w:rPr>
+          <w:i/>
+          <w:iCs/>
+        </w:rPr>
+        <w:t>VotersDefine</w:t>
+      </w:r>
+      <w:proofErr w:type="spellEnd"/>
+      <w:r>
+        <w:rPr>
+          <w:i/>
+          <w:iCs/>
+        </w:rPr>
+        <w:t xml:space="preserve"> Change? The survey also measured the definition of each candidate’s </w:t>
+      </w:r>
+      <w:proofErr w:type="spellStart"/>
+      <w:r>
+        <w:rPr>
+          <w:i/>
+          <w:iCs/>
+        </w:rPr>
+        <w:t>versionof</w:t>
+      </w:r>
+      <w:proofErr w:type="spellEnd"/>
+      <w:r>
+        <w:rPr>
+          <w:i/>
+          <w:iCs/>
+        </w:rPr>
+        <w:t xml:space="preserve"> change. Overall, a chi-square analysis found significant differences among the </w:t>
+      </w:r>
+      <w:proofErr w:type="spellStart"/>
+      <w:r>
+        <w:rPr>
+          <w:i/>
+          <w:iCs/>
+        </w:rPr>
+        <w:t>dif-ferent</w:t>
+      </w:r>
+      <w:proofErr w:type="spellEnd"/>
+      <w:r>
+        <w:rPr>
+          <w:i/>
+          <w:iCs/>
+        </w:rPr>
+        <w:t xml:space="preserve"> supporters on a general sense of change and change in health care, gender </w:t>
+      </w:r>
+      <w:proofErr w:type="spellStart"/>
+      <w:proofErr w:type="gramStart"/>
+      <w:r>
+        <w:rPr>
+          <w:i/>
+          <w:iCs/>
+        </w:rPr>
+        <w:t>issues,and</w:t>
+      </w:r>
+      <w:proofErr w:type="spellEnd"/>
+      <w:proofErr w:type="gramEnd"/>
+      <w:r>
+        <w:rPr>
+          <w:i/>
+          <w:iCs/>
+        </w:rPr>
+        <w:t xml:space="preserve"> race.</w:t>
+      </w:r>
+      <w:r>
+        <w:rPr>
+          <w:i/>
+          <w:iCs/>
+        </w:rPr>
+        <w:t xml:space="preserve"> </w:t>
+      </w:r>
+    </w:p>
+    <w:p>
+      <w:pPr>
+        <w:rPr>
+          <w:i/>
+          <w:iCs/>
+        </w:rPr>
+      </w:pPr>
+      <w:r>
+        <w:rPr>
+          <w:i/>
+          <w:iCs/>
+        </w:rPr>
+        <w:t>Of the respondents who identified issues categorized as “overall change,” a differ-</w:t>
+      </w:r>
+      <w:proofErr w:type="spellStart"/>
+      <w:r>
+        <w:rPr>
+          <w:i/>
+          <w:iCs/>
+        </w:rPr>
+        <w:t>ence</w:t>
+      </w:r>
+      <w:proofErr w:type="spellEnd"/>
+      <w:r>
+        <w:rPr>
+          <w:i/>
+          <w:iCs/>
+        </w:rPr>
+        <w:t xml:space="preserve"> was found between White and African American respondents, χ 2 (2) = </w:t>
+      </w:r>
+      <w:proofErr w:type="gramStart"/>
+      <w:r>
+        <w:rPr>
+          <w:i/>
+          <w:iCs/>
+        </w:rPr>
+        <w:t>20.627,p</w:t>
+      </w:r>
+      <w:proofErr w:type="gramEnd"/>
+      <w:r>
+        <w:rPr>
+          <w:i/>
+          <w:iCs/>
+        </w:rPr>
+        <w:t xml:space="preserve"> = .00, whereby 87% of the responses were from White participants, and 10.7% </w:t>
+      </w:r>
+      <w:proofErr w:type="spellStart"/>
+      <w:r>
+        <w:rPr>
+          <w:i/>
+          <w:iCs/>
+        </w:rPr>
+        <w:t>werefrom</w:t>
+      </w:r>
+      <w:proofErr w:type="spellEnd"/>
+      <w:r>
+        <w:rPr>
+          <w:i/>
+          <w:iCs/>
+        </w:rPr>
+        <w:t xml:space="preserve"> African American participants. However, those respondents who </w:t>
+      </w:r>
+      <w:proofErr w:type="spellStart"/>
+      <w:r>
+        <w:rPr>
+          <w:i/>
+          <w:iCs/>
+        </w:rPr>
+        <w:t>identifiedObama</w:t>
+      </w:r>
+      <w:proofErr w:type="spellEnd"/>
+      <w:r>
+        <w:rPr>
+          <w:i/>
+          <w:iCs/>
+        </w:rPr>
+        <w:t xml:space="preserve"> as their choice were also more likely to discuss issues of overall change </w:t>
+      </w:r>
+      <w:proofErr w:type="spellStart"/>
+      <w:r>
+        <w:rPr>
+          <w:i/>
+          <w:iCs/>
+        </w:rPr>
+        <w:t>thansupporters</w:t>
+      </w:r>
+      <w:proofErr w:type="spellEnd"/>
+      <w:r>
+        <w:rPr>
+          <w:i/>
+          <w:iCs/>
+        </w:rPr>
+        <w:t xml:space="preserve"> of the other candidates, χ 2(2) = 21.185, p &lt; .05.</w:t>
+      </w:r>
+    </w:p>
+    <w:p>
+      <w:pPr>
+        <w:rPr>
+          <w:i/>
+          <w:iCs/>
+        </w:rPr>
+      </w:pPr>
+      <w:r>
+        <w:rPr>
+          <w:i/>
+          <w:iCs/>
+        </w:rPr>
+        <w:lastRenderedPageBreak/>
+        <w:t xml:space="preserve">The topic of health care was discussed more often by women than men, χ2(2) =8.048, p &lt; .05. Similar to the category of overall change, the participants who </w:t>
+      </w:r>
+      <w:proofErr w:type="spellStart"/>
+      <w:r>
+        <w:rPr>
+          <w:i/>
+          <w:iCs/>
+        </w:rPr>
+        <w:t>identi-fied</w:t>
+      </w:r>
+      <w:proofErr w:type="spellEnd"/>
+      <w:r>
+        <w:rPr>
+          <w:i/>
+          <w:iCs/>
+        </w:rPr>
+        <w:t xml:space="preserve"> Obama as their choice discussed the importance of change and health care, χ2(2) =18.571, p &lt; .05, more than supporters of the other candidates.</w:t>
+      </w:r>
+    </w:p>
+    <w:p>
+      <w:r>
+        <w:rPr>
+          <w:i/>
+          <w:iCs/>
+        </w:rPr>
+        <w:t xml:space="preserve">Although there were no significant findings for the race of the candidate, a </w:t>
+      </w:r>
+      <w:proofErr w:type="spellStart"/>
+      <w:r>
+        <w:rPr>
+          <w:i/>
+          <w:iCs/>
+        </w:rPr>
+        <w:t>surpris-ing</w:t>
+      </w:r>
+      <w:proofErr w:type="spellEnd"/>
+      <w:r>
+        <w:rPr>
+          <w:i/>
+          <w:iCs/>
+        </w:rPr>
+        <w:t xml:space="preserve"> finding was that Obama supporters discussed the biological sex of the candidates</w:t>
+      </w:r>
+      <w:r>
+        <w:rPr>
+          <w:i/>
+          <w:iCs/>
+        </w:rPr>
+        <w:t xml:space="preserve"> </w:t>
+      </w:r>
+      <w:r>
+        <w:rPr>
+          <w:i/>
+          <w:iCs/>
+        </w:rPr>
+        <w:t>more than supporters of the other candidates, χ2(2) = 13.478, p &lt; .05.</w:t>
+      </w:r>
+      <w:r>
+        <w:rPr>
+          <w:i/>
+          <w:iCs/>
+        </w:rPr>
+        <w:t>"</w:t>
+      </w:r>
+      <w:r>
+        <w:t xml:space="preserve"> </w:t>
+      </w:r>
+      <w:r>
+        <w:t xml:space="preserve">Levine et. al (2001) </w:t>
+      </w:r>
+    </w:p>
+    <w:p/>
+    <w:p>
+      <w:pPr>
+        <w:rPr>
+          <w:i/>
+          <w:iCs/>
+        </w:rPr>
+      </w:pPr>
+      <w:r>
+        <w:rPr>
+          <w:i/>
+          <w:iCs/>
+        </w:rPr>
+        <w:t>SURVEY EXPERIMENT 2:</w:t>
+      </w:r>
+    </w:p>
+    <w:p>
+      <w:pPr>
+        <w:rPr>
+          <w:i/>
+          <w:iCs/>
+        </w:rPr>
+      </w:pPr>
+      <w:r>
+        <w:rPr>
+          <w:i/>
+          <w:iCs/>
+        </w:rPr>
+        <w:t xml:space="preserve">..... they do </w:t>
+      </w:r>
+      <w:proofErr w:type="spellStart"/>
+      <w:r>
+        <w:rPr>
+          <w:i/>
+          <w:iCs/>
+        </w:rPr>
+        <w:t>xyz</w:t>
+      </w:r>
+      <w:proofErr w:type="spellEnd"/>
+    </w:p>
+    <w:p>
+      <w:pPr>
+        <w:rPr>
+          <w:i/>
+          <w:iCs/>
+        </w:rPr>
+      </w:pPr>
+    </w:p>
+    <w:p/>
+    <w:p>
+      <w:r>
+        <w:t>(</w:t>
+      </w:r>
+      <w:proofErr w:type="spellStart"/>
+      <w:r>
+        <w:t>Wüst</w:t>
+      </w:r>
+      <w:proofErr w:type="spellEnd"/>
+      <w:r>
+        <w:t xml:space="preserve"> 2022)</w:t>
+      </w:r>
+    </w:p>
+    <w:p>
+      <w:proofErr w:type="gramStart"/>
+      <w:r>
+        <w:t>German</w:t>
+      </w:r>
+      <w:proofErr w:type="gramEnd"/>
+      <w:r>
+        <w:t xml:space="preserve"> one says youth voted for change via new pol parties (or just not the classic coalition SPD CDU), </w:t>
+      </w:r>
+    </w:p>
+    <w:p>
+      <w:r>
+        <w:t>"</w:t>
+      </w:r>
+      <w:proofErr w:type="gramStart"/>
+      <w:r>
+        <w:t>article</w:t>
+      </w:r>
+      <w:proofErr w:type="gramEnd"/>
+      <w:r>
+        <w:t xml:space="preserve"> provides empirical evidence for </w:t>
+      </w:r>
+      <w:r>
+        <w:t>dissatisfaction with the grand coalition government and the quest for change among young voters</w:t>
+      </w:r>
+      <w:r>
+        <w:t>"</w:t>
+      </w:r>
+    </w:p>
+    <w:p>
+      <w:r>
+        <w:t>reasons for voting:</w:t>
+      </w:r>
+      <w:r>
+        <w:t xml:space="preserve">" a fight against climate change combined with state-centered social policies among Green voters, and a broad liberal program for progress among </w:t>
+      </w:r>
+      <w:proofErr w:type="spellStart"/>
+      <w:r>
+        <w:t>fdp</w:t>
+      </w:r>
+      <w:proofErr w:type="spellEnd"/>
+      <w:r>
+        <w:t xml:space="preserve"> voters</w:t>
+      </w:r>
+      <w:r>
+        <w:t>"</w:t>
+      </w:r>
+    </w:p>
+    <w:p>
+      <w:r>
+        <w:t>"</w:t>
+      </w:r>
+      <w:r>
+        <w:t>Yet the reasons that young people support these parties differ significantly. Thus, it is thin empirical ice to associate the yellow-green boost among young voters with a new generational cleavage.</w:t>
+      </w:r>
+      <w:r>
+        <w:t>"</w:t>
+      </w:r>
+    </w:p>
+    <w:p>
+      <w:r>
+        <w:t xml:space="preserve">We should also note that there is a different dynamic in a parliamentary system due to 1) you are typically voting for a party more than for a specific candidate (whereas in the US, presidential elections have a large personal character element) and 2) voting for a 'change' party that is in the political fringe/ not established or strong can have several other motivators, such as pressuring the dominant parties to take notice of dissatisfaction/ to effect change. </w:t>
+      </w:r>
+    </w:p>
+    <w:p>
+      <w:r>
+        <w:t>Greens has a very identifiable, inherently highly 'change' stance: action towards sustainability and climate change [need here a quote from the greens of what they stand for] which is not really possible in the de-facto two-party system of the United States.</w:t>
+      </w:r>
+    </w:p>
+    <w:p/>
+    <w:p/>
+    <w:p>
+      <w:pPr>
+        <w:rPr>
+          <w:b/>
+          <w:bCs/>
+        </w:rPr>
+      </w:pPr>
+      <w:r>
+        <w:rPr>
+          <w:b/>
+          <w:bCs/>
+        </w:rPr>
+        <w:t xml:space="preserve">Swing Voting, Incumbency Advantage vs. Anti-Incumbency </w:t>
+      </w:r>
+    </w:p>
+    <w:p>
+      <w:pPr>
+        <w:rPr>
+          <w:b/>
+          <w:bCs/>
+        </w:rPr>
+      </w:pPr>
+    </w:p>
+    <w:p>
+      <w:pPr>
+        <w:rPr>
+          <w:b/>
+          <w:bCs/>
+        </w:rPr>
+      </w:pPr>
+    </w:p>
+    <w:p>
+      <w:pPr>
+        <w:rPr>
+          <w:b/>
+          <w:bCs/>
+        </w:rPr>
+      </w:pPr>
+    </w:p>
+    <w:p>
+      <w:pPr>
+        <w:rPr>
+          <w:b/>
+          <w:bCs/>
+        </w:rPr>
+      </w:pPr>
+    </w:p>
+    <w:p>
+      <w:pPr>
+        <w:rPr>
+          <w:b/>
+          <w:bCs/>
+        </w:rPr>
+      </w:pPr>
+    </w:p>
+    <w:p>
+      <w:pPr>
+        <w:rPr>
+          <w:b/>
+          <w:bCs/>
+        </w:rPr>
+      </w:pPr>
+    </w:p>
+    <w:p>
+      <w:r>
+        <w:rPr>
+          <w:b/>
+          <w:bCs/>
+        </w:rPr>
+        <w:t>Contribution</w:t>
+      </w:r>
+    </w:p>
+    <w:p>
+      <w:r>
+        <w:t xml:space="preserve">Empirical </w:t>
+      </w:r>
+      <w:r>
+        <w:t xml:space="preserve">theory formation </w:t>
+      </w:r>
+      <w:r>
+        <w:t>whatever</w:t>
+      </w:r>
+    </w:p>
+    <w:p/>
+    <w:p/>
+    <w:p/>
+    <w:p/>
+    <w:p/>
+    <w:p>
+      <w:pPr>
+        <w:rPr>
+          <w:b/>
+          <w:bCs/>
           <w:sz w:val="28"/>
           <w:szCs w:val="28"/>
         </w:rPr>
       </w:pPr>
       <w:r>
         <w:rPr>
+          <w:b/>
+          <w:bCs/>
           <w:sz w:val="28"/>
           <w:szCs w:val="28"/>
         </w:rPr>
-        <w:t>Results</w:t>
-      </w:r>
-    </w:p>
-    <w:p>
-      <w:pPr>
-        <w:ind w:firstLine="240"/>
-      </w:pPr>
-      <w:r>
-        <w:t xml:space="preserve">Study One - Change Candidate Identification </w:t>
-      </w:r>
-    </w:p>
+        <w:lastRenderedPageBreak/>
+        <w:t>Data</w:t>
+      </w:r>
+    </w:p>
+    <w:p>
+      <w:pPr>
+        <w:rPr>
+          <w:b/>
+          <w:bCs/>
+        </w:rPr>
+      </w:pPr>
+      <w:r>
+        <w:rPr>
+          <w:b/>
+          <w:bCs/>
+        </w:rPr>
+        <w:t>4.1 American Presidency Project, UCSB</w:t>
+      </w:r>
+    </w:p>
+    <w:p>
+      <w:r>
+        <w:t xml:space="preserve">The data used in quantifying the degree of 'change' that candidates attempt to sell is textual. This data is taken from the University of California Santa Barbara's (UCSB) running project, aptly titled the 'American Presidency Project' (APP). The APP is </w:t>
+      </w:r>
+      <w:r>
+        <w:t>functionally a database housing an impressively comprehensive multi-media collection of documents relating to</w:t>
+      </w:r>
+      <w:r>
+        <w:t xml:space="preserve"> </w:t>
+      </w:r>
+      <w:r>
+        <w:t>American presidential contests</w:t>
+      </w:r>
+      <w:r>
+        <w:t xml:space="preserve"> </w:t>
+      </w:r>
+      <w:r>
+        <w:t xml:space="preserve">including </w:t>
+      </w:r>
+      <w:r>
+        <w:t xml:space="preserve">texts and videos from </w:t>
+      </w:r>
+      <w:r>
+        <w:t xml:space="preserve">candidates, parties, spokespeople, attack ads, and other such </w:t>
+      </w:r>
+      <w:r>
+        <w:t>items</w:t>
+      </w:r>
+      <w:r>
+        <w:t>. For the needs of this study, two collections were considered: A) Primary and Presidential Debate</w:t>
+      </w:r>
+      <w:r>
+        <w:t xml:space="preserve"> Transcripts, and B) 'Campaign Documents', which include</w:t>
+      </w:r>
+      <w:r>
+        <w:t xml:space="preserve"> Transcripts from Rallies, Interviews, Press Releases, and Statements. </w:t>
+      </w:r>
+    </w:p>
+    <w:p>
+      <w:r>
+        <w:t xml:space="preserve">In deciding which collections to use as the basis for a textual analysis, the Debate collection was discarded for two reasons. First, the conclusion was reached that the inherent shape and content of debate discussions were not an informative resource from which to derive candidate posturing, largely due to the fact that the debate format encourages improvisational response discussions over </w:t>
+      </w:r>
+      <w:r>
+        <w:t>carefully worded</w:t>
+      </w:r>
+      <w:r>
+        <w:t xml:space="preserve"> posturing. </w:t>
+      </w:r>
+      <w:r>
+        <w:t>Second, the small number of debates that take place in each electoral cycle and the short length of these debates creates a problem for robust analysis; in effect, there is too little data.</w:t>
+      </w:r>
+    </w:p>
+    <w:p>
+      <w:r>
+        <w:t>For this reason, the collection of</w:t>
+      </w:r>
+      <w:r>
+        <w:t xml:space="preserve"> 'Campaign Documents'</w:t>
+      </w:r>
+      <w:r>
+        <w:t xml:space="preserve"> was instead chosen as the basis for textual analysis in determining </w:t>
+      </w:r>
+      <w:r>
+        <w:t>Candidate 'Change' Posturing.</w:t>
+      </w:r>
+      <w:r>
+        <w:t xml:space="preserve"> </w:t>
+      </w:r>
+      <w:r>
+        <w:rPr>
+          <w:highlight w:val="magenta"/>
+        </w:rPr>
+        <w:t>Add that this data was scraped from the web usin</w:t>
+      </w:r>
+      <w:r>
+        <w:rPr>
+          <w:highlight w:val="magenta"/>
+        </w:rPr>
+        <w:t xml:space="preserve">g </w:t>
+      </w:r>
+      <w:proofErr w:type="spellStart"/>
+      <w:r>
+        <w:rPr>
+          <w:highlight w:val="magenta"/>
+        </w:rPr>
+        <w:t>xyz</w:t>
+      </w:r>
+      <w:proofErr w:type="spellEnd"/>
+      <w:r>
+        <w:t xml:space="preserve">. </w:t>
+      </w:r>
+      <w:r>
+        <w:t xml:space="preserve">This collection consists of </w:t>
+      </w:r>
+      <w:r>
+        <w:rPr>
+          <w:highlight w:val="magenta"/>
+        </w:rPr>
+        <w:t>21,347</w:t>
+      </w:r>
+      <w:r>
+        <w:t xml:space="preserve"> documents spanning seven electoral cycles (2000, 2004, 2008, 2012, 2016, 2020, 2024), within which </w:t>
+      </w:r>
+      <w:r>
+        <w:rPr>
+          <w:highlight w:val="magenta"/>
+        </w:rPr>
+        <w:t>seventy-seven</w:t>
+      </w:r>
+      <w:r>
+        <w:t xml:space="preserve"> speakers</w:t>
+      </w:r>
+      <w:r>
+        <w:rPr>
+          <w:rStyle w:val="FootnoteReference"/>
+        </w:rPr>
+        <w:footnoteReference w:id="1"/>
+      </w:r>
+      <w:r>
+        <w:t xml:space="preserve"> appear</w:t>
+      </w:r>
+      <w:r>
+        <w:t>. This list of speakers includes only primary and presidential candidates.</w:t>
+      </w:r>
+      <w:r>
+        <w:t xml:space="preserve"> </w:t>
+      </w:r>
+    </w:p>
+    <w:p/>
+    <w:p>
+      <w:pPr>
+        <w:rPr>
+          <w:b/>
+          <w:bCs/>
+        </w:rPr>
+      </w:pPr>
+      <w:r>
+        <w:rPr>
+          <w:b/>
+          <w:bCs/>
+        </w:rPr>
+        <w:t xml:space="preserve">4.1 </w:t>
+      </w:r>
+      <w:r>
+        <w:rPr>
+          <w:b/>
+          <w:bCs/>
+        </w:rPr>
+        <w:t>American National Election Survey</w:t>
+      </w:r>
+    </w:p>
+    <w:p>
+      <w:r>
+        <w:t>The</w:t>
+      </w:r>
+      <w:r>
+        <w:t xml:space="preserve"> </w:t>
+      </w:r>
+      <w:r>
+        <w:t xml:space="preserve">American National Election Survey (ANES) is </w:t>
+      </w:r>
+      <w:r>
+        <w:t xml:space="preserve">a </w:t>
+      </w:r>
+      <w:proofErr w:type="gramStart"/>
+      <w:r>
+        <w:t>federally-conducted</w:t>
+      </w:r>
+      <w:proofErr w:type="gramEnd"/>
+      <w:r>
+        <w:t xml:space="preserve"> survey </w:t>
+      </w:r>
+      <w:r>
+        <w:t>of the American population (across all states and counties) aimed at capturing the social and political beliefs</w:t>
+      </w:r>
+      <w:r>
+        <w:t xml:space="preserve"> of the population.</w:t>
+      </w:r>
+      <w:r>
+        <w:t xml:space="preserve"> </w:t>
+      </w:r>
+      <w:r>
+        <w:t>T</w:t>
+      </w:r>
+      <w:r>
+        <w:t>he survey in each of its iterations</w:t>
+      </w:r>
+      <w:r>
+        <w:t xml:space="preserve"> </w:t>
+      </w:r>
+      <w:r>
+        <w:t>(which occur every two years, coinciding with general and midterm electoral cycles)</w:t>
+      </w:r>
+      <w:r>
+        <w:t xml:space="preserve"> </w:t>
+      </w:r>
+      <w:r>
+        <w:t>is conducted as a PRE-ELECTION and POST-ELECTION survey, where respondents are asked roughly half of the questions before the election and the remaining question after the election.</w:t>
+      </w:r>
+      <w:r>
+        <w:t xml:space="preserve"> Surveys consist of ~1700 total (PRE+POST) questions</w:t>
+      </w:r>
+      <w:r>
+        <w:t xml:space="preserve"> and, importantly, </w:t>
+      </w:r>
+      <w:r>
+        <w:rPr>
+          <w:highlight w:val="magenta"/>
+        </w:rPr>
+        <w:t>most</w:t>
+      </w:r>
+      <w:r>
+        <w:t xml:space="preserve"> questions </w:t>
+      </w:r>
+      <w:r>
+        <w:t>change</w:t>
+      </w:r>
+      <w:r>
+        <w:t xml:space="preserve"> from election to election</w:t>
+      </w:r>
+      <w:r>
+        <w:t xml:space="preserve"> (though core themes are always present). This, paired with the cross-sectional (non-panel) format presents several challenges for the </w:t>
+      </w:r>
+      <w:r>
+        <w:t>experiments in this paper, all of which are further explored in the methods and results sections.</w:t>
+      </w:r>
+      <w:r>
+        <w:t xml:space="preserve"> Coinciding with the APP data, ANES surveys from the previous </w:t>
+      </w:r>
+      <w:r>
+        <w:t>seven electoral cycles (2000, 2004, 2008, 2012, 2016, 2020, 2024)</w:t>
+      </w:r>
+      <w:r>
+        <w:t xml:space="preserve"> are selected. </w:t>
+      </w:r>
+      <w:r>
+        <w:t xml:space="preserve">The number of people surveyed varies across years, with </w:t>
+      </w:r>
+      <w:r>
+        <w:t xml:space="preserve">most in the </w:t>
+      </w:r>
+      <w:r>
+        <w:rPr>
+          <w:highlight w:val="magenta"/>
+        </w:rPr>
+        <w:t>range of 5000-8000, while the lowest sits at 700 respondents (2000)</w:t>
+      </w:r>
+      <w:r>
+        <w:t>.</w:t>
+      </w:r>
+    </w:p>
+    <w:p>
+      <w:r>
+        <w:t xml:space="preserve">Unfortunately, at the time of the writing of this paper, the results for the </w:t>
+      </w:r>
+      <w:proofErr w:type="gramStart"/>
+      <w:r>
+        <w:t>POST-ELECTION</w:t>
+      </w:r>
+      <w:proofErr w:type="gramEnd"/>
+      <w:r>
+        <w:t xml:space="preserve"> portion of the 2024 survey have not been published, meaning that the possibility for analysis in that year is greatly reduced. </w:t>
+      </w:r>
+    </w:p>
+    <w:p>
+      <w:r>
+        <w:lastRenderedPageBreak/>
+        <w:t>Finally, it is crucial to note that the ANES largely does not include</w:t>
+      </w:r>
+      <w:r>
+        <w:t xml:space="preserve">/ share </w:t>
+      </w:r>
+      <w:r>
+        <w:t>any demographic variables</w:t>
+      </w:r>
+      <w:r>
+        <w:t xml:space="preserve"> of respondents (age, gender, race)</w:t>
+      </w:r>
+      <w:r>
+        <w:t xml:space="preserve">, which greatly </w:t>
+      </w:r>
+      <w:r>
+        <w:t>restricts</w:t>
+      </w:r>
+      <w:r>
+        <w:t xml:space="preserve"> the</w:t>
+      </w:r>
+      <w:r>
+        <w:t xml:space="preserve"> depth of</w:t>
+      </w:r>
+      <w:r>
+        <w:t xml:space="preserve"> insights that can be drawn from the results of this paper's experiments. </w:t>
+      </w:r>
+    </w:p>
+    <w:p/>
+    <w:p/>
+    <w:p/>
+    <w:p/>
+    <w:p/>
+    <w:p/>
+    <w:p/>
+    <w:p/>
+    <w:p/>
+    <w:p/>
+    <w:p>
+      <w:pPr>
+        <w:rPr>
+          <w:b/>
+          <w:bCs/>
+          <w:sz w:val="28"/>
+          <w:szCs w:val="28"/>
+        </w:rPr>
+      </w:pPr>
+      <w:r>
+        <w:rPr>
+          <w:b/>
+          <w:bCs/>
+          <w:sz w:val="28"/>
+          <w:szCs w:val="28"/>
+        </w:rPr>
+        <w:t>Methods</w:t>
+      </w:r>
+    </w:p>
+    <w:p>
+      <w:r>
+        <w:rPr>
+          <w:b/>
+          <w:bCs/>
+        </w:rPr>
+        <w:t xml:space="preserve">5.1 </w:t>
+      </w:r>
+      <w:proofErr w:type="spellStart"/>
+      <w:r>
+        <w:rPr>
+          <w:b/>
+          <w:bCs/>
+        </w:rPr>
+        <w:t>NGram</w:t>
+      </w:r>
+      <w:proofErr w:type="spellEnd"/>
+      <w:r>
+        <w:rPr>
+          <w:b/>
+          <w:bCs/>
+        </w:rPr>
+        <w:t xml:space="preserve"> </w:t>
+      </w:r>
+      <w:r>
+        <w:rPr>
+          <w:b/>
+          <w:bCs/>
+        </w:rPr>
+        <w:t xml:space="preserve">Textual </w:t>
+      </w:r>
+      <w:r>
+        <w:rPr>
+          <w:b/>
+          <w:bCs/>
+        </w:rPr>
+        <w:t>Frequency Analysis</w:t>
+      </w:r>
+    </w:p>
+    <w:p>
+      <w:proofErr w:type="spellStart"/>
+      <w:r>
+        <w:t>asdasd</w:t>
+      </w:r>
+      <w:proofErr w:type="spellEnd"/>
+    </w:p>
+    <w:p>
+      <w:pPr>
+        <w:pStyle w:val="TOC2"/>
+        <w:spacing w:line="240" w:lineRule="auto"/>
+        <w:ind w:left="0"/>
+      </w:pPr>
+    </w:p>
+    <w:p/>
+    <w:p>
+      <w:r>
+        <w:rPr>
+          <w:b/>
+          <w:bCs/>
+        </w:rPr>
+        <w:t>5.</w:t>
+      </w:r>
+      <w:r>
+        <w:rPr>
+          <w:b/>
+          <w:bCs/>
+        </w:rPr>
+        <w:t>2</w:t>
+      </w:r>
+      <w:r>
+        <w:rPr>
+          <w:b/>
+          <w:bCs/>
+        </w:rPr>
+        <w:t xml:space="preserve"> </w:t>
+      </w:r>
+      <w:r>
+        <w:rPr>
+          <w:b/>
+          <w:bCs/>
+        </w:rPr>
+        <w:t>Composite Index of Change</w:t>
+      </w:r>
+    </w:p>
+    <w:p>
+      <w:proofErr w:type="spellStart"/>
+      <w:r>
+        <w:t>asdasd</w:t>
+      </w:r>
+      <w:proofErr w:type="spellEnd"/>
+    </w:p>
+    <w:p/>
     <w:p>
       <w:pPr>
         <w:pStyle w:val="TOC2"/>
         <w:spacing w:line="240" w:lineRule="auto"/>
         <w:ind w:firstLine="480"/>
       </w:pPr>
-      <w:r>
-        <w:t>6</w:t>
-      </w:r>
-      <w:r>
-        <w:t xml:space="preserve">.1 </w:t>
-      </w:r>
-      <w:r>
-        <w:t xml:space="preserve">Candidate of Change, Text-Based </w:t>
-      </w:r>
-      <w:r>
-        <w:ptab w:relativeTo="margin" w:alignment="right" w:leader="dot"/>
-      </w:r>
-      <w:r>
-        <w:t xml:space="preserve"> 5</w:t>
-      </w:r>
-    </w:p>
+    </w:p>
+    <w:p/>
     <w:p>
       <w:pPr>
         <w:pStyle w:val="TOC2"/>
         <w:spacing w:line="240" w:lineRule="auto"/>
         <w:ind w:firstLine="480"/>
       </w:pPr>
+    </w:p>
+    <w:p>
+      <w:pPr>
+        <w:pStyle w:val="TOC2"/>
+        <w:spacing w:line="240" w:lineRule="auto"/>
+        <w:ind w:firstLine="480"/>
+      </w:pPr>
+      <w:r>
+        <w:t>5</w:t>
+      </w:r>
+      <w:r>
+        <w:t>.</w:t>
+      </w:r>
+      <w:r>
+        <w:t>2</w:t>
+      </w:r>
+      <w:r>
+        <w:t xml:space="preserve"> </w:t>
+      </w:r>
+      <w:r>
+        <w:t>Composite Index</w:t>
+      </w:r>
+      <w:r>
+        <w:t xml:space="preserve"> </w:t>
+      </w:r>
+      <w:r>
+        <w:t>of Change</w:t>
+      </w:r>
+      <w:r>
+        <w:ptab w:relativeTo="margin" w:alignment="right" w:leader="dot"/>
+      </w:r>
+      <w:r>
+        <w:t xml:space="preserve"> 5</w:t>
+      </w:r>
+    </w:p>
+    <w:p>
+      <w:pPr>
+        <w:ind w:firstLine="240"/>
+      </w:pPr>
+      <w:r>
+        <w:t xml:space="preserve">Study Two - Change </w:t>
+      </w:r>
+      <w:r>
+        <w:t>Voter</w:t>
+      </w:r>
+      <w:r>
+        <w:t xml:space="preserve"> Identification </w:t>
+      </w:r>
+    </w:p>
+    <w:p>
+      <w:pPr>
+        <w:pStyle w:val="TOC2"/>
+        <w:spacing w:line="240" w:lineRule="auto"/>
+        <w:ind w:firstLine="480"/>
+      </w:pPr>
+      <w:r>
+        <w:t>5.3</w:t>
+      </w:r>
+      <w:r>
+        <w:t xml:space="preserve"> </w:t>
+      </w:r>
+      <w:r>
+        <w:t xml:space="preserve">Change Voter Identification Analysis </w:t>
+      </w:r>
+      <w:r>
+        <w:ptab w:relativeTo="margin" w:alignment="right" w:leader="dot"/>
+      </w:r>
+      <w:r>
+        <w:t xml:space="preserve"> 5</w:t>
+      </w:r>
+    </w:p>
+    <w:p>
+      <w:pPr>
+        <w:pStyle w:val="TOC2"/>
+        <w:spacing w:line="240" w:lineRule="auto"/>
+        <w:ind w:firstLine="480"/>
+      </w:pPr>
+      <w:r>
+        <w:t>5.4</w:t>
+      </w:r>
+      <w:r>
+        <w:t xml:space="preserve"> </w:t>
+      </w:r>
+      <w:r>
+        <w:t>Change Voter Distributional Independence Testing</w:t>
+      </w:r>
+      <w:r>
+        <w:t xml:space="preserve"> </w:t>
+      </w:r>
+      <w:r>
+        <w:ptab w:relativeTo="margin" w:alignment="right" w:leader="dot"/>
+      </w:r>
+      <w:r>
+        <w:t xml:space="preserve"> 5</w:t>
+      </w:r>
+    </w:p>
+    <w:p>
+      <w:pPr>
+        <w:rPr>
+          <w:b/>
+          <w:bCs/>
+        </w:rPr>
+      </w:pPr>
+    </w:p>
+    <w:p>
+      <w:pPr>
+        <w:rPr>
+          <w:b/>
+          <w:bCs/>
+        </w:rPr>
+      </w:pPr>
+    </w:p>
+    <w:p/>
+    <w:p>
+      <w:pPr>
+        <w:rPr>
+          <w:sz w:val="28"/>
+          <w:szCs w:val="28"/>
+        </w:rPr>
+      </w:pPr>
+    </w:p>
+    <w:p>
+      <w:pPr>
+        <w:rPr>
+          <w:sz w:val="28"/>
+          <w:szCs w:val="28"/>
+        </w:rPr>
+      </w:pPr>
+    </w:p>
+    <w:p>
+      <w:pPr>
+        <w:rPr>
+          <w:sz w:val="28"/>
+          <w:szCs w:val="28"/>
+        </w:rPr>
+      </w:pPr>
+    </w:p>
+    <w:p>
+      <w:pPr>
+        <w:rPr>
+          <w:sz w:val="28"/>
+          <w:szCs w:val="28"/>
+        </w:rPr>
+      </w:pPr>
+    </w:p>
+    <w:p>
+      <w:pPr>
+        <w:rPr>
+          <w:sz w:val="28"/>
+          <w:szCs w:val="28"/>
+        </w:rPr>
+      </w:pPr>
+    </w:p>
+    <w:p>
+      <w:pPr>
+        <w:rPr>
+          <w:sz w:val="28"/>
+          <w:szCs w:val="28"/>
+        </w:rPr>
+      </w:pPr>
+    </w:p>
+    <w:p>
+      <w:pPr>
+        <w:rPr>
+          <w:sz w:val="28"/>
+          <w:szCs w:val="28"/>
+        </w:rPr>
+      </w:pPr>
+    </w:p>
+    <w:p>
+      <w:pPr>
+        <w:rPr>
+          <w:sz w:val="28"/>
+          <w:szCs w:val="28"/>
+        </w:rPr>
+      </w:pPr>
+    </w:p>
+    <w:p>
+      <w:pPr>
+        <w:rPr>
+          <w:sz w:val="28"/>
+          <w:szCs w:val="28"/>
+        </w:rPr>
+      </w:pPr>
+    </w:p>
+    <w:p>
+      <w:pPr>
+        <w:rPr>
+          <w:sz w:val="28"/>
+          <w:szCs w:val="28"/>
+        </w:rPr>
+      </w:pPr>
+    </w:p>
+    <w:p>
+      <w:pPr>
+        <w:rPr>
+          <w:sz w:val="28"/>
+          <w:szCs w:val="28"/>
+        </w:rPr>
+      </w:pPr>
+    </w:p>
+    <w:p>
+      <w:pPr>
+        <w:rPr>
+          <w:sz w:val="28"/>
+          <w:szCs w:val="28"/>
+        </w:rPr>
+      </w:pPr>
+    </w:p>
+    <w:p>
+      <w:pPr>
+        <w:rPr>
+          <w:sz w:val="28"/>
+          <w:szCs w:val="28"/>
+        </w:rPr>
+      </w:pPr>
+    </w:p>
+    <w:p>
+      <w:pPr>
+        <w:rPr>
+          <w:sz w:val="28"/>
+          <w:szCs w:val="28"/>
+        </w:rPr>
+      </w:pPr>
+    </w:p>
+    <w:p>
+      <w:pPr>
+        <w:rPr>
+          <w:sz w:val="28"/>
+          <w:szCs w:val="28"/>
+        </w:rPr>
+      </w:pPr>
+    </w:p>
+    <w:p>
+      <w:pPr>
+        <w:rPr>
+          <w:sz w:val="28"/>
+          <w:szCs w:val="28"/>
+        </w:rPr>
+      </w:pPr>
+    </w:p>
+    <w:p>
+      <w:pPr>
+        <w:rPr>
+          <w:sz w:val="28"/>
+          <w:szCs w:val="28"/>
+        </w:rPr>
+      </w:pPr>
+    </w:p>
+    <w:p>
+      <w:pPr>
+        <w:rPr>
+          <w:sz w:val="28"/>
+          <w:szCs w:val="28"/>
+        </w:rPr>
+      </w:pPr>
+    </w:p>
+    <w:p>
+      <w:pPr>
+        <w:rPr>
+          <w:sz w:val="28"/>
+          <w:szCs w:val="28"/>
+        </w:rPr>
+      </w:pPr>
+    </w:p>
+    <w:p>
+      <w:pPr>
+        <w:rPr>
+          <w:sz w:val="28"/>
+          <w:szCs w:val="28"/>
+        </w:rPr>
+      </w:pPr>
+    </w:p>
+    <w:p>
+      <w:pPr>
+        <w:rPr>
+          <w:sz w:val="28"/>
+          <w:szCs w:val="28"/>
+        </w:rPr>
+      </w:pPr>
+    </w:p>
+    <w:p>
+      <w:pPr>
+        <w:rPr>
+          <w:sz w:val="28"/>
+          <w:szCs w:val="28"/>
+        </w:rPr>
+      </w:pPr>
+    </w:p>
+    <w:p>
+      <w:pPr>
+        <w:rPr>
+          <w:sz w:val="28"/>
+          <w:szCs w:val="28"/>
+        </w:rPr>
+      </w:pPr>
+    </w:p>
+    <w:p>
+      <w:pPr>
+        <w:rPr>
+          <w:sz w:val="28"/>
+          <w:szCs w:val="28"/>
+        </w:rPr>
+      </w:pPr>
+    </w:p>
+    <w:p>
+      <w:pPr>
+        <w:rPr>
+          <w:sz w:val="28"/>
+          <w:szCs w:val="28"/>
+        </w:rPr>
+      </w:pPr>
+      <w:r>
+        <w:rPr>
+          <w:sz w:val="28"/>
+          <w:szCs w:val="28"/>
+        </w:rPr>
+        <w:t>Results</w:t>
+      </w:r>
+    </w:p>
+    <w:p>
+      <w:pPr>
+        <w:ind w:firstLine="240"/>
+      </w:pPr>
+      <w:r>
+        <w:t xml:space="preserve">Study One - Change Candidate Identification </w:t>
+      </w:r>
+    </w:p>
+    <w:p>
+      <w:pPr>
+        <w:pStyle w:val="TOC2"/>
+        <w:spacing w:line="240" w:lineRule="auto"/>
+        <w:ind w:firstLine="480"/>
+      </w:pPr>
       <w:r>
         <w:t>6</w:t>
       </w:r>
       <w:r>
+        <w:t xml:space="preserve">.1 </w:t>
+      </w:r>
+      <w:r>
+        <w:t xml:space="preserve">Candidate of Change, Text-Based </w:t>
+      </w:r>
+      <w:r>
+        <w:ptab w:relativeTo="margin" w:alignment="right" w:leader="dot"/>
+      </w:r>
+      <w:r>
+        <w:t xml:space="preserve"> 5</w:t>
+      </w:r>
+    </w:p>
+    <w:p>
+      <w:pPr>
+        <w:pStyle w:val="TOC2"/>
+        <w:spacing w:line="240" w:lineRule="auto"/>
+        <w:ind w:firstLine="480"/>
+      </w:pPr>
+      <w:r>
+        <w:t>6</w:t>
+      </w:r>
+      <w:r>
         <w:t>.</w:t>
       </w:r>
       <w:r>
@@ -2357,117 +3831,16 @@
     </w:p>
     <w:p>
       <w:pPr>
-        <w:ind w:firstLine="240"/>
-      </w:pPr>
-    </w:p>
-    <w:p>
-      <w:pPr>
-        <w:ind w:firstLine="240"/>
-      </w:pPr>
-    </w:p>
-    <w:p>
-      <w:pPr>
-        <w:ind w:firstLine="240"/>
-      </w:pPr>
-    </w:p>
-    <w:p>
-      <w:pPr>
-        <w:ind w:firstLine="240"/>
-      </w:pPr>
-    </w:p>
-    <w:p>
-      <w:pPr>
-        <w:ind w:firstLine="240"/>
-      </w:pPr>
-    </w:p>
-    <w:p>
-      <w:pPr>
-        <w:ind w:firstLine="240"/>
-      </w:pPr>
-    </w:p>
-    <w:p>
-      <w:pPr>
-        <w:ind w:firstLine="240"/>
-      </w:pPr>
-    </w:p>
-    <w:p>
-      <w:pPr>
-        <w:ind w:firstLine="240"/>
-      </w:pPr>
-    </w:p>
-    <w:p>
-      <w:pPr>
-        <w:ind w:firstLine="240"/>
-      </w:pPr>
-    </w:p>
-    <w:p>
-      <w:pPr>
-        <w:ind w:firstLine="240"/>
-      </w:pPr>
-    </w:p>
-    <w:p>
-      <w:pPr>
-        <w:ind w:firstLine="240"/>
-      </w:pPr>
-    </w:p>
-    <w:p>
-      <w:pPr>
-        <w:ind w:firstLine="240"/>
-      </w:pPr>
-    </w:p>
-    <w:p>
-      <w:pPr>
-        <w:ind w:firstLine="240"/>
-      </w:pPr>
-    </w:p>
-    <w:p>
-      <w:pPr>
-        <w:ind w:firstLine="240"/>
-      </w:pPr>
-    </w:p>
-    <w:p>
-      <w:pPr>
-        <w:ind w:firstLine="240"/>
-      </w:pPr>
-    </w:p>
-    <w:p>
-      <w:pPr>
-        <w:ind w:firstLine="240"/>
-      </w:pPr>
-    </w:p>
-    <w:p>
-      <w:pPr>
-        <w:ind w:firstLine="240"/>
-      </w:pPr>
-    </w:p>
-    <w:p>
-      <w:pPr>
-        <w:ind w:firstLine="240"/>
-      </w:pPr>
-    </w:p>
-    <w:p>
-      <w:pPr>
-        <w:ind w:firstLine="240"/>
-      </w:pPr>
-    </w:p>
-    <w:p>
-      <w:pPr>
-        <w:ind w:firstLine="240"/>
-      </w:pPr>
-    </w:p>
-    <w:p>
-      <w:pPr>
-        <w:rPr>
-          <w:b/>
-          <w:bCs/>
-        </w:rPr>
-      </w:pPr>
-      <w:r>
-        <w:rPr>
-          <w:b/>
-          <w:bCs/>
-        </w:rPr>
-        <w:lastRenderedPageBreak/>
+        <w:rPr>
+          <w:b/>
+          <w:bCs/>
+        </w:rPr>
+      </w:pPr>
+      <w:r>
+        <w:rPr>
+          <w:b/>
+          <w:bCs/>
+        </w:rPr>
         <w:t xml:space="preserve">Study Two - Change Voter Identification </w:t>
       </w:r>
     </w:p>
@@ -2572,18 +3945,10 @@
         <w:t xml:space="preserve">consistent with </w:t>
       </w:r>
       <w:r>
-        <w:t xml:space="preserve">Change </w:t>
-      </w:r>
-      <w:proofErr w:type="spellStart"/>
-      <w:r>
-        <w:t>Candidate</w:t>
-      </w:r>
-      <w:r>
-        <w:t xml:space="preserve"> </w:t>
-      </w:r>
-      <w:proofErr w:type="spellEnd"/>
-      <w:r>
-        <w:t>voting</w:t>
+        <w:t>Change Candidate</w:t>
+      </w:r>
+      <w:r>
+        <w:t xml:space="preserve"> voting</w:t>
       </w:r>
       <w:r>
         <w:t xml:space="preserve"> in each of the three elections, are henceforth referred to as C-Voters </w:t>
@@ -2705,145 +4070,136 @@
         <w:ind w:firstLine="480"/>
       </w:pPr>
       <w:r>
+        <w:t>6.4</w:t>
+      </w:r>
+      <w:r>
+        <w:t xml:space="preserve"> </w:t>
+      </w:r>
+      <w:r>
+        <w:t xml:space="preserve">Statistically Independent Attributes </w:t>
+      </w:r>
+      <w:r>
+        <w:ptab w:relativeTo="margin" w:alignment="right" w:leader="dot"/>
+      </w:r>
+      <w:r>
+        <w:t xml:space="preserve"> 5</w:t>
+      </w:r>
+    </w:p>
+    <w:p>
+      <w:r>
+        <w:t xml:space="preserve">Following the identification of the C-Voter group, three statistical tests were run on key survey variables in order to identify the attributes that set C-Voters apart. </w:t>
+      </w:r>
+      <w:r>
+        <w:t xml:space="preserve">A group of 48 variables were selected from the 1700 available in the ANES. These were selected on the basis of their relevance to the question of </w:t>
+      </w:r>
+      <w:r>
+        <w:rPr>
+          <w:u w:val="single"/>
+        </w:rPr>
+        <w:t>perceptions</w:t>
+      </w:r>
+      <w:r>
+        <w:rPr>
+          <w:u w:val="single"/>
+        </w:rPr>
+        <w:t xml:space="preserve"> and </w:t>
+      </w:r>
+      <w:proofErr w:type="spellStart"/>
+      <w:proofErr w:type="gramStart"/>
+      <w:r>
+        <w:rPr>
+          <w:u w:val="single"/>
+        </w:rPr>
+        <w:t>beliefs</w:t>
+      </w:r>
+      <w:r>
+        <w:t>.Variable</w:t>
+      </w:r>
+      <w:proofErr w:type="spellEnd"/>
+      <w:proofErr w:type="gramEnd"/>
+      <w:r>
+        <w:t xml:space="preserve"> groups completely ruled were omitted for the following reasons:</w:t>
+      </w:r>
+    </w:p>
+    <w:p>
+      <w:r>
+        <w:t>Admin Variables: self explanatory</w:t>
+      </w:r>
+    </w:p>
+    <w:p>
+      <w:r>
+        <w:t>Metadata Variables: governor in race for state (not rly q)</w:t>
+      </w:r>
+    </w:p>
+    <w:p>
+      <w:proofErr w:type="gramStart"/>
+      <w:r>
+        <w:t>Pre Variables</w:t>
+      </w:r>
+      <w:proofErr w:type="gramEnd"/>
+      <w:r>
+        <w:t>: Intention to vote for...</w:t>
+      </w:r>
+      <w:r>
+        <w:t xml:space="preserve"> Preference for House (too specific: Low response and difficult generalizability)</w:t>
+      </w:r>
+    </w:p>
+    <w:p>
+      <w:r>
+        <w:t>Open-Ended Answers: doable with text analysis, but few responses and sometimes not attached in encoding</w:t>
+      </w:r>
+    </w:p>
+    <w:p>
+      <w:r>
+        <w:t>Very Election-Specific Questions: like feeling on border wall</w:t>
+      </w:r>
+    </w:p>
+    <w:p>
+      <w:r>
+        <w:t>Repetitive Questions:</w:t>
+      </w:r>
+      <w:r>
+        <w:t xml:space="preserve"> (</w:t>
+      </w:r>
+      <w:proofErr w:type="spellStart"/>
+      <w:r>
+        <w:t>rephrasings</w:t>
+      </w:r>
+      <w:proofErr w:type="spellEnd"/>
+      <w:r>
+        <w:t>)</w:t>
+      </w:r>
+    </w:p>
+    <w:p/>
+    <w:p>
+      <w:r>
+        <w:t>Formally, three statistical tests of independence were run on the variables to determine whether the difference in values observed in the C-Voter group when compared to the M-Voter group were distinct-enough that the differences would not be simply a result of chance. Said differently, the tests of statistical independence assess whether the distributions for any given variable vary importantly between C-Voters and M-Voters.</w:t>
+      </w:r>
+    </w:p>
+    <w:p/>
+    <w:p>
+      <w:r>
+        <w:t>The three Statistical Tests of Independence used are:</w:t>
+      </w:r>
+    </w:p>
+    <w:p>
+      <w:r>
+        <w:t>T-Test of Statistical Independence</w:t>
+      </w:r>
+    </w:p>
+    <w:p>
+      <w:r>
+        <w:t xml:space="preserve">Wilcoxon Test </w:t>
+      </w:r>
+    </w:p>
+    <w:p>
+      <w:r>
+        <w:t>Fisher's Exact Test</w:t>
+      </w:r>
+    </w:p>
+    <w:p>
+      <w:r>
         <w:lastRenderedPageBreak/>
-        <w:t>6.4</w:t>
-      </w:r>
-      <w:r>
-        <w:t xml:space="preserve"> </w:t>
-      </w:r>
-      <w:r>
-        <w:t xml:space="preserve">Statistically Independent Attributes </w:t>
-      </w:r>
-      <w:r>
-        <w:ptab w:relativeTo="margin" w:alignment="right" w:leader="dot"/>
-      </w:r>
-      <w:r>
-        <w:t xml:space="preserve"> 5</w:t>
-      </w:r>
-    </w:p>
-    <w:p>
-      <w:r>
-        <w:t xml:space="preserve">Following the identification of the C-Voter group, three statistical tests were run on key survey variables in order to identify the attributes that set C-Voters apart. </w:t>
-      </w:r>
-      <w:r>
-        <w:t xml:space="preserve">A group of 48 variables were selected from the 1700 available in the ANES. These were selected on the basis of their relevance to the question of </w:t>
-      </w:r>
-      <w:r>
-        <w:rPr>
-          <w:u w:val="single"/>
-        </w:rPr>
-        <w:t>perceptions</w:t>
-      </w:r>
-      <w:r>
-        <w:rPr>
-          <w:u w:val="single"/>
-        </w:rPr>
-        <w:t xml:space="preserve"> and </w:t>
-      </w:r>
-      <w:proofErr w:type="spellStart"/>
-      <w:proofErr w:type="gramStart"/>
-      <w:r>
-        <w:rPr>
-          <w:u w:val="single"/>
-        </w:rPr>
-        <w:t>beliefs</w:t>
-      </w:r>
-      <w:r>
-        <w:t>.Variable</w:t>
-      </w:r>
-      <w:proofErr w:type="spellEnd"/>
-      <w:proofErr w:type="gramEnd"/>
-      <w:r>
-        <w:t xml:space="preserve"> groups completely ruled were omitted for the following reasons:</w:t>
-      </w:r>
-    </w:p>
-    <w:p>
-      <w:r>
-        <w:t>Admin Variables: self explanatory</w:t>
-      </w:r>
-    </w:p>
-    <w:p>
-      <w:r>
-        <w:t xml:space="preserve">Metadata Variables: </w:t>
-      </w:r>
-      <w:r>
-        <w:t>governor in race for state (not rly q)</w:t>
-      </w:r>
-    </w:p>
-    <w:p>
-      <w:proofErr w:type="gramStart"/>
-      <w:r>
-        <w:t>Pre Variables</w:t>
-      </w:r>
-      <w:proofErr w:type="gramEnd"/>
-      <w:r>
-        <w:t>: Intention to vote for...</w:t>
-      </w:r>
-      <w:r>
-        <w:t xml:space="preserve"> Preference for House (too specific: </w:t>
-      </w:r>
-      <w:r>
-        <w:t>Low response and difficult generalizability</w:t>
-      </w:r>
-      <w:r>
-        <w:t>)</w:t>
-      </w:r>
-    </w:p>
-    <w:p>
-      <w:r>
-        <w:t>Open-Ended Answers: doable with text analysis, but few responses and sometimes not attached in encoding</w:t>
-      </w:r>
-    </w:p>
-    <w:p>
-      <w:r>
-        <w:t>Very Election-Specific Questions: like feeling on border wall</w:t>
-      </w:r>
-    </w:p>
-    <w:p>
-      <w:r>
-        <w:t>Repetitive Questions:</w:t>
-      </w:r>
-      <w:r>
-        <w:t xml:space="preserve"> (</w:t>
-      </w:r>
-      <w:proofErr w:type="spellStart"/>
-      <w:r>
-        <w:t>rephrasings</w:t>
-      </w:r>
-      <w:proofErr w:type="spellEnd"/>
-      <w:r>
-        <w:t>)</w:t>
-      </w:r>
-    </w:p>
-    <w:p/>
-    <w:p>
-      <w:r>
-        <w:t>Formally, three statistical tests of independence were run on the variables to determine whether the difference in values observed in the C-Voter group when compared to the M-Voter group were distinct-enough that the differences would not be simply a result of chance. Said differently, the tests of statistical independence assess whether the distributions for any given variable vary importantly between C-Voters and M-Voters.</w:t>
-      </w:r>
-    </w:p>
-    <w:p/>
-    <w:p>
-      <w:r>
-        <w:t>The three Statistical Tests of Independence used are:</w:t>
-      </w:r>
-    </w:p>
-    <w:p>
-      <w:r>
-        <w:t>T-Test of Statistical Independence</w:t>
-      </w:r>
-    </w:p>
-    <w:p>
-      <w:r>
-        <w:t xml:space="preserve">Wilcoxon Test </w:t>
-      </w:r>
-    </w:p>
-    <w:p>
-      <w:r>
-        <w:t>Fisher's Exact Test</w:t>
-      </w:r>
-    </w:p>
-    <w:p>
-      <w:r>
         <w:t>Each of which approaches the question of probability and distributional summarization from a different point of view.</w:t>
       </w:r>
     </w:p>
@@ -2894,7 +4250,7 @@
                     <pic:cNvPicPr/>
                   </pic:nvPicPr>
                   <pic:blipFill>
-                    <a:blip r:embed="rId6" cstate="print">
+                    <a:blip r:embed="rId8" cstate="print">
                       <a:extLst>
                         <a:ext uri="{28A0092B-C50C-407E-A947-70E740481C1C}">
                           <a14:useLocalDpi xmlns:a14="http://schemas.microsoft.com/office/drawing/2010/main" val="0"/>
@@ -3107,7 +4463,7 @@
                     <pic:cNvPicPr/>
                   </pic:nvPicPr>
                   <pic:blipFill>
-                    <a:blip r:embed="rId7" cstate="print">
+                    <a:blip r:embed="rId9" cstate="print">
                       <a:extLst>
                         <a:ext uri="{28A0092B-C50C-407E-A947-70E740481C1C}">
                           <a14:useLocalDpi xmlns:a14="http://schemas.microsoft.com/office/drawing/2010/main" val="0"/>
@@ -3156,199 +4512,175 @@
         </w:r>
       </w:fldSimple>
       <w:r>
-        <w:t xml:space="preserve">, Distribution Comparison between </w:t>
-      </w:r>
-      <w:proofErr w:type="spellStart"/>
-      <w:r>
-        <w:t>CVoter</w:t>
-      </w:r>
-      <w:proofErr w:type="spellEnd"/>
-      <w:r>
-        <w:t xml:space="preserve"> and </w:t>
-      </w:r>
-      <w:proofErr w:type="spellStart"/>
+        <w:t>, Distribution Comparison between CVoter and MVoter scores for Dr. Fauci and 'Scientists'</w:t>
+      </w:r>
+    </w:p>
+    <w:p/>
+    <w:p/>
+    <w:p/>
+    <w:p/>
+    <w:p>
+      <w:r>
+        <w:t>Family income - on average 10,000 USD lower</w:t>
+      </w:r>
+    </w:p>
+    <w:p>
+      <w:proofErr w:type="spellStart"/>
+      <w:r>
+        <w:t>Therm</w:t>
+      </w:r>
+      <w:proofErr w:type="spellEnd"/>
+      <w:r>
+        <w:t>: labour unions - more favourable - explains the</w:t>
+      </w:r>
+      <w:r>
+        <w:t xml:space="preserve"> 2020</w:t>
+      </w:r>
+      <w:r>
+        <w:t xml:space="preserve"> </w:t>
+      </w:r>
+      <w:proofErr w:type="spellStart"/>
+      <w:r>
+        <w:t>biden</w:t>
+      </w:r>
+      <w:proofErr w:type="spellEnd"/>
+      <w:r>
+        <w:t xml:space="preserve"> vote and could also explain why trump vote in 1</w:t>
+      </w:r>
+      <w:r>
+        <w:t>6</w:t>
+      </w:r>
+      <w:r>
+        <w:t>: pro-working class</w:t>
+      </w:r>
+      <w:r>
+        <w:t>. Means probably also Trump in 24</w:t>
+      </w:r>
+      <w:r>
+        <w:t xml:space="preserve"> since pro manufacturing</w:t>
+      </w:r>
+    </w:p>
+    <w:p>
+      <w:r>
+        <w:t>Economy 12 months - worse</w:t>
+      </w:r>
+    </w:p>
+    <w:p>
+      <w:r>
+        <w:t>Income Gap 20 years - larger (worse)</w:t>
+      </w:r>
+    </w:p>
+    <w:p/>
+    <w:p>
+      <w:r>
+        <w:t>Climate issue - More important</w:t>
+      </w:r>
+    </w:p>
+    <w:p>
+      <w:r>
+        <w:t>Hopeful about things in US - less hopeful</w:t>
+      </w:r>
+    </w:p>
+    <w:p>
+      <w:r>
+        <w:t>Happy about things in US - less happy</w:t>
+      </w:r>
+    </w:p>
+    <w:p>
+      <w:r>
+        <w:t xml:space="preserve">Government last 4 </w:t>
+      </w:r>
+      <w:proofErr w:type="spellStart"/>
+      <w:r>
+        <w:t>yrs</w:t>
+      </w:r>
+      <w:proofErr w:type="spellEnd"/>
+      <w:r>
+        <w:t xml:space="preserve"> - worse</w:t>
+      </w:r>
+    </w:p>
+    <w:p/>
+    <w:p>
+      <w:r>
+        <w:t>Fauci - More favourable</w:t>
+      </w:r>
+    </w:p>
+    <w:p>
+      <w:r>
+        <w:t>Scientists - More Favourable</w:t>
+      </w:r>
+    </w:p>
+    <w:p>
+      <w:r>
+        <w:t>Climate on US - More impact</w:t>
+      </w:r>
+    </w:p>
+    <w:p>
+      <w:r>
+        <w:t>Morals should change - agree more (forward looking, open minded)</w:t>
+      </w:r>
+    </w:p>
+    <w:p/>
+    <w:p>
+      <w:r>
+        <w:t xml:space="preserve">Left Right Self - 4.93 vs 5.63 (and extremely modal around 5. need graph to show </w:t>
+      </w:r>
+      <w:r>
+        <w:t>this</w:t>
+      </w:r>
+      <w:r>
+        <w:t>)</w:t>
+      </w:r>
+    </w:p>
+    <w:p>
+      <w:r>
+        <w:t>Difference in major parties - Less difference</w:t>
+      </w:r>
+    </w:p>
+    <w:p>
+      <w:r>
+        <w:t>Matters who in power - less difference</w:t>
+      </w:r>
+    </w:p>
+    <w:p>
+      <w:r>
+        <w:t xml:space="preserve">Recall pence </w:t>
+      </w:r>
+      <w:proofErr w:type="gramStart"/>
+      <w:r>
+        <w:t>-  more</w:t>
+      </w:r>
+      <w:proofErr w:type="gramEnd"/>
+      <w:r>
+        <w:t xml:space="preserve"> incorrect, but only 5% difference</w:t>
+      </w:r>
+    </w:p>
+    <w:p/>
+    <w:p>
+      <w:r>
+        <w:t>Branches govt check each other - less important</w:t>
+      </w:r>
+    </w:p>
+    <w:p>
+      <w:r>
+        <w:t>Importance: news orgs criticize - Less important</w:t>
+      </w:r>
+    </w:p>
+    <w:p>
+      <w:r>
+        <w:t>O</w:t>
+      </w:r>
+      <w:r>
+        <w:t>fficials misconduct consequences - less important</w:t>
+      </w:r>
+    </w:p>
+    <w:p>
+      <w:r>
+        <w:t xml:space="preserve">Voting duty/ choice - duty, but less strongly than </w:t>
+      </w:r>
       <w:r>
         <w:t>MVoter</w:t>
       </w:r>
-      <w:proofErr w:type="spellEnd"/>
-      <w:r>
-        <w:t xml:space="preserve"> scores for Dr. Fauci and 'Scientists'</w:t>
-      </w:r>
-    </w:p>
-    <w:p/>
-    <w:p/>
-    <w:p/>
-    <w:p/>
-    <w:p>
-      <w:r>
-        <w:t>Family income - on average 10,000 USD lower</w:t>
-      </w:r>
-    </w:p>
-    <w:p>
-      <w:proofErr w:type="spellStart"/>
-      <w:r>
-        <w:t>Therm</w:t>
-      </w:r>
-      <w:proofErr w:type="spellEnd"/>
-      <w:r>
-        <w:t>: labour unions - more favourable - explains the</w:t>
-      </w:r>
-      <w:r>
-        <w:t xml:space="preserve"> 2020</w:t>
-      </w:r>
-      <w:r>
-        <w:t xml:space="preserve"> bi</w:t>
-      </w:r>
-      <w:proofErr w:type="spellStart"/>
-      <w:r>
-        <w:t>den</w:t>
-      </w:r>
-      <w:proofErr w:type="spellEnd"/>
-      <w:r>
-        <w:t xml:space="preserve"> vote and could also explain why trump vote in 1</w:t>
-      </w:r>
-      <w:r>
-        <w:t>6</w:t>
-      </w:r>
-      <w:r>
-        <w:t>: pro-working class</w:t>
-      </w:r>
-      <w:r>
-        <w:t>. Means probably also Trump in</w:t>
-      </w:r>
-      <w:r>
-        <w:t xml:space="preserve"> 24</w:t>
-      </w:r>
-      <w:r>
-        <w:t xml:space="preserve"> since pro manufacturing</w:t>
-      </w:r>
-    </w:p>
-    <w:p>
-      <w:r>
-        <w:t>Economy 12 months - worse</w:t>
-      </w:r>
-    </w:p>
-    <w:p>
-      <w:r>
-        <w:t>Income Gap 20 years - larger (worse)</w:t>
-      </w:r>
-    </w:p>
-    <w:p/>
-    <w:p>
-      <w:r>
-        <w:t>Climate issue - More important</w:t>
-      </w:r>
-    </w:p>
-    <w:p>
-      <w:r>
-        <w:t>Hopeful about things in US - less hopeful</w:t>
-      </w:r>
-    </w:p>
-    <w:p>
-      <w:r>
-        <w:t>Happy about things in US - less happy</w:t>
-      </w:r>
-    </w:p>
-    <w:p>
-      <w:r>
-        <w:t xml:space="preserve">Government last 4 </w:t>
-      </w:r>
-      <w:proofErr w:type="spellStart"/>
-      <w:r>
-        <w:t>yrs</w:t>
-      </w:r>
-      <w:proofErr w:type="spellEnd"/>
-      <w:r>
-        <w:t xml:space="preserve"> - worse</w:t>
-      </w:r>
-    </w:p>
-    <w:p/>
-    <w:p>
-      <w:r>
-        <w:t>Fauci - More favourable</w:t>
-      </w:r>
-    </w:p>
-    <w:p>
-      <w:r>
-        <w:t>Scientists - More Favourable</w:t>
-      </w:r>
-    </w:p>
-    <w:p>
-      <w:r>
-        <w:t>Climate on US - More impact</w:t>
-      </w:r>
-    </w:p>
-    <w:p>
-      <w:r>
-        <w:t>Morals should change - agree more</w:t>
-      </w:r>
-      <w:r>
-        <w:t xml:space="preserve"> (forward looking, open minded)</w:t>
-      </w:r>
-    </w:p>
-    <w:p/>
-    <w:p>
-      <w:r>
-        <w:t xml:space="preserve">Left Right Self - 4.93 vs 5.63 (and extremely modal around 5. need graph to show </w:t>
-      </w:r>
-      <w:r>
-        <w:t>this</w:t>
-      </w:r>
-      <w:r>
-        <w:t>)</w:t>
-      </w:r>
-    </w:p>
-    <w:p>
-      <w:r>
-        <w:t>Difference in major parties - Less difference</w:t>
-      </w:r>
-    </w:p>
-    <w:p>
-      <w:r>
-        <w:t>Matters who in power - less difference</w:t>
-      </w:r>
-    </w:p>
-    <w:p>
-      <w:r>
-        <w:t xml:space="preserve">Recall pence </w:t>
-      </w:r>
-      <w:proofErr w:type="gramStart"/>
-      <w:r>
-        <w:t>-  more</w:t>
-      </w:r>
-      <w:proofErr w:type="gramEnd"/>
-      <w:r>
-        <w:t xml:space="preserve"> incorrect, but only 5% difference</w:t>
-      </w:r>
-    </w:p>
-    <w:p/>
-    <w:p>
-      <w:r>
-        <w:t>Branches govt check each other - less important</w:t>
-      </w:r>
-    </w:p>
-    <w:p>
-      <w:r>
-        <w:t>Importance: news orgs criticize - Less important</w:t>
-      </w:r>
-    </w:p>
-    <w:p>
-      <w:r>
-        <w:t>O</w:t>
-      </w:r>
-      <w:r>
-        <w:t>fficials misconduct consequences - less important</w:t>
-      </w:r>
-    </w:p>
-    <w:p>
-      <w:r>
-        <w:t xml:space="preserve">Voting duty/ choice - duty, but less strongly than </w:t>
-      </w:r>
-      <w:proofErr w:type="spellStart"/>
-      <w:r>
-        <w:t>MVoter</w:t>
-      </w:r>
-      <w:proofErr w:type="spellEnd"/>
     </w:p>
     <w:p/>
     <w:p>
@@ -3566,10 +4898,7 @@
     </w:p>
     <w:p>
       <w:r>
-        <w:t xml:space="preserve">Second, they are </w:t>
-      </w:r>
-      <w:r>
-        <w:t xml:space="preserve">overwhelmingly </w:t>
+        <w:t xml:space="preserve">Second, they are overwhelmingly </w:t>
       </w:r>
       <w:r>
         <w:t>politically unaligned</w:t>
@@ -3578,15 +4907,7 @@
         <w:t>.</w:t>
       </w:r>
       <w:r>
-        <w:t xml:space="preserve"> This is perhaps one of the most interesting insights, as the variable "Left-Right Self-Reported" on its own could be interpreted as the </w:t>
-      </w:r>
-      <w:proofErr w:type="spellStart"/>
-      <w:r>
-        <w:t>CVoter</w:t>
-      </w:r>
-      <w:proofErr w:type="spellEnd"/>
-      <w:r>
-        <w:t xml:space="preserve"> being a 'centrist' voter; however, </w:t>
+        <w:t xml:space="preserve"> This is perhaps one of the most interesting insights, as the variable "Left-Right Self-Reported" on its own could be interpreted as the CVoter being a 'centrist' voter; however, </w:t>
       </w:r>
       <w:r>
         <w:t xml:space="preserve">the extreme unimodality of this result </w:t>
@@ -3720,6 +5041,85 @@
     </w:sectPr>
   </w:body>
 </w:document>
+</file>
+
+<file path=word/endnotes.xml><?xml version="1.0" encoding="utf-8"?>
+<w:endnotes xmlns:wpc="http://schemas.microsoft.com/office/word/2010/wordprocessingCanvas" xmlns:cx="http://schemas.microsoft.com/office/drawing/2014/chartex" xmlns:cx1="http://schemas.microsoft.com/office/drawing/2015/9/8/chartex" xmlns:cx2="http://schemas.microsoft.com/office/drawing/2015/10/21/chartex" xmlns:cx3="http://schemas.microsoft.com/office/drawing/2016/5/9/chartex" xmlns:cx4="http://schemas.microsoft.com/office/drawing/2016/5/10/chartex" xmlns:cx5="http://schemas.microsoft.com/office/drawing/2016/5/11/chartex" xmlns:cx6="http://schemas.microsoft.com/office/drawing/2016/5/12/chartex" xmlns:cx7="http://schemas.microsoft.com/office/drawing/2016/5/13/chartex" xmlns:cx8="http://schemas.microsoft.com/office/drawing/2016/5/14/chartex" xmlns:mc="http://schemas.openxmlformats.org/markup-compatibility/2006" xmlns:aink="http://schemas.microsoft.com/office/drawing/2016/ink" xmlns:am3d="http://schemas.microsoft.com/office/drawing/2017/model3d" xmlns:o="urn:schemas-microsoft-com:office:office" xmlns:oel="http://schemas.microsoft.com/office/2019/extlst" xmlns:r="http://schemas.openxmlformats.org/officeDocument/2006/relationships" xmlns:m="http://schemas.openxmlformats.org/officeDocument/2006/math" xmlns:v="urn:schemas-microsoft-com:vml" xmlns:wp14="http://schemas.microsoft.com/office/word/2010/wordprocessingDrawing" xmlns:wp="http://schemas.openxmlformats.org/drawingml/2006/wordprocessingDrawing" xmlns:w10="urn:schemas-microsoft-com:office:word" xmlns:w="http://schemas.openxmlformats.org/wordprocessingml/2006/main" xmlns:w14="http://schemas.microsoft.com/office/word/2010/wordml" xmlns:w15="http://schemas.microsoft.com/office/word/2012/wordml" xmlns:w16cex="http://schemas.microsoft.com/office/word/2018/wordml/cex" xmlns:w16cid="http://schemas.microsoft.com/office/word/2016/wordml/cid" xmlns:w16="http://schemas.microsoft.com/office/word/2018/wordml" xmlns:w16sdtdh="http://schemas.microsoft.com/office/word/2020/wordml/sdtdatahash" xmlns:w16se="http://schemas.microsoft.com/office/word/2015/wordml/symex" xmlns:wpg="http://schemas.microsoft.com/office/word/2010/wordprocessingGroup" xmlns:wpi="http://schemas.microsoft.com/office/word/2010/wordprocessingInk" xmlns:wne="http://schemas.microsoft.com/office/word/2006/wordml" xmlns:wps="http://schemas.microsoft.com/office/word/2010/wordprocessingShape" mc:Ignorable="w14 w15 w16se w16cid w16 w16cex w16sdtdh wp14">
+  <w:endnote w:type="separator" w:id="-1">
+    <w:p>
+      <w:r>
+        <w:separator/>
+      </w:r>
+    </w:p>
+  </w:endnote>
+  <w:endnote w:type="continuationSeparator" w:id="0">
+    <w:p>
+      <w:r>
+        <w:continuationSeparator/>
+      </w:r>
+    </w:p>
+  </w:endnote>
+</w:endnotes>
+</file>
+
+<file path=word/footnotes.xml><?xml version="1.0" encoding="utf-8"?>
+<w:footnotes xmlns:wpc="http://schemas.microsoft.com/office/word/2010/wordprocessingCanvas" xmlns:cx="http://schemas.microsoft.com/office/drawing/2014/chartex" xmlns:cx1="http://schemas.microsoft.com/office/drawing/2015/9/8/chartex" xmlns:cx2="http://schemas.microsoft.com/office/drawing/2015/10/21/chartex" xmlns:cx3="http://schemas.microsoft.com/office/drawing/2016/5/9/chartex" xmlns:cx4="http://schemas.microsoft.com/office/drawing/2016/5/10/chartex" xmlns:cx5="http://schemas.microsoft.com/office/drawing/2016/5/11/chartex" xmlns:cx6="http://schemas.microsoft.com/office/drawing/2016/5/12/chartex" xmlns:cx7="http://schemas.microsoft.com/office/drawing/2016/5/13/chartex" xmlns:cx8="http://schemas.microsoft.com/office/drawing/2016/5/14/chartex" xmlns:mc="http://schemas.openxmlformats.org/markup-compatibility/2006" xmlns:aink="http://schemas.microsoft.com/office/drawing/2016/ink" xmlns:am3d="http://schemas.microsoft.com/office/drawing/2017/model3d" xmlns:o="urn:schemas-microsoft-com:office:office" xmlns:oel="http://schemas.microsoft.com/office/2019/extlst" xmlns:r="http://schemas.openxmlformats.org/officeDocument/2006/relationships" xmlns:m="http://schemas.openxmlformats.org/officeDocument/2006/math" xmlns:v="urn:schemas-microsoft-com:vml" xmlns:wp14="http://schemas.microsoft.com/office/word/2010/wordprocessingDrawing" xmlns:wp="http://schemas.openxmlformats.org/drawingml/2006/wordprocessingDrawing" xmlns:w10="urn:schemas-microsoft-com:office:word" xmlns:w="http://schemas.openxmlformats.org/wordprocessingml/2006/main" xmlns:w14="http://schemas.microsoft.com/office/word/2010/wordml" xmlns:w15="http://schemas.microsoft.com/office/word/2012/wordml" xmlns:w16cex="http://schemas.microsoft.com/office/word/2018/wordml/cex" xmlns:w16cid="http://schemas.microsoft.com/office/word/2016/wordml/cid" xmlns:w16="http://schemas.microsoft.com/office/word/2018/wordml" xmlns:w16sdtdh="http://schemas.microsoft.com/office/word/2020/wordml/sdtdatahash" xmlns:w16se="http://schemas.microsoft.com/office/word/2015/wordml/symex" xmlns:wpg="http://schemas.microsoft.com/office/word/2010/wordprocessingGroup" xmlns:wpi="http://schemas.microsoft.com/office/word/2010/wordprocessingInk" xmlns:wne="http://schemas.microsoft.com/office/word/2006/wordml" xmlns:wps="http://schemas.microsoft.com/office/word/2010/wordprocessingShape" mc:Ignorable="w14 w15 w16se w16cid w16 w16cex w16sdtdh wp14">
+  <w:footnote w:type="separator" w:id="-1">
+    <w:p>
+      <w:r>
+        <w:separator/>
+      </w:r>
+    </w:p>
+  </w:footnote>
+  <w:footnote w:type="continuationSeparator" w:id="0">
+    <w:p>
+      <w:r>
+        <w:continuationSeparator/>
+      </w:r>
+    </w:p>
+  </w:footnote>
+  <w:footnote w:id="1">
+    <w:p>
+      <w:pPr>
+        <w:pStyle w:val="FootnoteText"/>
+      </w:pPr>
+      <w:r>
+        <w:rPr>
+          <w:rStyle w:val="FootnoteReference"/>
+        </w:rPr>
+        <w:footnoteRef/>
+      </w:r>
+      <w:r>
+        <w:t xml:space="preserve"> 'Speaker' indicates the </w:t>
+      </w:r>
+      <w:r>
+        <w:t>primary</w:t>
+      </w:r>
+      <w:r>
+        <w:t xml:space="preserve"> speaker in the document, and is a tag taken directly from the APP UCSB data, not </w:t>
+      </w:r>
+      <w:proofErr w:type="gramStart"/>
+      <w:r>
+        <w:t>inferred</w:t>
+      </w:r>
+      <w:proofErr w:type="gramEnd"/>
+      <w:r>
+        <w:t xml:space="preserve"> or devised. For example, in a Wisconsin rally in 2024, congresswoman Liz Cheney gave opening remarks before Kamala Harris took the stage, but Harris will be noted as the 'speaker' of the document.</w:t>
+      </w:r>
+      <w:r>
+        <w:t xml:space="preserve"> The effects of this textual make-up of documents </w:t>
+      </w:r>
+      <w:proofErr w:type="gramStart"/>
+      <w:r>
+        <w:t>is</w:t>
+      </w:r>
+      <w:proofErr w:type="gramEnd"/>
+      <w:r>
+        <w:t xml:space="preserve"> further discussed in the methods section.</w:t>
+      </w:r>
+    </w:p>
+  </w:footnote>
+</w:footnotes>
 </file>
 
 <file path=word/numbering.xml><?xml version="1.0" encoding="utf-8"?>
@@ -4682,6 +6082,42 @@
       <w:szCs w:val="18"/>
     </w:rPr>
   </w:style>
+  <w:style w:type="paragraph" w:styleId="FootnoteText">
+    <w:name w:val="footnote text"/>
+    <w:basedOn w:val="Normal"/>
+    <w:link w:val="FootnoteTextChar"/>
+    <w:uiPriority w:val="99"/>
+    <w:semiHidden/>
+    <w:unhideWhenUsed/>
+    <w:rsid w:val="006F57C1"/>
+    <w:rPr>
+      <w:sz w:val="20"/>
+      <w:szCs w:val="20"/>
+    </w:rPr>
+  </w:style>
+  <w:style w:type="character" w:customStyle="1" w:styleId="FootnoteTextChar">
+    <w:name w:val="Footnote Text Char"/>
+    <w:basedOn w:val="DefaultParagraphFont"/>
+    <w:link w:val="FootnoteText"/>
+    <w:uiPriority w:val="99"/>
+    <w:semiHidden/>
+    <w:rsid w:val="006F57C1"/>
+    <w:rPr>
+      <w:sz w:val="20"/>
+      <w:szCs w:val="20"/>
+    </w:rPr>
+  </w:style>
+  <w:style w:type="character" w:styleId="FootnoteReference">
+    <w:name w:val="footnote reference"/>
+    <w:basedOn w:val="DefaultParagraphFont"/>
+    <w:uiPriority w:val="99"/>
+    <w:semiHidden/>
+    <w:unhideWhenUsed/>
+    <w:rsid w:val="006F57C1"/>
+    <w:rPr>
+      <w:vertAlign w:val="superscript"/>
+    </w:rPr>
+  </w:style>
 </w:styles>
 </file>
 

--- a/Thesis Assets/Thesis Proto Thesis.docx
+++ b/Thesis Assets/Thesis Proto Thesis.docx
@@ -3335,27 +3335,31 @@
     </w:p>
     <w:p>
       <w:r>
-        <w:rPr>
-          <w:b/>
-          <w:bCs/>
-        </w:rPr>
-        <w:t xml:space="preserve">5.1 </w:t>
-      </w:r>
-      <w:proofErr w:type="spellStart"/>
-      <w:r>
-        <w:rPr>
-          <w:b/>
-          <w:bCs/>
-        </w:rPr>
-        <w:t>NGram</w:t>
-      </w:r>
-      <w:proofErr w:type="spellEnd"/>
-      <w:r>
-        <w:rPr>
-          <w:b/>
-          <w:bCs/>
-        </w:rPr>
-        <w:t xml:space="preserve"> </w:t>
+        <w:t xml:space="preserve">The first experiment of this study profiles the level of 'change' posturing that each candidate attempts. To reach these profiles, two approaches are used, building on each other. </w:t>
+      </w:r>
+    </w:p>
+    <w:p/>
+    <w:p>
+      <w:r>
+        <w:rPr>
+          <w:b/>
+          <w:bCs/>
+        </w:rPr>
+        <w:t>5.1 N</w:t>
+      </w:r>
+      <w:r>
+        <w:rPr>
+          <w:b/>
+          <w:bCs/>
+        </w:rPr>
+        <w:t>-</w:t>
+      </w:r>
+      <w:r>
+        <w:rPr>
+          <w:b/>
+          <w:bCs/>
+        </w:rPr>
+        <w:t xml:space="preserve">Gram </w:t>
       </w:r>
       <w:r>
         <w:rPr>
@@ -3373,12 +3377,95 @@
       </w:r>
     </w:p>
     <w:p>
-      <w:proofErr w:type="spellStart"/>
-      <w:r>
-        <w:t>asdasd</w:t>
-      </w:r>
-      <w:proofErr w:type="spellEnd"/>
-    </w:p>
+      <w:r>
+        <w:t>The first of these is a textual analysis on candidate vocabulary. In simple terms, the idea is to look at the words that candidates use in their speeches, interviews, and press releases, to determine which candidates have most strongly focused their messaging on 'change' and its related ideas. The basis for this textual analysis is the corpus of Campaign Documents scraped from the UCSB's APP, which is then grouped by election year and candidate.</w:t>
+      </w:r>
+    </w:p>
+    <w:p/>
+    <w:p>
+      <w:r>
+        <w:t xml:space="preserve">The physical text analysis is a relatively simple dictionary-based frequency count approach, which takes a set of </w:t>
+      </w:r>
+      <w:proofErr w:type="gramStart"/>
+      <w:r>
+        <w:t>previously-defined</w:t>
+      </w:r>
+      <w:proofErr w:type="gramEnd"/>
+      <w:r>
+        <w:t xml:space="preserve"> words relating to the topic of political 'change' and counts how often they each appear in each document.</w:t>
+      </w:r>
+      <w:r>
+        <w:t xml:space="preserve"> The dictionary used in this study was constructed for this paper, and can be found in </w:t>
+      </w:r>
+      <w:r>
+        <w:rPr>
+          <w:highlight w:val="magenta"/>
+        </w:rPr>
+        <w:t>Appendix A</w:t>
+      </w:r>
+      <w:r>
+        <w:t xml:space="preserve">. The dictionary was built around </w:t>
+      </w:r>
+      <w:r>
+        <w:rPr>
+          <w:highlight w:val="magenta"/>
+        </w:rPr>
+        <w:t>four key topics</w:t>
+      </w:r>
+      <w:r>
+        <w:t xml:space="preserve"> around political 'change'</w:t>
+      </w:r>
+      <w:r>
+        <w:t xml:space="preserve">, " ", " ", " </w:t>
+      </w:r>
+      <w:proofErr w:type="gramStart"/>
+      <w:r>
+        <w:t>",  and</w:t>
+      </w:r>
+      <w:proofErr w:type="gramEnd"/>
+      <w:r>
+        <w:t xml:space="preserve"> " ", for which specific verbs and nouns were identified and stemmed</w:t>
+      </w:r>
+      <w:r>
+        <w:rPr>
+          <w:rStyle w:val="FootnoteReference"/>
+        </w:rPr>
+        <w:footnoteReference w:id="2"/>
+      </w:r>
+      <w:r>
+        <w:t xml:space="preserve">. While the dictionary mainly employs </w:t>
+      </w:r>
+      <w:proofErr w:type="gramStart"/>
+      <w:r>
+        <w:t>Uni-Grams</w:t>
+      </w:r>
+      <w:proofErr w:type="gramEnd"/>
+      <w:r>
+        <w:rPr>
+          <w:rStyle w:val="FootnoteReference"/>
+        </w:rPr>
+        <w:footnoteReference w:id="3"/>
+      </w:r>
+      <w:r>
+        <w:t>, several key N-Grams were also identified and utilized.</w:t>
+      </w:r>
+    </w:p>
+    <w:p/>
+    <w:p>
+      <w:r>
+        <w:t>The results of the dictionary frequency matching</w:t>
+      </w:r>
+      <w:r>
+        <w:t xml:space="preserve"> </w:t>
+      </w:r>
+      <w:r>
+        <w:t xml:space="preserve">are then </w:t>
+      </w:r>
+      <w:r>
+        <w:t>averaged for each candidate to arrive at a percentage use of 'change grams', which serves as the basis for further quantitative elaboration of measures.</w:t>
+      </w:r>
+    </w:p>
+    <w:p/>
     <w:p>
       <w:pPr>
         <w:pStyle w:val="TOC2"/>
@@ -3387,6 +3474,8 @@
       </w:pPr>
     </w:p>
     <w:p/>
+    <w:p/>
+    <w:p/>
     <w:p>
       <w:r>
         <w:rPr>
@@ -3418,12 +3507,806 @@
       </w:r>
     </w:p>
     <w:p>
+      <w:pPr>
+        <w:rPr>
+          <w:rFonts w:eastAsiaTheme="minorEastAsia"/>
+        </w:rPr>
+      </w:pPr>
+      <w:r>
+        <w:t>A Composite Index (CI) is an excellent tool for tackling concepts that are not easily measurable, such as the 'Degree of Change' that a candidate represents in a presidential election. The CI (referred to</w:t>
+      </w:r>
+      <w:r>
+        <w:t xml:space="preserve"> also</w:t>
+      </w:r>
+      <w:r>
+        <w:t xml:space="preserve"> as a Composite Indicator) approaches this issue by instead combining several different variables (indicators</w:t>
+      </w:r>
+      <w:r>
+        <w:t>/ variables</w:t>
+      </w:r>
+      <w:r>
+        <w:t xml:space="preserve">) that are related to the unmeasurable concept in an attempt to approximate its true value. </w:t>
+      </w:r>
+      <w:r>
+        <w:rPr>
+          <w:rFonts w:eastAsiaTheme="minorEastAsia"/>
+        </w:rPr>
+        <w:t xml:space="preserve">For our study, we </w:t>
+      </w:r>
+      <w:r>
+        <w:rPr>
+          <w:rFonts w:eastAsiaTheme="minorEastAsia"/>
+        </w:rPr>
+        <w:t>attempt to measure</w:t>
+      </w:r>
+      <w:r>
+        <w:rPr>
+          <w:rFonts w:eastAsiaTheme="minorEastAsia"/>
+        </w:rPr>
+        <w:t xml:space="preserve"> a candidate's 'Degree of Change</w:t>
+      </w:r>
+      <w:proofErr w:type="gramStart"/>
+      <w:r>
+        <w:rPr>
+          <w:rFonts w:eastAsiaTheme="minorEastAsia"/>
+        </w:rPr>
+        <w:t>'</w:t>
+      </w:r>
+      <w:r>
+        <w:rPr>
+          <w:rFonts w:eastAsiaTheme="minorEastAsia"/>
+        </w:rPr>
+        <w:t>, and</w:t>
+      </w:r>
+      <w:proofErr w:type="gramEnd"/>
+      <w:r>
+        <w:rPr>
+          <w:rFonts w:eastAsiaTheme="minorEastAsia"/>
+        </w:rPr>
+        <w:t xml:space="preserve"> conceptualize of it</w:t>
+      </w:r>
+      <w:r>
+        <w:rPr>
+          <w:rFonts w:eastAsiaTheme="minorEastAsia"/>
+        </w:rPr>
+        <w:t xml:space="preserve"> </w:t>
+      </w:r>
+      <w:r>
+        <w:rPr>
+          <w:rFonts w:eastAsiaTheme="minorEastAsia"/>
+        </w:rPr>
+        <w:t>as including a candidate's</w:t>
+      </w:r>
+      <w:r>
+        <w:rPr>
+          <w:rFonts w:eastAsiaTheme="minorEastAsia"/>
+        </w:rPr>
+        <w:t xml:space="preserve"> '</w:t>
+      </w:r>
+      <w:r>
+        <w:rPr>
+          <w:rFonts w:eastAsiaTheme="minorEastAsia"/>
+        </w:rPr>
+        <w:t>P</w:t>
+      </w:r>
+      <w:r>
+        <w:rPr>
+          <w:rFonts w:eastAsiaTheme="minorEastAsia"/>
+        </w:rPr>
+        <w:t xml:space="preserve">osturing' </w:t>
+      </w:r>
+      <w:r>
+        <w:rPr>
+          <w:rFonts w:eastAsiaTheme="minorEastAsia"/>
+        </w:rPr>
+        <w:t xml:space="preserve">(the image they put forth) </w:t>
+      </w:r>
+      <w:r>
+        <w:rPr>
+          <w:rFonts w:eastAsiaTheme="minorEastAsia"/>
+        </w:rPr>
+        <w:t xml:space="preserve">and their </w:t>
+      </w:r>
+      <w:r>
+        <w:rPr>
+          <w:rFonts w:eastAsiaTheme="minorEastAsia"/>
+        </w:rPr>
+        <w:t>'A</w:t>
+      </w:r>
+      <w:r>
+        <w:rPr>
+          <w:rFonts w:eastAsiaTheme="minorEastAsia"/>
+        </w:rPr>
+        <w:t>ttributes' (</w:t>
+      </w:r>
+      <w:r>
+        <w:rPr>
+          <w:rFonts w:eastAsiaTheme="minorEastAsia"/>
+        </w:rPr>
+        <w:t>traits they don't have control over</w:t>
+      </w:r>
+      <w:r>
+        <w:rPr>
+          <w:rFonts w:eastAsiaTheme="minorEastAsia"/>
+        </w:rPr>
+        <w:t>)</w:t>
+      </w:r>
+      <w:r>
+        <w:rPr>
+          <w:rFonts w:eastAsiaTheme="minorEastAsia"/>
+        </w:rPr>
+        <w:t xml:space="preserve">. </w:t>
+      </w:r>
+    </w:p>
+    <w:p>
+      <w:pPr>
+        <w:rPr>
+          <w:rFonts w:eastAsiaTheme="minorEastAsia"/>
+        </w:rPr>
+      </w:pPr>
+      <w:r>
+        <w:rPr>
+          <w:rFonts w:eastAsiaTheme="minorEastAsia"/>
+        </w:rPr>
+        <w:t xml:space="preserve">The 'Posturing' aspect of a candidate, being the manner in which they express themselves, is derived for our study from </w:t>
+      </w:r>
+      <w:r>
+        <w:rPr>
+          <w:rFonts w:eastAsiaTheme="minorEastAsia"/>
+        </w:rPr>
+        <w:t xml:space="preserve">the results </w:t>
+      </w:r>
+      <w:r>
+        <w:rPr>
+          <w:rFonts w:eastAsiaTheme="minorEastAsia"/>
+        </w:rPr>
+        <w:t>the</w:t>
+      </w:r>
+      <w:r>
+        <w:rPr>
+          <w:rFonts w:eastAsiaTheme="minorEastAsia"/>
+        </w:rPr>
+        <w:t xml:space="preserve"> Change Vocabulary Textual Analysis, explained in the previous section. </w:t>
+      </w:r>
+      <w:r>
+        <w:rPr>
+          <w:rFonts w:eastAsiaTheme="minorEastAsia"/>
+        </w:rPr>
+        <w:t>We take the 'percentage use of change grams'</w:t>
+      </w:r>
+      <w:r>
+        <w:rPr>
+          <w:rFonts w:eastAsiaTheme="minorEastAsia"/>
+        </w:rPr>
+        <w:t xml:space="preserve"> resulting from the dictionary-based frequency analysis, and derive a relative scoring as follows:</w:t>
+      </w:r>
+    </w:p>
+    <w:p>
+      <w:pPr>
+        <w:rPr>
+          <w:rFonts w:eastAsiaTheme="minorEastAsia"/>
+        </w:rPr>
+      </w:pPr>
+    </w:p>
+    <w:p>
+      <w:pPr>
+        <w:rPr>
+          <w:rFonts w:eastAsiaTheme="minorEastAsia"/>
+        </w:rPr>
+      </w:pPr>
+      <w:r>
+        <w:rPr>
+          <w:rFonts w:eastAsiaTheme="minorEastAsia"/>
+        </w:rPr>
+        <w:t xml:space="preserve">For each presidential general race (ie: post-primaries), </w:t>
+      </w:r>
       <w:proofErr w:type="spellStart"/>
       <w:r>
-        <w:t>asdasd</w:t>
+        <w:rPr>
+          <w:rFonts w:eastAsiaTheme="minorEastAsia"/>
+        </w:rPr>
+        <w:t>i</w:t>
       </w:r>
       <w:proofErr w:type="spellEnd"/>
     </w:p>
+    <w:p>
+      <w:pPr>
+        <w:rPr>
+          <w:rFonts w:eastAsiaTheme="minorEastAsia"/>
+        </w:rPr>
+      </w:pPr>
+      <w:r>
+        <w:rPr>
+          <w:rFonts w:eastAsiaTheme="minorEastAsia"/>
+        </w:rPr>
+        <w:t>For each year</w:t>
+      </w:r>
+    </w:p>
+    <w:p>
+      <w:pPr>
+        <w:rPr>
+          <w:rFonts w:eastAsiaTheme="minorEastAsia"/>
+        </w:rPr>
+      </w:pPr>
+      <w:r>
+        <w:rPr>
+          <w:rFonts w:eastAsiaTheme="minorEastAsia"/>
+        </w:rPr>
+        <w:t>For nominees</w:t>
+      </w:r>
+    </w:p>
+    <w:p>
+      <w:pPr>
+        <w:rPr>
+          <w:rFonts w:eastAsiaTheme="minorEastAsia"/>
+        </w:rPr>
+      </w:pPr>
+      <w:r>
+        <w:rPr>
+          <w:rFonts w:eastAsiaTheme="minorEastAsia"/>
+        </w:rPr>
+        <w:t>Find top change speaker, take the %</w:t>
+      </w:r>
+    </w:p>
+    <w:p>
+      <w:pPr>
+        <w:rPr>
+          <w:rFonts w:eastAsiaTheme="minorEastAsia"/>
+        </w:rPr>
+      </w:pPr>
+      <w:r>
+        <w:rPr>
+          <w:rFonts w:eastAsiaTheme="minorEastAsia"/>
+        </w:rPr>
+        <w:t xml:space="preserve">Divide all other speaker % by this % to arrive at </w:t>
+      </w:r>
+      <w:proofErr w:type="gramStart"/>
+      <w:r>
+        <w:rPr>
+          <w:rFonts w:eastAsiaTheme="minorEastAsia"/>
+        </w:rPr>
+        <w:t>their</w:t>
+      </w:r>
+      <w:proofErr w:type="gramEnd"/>
+    </w:p>
+    <w:p>
+      <w:pPr>
+        <w:rPr>
+          <w:rFonts w:eastAsiaTheme="minorEastAsia"/>
+        </w:rPr>
+      </w:pPr>
+      <w:r>
+        <w:rPr>
+          <w:rFonts w:eastAsiaTheme="minorEastAsia"/>
+        </w:rPr>
+        <w:t>'</w:t>
+      </w:r>
+      <w:proofErr w:type="spellStart"/>
+      <w:proofErr w:type="gramStart"/>
+      <w:r>
+        <w:rPr>
+          <w:rFonts w:eastAsiaTheme="minorEastAsia"/>
+        </w:rPr>
+        <w:t>relative</w:t>
+      </w:r>
+      <w:proofErr w:type="gramEnd"/>
+      <w:r>
+        <w:rPr>
+          <w:rFonts w:eastAsiaTheme="minorEastAsia"/>
+        </w:rPr>
+        <w:t>_inyear_changegrams</w:t>
+      </w:r>
+      <w:proofErr w:type="spellEnd"/>
+      <w:r>
+        <w:rPr>
+          <w:rFonts w:eastAsiaTheme="minorEastAsia"/>
+        </w:rPr>
+        <w:t>'</w:t>
+      </w:r>
+      <w:r>
+        <w:rPr>
+          <w:rFonts w:eastAsiaTheme="minorEastAsia"/>
+        </w:rPr>
+        <w:t xml:space="preserve"> </w:t>
+      </w:r>
+    </w:p>
+    <w:p>
+      <w:pPr>
+        <w:rPr>
+          <w:rFonts w:eastAsiaTheme="minorEastAsia"/>
+        </w:rPr>
+      </w:pPr>
+    </w:p>
+    <w:p>
+      <w:pPr>
+        <w:rPr>
+          <w:rFonts w:eastAsiaTheme="minorEastAsia"/>
+        </w:rPr>
+      </w:pPr>
+      <w:r>
+        <w:rPr>
+          <w:rFonts w:eastAsiaTheme="minorEastAsia"/>
+        </w:rPr>
+        <w:t>The 'Attributes' aspect of a candidate</w:t>
+      </w:r>
+      <w:r>
+        <w:rPr>
+          <w:rFonts w:eastAsiaTheme="minorEastAsia"/>
+        </w:rPr>
+        <w:t xml:space="preserve"> is built as a combination of five variables</w:t>
+      </w:r>
+      <w:r>
+        <w:rPr>
+          <w:rFonts w:eastAsiaTheme="minorEastAsia"/>
+        </w:rPr>
+        <w:t xml:space="preserve">, being: </w:t>
+      </w:r>
+    </w:p>
+    <w:p>
+      <w:pPr>
+        <w:rPr>
+          <w:rFonts w:eastAsiaTheme="minorEastAsia"/>
+        </w:rPr>
+      </w:pPr>
+      <w:r>
+        <w:rPr>
+          <w:rFonts w:eastAsiaTheme="minorEastAsia"/>
+        </w:rPr>
+        <w:t>A) Visible Minority</w:t>
+      </w:r>
+      <w:r>
+        <w:rPr>
+          <w:rFonts w:eastAsiaTheme="minorEastAsia"/>
+        </w:rPr>
+        <w:t xml:space="preserve"> - coded as 0 if the candidate is of 'white' descent, 1 otherwise</w:t>
+      </w:r>
+    </w:p>
+    <w:p>
+      <w:pPr>
+        <w:rPr>
+          <w:rFonts w:eastAsiaTheme="minorEastAsia"/>
+        </w:rPr>
+      </w:pPr>
+      <w:r>
+        <w:rPr>
+          <w:rFonts w:eastAsiaTheme="minorEastAsia"/>
+        </w:rPr>
+        <w:t>B) Gender</w:t>
+      </w:r>
+      <w:r>
+        <w:rPr>
+          <w:rFonts w:eastAsiaTheme="minorEastAsia"/>
+        </w:rPr>
+        <w:t xml:space="preserve"> - coded as </w:t>
+      </w:r>
+      <w:r>
+        <w:rPr>
+          <w:rFonts w:eastAsiaTheme="minorEastAsia"/>
+        </w:rPr>
+        <w:t>0 if</w:t>
+      </w:r>
+      <w:r>
+        <w:rPr>
+          <w:rFonts w:eastAsiaTheme="minorEastAsia"/>
+        </w:rPr>
+        <w:t xml:space="preserve"> the candidate is male, 1 otherwise</w:t>
+      </w:r>
+    </w:p>
+    <w:p>
+      <w:pPr>
+        <w:rPr>
+          <w:rFonts w:eastAsiaTheme="minorEastAsia"/>
+        </w:rPr>
+      </w:pPr>
+      <w:r>
+        <w:rPr>
+          <w:rFonts w:eastAsiaTheme="minorEastAsia"/>
+        </w:rPr>
+        <w:t xml:space="preserve">C) Age - </w:t>
+      </w:r>
+      <w:r>
+        <w:rPr>
+          <w:rFonts w:eastAsiaTheme="minorEastAsia"/>
+        </w:rPr>
+        <w:t>coded as the result of taking the candidate's age at the time of the election and passing it through the following transformation:</w:t>
+      </w:r>
+    </w:p>
+    <w:p>
+      <w:pPr>
+        <w:rPr>
+          <w:rFonts w:eastAsiaTheme="minorEastAsia"/>
+        </w:rPr>
+      </w:pPr>
+      <w:r>
+        <w:rPr>
+          <w:rFonts w:eastAsiaTheme="minorEastAsia"/>
+        </w:rPr>
+        <w:t xml:space="preserve">Age Score = </w:t>
+      </w:r>
+      <w:r>
+        <w:rPr>
+          <w:rFonts w:eastAsiaTheme="minorEastAsia"/>
+        </w:rPr>
+        <w:t>(</w:t>
+      </w:r>
+      <w:r>
+        <w:rPr>
+          <w:rFonts w:eastAsiaTheme="minorEastAsia"/>
+        </w:rPr>
+        <w:t>1-LOG((</w:t>
+      </w:r>
+      <w:r>
+        <w:rPr>
+          <w:rFonts w:eastAsiaTheme="minorEastAsia"/>
+        </w:rPr>
+        <w:t>AGE</w:t>
+      </w:r>
+      <w:r>
+        <w:rPr>
+          <w:rFonts w:eastAsiaTheme="minorEastAsia"/>
+        </w:rPr>
+        <w:t>-35)/100)</w:t>
+      </w:r>
+      <w:r>
+        <w:rPr>
+          <w:rFonts w:eastAsiaTheme="minorEastAsia"/>
+        </w:rPr>
+        <w:t>)</w:t>
+      </w:r>
+      <w:r>
+        <w:rPr>
+          <w:rFonts w:eastAsiaTheme="minorEastAsia"/>
+        </w:rPr>
+        <w:t>-1</w:t>
+      </w:r>
+      <w:r>
+        <w:rPr>
+          <w:rFonts w:eastAsiaTheme="minorEastAsia"/>
+        </w:rPr>
+        <w:t xml:space="preserve"> </w:t>
+      </w:r>
+      <w:r>
+        <w:rPr>
+          <w:rFonts w:eastAsiaTheme="minorEastAsia"/>
+          <w:highlight w:val="magenta"/>
+        </w:rPr>
+        <w:t xml:space="preserve">Breaks down </w:t>
+      </w:r>
+      <w:r>
+        <w:rPr>
+          <w:rFonts w:eastAsiaTheme="minorEastAsia"/>
+          <w:highlight w:val="magenta"/>
+        </w:rPr>
+        <w:t>easily. With 45 you get 1, with 36 you get 2. With 35 you get #NUM</w:t>
+      </w:r>
+      <w:r>
+        <w:rPr>
+          <w:rFonts w:eastAsiaTheme="minorEastAsia"/>
+        </w:rPr>
+        <w:t xml:space="preserve"> </w:t>
+      </w:r>
+    </w:p>
+    <w:p>
+      <w:pPr>
+        <w:rPr>
+          <w:rFonts w:eastAsiaTheme="minorEastAsia"/>
+        </w:rPr>
+      </w:pPr>
+      <w:r>
+        <w:rPr>
+          <w:rFonts w:eastAsiaTheme="minorEastAsia"/>
+        </w:rPr>
+        <w:t xml:space="preserve">Which subtracts the mandatory minimum age for candidacy (35) from the candidate's age on September 1st of the election year for which the score is being calculated, divides the result by 100, and takes the Logarithm of the result. </w:t>
+      </w:r>
+      <w:r>
+        <w:rPr>
+          <w:rFonts w:eastAsiaTheme="minorEastAsia"/>
+        </w:rPr>
+        <w:t>This value</w:t>
+      </w:r>
+      <w:r>
+        <w:rPr>
+          <w:rFonts w:eastAsiaTheme="minorEastAsia"/>
+        </w:rPr>
+        <w:t xml:space="preserve"> is then subtracted from 1 to give our score the correct direction (ie: a younger candidate means more change, so the 'direction' has to be changed so that a lower age gives a higher score). Finally, 1 is subtracted from the result to ensure that values remain in the range [0,1].</w:t>
+      </w:r>
+    </w:p>
+    <w:p>
+      <w:pPr>
+        <w:rPr>
+          <w:rFonts w:eastAsiaTheme="minorEastAsia"/>
+        </w:rPr>
+      </w:pPr>
+      <w:r>
+        <w:rPr>
+          <w:rFonts w:eastAsiaTheme="minorEastAsia"/>
+        </w:rPr>
+        <w:t xml:space="preserve">D) </w:t>
+      </w:r>
+      <w:r>
+        <w:rPr>
+          <w:rFonts w:eastAsiaTheme="minorEastAsia"/>
+        </w:rPr>
+        <w:t>Belongs to Political Dynasty - coded as 0 if anyone in the candidate's immediate family (ie: sharing a surname) has held the office of the president before</w:t>
+      </w:r>
+    </w:p>
+    <w:p>
+      <w:pPr>
+        <w:rPr>
+          <w:rFonts w:eastAsiaTheme="minorEastAsia"/>
+        </w:rPr>
+      </w:pPr>
+      <w:r>
+        <w:rPr>
+          <w:rFonts w:eastAsiaTheme="minorEastAsia"/>
+        </w:rPr>
+        <w:t>E) High Governmental Office - coded as 0 if the candidate has been President, 0.2 is the candidate has held a presidential cabinet position (Vice President, Secretary of State...)</w:t>
+      </w:r>
+      <w:r>
+        <w:rPr>
+          <w:rFonts w:eastAsiaTheme="minorEastAsia"/>
+        </w:rPr>
+        <w:t>, 0.4 if the candidate has been a Governor or Senator, and 1 otherwise</w:t>
+      </w:r>
+    </w:p>
+    <w:p>
+      <w:pPr>
+        <w:rPr>
+          <w:rFonts w:eastAsiaTheme="minorEastAsia"/>
+        </w:rPr>
+      </w:pPr>
+    </w:p>
+    <w:p>
+      <w:pPr>
+        <w:rPr>
+          <w:rFonts w:eastAsiaTheme="minorEastAsia"/>
+        </w:rPr>
+      </w:pPr>
+      <w:r>
+        <w:rPr>
+          <w:rFonts w:eastAsiaTheme="minorEastAsia"/>
+        </w:rPr>
+        <w:t>a combination of static and semi-static personal traits</w:t>
+      </w:r>
+    </w:p>
+    <w:p>
+      <w:pPr>
+        <w:rPr>
+          <w:rFonts w:eastAsiaTheme="minorEastAsia"/>
+        </w:rPr>
+      </w:pPr>
+    </w:p>
+    <w:p>
+      <w:pPr>
+        <w:rPr>
+          <w:rFonts w:eastAsiaTheme="minorEastAsia"/>
+        </w:rPr>
+      </w:pPr>
+    </w:p>
+    <w:p>
+      <w:pPr>
+        <w:rPr>
+          <w:rFonts w:eastAsiaTheme="minorEastAsia"/>
+        </w:rPr>
+      </w:pPr>
+      <w:r>
+        <w:t xml:space="preserve">In practice, the CI represents a weighted summation of each of the component variables. For variables </w:t>
+      </w:r>
+      <w:r>
+        <w:rPr>
+          <w:i/>
+          <w:iCs/>
+        </w:rPr>
+        <w:t>v1, v2, v</w:t>
+      </w:r>
+      <w:proofErr w:type="gramStart"/>
+      <w:r>
+        <w:rPr>
+          <w:i/>
+          <w:iCs/>
+        </w:rPr>
+        <w:t>3,...</w:t>
+      </w:r>
+      <w:proofErr w:type="spellStart"/>
+      <w:proofErr w:type="gramEnd"/>
+      <w:r>
+        <w:rPr>
+          <w:i/>
+          <w:iCs/>
+        </w:rPr>
+        <w:t>vk</w:t>
+      </w:r>
+      <w:proofErr w:type="spellEnd"/>
+      <w:r>
+        <w:t xml:space="preserve">, we have respective weights </w:t>
+      </w:r>
+      <w:r>
+        <w:rPr>
+          <w:i/>
+          <w:iCs/>
+        </w:rPr>
+        <w:t>w1, w2, w3,...</w:t>
+      </w:r>
+      <w:proofErr w:type="spellStart"/>
+      <w:r>
+        <w:rPr>
+          <w:i/>
+          <w:iCs/>
+        </w:rPr>
+        <w:t>wk</w:t>
+      </w:r>
+      <w:proofErr w:type="spellEnd"/>
+      <w:r>
+        <w:t xml:space="preserve">, </w:t>
+      </w:r>
+      <w:r>
+        <w:rPr>
+          <w:rFonts w:eastAsiaTheme="minorEastAsia"/>
+        </w:rPr>
+        <w:t xml:space="preserve">where the sum of weights </w:t>
+      </w:r>
+      <w:r>
+        <w:rPr>
+          <w:rFonts w:eastAsiaTheme="minorEastAsia"/>
+        </w:rPr>
+        <w:lastRenderedPageBreak/>
+        <w:t>(</w:t>
+      </w:r>
+      <w:r>
+        <w:rPr>
+          <w:i/>
+          <w:iCs/>
+        </w:rPr>
+        <w:t>w1+w2+w3+...</w:t>
+      </w:r>
+      <w:proofErr w:type="spellStart"/>
+      <w:r>
+        <w:rPr>
+          <w:i/>
+          <w:iCs/>
+        </w:rPr>
+        <w:t>wk</w:t>
+      </w:r>
+      <w:proofErr w:type="spellEnd"/>
+      <w:r>
+        <w:t>)</w:t>
+      </w:r>
+      <w:r>
+        <w:t xml:space="preserve"> = 1. This weighted sum is formally denoted as </w:t>
+      </w:r>
+      <w:r>
+        <w:rPr>
+          <w:i/>
+          <w:iCs/>
+        </w:rPr>
+        <w:t>Weighted Sum</w:t>
+      </w:r>
+      <w:r>
+        <w:t xml:space="preserve"> = </w:t>
+      </w:r>
+      <m:oMath>
+        <m:nary>
+          <m:naryPr>
+            <m:chr m:val="∑"/>
+            <m:limLoc m:val="undOvr"/>
+            <m:ctrlPr>
+              <w:rPr>
+                <w:rFonts w:ascii="Cambria Math" w:hAnsi="Cambria Math"/>
+                <w:i/>
+              </w:rPr>
+            </m:ctrlPr>
+          </m:naryPr>
+          <m:sub>
+            <m:r>
+              <w:rPr>
+                <w:rFonts w:ascii="Cambria Math" w:hAnsi="Cambria Math"/>
+              </w:rPr>
+              <m:t>i=1</m:t>
+            </m:r>
+          </m:sub>
+          <m:sup>
+            <m:r>
+              <w:rPr>
+                <w:rFonts w:ascii="Cambria Math" w:hAnsi="Cambria Math"/>
+              </w:rPr>
+              <m:t>k</m:t>
+            </m:r>
+          </m:sup>
+          <m:e>
+            <m:r>
+              <w:rPr>
+                <w:rFonts w:ascii="Cambria Math" w:hAnsi="Cambria Math"/>
+              </w:rPr>
+              <m:t>(</m:t>
+            </m:r>
+            <m:sSub>
+              <m:sSubPr>
+                <m:ctrlPr>
+                  <w:rPr>
+                    <w:rFonts w:ascii="Cambria Math" w:hAnsi="Cambria Math"/>
+                    <w:i/>
+                  </w:rPr>
+                </m:ctrlPr>
+              </m:sSubPr>
+              <m:e>
+                <m:r>
+                  <w:rPr>
+                    <w:rFonts w:ascii="Cambria Math" w:hAnsi="Cambria Math"/>
+                  </w:rPr>
+                  <m:t>v</m:t>
+                </m:r>
+              </m:e>
+              <m:sub>
+                <m:r>
+                  <w:rPr>
+                    <w:rFonts w:ascii="Cambria Math" w:hAnsi="Cambria Math"/>
+                  </w:rPr>
+                  <m:t>i</m:t>
+                </m:r>
+              </m:sub>
+            </m:sSub>
+            <m:r>
+              <w:rPr>
+                <w:rFonts w:ascii="Cambria Math" w:hAnsi="Cambria Math"/>
+              </w:rPr>
+              <m:t>×</m:t>
+            </m:r>
+            <m:sSub>
+              <m:sSubPr>
+                <m:ctrlPr>
+                  <w:rPr>
+                    <w:rFonts w:ascii="Cambria Math" w:hAnsi="Cambria Math"/>
+                    <w:i/>
+                  </w:rPr>
+                </m:ctrlPr>
+              </m:sSubPr>
+              <m:e>
+                <m:r>
+                  <w:rPr>
+                    <w:rFonts w:ascii="Cambria Math" w:hAnsi="Cambria Math"/>
+                  </w:rPr>
+                  <m:t>w</m:t>
+                </m:r>
+              </m:e>
+              <m:sub>
+                <m:r>
+                  <w:rPr>
+                    <w:rFonts w:ascii="Cambria Math" w:hAnsi="Cambria Math"/>
+                  </w:rPr>
+                  <m:t>i</m:t>
+                </m:r>
+              </m:sub>
+            </m:sSub>
+            <m:r>
+              <w:rPr>
+                <w:rFonts w:ascii="Cambria Math" w:hAnsi="Cambria Math"/>
+              </w:rPr>
+              <m:t>)</m:t>
+            </m:r>
+          </m:e>
+        </m:nary>
+      </m:oMath>
+      <w:r>
+        <w:rPr>
+          <w:rFonts w:eastAsiaTheme="minorEastAsia"/>
+        </w:rPr>
+        <w:t>.</w:t>
+      </w:r>
+    </w:p>
+    <w:p>
+      <w:pPr>
+        <w:rPr>
+          <w:rFonts w:eastAsiaTheme="minorEastAsia"/>
+        </w:rPr>
+      </w:pPr>
+      <w:r>
+        <w:rPr>
+          <w:rFonts w:eastAsiaTheme="minorEastAsia"/>
+        </w:rPr>
+        <w:br/>
+      </w:r>
+    </w:p>
+    <w:p/>
     <w:p/>
     <w:p>
       <w:pPr>
@@ -3432,13 +4315,51 @@
         <w:ind w:firstLine="480"/>
       </w:pPr>
     </w:p>
-    <w:p/>
+    <w:p>
+      <w:pPr>
+        <w:ind w:firstLine="240"/>
+      </w:pPr>
+    </w:p>
+    <w:p>
+      <w:pPr>
+        <w:ind w:firstLine="240"/>
+      </w:pPr>
+    </w:p>
+    <w:p>
+      <w:pPr>
+        <w:ind w:firstLine="240"/>
+      </w:pPr>
+      <w:r>
+        <w:t xml:space="preserve">Study Two - Change </w:t>
+      </w:r>
+      <w:r>
+        <w:t>Voter</w:t>
+      </w:r>
+      <w:r>
+        <w:t xml:space="preserve"> Identification </w:t>
+      </w:r>
+    </w:p>
     <w:p>
       <w:pPr>
         <w:pStyle w:val="TOC2"/>
         <w:spacing w:line="240" w:lineRule="auto"/>
         <w:ind w:firstLine="480"/>
       </w:pPr>
+      <w:r>
+        <w:t>5.3</w:t>
+      </w:r>
+      <w:r>
+        <w:t xml:space="preserve"> </w:t>
+      </w:r>
+      <w:r>
+        <w:t xml:space="preserve">Change Voter Identification Analysis </w:t>
+      </w:r>
+      <w:r>
+        <w:ptab w:relativeTo="margin" w:alignment="right" w:leader="dot"/>
+      </w:r>
+      <w:r>
+        <w:t xml:space="preserve"> 5</w:t>
+      </w:r>
     </w:p>
     <w:p>
       <w:pPr>
@@ -3447,25 +4368,16 @@
         <w:ind w:firstLine="480"/>
       </w:pPr>
       <w:r>
-        <w:t>5</w:t>
-      </w:r>
-      <w:r>
-        <w:t>.</w:t>
-      </w:r>
-      <w:r>
-        <w:t>2</w:t>
-      </w:r>
-      <w:r>
-        <w:t xml:space="preserve"> </w:t>
-      </w:r>
-      <w:r>
-        <w:t>Composite Index</w:t>
-      </w:r>
-      <w:r>
-        <w:t xml:space="preserve"> </w:t>
-      </w:r>
-      <w:r>
-        <w:t>of Change</w:t>
+        <w:t>5.4</w:t>
+      </w:r>
+      <w:r>
+        <w:t xml:space="preserve"> </w:t>
+      </w:r>
+      <w:r>
+        <w:t>Change Voter Distributional Independence Testing</w:t>
+      </w:r>
+      <w:r>
+        <w:t xml:space="preserve"> </w:t>
       </w:r>
       <w:r>
         <w:ptab w:relativeTo="margin" w:alignment="right" w:leader="dot"/>
@@ -3476,16 +4388,234 @@
     </w:p>
     <w:p>
       <w:pPr>
+        <w:rPr>
+          <w:b/>
+          <w:bCs/>
+        </w:rPr>
+      </w:pPr>
+    </w:p>
+    <w:p>
+      <w:pPr>
+        <w:rPr>
+          <w:b/>
+          <w:bCs/>
+        </w:rPr>
+      </w:pPr>
+    </w:p>
+    <w:p/>
+    <w:p>
+      <w:pPr>
+        <w:rPr>
+          <w:sz w:val="28"/>
+          <w:szCs w:val="28"/>
+        </w:rPr>
+      </w:pPr>
+    </w:p>
+    <w:p>
+      <w:pPr>
+        <w:rPr>
+          <w:sz w:val="28"/>
+          <w:szCs w:val="28"/>
+        </w:rPr>
+      </w:pPr>
+    </w:p>
+    <w:p>
+      <w:pPr>
+        <w:rPr>
+          <w:sz w:val="28"/>
+          <w:szCs w:val="28"/>
+        </w:rPr>
+      </w:pPr>
+    </w:p>
+    <w:p>
+      <w:pPr>
+        <w:rPr>
+          <w:sz w:val="28"/>
+          <w:szCs w:val="28"/>
+        </w:rPr>
+      </w:pPr>
+    </w:p>
+    <w:p>
+      <w:pPr>
+        <w:rPr>
+          <w:sz w:val="28"/>
+          <w:szCs w:val="28"/>
+        </w:rPr>
+      </w:pPr>
+    </w:p>
+    <w:p>
+      <w:pPr>
+        <w:rPr>
+          <w:sz w:val="28"/>
+          <w:szCs w:val="28"/>
+        </w:rPr>
+      </w:pPr>
+    </w:p>
+    <w:p>
+      <w:pPr>
+        <w:rPr>
+          <w:sz w:val="28"/>
+          <w:szCs w:val="28"/>
+        </w:rPr>
+      </w:pPr>
+    </w:p>
+    <w:p>
+      <w:pPr>
+        <w:rPr>
+          <w:sz w:val="28"/>
+          <w:szCs w:val="28"/>
+        </w:rPr>
+      </w:pPr>
+    </w:p>
+    <w:p>
+      <w:pPr>
+        <w:rPr>
+          <w:sz w:val="28"/>
+          <w:szCs w:val="28"/>
+        </w:rPr>
+      </w:pPr>
+    </w:p>
+    <w:p>
+      <w:pPr>
+        <w:rPr>
+          <w:sz w:val="28"/>
+          <w:szCs w:val="28"/>
+        </w:rPr>
+      </w:pPr>
+    </w:p>
+    <w:p>
+      <w:pPr>
+        <w:rPr>
+          <w:sz w:val="28"/>
+          <w:szCs w:val="28"/>
+        </w:rPr>
+      </w:pPr>
+    </w:p>
+    <w:p>
+      <w:pPr>
+        <w:rPr>
+          <w:sz w:val="28"/>
+          <w:szCs w:val="28"/>
+        </w:rPr>
+      </w:pPr>
+    </w:p>
+    <w:p>
+      <w:pPr>
+        <w:rPr>
+          <w:sz w:val="28"/>
+          <w:szCs w:val="28"/>
+        </w:rPr>
+      </w:pPr>
+    </w:p>
+    <w:p>
+      <w:pPr>
+        <w:rPr>
+          <w:sz w:val="28"/>
+          <w:szCs w:val="28"/>
+        </w:rPr>
+      </w:pPr>
+    </w:p>
+    <w:p>
+      <w:pPr>
+        <w:rPr>
+          <w:sz w:val="28"/>
+          <w:szCs w:val="28"/>
+        </w:rPr>
+      </w:pPr>
+    </w:p>
+    <w:p>
+      <w:pPr>
+        <w:rPr>
+          <w:sz w:val="28"/>
+          <w:szCs w:val="28"/>
+        </w:rPr>
+      </w:pPr>
+    </w:p>
+    <w:p>
+      <w:pPr>
+        <w:rPr>
+          <w:sz w:val="28"/>
+          <w:szCs w:val="28"/>
+        </w:rPr>
+      </w:pPr>
+    </w:p>
+    <w:p>
+      <w:pPr>
+        <w:rPr>
+          <w:sz w:val="28"/>
+          <w:szCs w:val="28"/>
+        </w:rPr>
+      </w:pPr>
+    </w:p>
+    <w:p>
+      <w:pPr>
+        <w:rPr>
+          <w:sz w:val="28"/>
+          <w:szCs w:val="28"/>
+        </w:rPr>
+      </w:pPr>
+    </w:p>
+    <w:p>
+      <w:pPr>
+        <w:rPr>
+          <w:sz w:val="28"/>
+          <w:szCs w:val="28"/>
+        </w:rPr>
+      </w:pPr>
+    </w:p>
+    <w:p>
+      <w:pPr>
+        <w:rPr>
+          <w:sz w:val="28"/>
+          <w:szCs w:val="28"/>
+        </w:rPr>
+      </w:pPr>
+    </w:p>
+    <w:p>
+      <w:pPr>
+        <w:rPr>
+          <w:sz w:val="28"/>
+          <w:szCs w:val="28"/>
+        </w:rPr>
+      </w:pPr>
+    </w:p>
+    <w:p>
+      <w:pPr>
+        <w:rPr>
+          <w:sz w:val="28"/>
+          <w:szCs w:val="28"/>
+        </w:rPr>
+      </w:pPr>
+    </w:p>
+    <w:p>
+      <w:pPr>
+        <w:rPr>
+          <w:sz w:val="28"/>
+          <w:szCs w:val="28"/>
+        </w:rPr>
+      </w:pPr>
+    </w:p>
+    <w:p>
+      <w:pPr>
+        <w:rPr>
+          <w:sz w:val="28"/>
+          <w:szCs w:val="28"/>
+        </w:rPr>
+      </w:pPr>
+      <w:r>
+        <w:rPr>
+          <w:sz w:val="28"/>
+          <w:szCs w:val="28"/>
+        </w:rPr>
+        <w:t>Results</w:t>
+      </w:r>
+    </w:p>
+    <w:p>
+      <w:pPr>
         <w:ind w:firstLine="240"/>
       </w:pPr>
       <w:r>
-        <w:t xml:space="preserve">Study Two - Change </w:t>
-      </w:r>
-      <w:r>
-        <w:t>Voter</w:t>
-      </w:r>
-      <w:r>
-        <w:t xml:space="preserve"> Identification </w:t>
+        <w:t xml:space="preserve">Study One - Change Candidate Identification </w:t>
       </w:r>
     </w:p>
     <w:p>
@@ -3495,13 +4625,13 @@
         <w:ind w:firstLine="480"/>
       </w:pPr>
       <w:r>
-        <w:t>5.3</w:t>
-      </w:r>
-      <w:r>
-        <w:t xml:space="preserve"> </w:t>
-      </w:r>
-      <w:r>
-        <w:t xml:space="preserve">Change Voter Identification Analysis </w:t>
+        <w:t>6</w:t>
+      </w:r>
+      <w:r>
+        <w:t xml:space="preserve">.1 </w:t>
+      </w:r>
+      <w:r>
+        <w:t xml:space="preserve">Candidate of Change, Text-Based </w:t>
       </w:r>
       <w:r>
         <w:ptab w:relativeTo="margin" w:alignment="right" w:leader="dot"/>
@@ -3517,16 +4647,20 @@
         <w:ind w:firstLine="480"/>
       </w:pPr>
       <w:r>
-        <w:t>5.4</w:t>
-      </w:r>
-      <w:r>
-        <w:t xml:space="preserve"> </w:t>
-      </w:r>
-      <w:r>
-        <w:t>Change Voter Distributional Independence Testing</w:t>
-      </w:r>
-      <w:r>
-        <w:t xml:space="preserve"> </w:t>
+        <w:lastRenderedPageBreak/>
+        <w:t>6</w:t>
+      </w:r>
+      <w:r>
+        <w:t>.</w:t>
+      </w:r>
+      <w:r>
+        <w:t>2</w:t>
+      </w:r>
+      <w:r>
+        <w:t xml:space="preserve"> </w:t>
+      </w:r>
+      <w:r>
+        <w:t xml:space="preserve">Candidate of Change, Indicator-Based </w:t>
       </w:r>
       <w:r>
         <w:ptab w:relativeTo="margin" w:alignment="right" w:leader="dot"/>
@@ -3535,259 +4669,251 @@
         <w:t xml:space="preserve"> 5</w:t>
       </w:r>
     </w:p>
-    <w:p>
-      <w:pPr>
-        <w:rPr>
-          <w:b/>
-          <w:bCs/>
-        </w:rPr>
-      </w:pPr>
-    </w:p>
-    <w:p>
-      <w:pPr>
-        <w:rPr>
-          <w:b/>
-          <w:bCs/>
-        </w:rPr>
-      </w:pPr>
-    </w:p>
-    <w:p/>
-    <w:p>
-      <w:pPr>
-        <w:rPr>
-          <w:sz w:val="28"/>
-          <w:szCs w:val="28"/>
-        </w:rPr>
-      </w:pPr>
-    </w:p>
-    <w:p>
-      <w:pPr>
-        <w:rPr>
-          <w:sz w:val="28"/>
-          <w:szCs w:val="28"/>
-        </w:rPr>
-      </w:pPr>
-    </w:p>
-    <w:p>
-      <w:pPr>
-        <w:rPr>
-          <w:sz w:val="28"/>
-          <w:szCs w:val="28"/>
-        </w:rPr>
-      </w:pPr>
-    </w:p>
-    <w:p>
-      <w:pPr>
-        <w:rPr>
-          <w:sz w:val="28"/>
-          <w:szCs w:val="28"/>
-        </w:rPr>
-      </w:pPr>
-    </w:p>
-    <w:p>
-      <w:pPr>
-        <w:rPr>
-          <w:sz w:val="28"/>
-          <w:szCs w:val="28"/>
-        </w:rPr>
-      </w:pPr>
-    </w:p>
-    <w:p>
-      <w:pPr>
-        <w:rPr>
-          <w:sz w:val="28"/>
-          <w:szCs w:val="28"/>
-        </w:rPr>
-      </w:pPr>
-    </w:p>
-    <w:p>
-      <w:pPr>
-        <w:rPr>
-          <w:sz w:val="28"/>
-          <w:szCs w:val="28"/>
-        </w:rPr>
-      </w:pPr>
-    </w:p>
-    <w:p>
-      <w:pPr>
-        <w:rPr>
-          <w:sz w:val="28"/>
-          <w:szCs w:val="28"/>
-        </w:rPr>
-      </w:pPr>
-    </w:p>
-    <w:p>
-      <w:pPr>
-        <w:rPr>
-          <w:sz w:val="28"/>
-          <w:szCs w:val="28"/>
-        </w:rPr>
-      </w:pPr>
-    </w:p>
-    <w:p>
-      <w:pPr>
-        <w:rPr>
-          <w:sz w:val="28"/>
-          <w:szCs w:val="28"/>
-        </w:rPr>
-      </w:pPr>
-    </w:p>
-    <w:p>
-      <w:pPr>
-        <w:rPr>
-          <w:sz w:val="28"/>
-          <w:szCs w:val="28"/>
-        </w:rPr>
-      </w:pPr>
-    </w:p>
-    <w:p>
-      <w:pPr>
-        <w:rPr>
-          <w:sz w:val="28"/>
-          <w:szCs w:val="28"/>
-        </w:rPr>
-      </w:pPr>
-    </w:p>
-    <w:p>
-      <w:pPr>
-        <w:rPr>
-          <w:sz w:val="28"/>
-          <w:szCs w:val="28"/>
-        </w:rPr>
-      </w:pPr>
-    </w:p>
-    <w:p>
-      <w:pPr>
-        <w:rPr>
-          <w:sz w:val="28"/>
-          <w:szCs w:val="28"/>
-        </w:rPr>
-      </w:pPr>
-    </w:p>
-    <w:p>
-      <w:pPr>
-        <w:rPr>
-          <w:sz w:val="28"/>
-          <w:szCs w:val="28"/>
-        </w:rPr>
-      </w:pPr>
-    </w:p>
-    <w:p>
-      <w:pPr>
-        <w:rPr>
-          <w:sz w:val="28"/>
-          <w:szCs w:val="28"/>
-        </w:rPr>
-      </w:pPr>
-    </w:p>
-    <w:p>
-      <w:pPr>
-        <w:rPr>
-          <w:sz w:val="28"/>
-          <w:szCs w:val="28"/>
-        </w:rPr>
-      </w:pPr>
-    </w:p>
-    <w:p>
-      <w:pPr>
-        <w:rPr>
-          <w:sz w:val="28"/>
-          <w:szCs w:val="28"/>
-        </w:rPr>
-      </w:pPr>
-    </w:p>
-    <w:p>
-      <w:pPr>
-        <w:rPr>
-          <w:sz w:val="28"/>
-          <w:szCs w:val="28"/>
-        </w:rPr>
-      </w:pPr>
-    </w:p>
-    <w:p>
-      <w:pPr>
-        <w:rPr>
-          <w:sz w:val="28"/>
-          <w:szCs w:val="28"/>
-        </w:rPr>
-      </w:pPr>
-    </w:p>
-    <w:p>
-      <w:pPr>
-        <w:rPr>
-          <w:sz w:val="28"/>
-          <w:szCs w:val="28"/>
-        </w:rPr>
-      </w:pPr>
-    </w:p>
-    <w:p>
-      <w:pPr>
-        <w:rPr>
-          <w:sz w:val="28"/>
-          <w:szCs w:val="28"/>
-        </w:rPr>
-      </w:pPr>
-    </w:p>
-    <w:p>
-      <w:pPr>
-        <w:rPr>
-          <w:sz w:val="28"/>
-          <w:szCs w:val="28"/>
-        </w:rPr>
-      </w:pPr>
-    </w:p>
-    <w:p>
-      <w:pPr>
-        <w:rPr>
-          <w:sz w:val="28"/>
-          <w:szCs w:val="28"/>
-        </w:rPr>
-      </w:pPr>
-    </w:p>
-    <w:p>
-      <w:pPr>
-        <w:rPr>
-          <w:sz w:val="28"/>
-          <w:szCs w:val="28"/>
-        </w:rPr>
-      </w:pPr>
-      <w:r>
-        <w:rPr>
-          <w:sz w:val="28"/>
-          <w:szCs w:val="28"/>
-        </w:rPr>
-        <w:t>Results</w:t>
-      </w:r>
-    </w:p>
+    <w:p/>
+    <w:p/>
     <w:p>
       <w:pPr>
         <w:ind w:firstLine="240"/>
       </w:pPr>
-      <w:r>
-        <w:t xml:space="preserve">Study One - Change Candidate Identification </w:t>
-      </w:r>
-    </w:p>
+    </w:p>
+    <w:p>
+      <w:pPr>
+        <w:ind w:firstLine="240"/>
+      </w:pPr>
+    </w:p>
+    <w:p>
+      <w:pPr>
+        <w:rPr>
+          <w:b/>
+          <w:bCs/>
+        </w:rPr>
+      </w:pPr>
+      <w:r>
+        <w:rPr>
+          <w:b/>
+          <w:bCs/>
+        </w:rPr>
+        <w:t xml:space="preserve">Study Two - Change Voter Identification </w:t>
+      </w:r>
+    </w:p>
+    <w:p>
+      <w:pPr>
+        <w:pStyle w:val="TOC2"/>
+        <w:spacing w:line="240" w:lineRule="auto"/>
+        <w:ind w:left="0"/>
+      </w:pPr>
+      <w:r>
+        <w:rPr>
+          <w:b/>
+          <w:bCs/>
+        </w:rPr>
+        <w:t>6.3 Change Voter</w:t>
+      </w:r>
+      <w:r>
+        <w:rPr>
+          <w:b/>
+          <w:bCs/>
+        </w:rPr>
+        <w:t xml:space="preserve"> Identification</w:t>
+      </w:r>
+      <w:r>
+        <w:rPr>
+          <w:b/>
+          <w:bCs/>
+        </w:rPr>
+        <w:tab/>
+      </w:r>
+      <w:r>
+        <w:tab/>
+      </w:r>
+      <w:r>
+        <w:tab/>
+      </w:r>
+    </w:p>
+    <w:p>
+      <w:pPr>
+        <w:pStyle w:val="TOC2"/>
+        <w:spacing w:line="240" w:lineRule="auto"/>
+      </w:pPr>
+    </w:p>
+    <w:p/>
+    <w:p>
+      <w:r>
+        <w:t xml:space="preserve">As is noted in the methodology section, respondents in the 2020 round of surveys were asked not only whom they voted for in the 2020 election (Biden/Trump), but also to recall their voting history from 2016 (Trump/Clinton) and 2012 (Obama/ Romney). Using this line of questioning, and based off of the results of the Composite Change Index developed in Study One of this paper, a subset of respondents </w:t>
+      </w:r>
+      <w:proofErr w:type="gramStart"/>
+      <w:r>
+        <w:t>were</w:t>
+      </w:r>
+      <w:proofErr w:type="gramEnd"/>
+      <w:r>
+        <w:t xml:space="preserve"> selected on the basis of the voting pattern:</w:t>
+      </w:r>
+    </w:p>
+    <w:p/>
+    <w:p>
+      <w:pPr>
+        <w:jc w:val="center"/>
+      </w:pPr>
+      <w:r>
+        <w:t>(2012: Obama) -&gt; (2016: Trump) -&gt; (2020: Biden)</w:t>
+      </w:r>
+    </w:p>
+    <w:p/>
+    <w:p>
+      <w:r>
+        <w:t xml:space="preserve">Figure _____ below illustrates the effect on </w:t>
+      </w:r>
+      <w:r>
+        <w:t>dataset size as these filtering rules are applied. Importantly, it shows the percentage of respondents who voted at all in the 2020 election.</w:t>
+      </w:r>
+    </w:p>
+    <w:p>
+      <w:pPr>
+        <w:jc w:val="center"/>
+      </w:pPr>
+    </w:p>
+    <w:p>
+      <w:pPr>
+        <w:jc w:val="center"/>
+      </w:pPr>
+      <w:r>
+        <w:t>TABLE</w:t>
+      </w:r>
+    </w:p>
+    <w:p>
+      <w:pPr>
+        <w:jc w:val="center"/>
+      </w:pPr>
+    </w:p>
+    <w:p>
+      <w:r>
+        <w:t>The s</w:t>
+      </w:r>
+      <w:r>
+        <w:t xml:space="preserve">ubset of voters who voted in a pattern </w:t>
+      </w:r>
+      <w:r>
+        <w:t xml:space="preserve">consistent with </w:t>
+      </w:r>
+      <w:r>
+        <w:t>Change Candidate</w:t>
+      </w:r>
+      <w:r>
+        <w:t xml:space="preserve"> voting</w:t>
+      </w:r>
+      <w:r>
+        <w:t xml:space="preserve"> in each of the three elections, are henceforth referred to as C-Voters </w:t>
+      </w:r>
+      <w:r>
+        <w:t>(</w:t>
+      </w:r>
+      <w:r>
+        <w:t>for their pattern of 'Change</w:t>
+      </w:r>
+      <w:r>
+        <w:t xml:space="preserve"> </w:t>
+      </w:r>
+      <w:r>
+        <w:t>Voting'</w:t>
+      </w:r>
+      <w:r>
+        <w:t>)</w:t>
+      </w:r>
+      <w:r>
+        <w:t>.</w:t>
+      </w:r>
+      <w:r>
+        <w:t xml:space="preserve"> </w:t>
+      </w:r>
+      <w:r>
+        <w:t xml:space="preserve">Respondents who voted in 2020 but </w:t>
+      </w:r>
+      <w:r>
+        <w:t xml:space="preserve">did </w:t>
+      </w:r>
+      <w:r>
+        <w:rPr>
+          <w:i/>
+          <w:iCs/>
+        </w:rPr>
+        <w:t>not</w:t>
+      </w:r>
+      <w:r>
+        <w:t xml:space="preserve"> follow the pattern of Change Voting </w:t>
+      </w:r>
+      <w:r>
+        <w:t xml:space="preserve">in all of the 2012, 2016, </w:t>
+      </w:r>
+      <w:r>
+        <w:rPr>
+          <w:u w:val="single"/>
+        </w:rPr>
+        <w:t>and</w:t>
+      </w:r>
+      <w:r>
+        <w:t xml:space="preserve"> </w:t>
+      </w:r>
+      <w:r>
+        <w:t xml:space="preserve">2020 </w:t>
+      </w:r>
+      <w:r>
+        <w:t xml:space="preserve">elections </w:t>
+      </w:r>
+      <w:r>
+        <w:t>are</w:t>
+      </w:r>
+      <w:r>
+        <w:t xml:space="preserve"> henceforth referred to as M-Voters (for the fact that they are </w:t>
+      </w:r>
+      <w:r>
+        <w:t xml:space="preserve">a </w:t>
+      </w:r>
+      <w:r>
+        <w:t>'Mix</w:t>
+      </w:r>
+      <w:r>
+        <w:t>ed' group</w:t>
+      </w:r>
+      <w:r>
+        <w:t xml:space="preserve"> of </w:t>
+      </w:r>
+      <w:r>
+        <w:t>v</w:t>
+      </w:r>
+      <w:r>
+        <w:t>oters).</w:t>
+      </w:r>
+    </w:p>
+    <w:p/>
+    <w:p/>
+    <w:p/>
+    <w:p/>
+    <w:p/>
+    <w:p/>
+    <w:p/>
+    <w:p/>
+    <w:p/>
+    <w:p/>
+    <w:p/>
+    <w:p/>
+    <w:p/>
+    <w:p/>
+    <w:p/>
+    <w:p/>
+    <w:p/>
+    <w:p/>
+    <w:p/>
+    <w:p/>
+    <w:p/>
+    <w:p/>
+    <w:p/>
     <w:p>
       <w:pPr>
         <w:pStyle w:val="TOC2"/>
         <w:spacing w:line="240" w:lineRule="auto"/>
         <w:ind w:firstLine="480"/>
       </w:pPr>
-      <w:r>
-        <w:t>6</w:t>
-      </w:r>
-      <w:r>
-        <w:t xml:space="preserve">.1 </w:t>
-      </w:r>
-      <w:r>
-        <w:t xml:space="preserve">Candidate of Change, Text-Based </w:t>
-      </w:r>
-      <w:r>
-        <w:ptab w:relativeTo="margin" w:alignment="right" w:leader="dot"/>
-      </w:r>
-      <w:r>
-        <w:t xml:space="preserve"> 5</w:t>
-      </w:r>
     </w:p>
     <w:p>
       <w:pPr>
@@ -3796,280 +4922,6 @@
         <w:ind w:firstLine="480"/>
       </w:pPr>
       <w:r>
-        <w:t>6</w:t>
-      </w:r>
-      <w:r>
-        <w:t>.</w:t>
-      </w:r>
-      <w:r>
-        <w:t>2</w:t>
-      </w:r>
-      <w:r>
-        <w:t xml:space="preserve"> </w:t>
-      </w:r>
-      <w:r>
-        <w:t xml:space="preserve">Candidate of Change, Indicator-Based </w:t>
-      </w:r>
-      <w:r>
-        <w:ptab w:relativeTo="margin" w:alignment="right" w:leader="dot"/>
-      </w:r>
-      <w:r>
-        <w:t xml:space="preserve"> 5</w:t>
-      </w:r>
-    </w:p>
-    <w:p/>
-    <w:p/>
-    <w:p>
-      <w:pPr>
-        <w:ind w:firstLine="240"/>
-      </w:pPr>
-    </w:p>
-    <w:p>
-      <w:pPr>
-        <w:ind w:firstLine="240"/>
-      </w:pPr>
-    </w:p>
-    <w:p>
-      <w:pPr>
-        <w:rPr>
-          <w:b/>
-          <w:bCs/>
-        </w:rPr>
-      </w:pPr>
-      <w:r>
-        <w:rPr>
-          <w:b/>
-          <w:bCs/>
-        </w:rPr>
-        <w:t xml:space="preserve">Study Two - Change Voter Identification </w:t>
-      </w:r>
-    </w:p>
-    <w:p>
-      <w:pPr>
-        <w:pStyle w:val="TOC2"/>
-        <w:spacing w:line="240" w:lineRule="auto"/>
-        <w:ind w:left="0"/>
-      </w:pPr>
-      <w:r>
-        <w:rPr>
-          <w:b/>
-          <w:bCs/>
-        </w:rPr>
-        <w:t>6.3 Change Voter</w:t>
-      </w:r>
-      <w:r>
-        <w:rPr>
-          <w:b/>
-          <w:bCs/>
-        </w:rPr>
-        <w:t xml:space="preserve"> Identification</w:t>
-      </w:r>
-      <w:r>
-        <w:rPr>
-          <w:b/>
-          <w:bCs/>
-        </w:rPr>
-        <w:tab/>
-      </w:r>
-      <w:r>
-        <w:tab/>
-      </w:r>
-      <w:r>
-        <w:tab/>
-      </w:r>
-    </w:p>
-    <w:p>
-      <w:pPr>
-        <w:pStyle w:val="TOC2"/>
-        <w:spacing w:line="240" w:lineRule="auto"/>
-      </w:pPr>
-    </w:p>
-    <w:p/>
-    <w:p>
-      <w:r>
-        <w:t xml:space="preserve">As is noted in the methodology section, respondents in the 2020 round of surveys were asked not only whom they voted for in the 2020 election (Biden/Trump), but also to recall their voting history from 2016 (Trump/Clinton) and 2012 (Obama/ Romney). Using this line of questioning, and based off of the results of the Composite Change Index developed in Study One of this paper, a subset of respondents </w:t>
-      </w:r>
-      <w:proofErr w:type="gramStart"/>
-      <w:r>
-        <w:t>were</w:t>
-      </w:r>
-      <w:proofErr w:type="gramEnd"/>
-      <w:r>
-        <w:t xml:space="preserve"> selected on the basis of the voting pattern:</w:t>
-      </w:r>
-    </w:p>
-    <w:p/>
-    <w:p>
-      <w:pPr>
-        <w:jc w:val="center"/>
-      </w:pPr>
-      <w:r>
-        <w:t>(2012: Obama) -&gt; (2016: Trump) -&gt; (2020: Biden)</w:t>
-      </w:r>
-    </w:p>
-    <w:p/>
-    <w:p>
-      <w:r>
-        <w:t xml:space="preserve">Figure _____ below illustrates the effect on </w:t>
-      </w:r>
-      <w:r>
-        <w:t>dataset size as these filtering rules are applied. Importantly, it shows the percentage of respondents who voted at all in the 2020 election.</w:t>
-      </w:r>
-    </w:p>
-    <w:p>
-      <w:pPr>
-        <w:jc w:val="center"/>
-      </w:pPr>
-    </w:p>
-    <w:p>
-      <w:pPr>
-        <w:jc w:val="center"/>
-      </w:pPr>
-      <w:r>
-        <w:t>TABLE</w:t>
-      </w:r>
-    </w:p>
-    <w:p>
-      <w:pPr>
-        <w:jc w:val="center"/>
-      </w:pPr>
-    </w:p>
-    <w:p>
-      <w:r>
-        <w:t>The s</w:t>
-      </w:r>
-      <w:r>
-        <w:t xml:space="preserve">ubset of voters who voted in a pattern </w:t>
-      </w:r>
-      <w:r>
-        <w:t xml:space="preserve">consistent with </w:t>
-      </w:r>
-      <w:r>
-        <w:t>Change Candidate</w:t>
-      </w:r>
-      <w:r>
-        <w:t xml:space="preserve"> voting</w:t>
-      </w:r>
-      <w:r>
-        <w:t xml:space="preserve"> in each of the three elections, are henceforth referred to as C-Voters </w:t>
-      </w:r>
-      <w:r>
-        <w:t>(</w:t>
-      </w:r>
-      <w:r>
-        <w:t>for their pattern of 'Change</w:t>
-      </w:r>
-      <w:r>
-        <w:t xml:space="preserve"> </w:t>
-      </w:r>
-      <w:r>
-        <w:t>Voting'</w:t>
-      </w:r>
-      <w:r>
-        <w:t>)</w:t>
-      </w:r>
-      <w:r>
-        <w:t>.</w:t>
-      </w:r>
-      <w:r>
-        <w:t xml:space="preserve"> </w:t>
-      </w:r>
-      <w:r>
-        <w:t xml:space="preserve">Respondents who voted in 2020 but </w:t>
-      </w:r>
-      <w:r>
-        <w:t xml:space="preserve">did </w:t>
-      </w:r>
-      <w:r>
-        <w:rPr>
-          <w:i/>
-          <w:iCs/>
-        </w:rPr>
-        <w:t>not</w:t>
-      </w:r>
-      <w:r>
-        <w:t xml:space="preserve"> follow the pattern of Change Voting </w:t>
-      </w:r>
-      <w:r>
-        <w:t xml:space="preserve">in all of the 2012, 2016, </w:t>
-      </w:r>
-      <w:r>
-        <w:rPr>
-          <w:u w:val="single"/>
-        </w:rPr>
-        <w:t>and</w:t>
-      </w:r>
-      <w:r>
-        <w:t xml:space="preserve"> </w:t>
-      </w:r>
-      <w:r>
-        <w:t xml:space="preserve">2020 </w:t>
-      </w:r>
-      <w:r>
-        <w:t xml:space="preserve">elections </w:t>
-      </w:r>
-      <w:r>
-        <w:t>are</w:t>
-      </w:r>
-      <w:r>
-        <w:t xml:space="preserve"> henceforth referred to as M-Voters (for the fact that they are </w:t>
-      </w:r>
-      <w:r>
-        <w:t xml:space="preserve">a </w:t>
-      </w:r>
-      <w:r>
-        <w:t>'Mix</w:t>
-      </w:r>
-      <w:r>
-        <w:t>ed' group</w:t>
-      </w:r>
-      <w:r>
-        <w:t xml:space="preserve"> of </w:t>
-      </w:r>
-      <w:r>
-        <w:t>v</w:t>
-      </w:r>
-      <w:r>
-        <w:t>oters).</w:t>
-      </w:r>
-    </w:p>
-    <w:p/>
-    <w:p/>
-    <w:p/>
-    <w:p/>
-    <w:p/>
-    <w:p/>
-    <w:p/>
-    <w:p/>
-    <w:p/>
-    <w:p/>
-    <w:p/>
-    <w:p/>
-    <w:p/>
-    <w:p/>
-    <w:p/>
-    <w:p/>
-    <w:p/>
-    <w:p/>
-    <w:p/>
-    <w:p/>
-    <w:p/>
-    <w:p/>
-    <w:p/>
-    <w:p>
-      <w:pPr>
-        <w:pStyle w:val="TOC2"/>
-        <w:spacing w:line="240" w:lineRule="auto"/>
-        <w:ind w:firstLine="480"/>
-      </w:pPr>
-    </w:p>
-    <w:p>
-      <w:pPr>
-        <w:pStyle w:val="TOC2"/>
-        <w:spacing w:line="240" w:lineRule="auto"/>
-        <w:ind w:firstLine="480"/>
-      </w:pPr>
-      <w:r>
         <w:t>6.4</w:t>
       </w:r>
       <w:r>
@@ -4199,7 +5051,6 @@
     </w:p>
     <w:p>
       <w:r>
-        <w:lastRenderedPageBreak/>
         <w:t>Each of which approaches the question of probability and distributional summarization from a different point of view.</w:t>
       </w:r>
     </w:p>
@@ -5116,6 +5967,58 @@
       <w:proofErr w:type="gramEnd"/>
       <w:r>
         <w:t xml:space="preserve"> further discussed in the methods section.</w:t>
+      </w:r>
+    </w:p>
+  </w:footnote>
+  <w:footnote w:id="2">
+    <w:p>
+      <w:pPr>
+        <w:pStyle w:val="FootnoteText"/>
+      </w:pPr>
+      <w:r>
+        <w:rPr>
+          <w:rStyle w:val="FootnoteReference"/>
+        </w:rPr>
+        <w:footnoteRef/>
+      </w:r>
+      <w:r>
+        <w:t xml:space="preserve"> 'Stemming' in the context of Text Analysis typically means shortening a word to its basic character stem. For example, "innovation" and "innovate" are both shortened to become the same stem, "innovat". Distinct from Lemmatization, Stemming does not aim to find the 'Lemma' or </w:t>
+      </w:r>
+      <w:r>
+        <w:t>'correct base word' (such as "swim" for "swimming"), but instead the shortest character version of the word that retains unique spelling across all other stems.</w:t>
+      </w:r>
+    </w:p>
+  </w:footnote>
+  <w:footnote w:id="3">
+    <w:p>
+      <w:pPr>
+        <w:pStyle w:val="FootnoteText"/>
+      </w:pPr>
+      <w:r>
+        <w:rPr>
+          <w:rStyle w:val="FootnoteReference"/>
+        </w:rPr>
+        <w:footnoteRef/>
+      </w:r>
+      <w:r>
+        <w:t xml:space="preserve"> </w:t>
+      </w:r>
+      <w:proofErr w:type="gramStart"/>
+      <w:r>
+        <w:t>Uni-Grams</w:t>
+      </w:r>
+      <w:proofErr w:type="gramEnd"/>
+      <w:r>
+        <w:t xml:space="preserve"> being single-word objects ("forward", "establishment"</w:t>
+      </w:r>
+      <w:r>
+        <w:t>)</w:t>
+      </w:r>
+      <w:r>
+        <w:t>, as opposed to Bi-Grams ("looking forward"), Tri-Grams ("drain the swamp")</w:t>
+      </w:r>
+      <w:r>
+        <w:t>, or N-Grams for any number N.</w:t>
       </w:r>
     </w:p>
   </w:footnote>

--- a/Thesis Assets/Thesis Proto Thesis.docx
+++ b/Thesis Assets/Thesis Proto Thesis.docx
@@ -10,8 +10,6 @@
     <w:p>
       <w:pPr>
         <w:pStyle w:val="TOC2"/>
-        <w:spacing w:line="240" w:lineRule="auto"/>
-        <w:ind w:left="0"/>
       </w:pPr>
       <w:r>
         <w:t>1</w:t>
@@ -36,8 +34,6 @@
     <w:p>
       <w:pPr>
         <w:pStyle w:val="TOC2"/>
-        <w:spacing w:line="240" w:lineRule="auto"/>
-        <w:ind w:left="0"/>
       </w:pPr>
       <w:r>
         <w:t>1</w:t>
@@ -90,7 +86,6 @@
     <w:p>
       <w:pPr>
         <w:pStyle w:val="TOC2"/>
-        <w:spacing w:line="240" w:lineRule="auto"/>
       </w:pPr>
       <w:r>
         <w:t xml:space="preserve">2.1 Contemporary Electoral Motivators </w:t>
@@ -105,7 +100,6 @@
     <w:p>
       <w:pPr>
         <w:pStyle w:val="TOC2"/>
-        <w:spacing w:line="240" w:lineRule="auto"/>
       </w:pPr>
       <w:r>
         <w:t>2.</w:t>
@@ -132,7 +126,6 @@
     <w:p>
       <w:pPr>
         <w:pStyle w:val="TOC2"/>
-        <w:spacing w:line="240" w:lineRule="auto"/>
       </w:pPr>
       <w:r>
         <w:t>2.</w:t>
@@ -159,7 +152,6 @@
     <w:p>
       <w:pPr>
         <w:pStyle w:val="TOC2"/>
-        <w:spacing w:line="240" w:lineRule="auto"/>
       </w:pPr>
       <w:r>
         <w:t>2.</w:t>
@@ -180,7 +172,6 @@
     <w:p>
       <w:pPr>
         <w:pStyle w:val="TOC2"/>
-        <w:spacing w:line="240" w:lineRule="auto"/>
       </w:pPr>
       <w:r>
         <w:t>2.</w:t>
@@ -216,7 +207,6 @@
     <w:p>
       <w:pPr>
         <w:pStyle w:val="TOC2"/>
-        <w:spacing w:line="240" w:lineRule="auto"/>
       </w:pPr>
       <w:r>
         <w:t xml:space="preserve">3.1 Research Questions </w:t>
@@ -231,7 +221,6 @@
     <w:p>
       <w:pPr>
         <w:pStyle w:val="TOC2"/>
-        <w:spacing w:line="240" w:lineRule="auto"/>
       </w:pPr>
       <w:r>
         <w:t xml:space="preserve">3.2 Contribution to Field </w:t>
@@ -261,7 +250,6 @@
     <w:p>
       <w:pPr>
         <w:pStyle w:val="TOC2"/>
-        <w:spacing w:line="240" w:lineRule="auto"/>
       </w:pPr>
       <w:r>
         <w:t>4</w:t>
@@ -285,7 +273,6 @@
     <w:p>
       <w:pPr>
         <w:pStyle w:val="TOC2"/>
-        <w:spacing w:line="240" w:lineRule="auto"/>
       </w:pPr>
       <w:r>
         <w:t>4</w:t>
@@ -346,8 +333,6 @@
     <w:p>
       <w:pPr>
         <w:pStyle w:val="TOC2"/>
-        <w:spacing w:line="240" w:lineRule="auto"/>
-        <w:ind w:firstLine="480"/>
       </w:pPr>
       <w:r>
         <w:t>5</w:t>
@@ -377,8 +362,6 @@
     <w:p>
       <w:pPr>
         <w:pStyle w:val="TOC2"/>
-        <w:spacing w:line="240" w:lineRule="auto"/>
-        <w:ind w:firstLine="480"/>
       </w:pPr>
       <w:r>
         <w:t>5</w:t>
@@ -425,8 +408,6 @@
     <w:p>
       <w:pPr>
         <w:pStyle w:val="TOC2"/>
-        <w:spacing w:line="240" w:lineRule="auto"/>
-        <w:ind w:firstLine="480"/>
       </w:pPr>
       <w:r>
         <w:t>5.3</w:t>
@@ -447,8 +428,6 @@
     <w:p>
       <w:pPr>
         <w:pStyle w:val="TOC2"/>
-        <w:spacing w:line="240" w:lineRule="auto"/>
-        <w:ind w:firstLine="480"/>
       </w:pPr>
       <w:r>
         <w:t>5.4</w:t>
@@ -528,8 +507,6 @@
     <w:p>
       <w:pPr>
         <w:pStyle w:val="TOC2"/>
-        <w:spacing w:line="240" w:lineRule="auto"/>
-        <w:ind w:firstLine="480"/>
       </w:pPr>
       <w:r>
         <w:t>6</w:t>
@@ -553,8 +530,6 @@
     <w:p>
       <w:pPr>
         <w:pStyle w:val="TOC2"/>
-        <w:spacing w:line="240" w:lineRule="auto"/>
-        <w:ind w:firstLine="480"/>
       </w:pPr>
       <w:r>
         <w:t>6</w:t>
@@ -595,8 +570,6 @@
     <w:p>
       <w:pPr>
         <w:pStyle w:val="TOC2"/>
-        <w:spacing w:line="240" w:lineRule="auto"/>
-        <w:ind w:firstLine="480"/>
       </w:pPr>
       <w:r>
         <w:t>6</w:t>
@@ -623,8 +596,6 @@
     <w:p>
       <w:pPr>
         <w:pStyle w:val="TOC2"/>
-        <w:spacing w:line="240" w:lineRule="auto"/>
-        <w:ind w:firstLine="480"/>
       </w:pPr>
       <w:r>
         <w:t>6</w:t>
@@ -651,8 +622,6 @@
     <w:p>
       <w:pPr>
         <w:pStyle w:val="TOC2"/>
-        <w:spacing w:line="240" w:lineRule="auto"/>
-        <w:ind w:left="0"/>
       </w:pPr>
       <w:r>
         <w:tab/>
@@ -688,8 +657,6 @@
     <w:p>
       <w:pPr>
         <w:pStyle w:val="TOC2"/>
-        <w:spacing w:line="240" w:lineRule="auto"/>
-        <w:ind w:firstLine="480"/>
       </w:pPr>
       <w:r>
         <w:t>6</w:t>
@@ -716,8 +683,6 @@
     <w:p>
       <w:pPr>
         <w:pStyle w:val="TOC2"/>
-        <w:spacing w:line="240" w:lineRule="auto"/>
-        <w:ind w:firstLine="480"/>
       </w:pPr>
       <w:r>
         <w:t>6</w:t>
@@ -760,7 +725,6 @@
     <w:p>
       <w:pPr>
         <w:pStyle w:val="TOC2"/>
-        <w:spacing w:line="240" w:lineRule="auto"/>
       </w:pPr>
       <w:r>
         <w:t>7</w:t>
@@ -781,7 +745,6 @@
     <w:p>
       <w:pPr>
         <w:pStyle w:val="TOC2"/>
-        <w:spacing w:line="240" w:lineRule="auto"/>
       </w:pPr>
       <w:r>
         <w:t>7</w:t>
@@ -824,7 +787,6 @@
     <w:p>
       <w:pPr>
         <w:pStyle w:val="TOC2"/>
-        <w:spacing w:line="240" w:lineRule="auto"/>
       </w:pPr>
       <w:r>
         <w:lastRenderedPageBreak/>
@@ -3056,10 +3018,7 @@
         <w:t>carefully worded</w:t>
       </w:r>
       <w:r>
-        <w:t xml:space="preserve"> posturing. </w:t>
-      </w:r>
-      <w:r>
-        <w:t>Second, the small number of debates that take place in each electoral cycle and the short length of these debates creates a problem for robust analysis; in effect, there is too little data.</w:t>
+        <w:t xml:space="preserve"> posturing. Second, the small number of debates that take place in each electoral cycle and the short length of these debates creates a problem for robust analysis; in effect, there is too little data.</w:t>
       </w:r>
     </w:p>
     <w:p>
@@ -3151,66 +3110,38 @@
           <w:b/>
           <w:bCs/>
         </w:rPr>
-        <w:t xml:space="preserve">4.1 </w:t>
-      </w:r>
-      <w:r>
-        <w:rPr>
-          <w:b/>
-          <w:bCs/>
-        </w:rPr>
-        <w:t>American National Election Survey</w:t>
-      </w:r>
-    </w:p>
-    <w:p>
-      <w:r>
-        <w:t>The</w:t>
+        <w:t>4.1 American National Election Survey</w:t>
+      </w:r>
+    </w:p>
+    <w:p>
+      <w:r>
+        <w:t xml:space="preserve">The </w:t>
+      </w:r>
+      <w:r>
+        <w:t xml:space="preserve">American National Election Survey (ANES) is </w:t>
+      </w:r>
+      <w:r>
+        <w:t xml:space="preserve">a </w:t>
+      </w:r>
+      <w:proofErr w:type="gramStart"/>
+      <w:r>
+        <w:t>federally-conducted</w:t>
+      </w:r>
+      <w:proofErr w:type="gramEnd"/>
+      <w:r>
+        <w:t xml:space="preserve"> survey </w:t>
+      </w:r>
+      <w:r>
+        <w:t>of the American population (across all states and counties) aimed at capturing the social and political beliefs</w:t>
+      </w:r>
+      <w:r>
+        <w:t xml:space="preserve"> of the population.</w:t>
       </w:r>
       <w:r>
         <w:t xml:space="preserve"> </w:t>
       </w:r>
       <w:r>
-        <w:t xml:space="preserve">American National Election Survey (ANES) is </w:t>
-      </w:r>
-      <w:r>
-        <w:t xml:space="preserve">a </w:t>
-      </w:r>
-      <w:proofErr w:type="gramStart"/>
-      <w:r>
-        <w:t>federally-conducted</w:t>
-      </w:r>
-      <w:proofErr w:type="gramEnd"/>
-      <w:r>
-        <w:t xml:space="preserve"> survey </w:t>
-      </w:r>
-      <w:r>
-        <w:t>of the American population (across all states and counties) aimed at capturing the social and political beliefs</w:t>
-      </w:r>
-      <w:r>
-        <w:t xml:space="preserve"> of the population.</w:t>
-      </w:r>
-      <w:r>
-        <w:t xml:space="preserve"> </w:t>
-      </w:r>
-      <w:r>
-        <w:t>T</w:t>
-      </w:r>
-      <w:r>
-        <w:t>he survey in each of its iterations</w:t>
-      </w:r>
-      <w:r>
-        <w:t xml:space="preserve"> </w:t>
-      </w:r>
-      <w:r>
-        <w:t>(which occur every two years, coinciding with general and midterm electoral cycles)</w:t>
-      </w:r>
-      <w:r>
-        <w:t xml:space="preserve"> </w:t>
-      </w:r>
-      <w:r>
-        <w:t>is conducted as a PRE-ELECTION and POST-ELECTION survey, where respondents are asked roughly half of the questions before the election and the remaining question after the election.</w:t>
-      </w:r>
-      <w:r>
-        <w:t xml:space="preserve"> Surveys consist of ~1700 total (PRE+POST) questions</w:t>
+        <w:t>The survey in each of its iterations (which occur every two years, coinciding with general and midterm electoral cycles) is conducted as a PRE-ELECTION and POST-ELECTION survey, where respondents are asked roughly half of the questions before the election and the remaining question after the election. Surveys consist of ~1700 total (PRE+POST) questions</w:t>
       </w:r>
       <w:r>
         <w:t xml:space="preserve"> and, importantly, </w:t>
@@ -3237,13 +3168,7 @@
         <w:t>experiments in this paper, all of which are further explored in the methods and results sections.</w:t>
       </w:r>
       <w:r>
-        <w:t xml:space="preserve"> Coinciding with the APP data, ANES surveys from the previous </w:t>
-      </w:r>
-      <w:r>
-        <w:t>seven electoral cycles (2000, 2004, 2008, 2012, 2016, 2020, 2024)</w:t>
-      </w:r>
-      <w:r>
-        <w:t xml:space="preserve"> are selected. </w:t>
+        <w:t xml:space="preserve"> Coinciding with the APP data, ANES surveys from the previous seven electoral cycles (2000, 2004, 2008, 2012, 2016, 2020, 2024) are selected. </w:t>
       </w:r>
       <w:r>
         <w:t xml:space="preserve">The number of people surveyed varies across years, with </w:t>
@@ -3314,8 +3239,10 @@
     <w:p/>
     <w:p/>
     <w:p/>
-    <w:p>
-      <w:pPr>
+    <w:p/>
+    <w:p>
+      <w:pPr>
+        <w:jc w:val="center"/>
         <w:rPr>
           <w:b/>
           <w:bCs/>
@@ -3330,6 +3257,35 @@
           <w:sz w:val="28"/>
           <w:szCs w:val="28"/>
         </w:rPr>
+        <w:t>Study One - Change Candidate Identification</w:t>
+      </w:r>
+    </w:p>
+    <w:p>
+      <w:pPr>
+        <w:rPr>
+          <w:b/>
+          <w:bCs/>
+          <w:sz w:val="28"/>
+          <w:szCs w:val="28"/>
+        </w:rPr>
+      </w:pPr>
+    </w:p>
+    <w:p>
+      <w:pPr>
+        <w:rPr>
+          <w:b/>
+          <w:bCs/>
+          <w:sz w:val="28"/>
+          <w:szCs w:val="28"/>
+        </w:rPr>
+      </w:pPr>
+      <w:r>
+        <w:rPr>
+          <w:b/>
+          <w:bCs/>
+          <w:sz w:val="28"/>
+          <w:szCs w:val="28"/>
+        </w:rPr>
         <w:t>Methods</w:t>
       </w:r>
     </w:p>
@@ -3338,14 +3294,20 @@
         <w:t xml:space="preserve">The first experiment of this study profiles the level of 'change' posturing that each candidate attempts. To reach these profiles, two approaches are used, building on each other. </w:t>
       </w:r>
     </w:p>
-    <w:p/>
-    <w:p>
-      <w:r>
-        <w:rPr>
-          <w:b/>
-          <w:bCs/>
-        </w:rPr>
-        <w:t>5.1 N</w:t>
+    <w:p>
+      <w:r>
+        <w:rPr>
+          <w:b/>
+          <w:bCs/>
+        </w:rPr>
+        <w:t>S1</w:t>
+      </w:r>
+      <w:r>
+        <w:rPr>
+          <w:b/>
+          <w:bCs/>
+        </w:rPr>
+        <w:t>.1 N</w:t>
       </w:r>
       <w:r>
         <w:rPr>
@@ -3450,7 +3412,6 @@
         <w:t>, several key N-Grams were also identified and utilized.</w:t>
       </w:r>
     </w:p>
-    <w:p/>
     <w:p>
       <w:r>
         <w:t>The results of the dictionary frequency matching</w:t>
@@ -3465,45 +3426,55 @@
         <w:t>averaged for each candidate to arrive at a percentage use of 'change grams', which serves as the basis for further quantitative elaboration of measures.</w:t>
       </w:r>
     </w:p>
+    <w:p>
+      <w:r>
+        <w:t>Importantly, no '</w:t>
+      </w:r>
+      <w:proofErr w:type="spellStart"/>
+      <w:r>
+        <w:t>Stopword</w:t>
+      </w:r>
+      <w:proofErr w:type="spellEnd"/>
+      <w:r>
+        <w:t xml:space="preserve">' or Punctuation removal was carried out, for the simple reason that this paper is not interested in the exact count of Change words </w:t>
+      </w:r>
+      <w:proofErr w:type="gramStart"/>
+      <w:r>
+        <w:t>used, but</w:t>
+      </w:r>
+      <w:proofErr w:type="gramEnd"/>
+      <w:r>
+        <w:t xml:space="preserve"> is instead concerned </w:t>
+      </w:r>
+      <w:r>
+        <w:lastRenderedPageBreak/>
+        <w:t>with the relative use of Change words between candidates, meaning that untethered percentages are perfectly valid for our use.</w:t>
+      </w:r>
+    </w:p>
+    <w:p/>
     <w:p/>
     <w:p>
       <w:pPr>
         <w:pStyle w:val="TOC2"/>
-        <w:spacing w:line="240" w:lineRule="auto"/>
-        <w:ind w:left="0"/>
-      </w:pPr>
-    </w:p>
-    <w:p/>
-    <w:p/>
-    <w:p/>
-    <w:p>
-      <w:r>
-        <w:rPr>
-          <w:b/>
-          <w:bCs/>
-        </w:rPr>
-        <w:t>5.</w:t>
-      </w:r>
-      <w:r>
-        <w:rPr>
-          <w:b/>
-          <w:bCs/>
-        </w:rPr>
-        <w:t>2</w:t>
-      </w:r>
-      <w:r>
-        <w:rPr>
-          <w:b/>
-          <w:bCs/>
-        </w:rPr>
-        <w:t xml:space="preserve"> </w:t>
-      </w:r>
-      <w:r>
-        <w:rPr>
-          <w:b/>
-          <w:bCs/>
-        </w:rPr>
-        <w:t>Composite Index of Change</w:t>
+      </w:pPr>
+    </w:p>
+    <w:p/>
+    <w:p/>
+    <w:p/>
+    <w:p>
+      <w:r>
+        <w:rPr>
+          <w:b/>
+          <w:bCs/>
+        </w:rPr>
+        <w:t>S1</w:t>
+      </w:r>
+      <w:r>
+        <w:rPr>
+          <w:b/>
+          <w:bCs/>
+        </w:rPr>
+        <w:t>.2 Composite Index of Change</w:t>
       </w:r>
     </w:p>
     <w:p>
@@ -3833,13 +3804,61 @@
         <w:rPr>
           <w:rFonts w:eastAsiaTheme="minorEastAsia"/>
         </w:rPr>
-        <w:t xml:space="preserve"> is built as a combination of five variables</w:t>
-      </w:r>
-      <w:r>
-        <w:rPr>
-          <w:rFonts w:eastAsiaTheme="minorEastAsia"/>
-        </w:rPr>
-        <w:t xml:space="preserve">, being: </w:t>
+        <w:t xml:space="preserve"> is built as a combination of five </w:t>
+      </w:r>
+      <w:r>
+        <w:rPr>
+          <w:rFonts w:eastAsiaTheme="minorEastAsia"/>
+        </w:rPr>
+        <w:t>'</w:t>
+      </w:r>
+      <w:r>
+        <w:rPr>
+          <w:rFonts w:eastAsiaTheme="minorEastAsia"/>
+        </w:rPr>
+        <w:t>static</w:t>
+      </w:r>
+      <w:r>
+        <w:rPr>
+          <w:rFonts w:eastAsiaTheme="minorEastAsia"/>
+        </w:rPr>
+        <w:t>' or '</w:t>
+      </w:r>
+      <w:r>
+        <w:rPr>
+          <w:rFonts w:eastAsiaTheme="minorEastAsia"/>
+        </w:rPr>
+        <w:t>semi-static</w:t>
+      </w:r>
+      <w:r>
+        <w:rPr>
+          <w:rFonts w:eastAsiaTheme="minorEastAsia"/>
+        </w:rPr>
+        <w:t xml:space="preserve">' </w:t>
+      </w:r>
+      <w:r>
+        <w:rPr>
+          <w:rFonts w:eastAsiaTheme="minorEastAsia"/>
+        </w:rPr>
+        <w:t>personal traits</w:t>
+      </w:r>
+      <w:r>
+        <w:rPr>
+          <w:rFonts w:eastAsiaTheme="minorEastAsia"/>
+        </w:rPr>
+        <w:t>,</w:t>
+      </w:r>
+      <w:r>
+        <w:rPr>
+          <w:rFonts w:eastAsiaTheme="minorEastAsia"/>
+        </w:rPr>
+        <w:t xml:space="preserve"> </w:t>
+      </w:r>
+      <w:r>
+        <w:rPr>
+          <w:rFonts w:eastAsiaTheme="minorEastAsia"/>
+        </w:rPr>
+        <w:t xml:space="preserve">being: </w:t>
       </w:r>
     </w:p>
     <w:p>
@@ -3927,37 +3946,21 @@
         <w:rPr>
           <w:rFonts w:eastAsiaTheme="minorEastAsia"/>
         </w:rPr>
-        <w:t>(</w:t>
-      </w:r>
-      <w:r>
-        <w:rPr>
-          <w:rFonts w:eastAsiaTheme="minorEastAsia"/>
-        </w:rPr>
-        <w:t>1-LOG((</w:t>
-      </w:r>
-      <w:r>
-        <w:rPr>
-          <w:rFonts w:eastAsiaTheme="minorEastAsia"/>
-        </w:rPr>
-        <w:t>AGE</w:t>
-      </w:r>
-      <w:r>
-        <w:rPr>
-          <w:rFonts w:eastAsiaTheme="minorEastAsia"/>
-        </w:rPr>
-        <w:t>-35)/100)</w:t>
-      </w:r>
-      <w:r>
-        <w:rPr>
-          <w:rFonts w:eastAsiaTheme="minorEastAsia"/>
-        </w:rPr>
-        <w:t>)</w:t>
-      </w:r>
-      <w:r>
-        <w:rPr>
-          <w:rFonts w:eastAsiaTheme="minorEastAsia"/>
-        </w:rPr>
-        <w:t>-1</w:t>
+        <w:t>-log10((</w:t>
+      </w:r>
+      <w:proofErr w:type="spellStart"/>
+      <w:r>
+        <w:rPr>
+          <w:rFonts w:eastAsiaTheme="minorEastAsia"/>
+        </w:rPr>
+        <w:t>age_sept_election_year</w:t>
+      </w:r>
+      <w:proofErr w:type="spellEnd"/>
+      <w:r>
+        <w:rPr>
+          <w:rFonts w:eastAsiaTheme="minorEastAsia"/>
+        </w:rPr>
+        <w:t xml:space="preserve"> - 35) / 100)</w:t>
       </w:r>
       <w:r>
         <w:rPr>
@@ -4040,6 +4043,7 @@
         <w:rPr>
           <w:rFonts w:eastAsiaTheme="minorEastAsia"/>
         </w:rPr>
+        <w:lastRenderedPageBreak/>
         <w:t>E) High Governmental Office - coded as 0 if the candidate has been President, 0.2 is the candidate has held a presidential cabinet position (Vice President, Secretary of State...)</w:t>
       </w:r>
       <w:r>
@@ -4055,18 +4059,38 @@
           <w:rFonts w:eastAsiaTheme="minorEastAsia"/>
         </w:rPr>
       </w:pPr>
-    </w:p>
-    <w:p>
-      <w:pPr>
-        <w:rPr>
-          <w:rFonts w:eastAsiaTheme="minorEastAsia"/>
-        </w:rPr>
-      </w:pPr>
-      <w:r>
-        <w:rPr>
-          <w:rFonts w:eastAsiaTheme="minorEastAsia"/>
-        </w:rPr>
-        <w:t>a combination of static and semi-static personal traits</w:t>
+      <w:r>
+        <w:rPr>
+          <w:rFonts w:eastAsiaTheme="minorEastAsia"/>
+        </w:rPr>
+        <w:t>F) Party Affiliation Relative to Incumbent</w:t>
+      </w:r>
+    </w:p>
+    <w:p>
+      <w:pPr>
+        <w:rPr>
+          <w:rFonts w:eastAsiaTheme="minorEastAsia"/>
+        </w:rPr>
+      </w:pPr>
+    </w:p>
+    <w:p>
+      <w:pPr>
+        <w:rPr>
+          <w:rFonts w:eastAsiaTheme="minorEastAsia"/>
+        </w:rPr>
+      </w:pPr>
+      <w:r>
+        <w:rPr>
+          <w:rFonts w:eastAsiaTheme="minorEastAsia"/>
+        </w:rPr>
+        <w:t xml:space="preserve">These traits and the values given to each candidate can be found in </w:t>
+      </w:r>
+      <w:r>
+        <w:rPr>
+          <w:rFonts w:eastAsiaTheme="minorEastAsia"/>
+          <w:highlight w:val="magenta"/>
+        </w:rPr>
+        <w:t>Appendix B.</w:t>
       </w:r>
     </w:p>
     <w:p>
@@ -4143,14 +4167,7 @@
         <w:rPr>
           <w:rFonts w:eastAsiaTheme="minorEastAsia"/>
         </w:rPr>
-        <w:t xml:space="preserve">where the sum of weights </w:t>
-      </w:r>
-      <w:r>
-        <w:rPr>
-          <w:rFonts w:eastAsiaTheme="minorEastAsia"/>
-        </w:rPr>
-        <w:lastRenderedPageBreak/>
-        <w:t>(</w:t>
+        <w:t>where the sum of weights (</w:t>
       </w:r>
       <w:r>
         <w:rPr>
@@ -4307,85 +4324,6 @@
       </w:r>
     </w:p>
     <w:p/>
-    <w:p/>
-    <w:p>
-      <w:pPr>
-        <w:pStyle w:val="TOC2"/>
-        <w:spacing w:line="240" w:lineRule="auto"/>
-        <w:ind w:firstLine="480"/>
-      </w:pPr>
-    </w:p>
-    <w:p>
-      <w:pPr>
-        <w:ind w:firstLine="240"/>
-      </w:pPr>
-    </w:p>
-    <w:p>
-      <w:pPr>
-        <w:ind w:firstLine="240"/>
-      </w:pPr>
-    </w:p>
-    <w:p>
-      <w:pPr>
-        <w:ind w:firstLine="240"/>
-      </w:pPr>
-      <w:r>
-        <w:t xml:space="preserve">Study Two - Change </w:t>
-      </w:r>
-      <w:r>
-        <w:t>Voter</w:t>
-      </w:r>
-      <w:r>
-        <w:t xml:space="preserve"> Identification </w:t>
-      </w:r>
-    </w:p>
-    <w:p>
-      <w:pPr>
-        <w:pStyle w:val="TOC2"/>
-        <w:spacing w:line="240" w:lineRule="auto"/>
-        <w:ind w:firstLine="480"/>
-      </w:pPr>
-      <w:r>
-        <w:t>5.3</w:t>
-      </w:r>
-      <w:r>
-        <w:t xml:space="preserve"> </w:t>
-      </w:r>
-      <w:r>
-        <w:t xml:space="preserve">Change Voter Identification Analysis </w:t>
-      </w:r>
-      <w:r>
-        <w:ptab w:relativeTo="margin" w:alignment="right" w:leader="dot"/>
-      </w:r>
-      <w:r>
-        <w:t xml:space="preserve"> 5</w:t>
-      </w:r>
-    </w:p>
-    <w:p>
-      <w:pPr>
-        <w:pStyle w:val="TOC2"/>
-        <w:spacing w:line="240" w:lineRule="auto"/>
-        <w:ind w:firstLine="480"/>
-      </w:pPr>
-      <w:r>
-        <w:t>5.4</w:t>
-      </w:r>
-      <w:r>
-        <w:t xml:space="preserve"> </w:t>
-      </w:r>
-      <w:r>
-        <w:t>Change Voter Distributional Independence Testing</w:t>
-      </w:r>
-      <w:r>
-        <w:t xml:space="preserve"> </w:t>
-      </w:r>
-      <w:r>
-        <w:ptab w:relativeTo="margin" w:alignment="right" w:leader="dot"/>
-      </w:r>
-      <w:r>
-        <w:t xml:space="preserve"> 5</w:t>
-      </w:r>
-    </w:p>
     <w:p>
       <w:pPr>
         <w:rPr>
@@ -4602,347 +4540,774 @@
           <w:szCs w:val="28"/>
         </w:rPr>
       </w:pPr>
-      <w:r>
+    </w:p>
+    <w:p>
+      <w:pPr>
         <w:rPr>
           <w:sz w:val="28"/>
           <w:szCs w:val="28"/>
         </w:rPr>
+      </w:pPr>
+    </w:p>
+    <w:p>
+      <w:pPr>
+        <w:rPr>
+          <w:sz w:val="28"/>
+          <w:szCs w:val="28"/>
+        </w:rPr>
+      </w:pPr>
+    </w:p>
+    <w:p>
+      <w:pPr>
+        <w:rPr>
+          <w:sz w:val="28"/>
+          <w:szCs w:val="28"/>
+        </w:rPr>
+      </w:pPr>
+    </w:p>
+    <w:p>
+      <w:pPr>
+        <w:rPr>
+          <w:sz w:val="28"/>
+          <w:szCs w:val="28"/>
+        </w:rPr>
+      </w:pPr>
+    </w:p>
+    <w:p>
+      <w:pPr>
+        <w:rPr>
+          <w:sz w:val="28"/>
+          <w:szCs w:val="28"/>
+        </w:rPr>
+      </w:pPr>
+    </w:p>
+    <w:p>
+      <w:pPr>
+        <w:rPr>
+          <w:sz w:val="28"/>
+          <w:szCs w:val="28"/>
+        </w:rPr>
+      </w:pPr>
+    </w:p>
+    <w:p>
+      <w:pPr>
+        <w:rPr>
+          <w:sz w:val="28"/>
+          <w:szCs w:val="28"/>
+        </w:rPr>
+      </w:pPr>
+    </w:p>
+    <w:p>
+      <w:pPr>
+        <w:rPr>
+          <w:b/>
+          <w:bCs/>
+          <w:sz w:val="28"/>
+          <w:szCs w:val="28"/>
+        </w:rPr>
+      </w:pPr>
+      <w:r>
+        <w:rPr>
+          <w:b/>
+          <w:bCs/>
+          <w:sz w:val="28"/>
+          <w:szCs w:val="28"/>
+        </w:rPr>
         <w:t>Results</w:t>
       </w:r>
     </w:p>
     <w:p>
+      <w:r>
+        <w:rPr>
+          <w:b/>
+          <w:bCs/>
+        </w:rPr>
+        <w:t>S</w:t>
+      </w:r>
+      <w:r>
+        <w:rPr>
+          <w:b/>
+          <w:bCs/>
+        </w:rPr>
+        <w:t>1</w:t>
+      </w:r>
+      <w:r>
+        <w:rPr>
+          <w:b/>
+          <w:bCs/>
+        </w:rPr>
+        <w:t>.3</w:t>
+      </w:r>
+      <w:r>
+        <w:rPr>
+          <w:b/>
+          <w:bCs/>
+        </w:rPr>
+        <w:t xml:space="preserve"> Textual Frequency</w:t>
+      </w:r>
+      <w:r>
+        <w:rPr>
+          <w:b/>
+          <w:bCs/>
+        </w:rPr>
+        <w:t xml:space="preserve"> - Change Candidates</w:t>
+      </w:r>
+    </w:p>
+    <w:p>
       <w:pPr>
         <w:ind w:firstLine="240"/>
       </w:pPr>
-      <w:r>
-        <w:t xml:space="preserve">Study One - Change Candidate Identification </w:t>
-      </w:r>
-    </w:p>
+    </w:p>
+    <w:p>
+      <w:pPr>
+        <w:ind w:firstLine="240"/>
+        <w:jc w:val="center"/>
+      </w:pPr>
+      <w:r>
+        <w:rPr>
+          <w:noProof/>
+        </w:rPr>
+        <w:drawing>
+          <wp:inline distT="0" distB="0" distL="0" distR="0" wp14:anchorId="30E40E5B" wp14:editId="1D06B06F">
+            <wp:extent cx="5604002" cy="3343564"/>
+            <wp:effectExtent l="25400" t="25400" r="22225" b="22225"/>
+            <wp:docPr id="6" name="Picture 6"/>
+            <wp:cNvGraphicFramePr>
+              <a:graphicFrameLocks xmlns:a="http://schemas.openxmlformats.org/drawingml/2006/main" noChangeAspect="1"/>
+            </wp:cNvGraphicFramePr>
+            <a:graphic xmlns:a="http://schemas.openxmlformats.org/drawingml/2006/main">
+              <a:graphicData uri="http://schemas.openxmlformats.org/drawingml/2006/picture">
+                <pic:pic xmlns:pic="http://schemas.openxmlformats.org/drawingml/2006/picture">
+                  <pic:nvPicPr>
+                    <pic:cNvPr id="6" name="Picture 6"/>
+                    <pic:cNvPicPr/>
+                  </pic:nvPicPr>
+                  <pic:blipFill>
+                    <a:blip r:embed="rId8" cstate="print">
+                      <a:extLst>
+                        <a:ext uri="{28A0092B-C50C-407E-A947-70E740481C1C}">
+                          <a14:useLocalDpi xmlns:a14="http://schemas.microsoft.com/office/drawing/2010/main" val="0"/>
+                        </a:ext>
+                      </a:extLst>
+                    </a:blip>
+                    <a:stretch>
+                      <a:fillRect/>
+                    </a:stretch>
+                  </pic:blipFill>
+                  <pic:spPr>
+                    <a:xfrm>
+                      <a:off x="0" y="0"/>
+                      <a:ext cx="5621738" cy="3354146"/>
+                    </a:xfrm>
+                    <a:prstGeom prst="rect">
+                      <a:avLst/>
+                    </a:prstGeom>
+                    <a:ln w="15875">
+                      <a:solidFill>
+                        <a:srgbClr val="637BBB"/>
+                      </a:solidFill>
+                    </a:ln>
+                  </pic:spPr>
+                </pic:pic>
+              </a:graphicData>
+            </a:graphic>
+          </wp:inline>
+        </w:drawing>
+      </w:r>
+    </w:p>
+    <w:p/>
+    <w:p/>
+    <w:p>
+      <w:r>
+        <w:t>Figure 1 shows the results of the textual frequency for</w:t>
+      </w:r>
+      <w:r>
+        <w:t xml:space="preserve"> all presidential nominees in the last seven election cycles</w:t>
+      </w:r>
+      <w:r>
+        <w:rPr>
+          <w:rStyle w:val="FootnoteReference"/>
+        </w:rPr>
+        <w:footnoteReference w:id="4"/>
+      </w:r>
+      <w:r>
+        <w:t xml:space="preserve">. We </w:t>
+      </w:r>
+      <w:r>
+        <w:t>see</w:t>
+      </w:r>
+      <w:r>
+        <w:t xml:space="preserve"> first that there is no clear dominance over usage of 'Change' language by either the Democratic or Republican parties</w:t>
+      </w:r>
+      <w:r>
+        <w:t xml:space="preserve">, which lends important credence to a fundamental assumption of this paper, namely that </w:t>
+      </w:r>
+      <w:r>
+        <w:t xml:space="preserve">candidates in </w:t>
+      </w:r>
+      <w:r>
+        <w:t xml:space="preserve">either party </w:t>
+      </w:r>
+      <w:r>
+        <w:t xml:space="preserve">can run on a message of </w:t>
+      </w:r>
+      <w:r>
+        <w:t>'Change', regardless of whether th</w:t>
+      </w:r>
+      <w:r>
+        <w:t>e affiliated</w:t>
+      </w:r>
+      <w:r>
+        <w:t xml:space="preserve"> party is </w:t>
+      </w:r>
+      <w:r>
+        <w:t xml:space="preserve">traditionally </w:t>
+      </w:r>
+      <w:r>
+        <w:t>associated with</w:t>
+      </w:r>
+      <w:r>
+        <w:t xml:space="preserve"> 'liberal' or 'conservative' values/ policies.</w:t>
+      </w:r>
+      <w:r>
+        <w:t xml:space="preserve"> </w:t>
+      </w:r>
+      <w:r>
+        <w:t>Most striking</w:t>
+      </w:r>
+      <w:r>
+        <w:t>, however,</w:t>
+      </w:r>
+      <w:r>
+        <w:t xml:space="preserve"> is the clear downward </w:t>
+      </w:r>
+      <w:r>
+        <w:t>trend we see across electoral cycles</w:t>
+      </w:r>
+      <w:r>
+        <w:t xml:space="preserve">, which indicates that there has been a clear and serious decline </w:t>
+      </w:r>
+      <w:r>
+        <w:t>in the use of 'Change' Vocabulary in the last seven electoral cycles.</w:t>
+      </w:r>
+      <w:r>
+        <w:t xml:space="preserve"> This trend</w:t>
+      </w:r>
+      <w:r>
+        <w:t xml:space="preserve"> </w:t>
+      </w:r>
+      <w:r>
+        <w:t>is explored in the following section.</w:t>
+      </w:r>
+    </w:p>
+    <w:p/>
+    <w:p/>
+    <w:p/>
+    <w:p/>
+    <w:p/>
+    <w:p/>
+    <w:p/>
     <w:p>
       <w:pPr>
         <w:pStyle w:val="TOC2"/>
-        <w:spacing w:line="240" w:lineRule="auto"/>
-        <w:ind w:firstLine="480"/>
-      </w:pPr>
-      <w:r>
-        <w:t>6</w:t>
-      </w:r>
-      <w:r>
-        <w:t xml:space="preserve">.1 </w:t>
-      </w:r>
-      <w:r>
-        <w:t xml:space="preserve">Candidate of Change, Text-Based </w:t>
-      </w:r>
-      <w:r>
-        <w:ptab w:relativeTo="margin" w:alignment="right" w:leader="dot"/>
-      </w:r>
-      <w:r>
-        <w:t xml:space="preserve"> 5</w:t>
-      </w:r>
+      </w:pPr>
     </w:p>
     <w:p>
       <w:pPr>
         <w:pStyle w:val="TOC2"/>
-        <w:spacing w:line="240" w:lineRule="auto"/>
-        <w:ind w:firstLine="480"/>
-      </w:pPr>
-      <w:r>
+      </w:pPr>
+    </w:p>
+    <w:p>
+      <w:r>
+        <w:rPr>
+          <w:b/>
+          <w:bCs/>
+        </w:rPr>
+        <w:t>S1</w:t>
+      </w:r>
+      <w:r>
+        <w:rPr>
+          <w:b/>
+          <w:bCs/>
+        </w:rPr>
+        <w:t>.</w:t>
+      </w:r>
+      <w:r>
+        <w:rPr>
+          <w:b/>
+          <w:bCs/>
+        </w:rPr>
+        <w:t>4</w:t>
+      </w:r>
+      <w:r>
+        <w:rPr>
+          <w:b/>
+          <w:bCs/>
+        </w:rPr>
+        <w:t xml:space="preserve"> </w:t>
+      </w:r>
+      <w:r>
+        <w:rPr>
+          <w:b/>
+          <w:bCs/>
+        </w:rPr>
+        <w:t>Composite Index</w:t>
+      </w:r>
+      <w:r>
+        <w:rPr>
+          <w:b/>
+          <w:bCs/>
+        </w:rPr>
+        <w:t xml:space="preserve"> - Change Candidates</w:t>
+      </w:r>
+    </w:p>
+    <w:p>
+      <w:r>
+        <w:rPr>
+          <w:noProof/>
+        </w:rPr>
+        <w:drawing>
+          <wp:inline distT="0" distB="0" distL="0" distR="0" wp14:anchorId="0538959E" wp14:editId="24AB449A">
+            <wp:extent cx="5703757" cy="3403082"/>
+            <wp:effectExtent l="25400" t="25400" r="24130" b="26035"/>
+            <wp:docPr id="7" name="Picture 7"/>
+            <wp:cNvGraphicFramePr>
+              <a:graphicFrameLocks xmlns:a="http://schemas.openxmlformats.org/drawingml/2006/main" noChangeAspect="1"/>
+            </wp:cNvGraphicFramePr>
+            <a:graphic xmlns:a="http://schemas.openxmlformats.org/drawingml/2006/main">
+              <a:graphicData uri="http://schemas.openxmlformats.org/drawingml/2006/picture">
+                <pic:pic xmlns:pic="http://schemas.openxmlformats.org/drawingml/2006/picture">
+                  <pic:nvPicPr>
+                    <pic:cNvPr id="7" name="Picture 7"/>
+                    <pic:cNvPicPr/>
+                  </pic:nvPicPr>
+                  <pic:blipFill>
+                    <a:blip r:embed="rId9" cstate="print">
+                      <a:extLst>
+                        <a:ext uri="{28A0092B-C50C-407E-A947-70E740481C1C}">
+                          <a14:useLocalDpi xmlns:a14="http://schemas.microsoft.com/office/drawing/2010/main" val="0"/>
+                        </a:ext>
+                      </a:extLst>
+                    </a:blip>
+                    <a:stretch>
+                      <a:fillRect/>
+                    </a:stretch>
+                  </pic:blipFill>
+                  <pic:spPr>
+                    <a:xfrm>
+                      <a:off x="0" y="0"/>
+                      <a:ext cx="5720704" cy="3413193"/>
+                    </a:xfrm>
+                    <a:prstGeom prst="rect">
+                      <a:avLst/>
+                    </a:prstGeom>
+                    <a:ln w="15875">
+                      <a:solidFill>
+                        <a:srgbClr val="637BBB"/>
+                      </a:solidFill>
+                    </a:ln>
+                  </pic:spPr>
+                </pic:pic>
+              </a:graphicData>
+            </a:graphic>
+          </wp:inline>
+        </w:drawing>
+      </w:r>
+    </w:p>
+    <w:p/>
+    <w:p>
+      <w:r>
+        <w:t xml:space="preserve">Figure 2 shows the result of the Composite Change Index </w:t>
+      </w:r>
+      <w:r>
+        <w:t xml:space="preserve">(CCI) </w:t>
+      </w:r>
+      <w:r>
+        <w:t>exercise, which joins together candidate 'Posturing' (</w:t>
+      </w:r>
+      <w:r>
+        <w:t xml:space="preserve">campaign messaging through </w:t>
+      </w:r>
+      <w:r>
+        <w:t>textual frequency</w:t>
+      </w:r>
+      <w:r>
+        <w:t xml:space="preserve"> analysis) and candidate 'Attributes'.</w:t>
+      </w:r>
+      <w:r>
+        <w:t xml:space="preserve"> </w:t>
+      </w:r>
+    </w:p>
+    <w:p>
+      <w:r>
+        <w:t>Relative</w:t>
+      </w:r>
+      <w:r>
+        <w:t xml:space="preserve"> to the </w:t>
+      </w:r>
+      <w:proofErr w:type="gramStart"/>
+      <w:r>
+        <w:t>solely-textual</w:t>
+      </w:r>
+      <w:proofErr w:type="gramEnd"/>
+      <w:r>
+        <w:t xml:space="preserve"> approach, where we saw a strong decline in the </w:t>
+      </w:r>
+      <w:r>
+        <w:t>'Change' that each candidate represented when inspecting only their vocabulary</w:t>
+      </w:r>
+      <w:r>
+        <w:t xml:space="preserve">, we see </w:t>
+      </w:r>
+      <w:r>
+        <w:t xml:space="preserve">now a relative </w:t>
+      </w:r>
+      <w:r>
+        <w:t xml:space="preserve">increase </w:t>
+      </w:r>
+      <w:r>
+        <w:t xml:space="preserve">in the </w:t>
+      </w:r>
+      <w:r>
+        <w:rPr>
+          <w:i/>
+          <w:iCs/>
+        </w:rPr>
+        <w:t>overall</w:t>
+      </w:r>
+      <w:r>
+        <w:t xml:space="preserve"> 'Change' </w:t>
+      </w:r>
+      <w:r>
+        <w:t>embodied by candidates</w:t>
+      </w:r>
+      <w:r>
+        <w:t xml:space="preserve"> over the last </w:t>
+      </w:r>
+      <w:r>
+        <w:t>twent</w:t>
+      </w:r>
+      <w:r>
+        <w:t>y</w:t>
+      </w:r>
+      <w:r>
+        <w:t>-f</w:t>
+      </w:r>
+      <w:r>
+        <w:t>i</w:t>
+      </w:r>
+      <w:r>
+        <w:t>ve</w:t>
+      </w:r>
+      <w:r>
+        <w:t xml:space="preserve"> years.</w:t>
+      </w:r>
+      <w:r>
+        <w:t xml:space="preserve"> </w:t>
+      </w:r>
+      <w:r>
+        <w:t xml:space="preserve">This relative increase can be at least partially explained by the </w:t>
+      </w:r>
+      <w:r>
+        <w:t xml:space="preserve">fact that there has been a serious </w:t>
+      </w:r>
+      <w:r>
+        <w:t>widening</w:t>
+      </w:r>
+      <w:r>
+        <w:t xml:space="preserve"> in the</w:t>
+      </w:r>
+      <w:r>
+        <w:t xml:space="preserve"> pool of </w:t>
+      </w:r>
+      <w:r>
+        <w:t>candidates that now run for office</w:t>
+      </w:r>
+      <w:r>
+        <w:t>.</w:t>
+      </w:r>
+      <w:r>
+        <w:t xml:space="preserve"> </w:t>
+      </w:r>
+      <w:r>
+        <w:t>B</w:t>
+      </w:r>
+      <w:r>
+        <w:t>eginning with Obama's 2008</w:t>
+      </w:r>
+      <w:r>
+        <w:t xml:space="preserve"> candidacy,</w:t>
+      </w:r>
+      <w:r>
+        <w:t xml:space="preserve"> </w:t>
+      </w:r>
+      <w:r>
+        <w:t xml:space="preserve">candidates belonging to minority groups such as ethnic </w:t>
+      </w:r>
+      <w:r>
+        <w:t xml:space="preserve">minorities, women, and </w:t>
+      </w:r>
+      <w:r>
+        <w:t xml:space="preserve">true </w:t>
+      </w:r>
+      <w:r>
+        <w:t xml:space="preserve">political outsiders </w:t>
+      </w:r>
+      <w:r>
+        <w:t xml:space="preserve">have begun to enter the presidential stage. These candidates, who are a departure (visually and substantively) from the traditional political establishment, thus </w:t>
+      </w:r>
+      <w:r>
+        <w:t>embody change so evident</w:t>
+      </w:r>
+      <w:r>
+        <w:t>ly,</w:t>
+      </w:r>
+      <w:r>
+        <w:t xml:space="preserve"> that </w:t>
+      </w:r>
+      <w:r>
+        <w:t>their reliance on using vocabulary to communicate 'Change'</w:t>
+      </w:r>
+      <w:r>
+        <w:t xml:space="preserve"> has </w:t>
+      </w:r>
+      <w:r>
+        <w:t>when compared to</w:t>
+      </w:r>
+      <w:r>
+        <w:t xml:space="preserve"> the early 2000s.</w:t>
+      </w:r>
+    </w:p>
+    <w:p>
+      <w:r>
+        <w:t>We see al</w:t>
+      </w:r>
+      <w:r>
+        <w:t>so that</w:t>
+      </w:r>
+      <w:r>
+        <w:t xml:space="preserve">, in each election, the candidate with highest CCI was elected, other than 2004 and 2024. </w:t>
+      </w:r>
+      <w:r>
+        <w:t xml:space="preserve">The 2004 election results can be partially explained by </w:t>
+      </w:r>
+      <w:r>
+        <w:rPr>
+          <w:highlight w:val="magenta"/>
+        </w:rPr>
+        <w:t>LITERATURE THAT SAYS BUSH WAS CHANGE IN 2004</w:t>
+      </w:r>
+      <w:r>
+        <w:t xml:space="preserve">. </w:t>
+      </w:r>
+      <w:proofErr w:type="gramStart"/>
+      <w:r>
+        <w:t>Similarly</w:t>
+      </w:r>
+      <w:proofErr w:type="gramEnd"/>
+      <w:r>
+        <w:t xml:space="preserve"> the 2024 election results can be explained by the fact that HARRIS ENTERED THE </w:t>
+      </w:r>
+      <w:r>
+        <w:t xml:space="preserve">RACE VERY LATE INTO THE ELECTORAL CYCLE, </w:t>
+      </w:r>
+      <w:r>
+        <w:rPr>
+          <w:highlight w:val="magenta"/>
+        </w:rPr>
+        <w:t xml:space="preserve">MEANING THAT SHE WAS UNABLE TO DISTINGUISH HERSELF FROM HER </w:t>
+      </w:r>
+      <w:r>
+        <w:rPr>
+          <w:highlight w:val="magenta"/>
+        </w:rPr>
         <w:lastRenderedPageBreak/>
-        <w:t>6</w:t>
-      </w:r>
-      <w:r>
-        <w:t>.</w:t>
-      </w:r>
-      <w:r>
-        <w:t>2</w:t>
+        <w:t>PREDECESSOR, BIDEN</w:t>
+      </w:r>
+      <w:r>
+        <w:t xml:space="preserve">, AND THUS INHERITED A LOW PERCEIVED EMBODIMENT OF CHANGE, DESPITE HER OWN </w:t>
+      </w:r>
+      <w:r>
+        <w:t>HIGH USE OF CHANGE VOCABULARY AND personal attributes of perceived change (such as her being a woman and belonging to an ethnic minority.</w:t>
+      </w:r>
+    </w:p>
+    <w:p/>
+    <w:p/>
+    <w:p/>
+    <w:p/>
+    <w:p>
+      <w:pPr>
+        <w:jc w:val="center"/>
+        <w:rPr>
+          <w:b/>
+          <w:bCs/>
+          <w:sz w:val="28"/>
+          <w:szCs w:val="28"/>
+        </w:rPr>
+      </w:pPr>
+      <w:r>
+        <w:rPr>
+          <w:b/>
+          <w:bCs/>
+          <w:sz w:val="28"/>
+          <w:szCs w:val="28"/>
+        </w:rPr>
+        <w:t>Study Two - Change Voter Identification</w:t>
+      </w:r>
+    </w:p>
+    <w:p>
+      <w:pPr>
+        <w:rPr>
+          <w:b/>
+          <w:bCs/>
+          <w:sz w:val="28"/>
+          <w:szCs w:val="28"/>
+        </w:rPr>
+      </w:pPr>
+      <w:r>
+        <w:rPr>
+          <w:b/>
+          <w:bCs/>
+          <w:sz w:val="28"/>
+          <w:szCs w:val="28"/>
+        </w:rPr>
+        <w:t>Methodology</w:t>
+      </w:r>
+    </w:p>
+    <w:p>
+      <w:pPr>
+        <w:pStyle w:val="TOC2"/>
+      </w:pPr>
+      <w:r>
+        <w:t>S2.1</w:t>
       </w:r>
       <w:r>
         <w:t xml:space="preserve"> </w:t>
       </w:r>
       <w:r>
-        <w:t xml:space="preserve">Candidate of Change, Indicator-Based </w:t>
-      </w:r>
-      <w:r>
-        <w:ptab w:relativeTo="margin" w:alignment="right" w:leader="dot"/>
-      </w:r>
-      <w:r>
-        <w:t xml:space="preserve"> 5</w:t>
-      </w:r>
-    </w:p>
-    <w:p/>
-    <w:p/>
-    <w:p>
-      <w:pPr>
-        <w:ind w:firstLine="240"/>
-      </w:pPr>
-    </w:p>
-    <w:p>
-      <w:pPr>
-        <w:ind w:firstLine="240"/>
-      </w:pPr>
-    </w:p>
-    <w:p>
-      <w:pPr>
-        <w:rPr>
-          <w:b/>
-          <w:bCs/>
-        </w:rPr>
-      </w:pPr>
-      <w:r>
-        <w:rPr>
-          <w:b/>
-          <w:bCs/>
-        </w:rPr>
-        <w:t xml:space="preserve">Study Two - Change Voter Identification </w:t>
-      </w:r>
-    </w:p>
+        <w:t xml:space="preserve">Change Voter Identification </w:t>
+      </w:r>
+      <w:r>
+        <w:t>- Voting Pattern</w:t>
+      </w:r>
+    </w:p>
+    <w:p>
+      <w:r>
+        <w:t xml:space="preserve">The 2020 ANES asked respondents not only whom they voted for in the 2020 election (Biden/Trump), but also to recall their voting history from 2016 (Trump/Clinton) and 2012 (Obama/ Romney). Using this line of questioning, and based off of the results of the Composite Change Index developed in Study One of this paper, a subset of respondents </w:t>
+      </w:r>
+      <w:proofErr w:type="gramStart"/>
+      <w:r>
+        <w:t>were</w:t>
+      </w:r>
+      <w:proofErr w:type="gramEnd"/>
+      <w:r>
+        <w:t xml:space="preserve"> selected on the basis of the voting pattern:</w:t>
+      </w:r>
+    </w:p>
+    <w:p/>
+    <w:p>
+      <w:pPr>
+        <w:jc w:val="center"/>
+      </w:pPr>
+      <w:r>
+        <w:t>(2012: Obama) -&gt; (2016: Trump) -&gt; (2020: Biden)</w:t>
+      </w:r>
+    </w:p>
+    <w:p/>
+    <w:p>
+      <w:pPr>
+        <w:jc w:val="center"/>
+      </w:pPr>
+      <w:r>
+        <w:rPr>
+          <w:highlight w:val="magenta"/>
+        </w:rPr>
+        <w:t>Need to give a reason for why we took 2020</w:t>
+      </w:r>
+      <w:r>
+        <w:t xml:space="preserve"> (ie: because it had recall questions going back 2 elections, and so gave us the best panel-type data).</w:t>
+      </w:r>
+    </w:p>
+    <w:p>
+      <w:r>
+        <w:t xml:space="preserve">The subset of voters who voted in a pattern consistent with Change Candidate voting in each of the three elections, are henceforth referred to as </w:t>
+      </w:r>
+      <w:proofErr w:type="spellStart"/>
+      <w:r>
+        <w:t>CVoters</w:t>
+      </w:r>
+      <w:proofErr w:type="spellEnd"/>
+      <w:r>
+        <w:t xml:space="preserve"> (for their pattern of 'Change Voting'). Respondents who voted in 2020 but did </w:t>
+      </w:r>
+      <w:r>
+        <w:rPr>
+          <w:i/>
+          <w:iCs/>
+        </w:rPr>
+        <w:t>not</w:t>
+      </w:r>
+      <w:r>
+        <w:t xml:space="preserve"> follow the pattern of Change Voting in all of the 2012, 2016, </w:t>
+      </w:r>
+      <w:r>
+        <w:rPr>
+          <w:u w:val="single"/>
+        </w:rPr>
+        <w:t>and</w:t>
+      </w:r>
+      <w:r>
+        <w:t xml:space="preserve"> </w:t>
+      </w:r>
+      <w:r>
+        <w:t xml:space="preserve">2020 </w:t>
+      </w:r>
+      <w:r>
+        <w:t xml:space="preserve">elections </w:t>
+      </w:r>
+      <w:r>
+        <w:t>are</w:t>
+      </w:r>
+      <w:r>
+        <w:t xml:space="preserve"> henceforth referred to as </w:t>
+      </w:r>
+      <w:proofErr w:type="spellStart"/>
+      <w:r>
+        <w:t>MVoters</w:t>
+      </w:r>
+      <w:proofErr w:type="spellEnd"/>
+      <w:r>
+        <w:t xml:space="preserve"> (for the fact that they are a 'Mixed' group of voters).</w:t>
+      </w:r>
+    </w:p>
+    <w:p/>
+    <w:p/>
     <w:p>
       <w:pPr>
         <w:pStyle w:val="TOC2"/>
-        <w:spacing w:line="240" w:lineRule="auto"/>
-        <w:ind w:left="0"/>
-      </w:pPr>
-      <w:r>
-        <w:rPr>
-          <w:b/>
-          <w:bCs/>
-        </w:rPr>
-        <w:t>6.3 Change Voter</w:t>
-      </w:r>
-      <w:r>
-        <w:rPr>
-          <w:b/>
-          <w:bCs/>
-        </w:rPr>
-        <w:t xml:space="preserve"> Identification</w:t>
-      </w:r>
-      <w:r>
-        <w:rPr>
-          <w:b/>
-          <w:bCs/>
-        </w:rPr>
-        <w:tab/>
-      </w:r>
-      <w:r>
-        <w:tab/>
-      </w:r>
-      <w:r>
-        <w:tab/>
-      </w:r>
-    </w:p>
-    <w:p>
-      <w:pPr>
-        <w:pStyle w:val="TOC2"/>
-        <w:spacing w:line="240" w:lineRule="auto"/>
-      </w:pPr>
-    </w:p>
-    <w:p/>
-    <w:p>
-      <w:r>
-        <w:t xml:space="preserve">As is noted in the methodology section, respondents in the 2020 round of surveys were asked not only whom they voted for in the 2020 election (Biden/Trump), but also to recall their voting history from 2016 (Trump/Clinton) and 2012 (Obama/ Romney). Using this line of questioning, and based off of the results of the Composite Change Index developed in Study One of this paper, a subset of respondents </w:t>
-      </w:r>
-      <w:proofErr w:type="gramStart"/>
-      <w:r>
-        <w:t>were</w:t>
-      </w:r>
-      <w:proofErr w:type="gramEnd"/>
-      <w:r>
-        <w:t xml:space="preserve"> selected on the basis of the voting pattern:</w:t>
-      </w:r>
-    </w:p>
-    <w:p/>
-    <w:p>
-      <w:pPr>
-        <w:jc w:val="center"/>
-      </w:pPr>
-      <w:r>
-        <w:t>(2012: Obama) -&gt; (2016: Trump) -&gt; (2020: Biden)</w:t>
-      </w:r>
-    </w:p>
-    <w:p/>
-    <w:p>
-      <w:r>
-        <w:t xml:space="preserve">Figure _____ below illustrates the effect on </w:t>
-      </w:r>
-      <w:r>
-        <w:t>dataset size as these filtering rules are applied. Importantly, it shows the percentage of respondents who voted at all in the 2020 election.</w:t>
-      </w:r>
-    </w:p>
-    <w:p>
-      <w:pPr>
-        <w:jc w:val="center"/>
-      </w:pPr>
-    </w:p>
-    <w:p>
-      <w:pPr>
-        <w:jc w:val="center"/>
-      </w:pPr>
-      <w:r>
-        <w:t>TABLE</w:t>
-      </w:r>
-    </w:p>
-    <w:p>
-      <w:pPr>
-        <w:jc w:val="center"/>
-      </w:pPr>
-    </w:p>
-    <w:p>
-      <w:r>
-        <w:t>The s</w:t>
-      </w:r>
-      <w:r>
-        <w:t xml:space="preserve">ubset of voters who voted in a pattern </w:t>
-      </w:r>
-      <w:r>
-        <w:t xml:space="preserve">consistent with </w:t>
-      </w:r>
-      <w:r>
-        <w:t>Change Candidate</w:t>
-      </w:r>
-      <w:r>
-        <w:t xml:space="preserve"> voting</w:t>
-      </w:r>
-      <w:r>
-        <w:t xml:space="preserve"> in each of the three elections, are henceforth referred to as C-Voters </w:t>
-      </w:r>
-      <w:r>
-        <w:t>(</w:t>
-      </w:r>
-      <w:r>
-        <w:t>for their pattern of 'Change</w:t>
+      </w:pPr>
+      <w:r>
+        <w:t>S2.2</w:t>
       </w:r>
       <w:r>
         <w:t xml:space="preserve"> </w:t>
       </w:r>
       <w:r>
-        <w:t>Voting'</w:t>
-      </w:r>
-      <w:r>
-        <w:t>)</w:t>
-      </w:r>
-      <w:r>
-        <w:t>.</w:t>
+        <w:t xml:space="preserve">Change Voter </w:t>
+      </w:r>
+      <w:r>
+        <w:t xml:space="preserve">Attributes - </w:t>
+      </w:r>
+      <w:r>
+        <w:t>Distributional Independence Testing</w:t>
       </w:r>
       <w:r>
         <w:t xml:space="preserve"> </w:t>
       </w:r>
-      <w:r>
-        <w:t xml:space="preserve">Respondents who voted in 2020 but </w:t>
-      </w:r>
-      <w:r>
-        <w:t xml:space="preserve">did </w:t>
-      </w:r>
-      <w:r>
-        <w:rPr>
-          <w:i/>
-          <w:iCs/>
-        </w:rPr>
-        <w:t>not</w:t>
-      </w:r>
-      <w:r>
-        <w:t xml:space="preserve"> follow the pattern of Change Voting </w:t>
-      </w:r>
-      <w:r>
-        <w:t xml:space="preserve">in all of the 2012, 2016, </w:t>
-      </w:r>
-      <w:r>
-        <w:rPr>
-          <w:u w:val="single"/>
-        </w:rPr>
-        <w:t>and</w:t>
-      </w:r>
-      <w:r>
-        <w:t xml:space="preserve"> </w:t>
-      </w:r>
-      <w:r>
-        <w:t xml:space="preserve">2020 </w:t>
-      </w:r>
-      <w:r>
-        <w:t xml:space="preserve">elections </w:t>
-      </w:r>
-      <w:r>
-        <w:t>are</w:t>
-      </w:r>
-      <w:r>
-        <w:t xml:space="preserve"> henceforth referred to as M-Voters (for the fact that they are </w:t>
-      </w:r>
-      <w:r>
-        <w:t xml:space="preserve">a </w:t>
-      </w:r>
-      <w:r>
-        <w:t>'Mix</w:t>
-      </w:r>
-      <w:r>
-        <w:t>ed' group</w:t>
-      </w:r>
-      <w:r>
-        <w:t xml:space="preserve"> of </w:t>
-      </w:r>
-      <w:r>
-        <w:t>v</w:t>
-      </w:r>
-      <w:r>
-        <w:t>oters).</w:t>
-      </w:r>
-    </w:p>
-    <w:p/>
-    <w:p/>
-    <w:p/>
-    <w:p/>
-    <w:p/>
-    <w:p/>
-    <w:p/>
-    <w:p/>
-    <w:p/>
-    <w:p/>
-    <w:p/>
-    <w:p/>
-    <w:p/>
-    <w:p/>
-    <w:p/>
-    <w:p/>
-    <w:p/>
-    <w:p/>
-    <w:p/>
-    <w:p/>
-    <w:p/>
-    <w:p/>
-    <w:p/>
-    <w:p>
-      <w:pPr>
-        <w:pStyle w:val="TOC2"/>
-        <w:spacing w:line="240" w:lineRule="auto"/>
-        <w:ind w:firstLine="480"/>
-      </w:pPr>
-    </w:p>
-    <w:p>
-      <w:pPr>
-        <w:pStyle w:val="TOC2"/>
-        <w:spacing w:line="240" w:lineRule="auto"/>
-        <w:ind w:firstLine="480"/>
-      </w:pPr>
-      <w:r>
-        <w:t>6.4</w:t>
-      </w:r>
-      <w:r>
-        <w:t xml:space="preserve"> </w:t>
-      </w:r>
-      <w:r>
-        <w:t xml:space="preserve">Statistically Independent Attributes </w:t>
-      </w:r>
-      <w:r>
-        <w:ptab w:relativeTo="margin" w:alignment="right" w:leader="dot"/>
-      </w:r>
-      <w:r>
-        <w:t xml:space="preserve"> 5</w:t>
-      </w:r>
-    </w:p>
-    <w:p>
-      <w:r>
-        <w:t xml:space="preserve">Following the identification of the C-Voter group, three statistical tests were run on key survey variables in order to identify the attributes that set C-Voters apart. </w:t>
-      </w:r>
-      <w:r>
-        <w:t xml:space="preserve">A group of 48 variables were selected from the 1700 available in the ANES. These were selected on the basis of their relevance to the question of </w:t>
+    </w:p>
+    <w:p>
+      <w:r>
+        <w:t xml:space="preserve">Following the identification of the C-Voter group, three statistical tests were run on key survey variables in order to identify the attributes that set C-Voters apart. A group of 48 variables were selected from the 1700 available in the ANES. These were selected on the basis of their relevance to the question of </w:t>
       </w:r>
       <w:r>
         <w:rPr>
@@ -4990,10 +5355,7 @@
       </w:r>
       <w:proofErr w:type="gramEnd"/>
       <w:r>
-        <w:t>: Intention to vote for...</w:t>
-      </w:r>
-      <w:r>
-        <w:t xml:space="preserve"> Preference for House (too specific: Low response and difficult generalizability)</w:t>
+        <w:t>: Intention to vote for... Preference for House (too specific: Low response and difficult generalizability)</w:t>
       </w:r>
     </w:p>
     <w:p>
@@ -5008,10 +5370,7 @@
     </w:p>
     <w:p>
       <w:r>
-        <w:t>Repetitive Questions:</w:t>
-      </w:r>
-      <w:r>
-        <w:t xml:space="preserve"> (</w:t>
+        <w:t>Repetitive Questions: (</w:t>
       </w:r>
       <w:proofErr w:type="spellStart"/>
       <w:r>
@@ -5025,7 +5384,11 @@
     <w:p/>
     <w:p>
       <w:r>
-        <w:t>Formally, three statistical tests of independence were run on the variables to determine whether the difference in values observed in the C-Voter group when compared to the M-Voter group were distinct-enough that the differences would not be simply a result of chance. Said differently, the tests of statistical independence assess whether the distributions for any given variable vary importantly between C-Voters and M-Voters.</w:t>
+        <w:t xml:space="preserve">Formally, three statistical tests of independence were run on the variables to determine whether the difference in values observed in the C-Voter group when compared to the M-Voter group were distinct-enough that the differences would not be simply a result of chance. Said </w:t>
+      </w:r>
+      <w:r>
+        <w:lastRenderedPageBreak/>
+        <w:t>differently, the tests of statistical independence assess whether the distributions for any given variable vary importantly between C-Voters and M-Voters.</w:t>
       </w:r>
     </w:p>
     <w:p/>
@@ -5071,10 +5434,152 @@
       </w:r>
     </w:p>
     <w:p/>
-    <w:p>
-      <w:r>
-        <w:t>Figure 1 shows the results of these statistical tests.</w:t>
-      </w:r>
+    <w:p/>
+    <w:p>
+      <w:pPr>
+        <w:ind w:firstLine="240"/>
+      </w:pPr>
+    </w:p>
+    <w:p>
+      <w:pPr>
+        <w:ind w:firstLine="240"/>
+      </w:pPr>
+    </w:p>
+    <w:p>
+      <w:pPr>
+        <w:ind w:firstLine="240"/>
+      </w:pPr>
+    </w:p>
+    <w:p/>
+    <w:p>
+      <w:pPr>
+        <w:ind w:firstLine="240"/>
+      </w:pPr>
+    </w:p>
+    <w:p>
+      <w:pPr>
+        <w:rPr>
+          <w:b/>
+          <w:bCs/>
+          <w:sz w:val="28"/>
+          <w:szCs w:val="28"/>
+        </w:rPr>
+      </w:pPr>
+      <w:r>
+        <w:rPr>
+          <w:b/>
+          <w:bCs/>
+          <w:sz w:val="28"/>
+          <w:szCs w:val="28"/>
+        </w:rPr>
+        <w:t>Results</w:t>
+      </w:r>
+    </w:p>
+    <w:p>
+      <w:pPr>
+        <w:pStyle w:val="TOC2"/>
+      </w:pPr>
+      <w:r>
+        <w:t>S2.3</w:t>
+      </w:r>
+      <w:r>
+        <w:t xml:space="preserve"> Change Voter</w:t>
+      </w:r>
+      <w:r>
+        <w:t xml:space="preserve"> Identification</w:t>
+      </w:r>
+      <w:r>
+        <w:t xml:space="preserve"> and Attribute</w:t>
+      </w:r>
+      <w:r>
+        <w:t xml:space="preserve"> Testing</w:t>
+      </w:r>
+      <w:r>
+        <w:tab/>
+      </w:r>
+      <w:r>
+        <w:tab/>
+      </w:r>
+    </w:p>
+    <w:p>
+      <w:r>
+        <w:t>As is noted in the methodology section, respondents in the 2020 ANES were filtered by their voting pattern, following the change patter of Obama-&gt;Trump-&gt;Biden.</w:t>
+      </w:r>
+    </w:p>
+    <w:p>
+      <w:r>
+        <w:t xml:space="preserve">While </w:t>
+      </w:r>
+      <w:r>
+        <w:t>this resulted in a small number of respondents, and concerns of sample size relevance are partly assuaged by the fact that 1) many variables are taken to identify trends and 2)</w:t>
+      </w:r>
+      <w:r>
+        <w:t xml:space="preserve"> the</w:t>
+      </w:r>
+      <w:r>
+        <w:t xml:space="preserve"> quantitative </w:t>
+      </w:r>
+      <w:r>
+        <w:t xml:space="preserve">insights derived from this </w:t>
+      </w:r>
+      <w:proofErr w:type="spellStart"/>
+      <w:r>
+        <w:t>subste</w:t>
+      </w:r>
+      <w:proofErr w:type="spellEnd"/>
+      <w:r>
+        <w:t xml:space="preserve"> are paired with qualitative assessment (in section </w:t>
+      </w:r>
+      <w:r>
+        <w:t>S2.4</w:t>
+      </w:r>
+      <w:r>
+        <w:t xml:space="preserve"> Theory Formulation) to arrive at </w:t>
+      </w:r>
+      <w:r>
+        <w:t xml:space="preserve">a </w:t>
+      </w:r>
+      <w:r>
+        <w:t xml:space="preserve">joint </w:t>
+      </w:r>
+      <w:r>
+        <w:t>theor</w:t>
+      </w:r>
+      <w:r>
+        <w:t>y</w:t>
+      </w:r>
+      <w:r>
+        <w:t>.</w:t>
+      </w:r>
+    </w:p>
+    <w:p/>
+    <w:p/>
+    <w:p>
+      <w:r>
+        <w:t>Results</w:t>
+      </w:r>
+      <w:r>
+        <w:t xml:space="preserve"> </w:t>
+      </w:r>
+      <w:r>
+        <w:t>of independent distribution testing.</w:t>
+      </w:r>
+    </w:p>
+    <w:p>
+      <w:r>
+        <w:rPr>
+          <w:highlight w:val="magenta"/>
+        </w:rPr>
+        <w:t xml:space="preserve">The below table probably goes in appendix and instead you show the patchwork </w:t>
+      </w:r>
+      <w:proofErr w:type="gramStart"/>
+      <w:r>
+        <w:rPr>
+          <w:highlight w:val="magenta"/>
+        </w:rPr>
+        <w:t>graph?</w:t>
+      </w:r>
+      <w:proofErr w:type="gramEnd"/>
     </w:p>
     <w:p>
       <w:pPr>
@@ -5101,7 +5606,7 @@
                     <pic:cNvPicPr/>
                   </pic:nvPicPr>
                   <pic:blipFill>
-                    <a:blip r:embed="rId8" cstate="print">
+                    <a:blip r:embed="rId10" cstate="print">
                       <a:extLst>
                         <a:ext uri="{28A0092B-C50C-407E-A947-70E740481C1C}">
                           <a14:useLocalDpi xmlns:a14="http://schemas.microsoft.com/office/drawing/2010/main" val="0"/>
@@ -5314,7 +5819,7 @@
                     <pic:cNvPicPr/>
                   </pic:nvPicPr>
                   <pic:blipFill>
-                    <a:blip r:embed="rId9" cstate="print">
+                    <a:blip r:embed="rId11" cstate="print">
                       <a:extLst>
                         <a:ext uri="{28A0092B-C50C-407E-A947-70E740481C1C}">
                           <a14:useLocalDpi xmlns:a14="http://schemas.microsoft.com/office/drawing/2010/main" val="0"/>
@@ -5685,205 +6190,1846 @@
       <w:r>
         <w:t xml:space="preserve">checks out with </w:t>
       </w:r>
+      <w:r>
+        <w:t>Harris</w:t>
+      </w:r>
+      <w:r>
+        <w:t xml:space="preserve"> message falling flat</w:t>
+      </w:r>
+      <w:r>
+        <w:t>, and why Trump24 was not perceived as threat</w:t>
+      </w:r>
+      <w:r>
+        <w:t>]</w:t>
+      </w:r>
+    </w:p>
+    <w:p/>
+    <w:p/>
+    <w:p/>
+    <w:p/>
+    <w:p/>
+    <w:p/>
+    <w:p>
+      <w:pPr>
+        <w:pStyle w:val="TOC2"/>
+      </w:pPr>
+      <w:r>
+        <w:t xml:space="preserve">S2.4 </w:t>
+      </w:r>
+      <w:r>
+        <w:t xml:space="preserve">Change Voter Theory-Building </w:t>
+      </w:r>
+    </w:p>
+    <w:p>
+      <w:pPr>
+        <w:rPr>
+          <w:b/>
+          <w:bCs/>
+        </w:rPr>
+      </w:pPr>
+      <w:r>
+        <w:rPr>
+          <w:b/>
+          <w:bCs/>
+        </w:rPr>
+        <w:t>OLD</w:t>
+      </w:r>
+    </w:p>
+    <w:p>
+      <w:r>
+        <w:t>Following the results of our distributional independence testing,</w:t>
+      </w:r>
+      <w:r>
+        <w:t xml:space="preserve"> we can group the results into a </w:t>
+      </w:r>
+      <w:r>
+        <w:t>first archetype of who these Change Voters are.</w:t>
+      </w:r>
+    </w:p>
+    <w:p/>
+    <w:p>
+      <w:r>
+        <w:t xml:space="preserve">First, they have a positive opinion and respect for </w:t>
+      </w:r>
+      <w:r>
+        <w:t>science</w:t>
+      </w:r>
+      <w:r>
+        <w:t xml:space="preserve"> and expertise, which is extended to authority and those in positions of power. (Fauci, Scientists, Public Officials, Effects of Climate Change).</w:t>
+      </w:r>
+    </w:p>
+    <w:p>
+      <w:r>
+        <w:t xml:space="preserve">Second, they are overwhelmingly </w:t>
+      </w:r>
+      <w:r>
+        <w:t>politically unaligned</w:t>
+      </w:r>
+      <w:r>
+        <w:t>.</w:t>
+      </w:r>
+      <w:r>
+        <w:t xml:space="preserve"> This is perhaps one of the most interesting insights, as the variable "Left-Right Self-Reported" on its own could be interpreted as the CVoter being a 'centrist' voter; however, </w:t>
+      </w:r>
+      <w:r>
+        <w:t xml:space="preserve">the extreme unimodality of this result </w:t>
+      </w:r>
+      <w:r>
+        <w:t xml:space="preserve">when seen alongside the apathetic results </w:t>
+      </w:r>
+      <w:r>
+        <w:t xml:space="preserve">of these voters for the questions regarding </w:t>
+      </w:r>
+    </w:p>
+    <w:p>
+      <w:r>
+        <w:t xml:space="preserve">Third, they are future-looking </w:t>
+      </w:r>
+      <w:r>
+        <w:t>and open-minded</w:t>
+      </w:r>
+      <w:r>
+        <w:t xml:space="preserve"> (</w:t>
+      </w:r>
+      <w:r>
+        <w:t>belief in climate change</w:t>
+      </w:r>
+      <w:r>
+        <w:t xml:space="preserve">, </w:t>
+      </w:r>
+      <w:r>
+        <w:t>morals should change</w:t>
+      </w:r>
+      <w:r>
+        <w:t>)</w:t>
+      </w:r>
+    </w:p>
+    <w:p>
+      <w:r>
+        <w:t>Pessimistic about economic outlook and trends, as well as less financially rich (12 Months, Income Gap, Family Income)</w:t>
+      </w:r>
+    </w:p>
+    <w:p/>
+    <w:p>
+      <w:r>
+        <w:t>low understanding of democratic processes/ institutions</w:t>
+      </w:r>
+    </w:p>
+    <w:p>
+      <w:r>
+        <w:t>BUT: ‘classic’ information gaps - even SCOTUS! so they are in tune politically</w:t>
+      </w:r>
+    </w:p>
+    <w:p/>
+    <w:p>
+      <w:pPr>
+        <w:rPr>
+          <w:b/>
+          <w:bCs/>
+        </w:rPr>
+      </w:pPr>
+      <w:r>
+        <w:rPr>
+          <w:b/>
+          <w:bCs/>
+        </w:rPr>
+        <w:t>NEW</w:t>
+      </w:r>
+    </w:p>
+    <w:p>
+      <w:r>
+        <w:t>We disregard science/ climate both because it is an issue that has exploded in popularity in the last 3 elections</w:t>
+      </w:r>
+      <w:r>
+        <w:t xml:space="preserve"> (</w:t>
+      </w:r>
+      <w:r>
+        <w:t>and is thus a non-disambiguating indicator in earlier elections</w:t>
+      </w:r>
+      <w:r>
+        <w:t>)</w:t>
+      </w:r>
+      <w:r>
+        <w:t xml:space="preserve"> and because it is largely taken to be a partisan (Democrat) issue </w:t>
+      </w:r>
+      <w:r>
+        <w:rPr>
+          <w:highlight w:val="magenta"/>
+        </w:rPr>
+        <w:t>(citation)</w:t>
+      </w:r>
+      <w:r>
+        <w:t>.</w:t>
+      </w:r>
+      <w:r>
+        <w:t xml:space="preserve"> </w:t>
+      </w:r>
+      <w:r>
+        <w:t xml:space="preserve">Science is not helpful because it was very much a result-of-covid question, and as such is a 2020-specific indicator of change-voters, and thus not easily generalizable. </w:t>
+      </w:r>
+    </w:p>
+    <w:p>
+      <w:r>
+        <w:t>Disregard forward</w:t>
+      </w:r>
+    </w:p>
+    <w:p/>
+    <w:p>
+      <w:r>
+        <w:t>We take our motivating theory o</w:t>
+      </w:r>
+      <w:r>
+        <w:t>f Perceived Constant Financial Distress</w:t>
+      </w:r>
+      <w:r>
+        <w:t xml:space="preserve"> as being largely </w:t>
+      </w:r>
+      <w:proofErr w:type="gramStart"/>
+      <w:r>
+        <w:t>validated, and</w:t>
+      </w:r>
+      <w:proofErr w:type="gramEnd"/>
+      <w:r>
+        <w:t xml:space="preserve"> take it as a central part of our theory going forward</w:t>
+      </w:r>
+      <w:r>
+        <w:t xml:space="preserve">. Several variables </w:t>
+      </w:r>
+      <w:r>
+        <w:t xml:space="preserve">from our results </w:t>
+      </w:r>
+      <w:r>
+        <w:t>highlig</w:t>
+      </w:r>
+      <w:r>
+        <w:t xml:space="preserve">ht </w:t>
+      </w:r>
+      <w:r>
+        <w:t xml:space="preserve">different aspects. Not ONLY low income, but also AWARENESS of income gap, </w:t>
+      </w:r>
       <w:proofErr w:type="spellStart"/>
       <w:r>
-        <w:t>harris</w:t>
+        <w:t>etc</w:t>
       </w:r>
       <w:proofErr w:type="spellEnd"/>
       <w:r>
-        <w:t xml:space="preserve"> message falling flat</w:t>
-      </w:r>
-      <w:r>
-        <w:t>, and why Trump24 was not perceived as threat</w:t>
-      </w:r>
-      <w:r>
-        <w:t>]</w:t>
-      </w:r>
-    </w:p>
-    <w:p/>
-    <w:p/>
-    <w:p/>
-    <w:p/>
-    <w:p/>
-    <w:p/>
-    <w:p/>
-    <w:p>
-      <w:pPr>
-        <w:pStyle w:val="TOC2"/>
-        <w:spacing w:line="240" w:lineRule="auto"/>
-        <w:ind w:left="0"/>
-      </w:pPr>
-      <w:r>
-        <w:tab/>
-        <w:t xml:space="preserve">6.5 Change Voter Theory-Building </w:t>
-      </w:r>
-      <w:r>
-        <w:ptab w:relativeTo="margin" w:alignment="right" w:leader="dot"/>
-      </w:r>
-      <w:r>
-        <w:t xml:space="preserve"> 5</w:t>
-      </w:r>
-    </w:p>
-    <w:p>
-      <w:r>
-        <w:t>Following the results of our distributional independence testing,</w:t>
-      </w:r>
-      <w:r>
-        <w:t xml:space="preserve"> we can group the results into a </w:t>
-      </w:r>
-      <w:r>
-        <w:t>first archetype of who these Change Voters are.</w:t>
-      </w:r>
-    </w:p>
-    <w:p/>
-    <w:p>
-      <w:r>
-        <w:t xml:space="preserve">First, they have a positive opinion and respect for </w:t>
-      </w:r>
-      <w:r>
-        <w:t>science</w:t>
-      </w:r>
-      <w:r>
-        <w:t xml:space="preserve"> and expertise, which is extended to authority and those in positions of power. (Fauci, Scientists, Public Officials, Effects of Climate Change).</w:t>
-      </w:r>
-    </w:p>
-    <w:p>
-      <w:r>
-        <w:t xml:space="preserve">Second, they are overwhelmingly </w:t>
-      </w:r>
-      <w:r>
-        <w:t>politically unaligned</w:t>
+        <w:t>, perception of ECON getting WORSE.</w:t>
+      </w:r>
+    </w:p>
+    <w:p/>
+    <w:p/>
+    <w:p>
+      <w:r>
+        <w:t xml:space="preserve">Info: </w:t>
+      </w:r>
+      <w:r>
+        <w:t>Given that the hypothesis was that these would be low-info people, and that the results of this study REJECTED that hypothesis quite strongly, we take instead the opposite approach and theorize of them as high-informatio</w:t>
+      </w:r>
+      <w:r>
+        <w:t>n but jaded.</w:t>
+      </w:r>
+    </w:p>
+    <w:p/>
+    <w:p>
+      <w:r>
+        <w:t>Basically:</w:t>
+      </w:r>
+    </w:p>
+    <w:p>
+      <w:r>
+        <w:t xml:space="preserve">Partisan Non-Alignment, which could be interpreted as a true </w:t>
+      </w:r>
+      <w:r>
+        <w:t xml:space="preserve">political </w:t>
+      </w:r>
+      <w:r>
+        <w:t xml:space="preserve">centrism, but is actually a conscious rejection of the status quo, partisan politics, and </w:t>
+      </w:r>
+      <w:r>
+        <w:t>a lack of self-identification with parties.</w:t>
+      </w:r>
+      <w:r>
+        <w:t xml:space="preserve"> </w:t>
+      </w:r>
+      <w:r>
+        <w:rPr>
+          <w:highlight w:val="magenta"/>
+        </w:rPr>
+        <w:t>Need to talk about how these voters selected independents. Reference appendix or mention briefly</w:t>
       </w:r>
       <w:r>
         <w:t>.</w:t>
       </w:r>
       <w:r>
-        <w:t xml:space="preserve"> This is perhaps one of the most interesting insights, as the variable "Left-Right Self-Reported" on its own could be interpreted as the CVoter being a 'centrist' voter; however, </w:t>
-      </w:r>
-      <w:r>
-        <w:t xml:space="preserve">the extreme unimodality of this result </w:t>
-      </w:r>
-      <w:r>
-        <w:t xml:space="preserve">when seen alongside the apathetic results </w:t>
-      </w:r>
-      <w:r>
-        <w:t xml:space="preserve">of these voters for the questions regarding </w:t>
-      </w:r>
-    </w:p>
-    <w:p>
-      <w:r>
-        <w:t xml:space="preserve">Third, they are future-looking </w:t>
-      </w:r>
-      <w:r>
-        <w:t>and open-minded</w:t>
+        <w:t xml:space="preserve"> Maybe also say how this is an important question, but not the focus of this paper, and also that even dissatisfied voters still vote for parties strategically (</w:t>
+      </w:r>
+      <w:r>
+        <w:rPr>
+          <w:highlight w:val="magenta"/>
+        </w:rPr>
+        <w:t>citation</w:t>
+      </w:r>
+      <w:r>
+        <w:t>).</w:t>
+      </w:r>
+    </w:p>
+    <w:p/>
+    <w:p/>
+    <w:p/>
+    <w:p/>
+    <w:p/>
+    <w:p>
+      <w:pPr>
+        <w:rPr>
+          <w:b/>
+          <w:bCs/>
+          <w:sz w:val="28"/>
+          <w:szCs w:val="28"/>
+        </w:rPr>
+      </w:pPr>
+      <w:r>
+        <w:rPr>
+          <w:b/>
+          <w:bCs/>
+          <w:sz w:val="28"/>
+          <w:szCs w:val="28"/>
+        </w:rPr>
+        <w:t>Study 3</w:t>
+      </w:r>
+    </w:p>
+    <w:p>
+      <w:pPr>
+        <w:rPr>
+          <w:b/>
+          <w:bCs/>
+        </w:rPr>
+      </w:pPr>
+      <w:r>
+        <w:rPr>
+          <w:b/>
+          <w:bCs/>
+        </w:rPr>
+        <w:t xml:space="preserve">Methodology </w:t>
+      </w:r>
+    </w:p>
+    <w:p>
+      <w:r>
+        <w:rPr>
+          <w:u w:val="single"/>
+        </w:rPr>
+        <w:t>What needs to be said?</w:t>
+      </w:r>
+    </w:p>
+    <w:p/>
+    <w:p>
+      <w:r>
+        <w:t>Following Change Voter theory formulation, two methods were used:</w:t>
+      </w:r>
+    </w:p>
+    <w:p>
+      <w:r>
+        <w:t xml:space="preserve">1) Discrete Filtering of Voters to arrive at probability of choosing Change Candidate </w:t>
+      </w:r>
+    </w:p>
+    <w:p>
+      <w:r>
+        <w:t>2) Change Voter 'Scoring', Continuous measure of affinity for change</w:t>
+      </w:r>
+      <w:r>
+        <w:t>, to assess propensity of voters for choosing change candidate</w:t>
+      </w:r>
+    </w:p>
+    <w:p/>
+    <w:p>
+      <w:r>
+        <w:t xml:space="preserve">1) Discrete Filtering of Voters to arrive at probability of choosing Change Candidate </w:t>
+      </w:r>
+    </w:p>
+    <w:p>
+      <w:r>
+        <w:t>Consists of filtering dataset using selected variables</w:t>
+      </w:r>
+      <w:r>
+        <w:t xml:space="preserve"> to arrive at subset of respondents who fit the attributes of a change voter EXACTLY. Then calculating the probability (simple percentage) of voting for change candidate.</w:t>
+      </w:r>
+    </w:p>
+    <w:p>
+      <w:r>
+        <w:t xml:space="preserve">This was tried with two sets of filtering variables. </w:t>
+      </w:r>
+    </w:p>
+    <w:p>
+      <w:r>
+        <w:t xml:space="preserve">One was the INCLUSIVE, which used all five categories found in the results of the Stat. </w:t>
+      </w:r>
+      <w:proofErr w:type="spellStart"/>
+      <w:r>
+        <w:t>Indep</w:t>
+      </w:r>
+      <w:proofErr w:type="spellEnd"/>
+      <w:r>
+        <w:t>. Testing. This</w:t>
+      </w:r>
+      <w:r>
+        <w:t xml:space="preserve"> approach proved too restrictive, even when expanded to include two variables in each category filtered using OR logic (so as to make it </w:t>
+      </w:r>
+      <w:r>
+        <w:t>less intensively rules-based</w:t>
+      </w:r>
+      <w:r>
+        <w:t>).</w:t>
+      </w:r>
+      <w:r>
+        <w:t xml:space="preserve"> Variables used, logic, and results can be found in </w:t>
+      </w:r>
+      <w:r>
+        <w:rPr>
+          <w:highlight w:val="magenta"/>
+        </w:rPr>
+        <w:t>Appendix 7</w:t>
+      </w:r>
+    </w:p>
+    <w:p>
+      <w:r>
+        <w:t>The second</w:t>
+      </w:r>
+      <w:r>
+        <w:t xml:space="preserve"> set was PRECISE</w:t>
+      </w:r>
+      <w:r>
+        <w:t>, using the</w:t>
+      </w:r>
+      <w:r>
+        <w:t xml:space="preserve"> </w:t>
+      </w:r>
+      <w:r>
+        <w:t xml:space="preserve">variables </w:t>
+      </w:r>
+      <w:r>
+        <w:t xml:space="preserve">identified </w:t>
+      </w:r>
+      <w:r>
+        <w:t>in</w:t>
+      </w:r>
+      <w:r>
+        <w:t xml:space="preserve"> the Change Voter Theory, but retained a strict filtering approach. </w:t>
+      </w:r>
+      <w:proofErr w:type="gramStart"/>
+      <w:r>
+        <w:t>Similarly</w:t>
+      </w:r>
+      <w:proofErr w:type="gramEnd"/>
+      <w:r>
+        <w:t xml:space="preserve"> to the </w:t>
+      </w:r>
+      <w:r>
+        <w:t xml:space="preserve">INCLUSIVE approach, this approach proved too reductive, even resulting in a miniscule sample of 12 respondents in the year 2000, making any meaningful </w:t>
+      </w:r>
+      <w:r>
+        <w:t>analysis</w:t>
+      </w:r>
+      <w:r>
+        <w:t xml:space="preserve"> impossible</w:t>
+      </w:r>
+      <w:r>
+        <w:t xml:space="preserve">, and conclusions </w:t>
+      </w:r>
+      <w:r>
+        <w:t>feeble</w:t>
+      </w:r>
+      <w:r>
+        <w:t>.</w:t>
+      </w:r>
+      <w:r>
+        <w:t xml:space="preserve"> Results for this can be found in </w:t>
+      </w:r>
+      <w:r>
+        <w:rPr>
+          <w:highlight w:val="magenta"/>
+        </w:rPr>
+        <w:t>Appendix 7</w:t>
+      </w:r>
+      <w:r>
+        <w:t xml:space="preserve">. </w:t>
+      </w:r>
+    </w:p>
+    <w:p/>
+    <w:p>
+      <w:r>
+        <w:t>2) Change Voter 'Scoring', Continuous measure of affinity for change</w:t>
+      </w:r>
+    </w:p>
+    <w:p>
+      <w:r>
+        <w:t>Given the flawed nature of a discrete filtering approach, a continuous measure was instead proposed.</w:t>
+      </w:r>
+    </w:p>
+    <w:p>
+      <w:r>
+        <w:t xml:space="preserve">The </w:t>
+      </w:r>
+      <w:proofErr w:type="gramStart"/>
+      <w:r>
+        <w:t>benefits</w:t>
+      </w:r>
+      <w:proofErr w:type="gramEnd"/>
+      <w:r>
+        <w:t xml:space="preserve"> of this approach is that it does not filter any respondents from the dataset, but instead gives each a 'score', from which we can derive overall insights. </w:t>
+      </w:r>
+    </w:p>
+    <w:p>
+      <w:r>
+        <w:t>This 'Change Voter Score' is composed of the following:</w:t>
+      </w:r>
+    </w:p>
+    <w:p/>
+    <w:p>
+      <w:r>
+        <w:t>Variable</w:t>
+      </w:r>
+      <w:r>
+        <w:t xml:space="preserve"> Categories</w:t>
+      </w:r>
+      <w:r>
+        <w:t xml:space="preserve"> coming from Theory of Change Voters</w:t>
+      </w:r>
+    </w:p>
+    <w:p>
+      <w:r>
+        <w:t>For each Category</w:t>
+      </w:r>
+      <w:r>
+        <w:t xml:space="preserve">, one variable </w:t>
+      </w:r>
+      <w:r>
+        <w:t xml:space="preserve">is </w:t>
+      </w:r>
+      <w:r>
+        <w:t xml:space="preserve">chosen that best reflects the theorized aspect that the category </w:t>
+      </w:r>
+      <w:r>
+        <w:t xml:space="preserve">is meant to </w:t>
+      </w:r>
+      <w:r>
+        <w:t>capture.</w:t>
+      </w:r>
+    </w:p>
+    <w:p>
+      <w:pPr>
+        <w:rPr>
+          <w:u w:val="single"/>
+        </w:rPr>
+      </w:pPr>
+      <w:r>
+        <w:rPr>
+          <w:u w:val="single"/>
+        </w:rPr>
+        <w:lastRenderedPageBreak/>
+        <w:t>Economic -&gt; Income Gap</w:t>
+      </w:r>
+    </w:p>
+    <w:p>
+      <w:r>
+        <w:t>Several variables were considered, including HOUSEHOLD INCOME, US ECON LAST 12 MONTHS, and INCOME GAP 20 YEARS.</w:t>
+      </w:r>
+    </w:p>
+    <w:p>
+      <w:r>
+        <w:t xml:space="preserve">20 YEARS chosen because it 1) closely reflects </w:t>
+      </w:r>
+      <w:r>
+        <w:t xml:space="preserve">a WORSEING </w:t>
+      </w:r>
+      <w:r>
+        <w:t xml:space="preserve">ECONOMIC ANXIETY, 2) is agnostic of INCOME LEVEL, which has been shown to </w:t>
+      </w:r>
+      <w:r>
+        <w:t>be highly correlated to party lines (Dem until 2012, Rep from 2016 onwards)</w:t>
+      </w:r>
+      <w:r>
+        <w:t xml:space="preserve">, and </w:t>
+      </w:r>
+      <w:r>
+        <w:t xml:space="preserve">3) has a broad scope, not solely focused on the past year. </w:t>
+      </w:r>
+    </w:p>
+    <w:p>
+      <w:r>
+        <w:t>Note: For the year 2000, this question was not asked (</w:t>
+      </w:r>
+      <w:r>
+        <w:t>nor</w:t>
+      </w:r>
+      <w:r>
+        <w:t xml:space="preserve"> a different formulation of this question, </w:t>
+      </w:r>
+      <w:r>
+        <w:t xml:space="preserve">such as in 2004). In its stead, the question "US Econ in past year" is used. </w:t>
+      </w:r>
+      <w:r>
+        <w:t xml:space="preserve">A full list of questions in each year and their scales is found in </w:t>
+      </w:r>
+      <w:r>
+        <w:rPr>
+          <w:highlight w:val="magenta"/>
+        </w:rPr>
+        <w:t>Appendix 8</w:t>
+      </w:r>
+      <w:r>
+        <w:t>.</w:t>
+      </w:r>
+      <w:r>
+        <w:t xml:space="preserve"> </w:t>
+      </w:r>
+    </w:p>
+    <w:p>
+      <w:pPr>
+        <w:rPr>
+          <w:u w:val="single"/>
+        </w:rPr>
+      </w:pPr>
+      <w:r>
+        <w:rPr>
+          <w:u w:val="single"/>
+        </w:rPr>
+        <w:t>Partisan Non-Alignment</w:t>
+      </w:r>
+      <w:r>
+        <w:rPr>
+          <w:u w:val="single"/>
+        </w:rPr>
+        <w:t xml:space="preserve"> -&gt; </w:t>
+      </w:r>
+      <w:r>
+        <w:rPr>
+          <w:u w:val="single"/>
+        </w:rPr>
+        <w:t>Left-Right Self</w:t>
+      </w:r>
+    </w:p>
+    <w:p>
+      <w:r>
+        <w:t>Left-Right for whatever reason</w:t>
+      </w:r>
+      <w:r>
+        <w:t xml:space="preserve">. Others considered were Lib-Con, </w:t>
+      </w:r>
+      <w:r>
+        <w:t>Trust in Washington, Thermometer of Reps, Thermometer Dems</w:t>
+      </w:r>
+    </w:p>
+    <w:p/>
+    <w:p>
+      <w:r>
+        <w:t>Note: For the year 2000, this question was not asked (nor a different formulation of this question). In its stead, the question "</w:t>
+      </w:r>
+      <w:r>
+        <w:t>Self Placement Lib-Con Scale</w:t>
+      </w:r>
+      <w:r>
+        <w:t xml:space="preserve">" is used. A full list of questions in each year and their scales is found in </w:t>
+      </w:r>
+      <w:r>
+        <w:rPr>
+          <w:highlight w:val="magenta"/>
+        </w:rPr>
+        <w:t>Appendix 8</w:t>
+      </w:r>
+      <w:r>
+        <w:t xml:space="preserve">. </w:t>
+      </w:r>
+    </w:p>
+    <w:p/>
+    <w:p>
+      <w:pPr>
+        <w:rPr>
+          <w:u w:val="single"/>
+        </w:rPr>
+      </w:pPr>
+      <w:r>
+        <w:rPr>
+          <w:u w:val="single"/>
+        </w:rPr>
+        <w:t>Information Level</w:t>
+      </w:r>
+      <w:r>
+        <w:rPr>
+          <w:u w:val="single"/>
+        </w:rPr>
+        <w:t xml:space="preserve"> -&gt; </w:t>
+      </w:r>
+      <w:r>
+        <w:rPr>
+          <w:u w:val="single"/>
+        </w:rPr>
+        <w:t>Office Recall</w:t>
+      </w:r>
+    </w:p>
+    <w:p>
+      <w:r>
+        <w:t>Office Recall for whatever</w:t>
+      </w:r>
+      <w:r>
+        <w:t xml:space="preserve"> reason. Others considered were</w:t>
+      </w:r>
+      <w:r>
+        <w:t xml:space="preserve"> Attention to Politics (but Attention =/= Information level, and also doesn't capture the informed but </w:t>
+      </w:r>
+      <w:proofErr w:type="gramStart"/>
+      <w:r>
+        <w:t>burnt out</w:t>
+      </w:r>
+      <w:proofErr w:type="gramEnd"/>
+      <w:r>
+        <w:t xml:space="preserve"> voter who is tired of listening to politicians, knows a lot, but just wants change), Listen to Pol Radio Talk Shows (but diminish in use between 2000 and 2020).</w:t>
+      </w:r>
+    </w:p>
+    <w:p/>
+    <w:p>
+      <w:r>
+        <w:t>For most years, this is Office Recall SPEAKER OF THE HOUSE</w:t>
+      </w:r>
+    </w:p>
+    <w:p/>
+    <w:p>
+      <w:r>
+        <w:t>Note: For the year 2008 all responses to OFFICE RECALL questions are restricted to the viewer, meaning that they are not usable. In place of SPEAKER OF THE HOUSE, "</w:t>
+      </w:r>
+      <w:r>
+        <w:t>How close attn to politics and elections</w:t>
+      </w:r>
+      <w:r>
+        <w:t>" is used.</w:t>
+      </w:r>
+    </w:p>
+    <w:p>
+      <w:r>
+        <w:t xml:space="preserve">Note: For the year 2000, </w:t>
+      </w:r>
+      <w:r>
+        <w:t xml:space="preserve">SPEAKER OF HOUSE is not asked. </w:t>
+      </w:r>
+      <w:r>
+        <w:t>In its stead, the question "</w:t>
+      </w:r>
+      <w:r>
+        <w:t>so PM of Britain Tony Blair</w:t>
+      </w:r>
+      <w:r>
+        <w:t xml:space="preserve">" is used. A full list of questions in each year and their scales is found in </w:t>
+      </w:r>
+      <w:r>
+        <w:rPr>
+          <w:highlight w:val="magenta"/>
+        </w:rPr>
+        <w:t>Appendix 8</w:t>
+      </w:r>
+      <w:r>
+        <w:t xml:space="preserve">. </w:t>
+      </w:r>
+    </w:p>
+    <w:p/>
+    <w:p/>
+    <w:p>
+      <w:r>
+        <w:rPr>
+          <w:u w:val="single"/>
+        </w:rPr>
+        <w:t>Scoring</w:t>
+      </w:r>
+    </w:p>
+    <w:p>
+      <w:r>
+        <w:t>Respondent values for each of these variables are then 'scored' depending on the available categories in each variable</w:t>
+      </w:r>
+      <w:r>
+        <w:t>, similar to the CCI developed for candidates.</w:t>
+      </w:r>
+    </w:p>
+    <w:p>
+      <w:r>
+        <w:rPr>
+          <w:highlight w:val="magenta"/>
+        </w:rPr>
+        <w:t xml:space="preserve">These mappings can be found in Appendix </w:t>
+      </w:r>
+      <w:proofErr w:type="gramStart"/>
+      <w:r>
+        <w:rPr>
+          <w:highlight w:val="magenta"/>
+        </w:rPr>
+        <w:t>9?</w:t>
+      </w:r>
+      <w:r>
+        <w:t>.</w:t>
+      </w:r>
+      <w:proofErr w:type="gramEnd"/>
+      <w:r>
+        <w:t xml:space="preserve"> </w:t>
+      </w:r>
+      <w:r>
+        <w:t>In terms of scoring direction, voters receive h</w:t>
+      </w:r>
+      <w:r>
+        <w:t xml:space="preserve">igher ECON </w:t>
+      </w:r>
+      <w:r>
+        <w:t xml:space="preserve">scores </w:t>
+      </w:r>
+      <w:r>
+        <w:t>who note</w:t>
+      </w:r>
+      <w:r>
+        <w:t xml:space="preserve"> a</w:t>
+      </w:r>
+      <w:r>
+        <w:t xml:space="preserve"> larger income gap, higher LEFTRIGHT score</w:t>
+      </w:r>
+      <w:r>
+        <w:t>s</w:t>
+      </w:r>
+      <w:r>
+        <w:t xml:space="preserve"> the closer to the center </w:t>
+      </w:r>
+      <w:r>
+        <w:t>the</w:t>
+      </w:r>
+      <w:r>
+        <w:t xml:space="preserve"> respondent is (with extreme left or extreme right </w:t>
+      </w:r>
+      <w:r>
+        <w:t xml:space="preserve">voters </w:t>
+      </w:r>
+      <w:r>
+        <w:t>receiving gradually lower scores</w:t>
+      </w:r>
+      <w:r>
+        <w:t>, in a 'folded scale'</w:t>
+      </w:r>
+      <w:r>
+        <w:t>), and higher INFORMATION score</w:t>
+      </w:r>
+      <w:r>
+        <w:t>s to voters</w:t>
+      </w:r>
+      <w:r>
+        <w:t xml:space="preserve"> can accurately identify the office</w:t>
+      </w:r>
+      <w:r>
+        <w:t xml:space="preserve"> (position)</w:t>
+      </w:r>
+      <w:r>
+        <w:t xml:space="preserve"> of the politician in</w:t>
+      </w:r>
+      <w:r>
+        <w:t xml:space="preserve"> the</w:t>
+      </w:r>
+      <w:r>
+        <w:t xml:space="preserve"> survey</w:t>
+      </w:r>
+      <w:r>
+        <w:t xml:space="preserve"> question.</w:t>
+      </w:r>
+    </w:p>
+    <w:p/>
+    <w:p>
+      <w:r>
+        <w:t>These three variable scores are then weighted according to the below scheme:</w:t>
+      </w:r>
+      <w:r>
+        <w:t xml:space="preserve"> </w:t>
+      </w:r>
+    </w:p>
+    <w:p>
+      <w:proofErr w:type="spellStart"/>
+      <w:r>
+        <w:t>changevoter_score</w:t>
+      </w:r>
+      <w:proofErr w:type="spellEnd"/>
+      <w:r>
+        <w:t xml:space="preserve"> </w:t>
+      </w:r>
+      <w:r>
+        <w:t xml:space="preserve">= </w:t>
+      </w:r>
+      <w:r>
+        <w:t xml:space="preserve">(0.5* </w:t>
+      </w:r>
+      <w:proofErr w:type="spellStart"/>
+      <w:r>
+        <w:t>score_economic</w:t>
+      </w:r>
+      <w:proofErr w:type="spellEnd"/>
+      <w:r>
+        <w:t>)</w:t>
+      </w:r>
+      <w:r>
+        <w:t xml:space="preserve"> </w:t>
+      </w:r>
+      <w:r>
+        <w:t>+ (0.3</w:t>
+      </w:r>
+      <w:r>
+        <w:t>5</w:t>
+      </w:r>
+      <w:r>
+        <w:t xml:space="preserve"> * </w:t>
+      </w:r>
+      <w:proofErr w:type="spellStart"/>
+      <w:r>
+        <w:t>score_leftright</w:t>
+      </w:r>
+      <w:proofErr w:type="spellEnd"/>
+      <w:r>
+        <w:t>) + (0.</w:t>
+      </w:r>
+      <w:r>
+        <w:t>15</w:t>
+      </w:r>
+      <w:r>
+        <w:t xml:space="preserve"> * </w:t>
+      </w:r>
+      <w:proofErr w:type="spellStart"/>
+      <w:r>
+        <w:t>score_informed</w:t>
+      </w:r>
+      <w:proofErr w:type="spellEnd"/>
+      <w:r>
+        <w:t>)</w:t>
+      </w:r>
+    </w:p>
+    <w:p/>
+    <w:p>
+      <w:r>
+        <w:lastRenderedPageBreak/>
+        <w:t xml:space="preserve">This weighting scheme </w:t>
+      </w:r>
+      <w:proofErr w:type="gramStart"/>
+      <w:r>
+        <w:t>is a reflection of</w:t>
+      </w:r>
+      <w:proofErr w:type="gramEnd"/>
+      <w:r>
+        <w:t xml:space="preserve"> </w:t>
+      </w:r>
+      <w:r>
+        <w:t xml:space="preserve">the central stance of this paper, which is that the adverse and disproportionate effects on </w:t>
+      </w:r>
+      <w:r>
+        <w:t>regular Americans of R</w:t>
+      </w:r>
+      <w:r>
+        <w:t xml:space="preserve">eal </w:t>
+      </w:r>
+      <w:r>
+        <w:t>W</w:t>
+      </w:r>
+      <w:r>
+        <w:t>age</w:t>
+      </w:r>
+      <w:r>
+        <w:t xml:space="preserve"> Stagnation</w:t>
+      </w:r>
+      <w:r>
+        <w:t xml:space="preserve"> in the 21st century has </w:t>
+      </w:r>
+      <w:r>
+        <w:t>created a constant state of economic anxiety and general distress</w:t>
+      </w:r>
+      <w:r>
+        <w:t xml:space="preserve"> in the </w:t>
+      </w:r>
+      <w:r>
+        <w:rPr>
+          <w:highlight w:val="magenta"/>
+        </w:rPr>
+        <w:t>median</w:t>
+      </w:r>
+      <w:r>
+        <w:t xml:space="preserve"> voter</w:t>
+      </w:r>
+      <w:r>
+        <w:t xml:space="preserve">, which in turn leads </w:t>
+      </w:r>
+      <w:r>
+        <w:t>them</w:t>
+      </w:r>
+      <w:r>
+        <w:t xml:space="preserve"> to choose the candidate most likely (in the voter's perception) to deliver change.</w:t>
+      </w:r>
+      <w:r>
+        <w:t xml:space="preserve"> Thus, the econo</w:t>
+      </w:r>
+      <w:r>
+        <w:t>mic</w:t>
+      </w:r>
+      <w:r>
+        <w:t xml:space="preserve"> score is weighted most heavily, followed by the partisan non-alignment score, and lastly the information score, which receives the lowest weighting due to the fact that it comes from our qualitative theory formulation and </w:t>
+      </w:r>
+      <w:r>
+        <w:t>has little empirical basis in</w:t>
+      </w:r>
+      <w:r>
+        <w:t xml:space="preserve"> the results of our second study.</w:t>
+      </w:r>
+      <w:r>
+        <w:t xml:space="preserve"> </w:t>
+      </w:r>
+      <w:r>
+        <w:rPr>
+          <w:highlight w:val="magenta"/>
+        </w:rPr>
+        <w:t>Need to mention also different weighting schemes tried (ie: that +- 5% changes across weights did not change results, meaning this is a stable center of weights).</w:t>
+      </w:r>
+    </w:p>
+    <w:p>
+      <w:r>
+        <w:t>In theory, the result</w:t>
+      </w:r>
+      <w:r>
+        <w:t>ing</w:t>
+      </w:r>
+      <w:r>
+        <w:t xml:space="preserve"> 'Change Voter Score'</w:t>
+      </w:r>
+      <w:r>
+        <w:t xml:space="preserve"> thus describes the propensity of a voter to choose the Change Candidate in the given election year.</w:t>
+      </w:r>
+      <w:r>
+        <w:t xml:space="preserve"> The validity of this propensity is examined in the results section.</w:t>
+      </w:r>
+    </w:p>
+    <w:p/>
+    <w:p/>
+    <w:p/>
+    <w:p/>
+    <w:p/>
+    <w:p/>
+    <w:p/>
+    <w:p/>
+    <w:p/>
+    <w:p/>
+    <w:p/>
+    <w:p/>
+    <w:p/>
+    <w:p/>
+    <w:p/>
+    <w:p/>
+    <w:p/>
+    <w:p/>
+    <w:p/>
+    <w:p/>
+    <w:p/>
+    <w:p/>
+    <w:p/>
+    <w:p/>
+    <w:p/>
+    <w:p/>
+    <w:p/>
+    <w:p/>
+    <w:p/>
+    <w:p/>
+    <w:p/>
+    <w:p/>
+    <w:p/>
+    <w:p/>
+    <w:p/>
+    <w:p/>
+    <w:p/>
+    <w:p/>
+    <w:p/>
+    <w:p/>
+    <w:p/>
+    <w:p>
+      <w:r>
+        <w:rPr>
+          <w:b/>
+          <w:bCs/>
+        </w:rPr>
+        <w:t>Results</w:t>
+      </w:r>
+      <w:r>
+        <w:t xml:space="preserve"> of Study 3</w:t>
+      </w:r>
+    </w:p>
+    <w:p/>
+    <w:p>
+      <w:r>
+        <w:rPr>
+          <w:noProof/>
+        </w:rPr>
+        <w:drawing>
+          <wp:inline distT="0" distB="0" distL="0" distR="0" wp14:anchorId="2EE96DAA" wp14:editId="598475A4">
+            <wp:extent cx="5943600" cy="5094605"/>
+            <wp:effectExtent l="25400" t="25400" r="25400" b="23495"/>
+            <wp:docPr id="9" name="Picture 9"/>
+            <wp:cNvGraphicFramePr>
+              <a:graphicFrameLocks xmlns:a="http://schemas.openxmlformats.org/drawingml/2006/main" noChangeAspect="1"/>
+            </wp:cNvGraphicFramePr>
+            <a:graphic xmlns:a="http://schemas.openxmlformats.org/drawingml/2006/main">
+              <a:graphicData uri="http://schemas.openxmlformats.org/drawingml/2006/picture">
+                <pic:pic xmlns:pic="http://schemas.openxmlformats.org/drawingml/2006/picture">
+                  <pic:nvPicPr>
+                    <pic:cNvPr id="9" name="Picture 9"/>
+                    <pic:cNvPicPr/>
+                  </pic:nvPicPr>
+                  <pic:blipFill>
+                    <a:blip r:embed="rId12" cstate="print">
+                      <a:extLst>
+                        <a:ext uri="{28A0092B-C50C-407E-A947-70E740481C1C}">
+                          <a14:useLocalDpi xmlns:a14="http://schemas.microsoft.com/office/drawing/2010/main" val="0"/>
+                        </a:ext>
+                      </a:extLst>
+                    </a:blip>
+                    <a:stretch>
+                      <a:fillRect/>
+                    </a:stretch>
+                  </pic:blipFill>
+                  <pic:spPr>
+                    <a:xfrm>
+                      <a:off x="0" y="0"/>
+                      <a:ext cx="5943600" cy="5094605"/>
+                    </a:xfrm>
+                    <a:prstGeom prst="rect">
+                      <a:avLst/>
+                    </a:prstGeom>
+                    <a:ln w="15875">
+                      <a:solidFill>
+                        <a:srgbClr val="4472C4"/>
+                      </a:solidFill>
+                    </a:ln>
+                  </pic:spPr>
+                </pic:pic>
+              </a:graphicData>
+            </a:graphic>
+          </wp:inline>
+        </w:drawing>
+      </w:r>
+    </w:p>
+    <w:p/>
+    <w:p>
+      <w:r>
+        <w:t>Ok</w:t>
+      </w:r>
+      <w:r>
+        <w:t xml:space="preserve"> so key points for this section are</w:t>
+      </w:r>
+    </w:p>
+    <w:p>
+      <w:r>
+        <w:t>Explain how the graph works by taking the example of 2020 Biden and Trump.</w:t>
+      </w:r>
+    </w:p>
+    <w:p>
+      <w:r>
+        <w:t>X axis shows distribution of Voter Change Scores, with transparency showing frequency.</w:t>
+      </w:r>
+    </w:p>
+    <w:p>
+      <w:r>
+        <w:t xml:space="preserve">Dark Purple </w:t>
+      </w:r>
+      <w:r>
+        <w:t xml:space="preserve">Line - LOESS (Locally Estimated Scatterplot Smoothing) line gravitates towards </w:t>
+      </w:r>
+      <w:r>
+        <w:t>where there is a greater concentration of points.</w:t>
+      </w:r>
+      <w:r>
+        <w:t xml:space="preserve"> </w:t>
+      </w:r>
+      <w:r>
+        <w:t>Visually, we can interpret it as a reverse</w:t>
+      </w:r>
+      <w:r>
+        <w:t xml:space="preserve"> density function, </w:t>
+      </w:r>
+      <w:r>
+        <w:t>where a lower 'density' of points is reflected with less 'height'.</w:t>
+      </w:r>
+    </w:p>
+    <w:p>
+      <w:r>
+        <w:rPr>
+          <w:highlight w:val="magenta"/>
+        </w:rPr>
+        <w:lastRenderedPageBreak/>
+        <w:t>NEED TO MAKE THE Y AXIS ONLY SHOW THE VALUES OF THE CANDIDATES, otherwise it's too confusing and cluttered.</w:t>
+      </w:r>
+      <w:r>
+        <w:t xml:space="preserve"> Or maybe we try their names again?</w:t>
+      </w:r>
+      <w:r>
+        <w:t xml:space="preserve"> </w:t>
+      </w:r>
+    </w:p>
+    <w:p>
+      <w:r>
+        <w:t>Y axis shows the CCI scores of the republican and democrat candidates in the presidential race.</w:t>
+      </w:r>
+      <w:r>
+        <w:t xml:space="preserve"> The candidate on top is always the one with a higher CCI.</w:t>
+      </w:r>
+    </w:p>
+    <w:p>
+      <w:r>
+        <w:t xml:space="preserve">Light purple </w:t>
+      </w:r>
+      <w:r>
+        <w:t>Chord Lines -</w:t>
+      </w:r>
+      <w:r>
+        <w:t xml:space="preserve"> joins together the Mean Voter Change Score for each of the two candidates</w:t>
+      </w:r>
+      <w:r>
+        <w:t>, and the light purple 'X' denotes which of the two Mean Scores was greater</w:t>
+      </w:r>
+      <w:r>
+        <w:t>. In other words, the 'X' tells us which candidate's voters were more 'Change'-minded. Whose voters had, on average, higher Voter Change Scores.</w:t>
+      </w:r>
+      <w:r>
+        <w:t xml:space="preserve"> Example, </w:t>
+      </w:r>
+      <w:r>
+        <w:t>Bush 2000: very vertical, which speaks to the fact that the election was so close between Gore and Bush.</w:t>
+      </w:r>
+    </w:p>
+    <w:p/>
+    <w:p/>
+    <w:p>
+      <w:r>
+        <w:t xml:space="preserve">Basic Trends: For all except 2016, the change candidate's voters </w:t>
+      </w:r>
+      <w:r>
+        <w:t xml:space="preserve">had a greater propensity for </w:t>
+      </w:r>
+      <w:r>
+        <w:t>change</w:t>
+      </w:r>
+      <w:r>
+        <w:t>, illustrated by the fact that the average of Voter Change Scores is greater for the candidate</w:t>
+      </w:r>
+      <w:r>
+        <w:t xml:space="preserve"> in each election</w:t>
+      </w:r>
+      <w:r>
+        <w:t xml:space="preserve"> with</w:t>
+      </w:r>
+      <w:r>
+        <w:t xml:space="preserve"> a</w:t>
+      </w:r>
+      <w:r>
+        <w:t xml:space="preserve"> higher CCI score.</w:t>
+      </w:r>
+    </w:p>
+    <w:p/>
+    <w:p>
+      <w:r>
+        <w:t>Shape of L</w:t>
+      </w:r>
+      <w:r>
+        <w:t>OESS</w:t>
+      </w:r>
+      <w:r>
+        <w:t xml:space="preserve"> lines-- </w:t>
+      </w:r>
+    </w:p>
+    <w:p>
+      <w:r>
+        <w:t>Bush 2000: very parabolic, meaning he capture</w:t>
+      </w:r>
+      <w:r>
+        <w:t>d</w:t>
+      </w:r>
+      <w:r>
+        <w:t xml:space="preserve"> the </w:t>
+      </w:r>
+      <w:r>
+        <w:t xml:space="preserve">voters with </w:t>
+      </w:r>
+      <w:r>
+        <w:t>lowest change and highest change</w:t>
+      </w:r>
+      <w:r>
+        <w:t xml:space="preserve"> propensities</w:t>
+      </w:r>
+      <w:r>
+        <w:t xml:space="preserve"> (makes sense, since he played 'compassionate conservatism', so conservatives still went for him</w:t>
+      </w:r>
+      <w:r>
+        <w:t xml:space="preserve">, and he was </w:t>
+      </w:r>
+      <w:r>
+        <w:t xml:space="preserve">country club republican, so rich people [less likely to score high on economic worries] </w:t>
+      </w:r>
+      <w:r>
+        <w:t>voted for him</w:t>
+      </w:r>
+      <w:r>
+        <w:t>)</w:t>
+      </w:r>
+    </w:p>
+    <w:p>
+      <w:r>
+        <w:t>In 2004, we see an 'S' (almost logistic) shape meaning that, as voters became more change-minded, they became more likely to vote for Kerry.</w:t>
+      </w:r>
+    </w:p>
+    <w:p>
+      <w:r>
+        <w:t xml:space="preserve">Obama has a very interesting pattern here, in that his LOESS curves for 2008 and 2012 are exceedingly similar in </w:t>
+      </w:r>
+      <w:proofErr w:type="gramStart"/>
+      <w:r>
+        <w:t>shape, and</w:t>
+      </w:r>
+      <w:proofErr w:type="gramEnd"/>
+      <w:r>
+        <w:t xml:space="preserve"> differ effectively only in 'intercept'. Their shape tells us that</w:t>
+      </w:r>
+      <w:r>
+        <w:t xml:space="preserve"> the </w:t>
+      </w:r>
+      <w:r>
+        <w:rPr>
+          <w:i/>
+          <w:iCs/>
+        </w:rPr>
+        <w:t xml:space="preserve">make-up </w:t>
+      </w:r>
+      <w:r>
+        <w:t xml:space="preserve">of </w:t>
+      </w:r>
+      <w:r>
+        <w:t xml:space="preserve">his base was </w:t>
+      </w:r>
+      <w:r>
+        <w:t>similar in both elections (</w:t>
+      </w:r>
+      <w:r>
+        <w:t>captur</w:t>
+      </w:r>
+      <w:r>
+        <w:t>ing</w:t>
+      </w:r>
+      <w:r>
+        <w:t xml:space="preserve"> both low-change and high-change </w:t>
+      </w:r>
+      <w:proofErr w:type="gramStart"/>
+      <w:r>
+        <w:t>voters, but</w:t>
+      </w:r>
+      <w:proofErr w:type="gramEnd"/>
+      <w:r>
+        <w:t xml:space="preserve"> los</w:t>
+      </w:r>
+      <w:r>
+        <w:t>ing</w:t>
+      </w:r>
+      <w:r>
+        <w:t xml:space="preserve"> out on medium-low-change voters</w:t>
+      </w:r>
+      <w:r>
+        <w:t>)</w:t>
+      </w:r>
+      <w:r>
+        <w:t xml:space="preserve">, </w:t>
+      </w:r>
+      <w:r>
+        <w:t xml:space="preserve">while the lowered intercept in 2012 illustrates the fact that </w:t>
+      </w:r>
+      <w:r>
+        <w:t xml:space="preserve">win-margin went from </w:t>
+      </w:r>
+      <w:r>
+        <w:t xml:space="preserve">7% </w:t>
+      </w:r>
+      <w:r>
+        <w:t xml:space="preserve">in 2008 against McCain </w:t>
+      </w:r>
+      <w:r>
+        <w:t>to 4%</w:t>
+      </w:r>
+      <w:r>
+        <w:t xml:space="preserve"> in 2012 against Romney.</w:t>
+      </w:r>
+    </w:p>
+    <w:p>
+      <w:r>
+        <w:t>In 2016 we see the only result inconsistent with the expected voting pattern, showing that voters with higher propensity for change actually had a greater probability of voting for Clinton</w:t>
+      </w:r>
+      <w:r>
+        <w:t xml:space="preserve">, who was decisively </w:t>
+      </w:r>
+      <w:r>
+        <w:rPr>
+          <w:i/>
+          <w:iCs/>
+        </w:rPr>
+        <w:t xml:space="preserve">not </w:t>
+      </w:r>
+      <w:r>
+        <w:t>the change candidate in 2016</w:t>
+      </w:r>
+      <w:r>
+        <w:t xml:space="preserve">. </w:t>
+      </w:r>
+      <w:r>
+        <w:t>T</w:t>
+      </w:r>
+      <w:r>
+        <w:t>wo</w:t>
+      </w:r>
+      <w:r>
+        <w:t xml:space="preserve"> explanations for this </w:t>
+      </w:r>
+      <w:r>
+        <w:t xml:space="preserve">may </w:t>
+      </w:r>
+      <w:r>
+        <w:t xml:space="preserve">exist. </w:t>
+      </w:r>
+      <w:r>
+        <w:t>First</w:t>
+      </w:r>
+      <w:r>
+        <w:t xml:space="preserve">, </w:t>
+      </w:r>
+      <w:r>
+        <w:rPr>
+          <w:highlight w:val="magenta"/>
+        </w:rPr>
+        <w:t>that polls and surveys for the 2016 election famously under-surveyed the demographics that ended up voting for Trump</w:t>
+      </w:r>
+      <w:r>
+        <w:t xml:space="preserve">, largely because Trump </w:t>
+      </w:r>
+      <w:r>
+        <w:t>succeeded in forming a new coalition of voters, many of which had not been voting in previous elections.</w:t>
+      </w:r>
+      <w:r>
+        <w:t xml:space="preserve"> Logically, this could mean that an important portion of the people that voted for Trump in 2016 are simply not represented in the ANES survey of that year, which is further evidence by a mismatch in the real-world popular vote margin and the one found in the ANES 2016 dataset</w:t>
+      </w:r>
+      <w:r>
+        <w:rPr>
+          <w:rStyle w:val="FootnoteReference"/>
+        </w:rPr>
+        <w:footnoteReference w:id="5"/>
+      </w:r>
+      <w:r>
+        <w:t xml:space="preserve">. Second, </w:t>
+      </w:r>
+      <w:r>
+        <w:t xml:space="preserve">that our </w:t>
+      </w:r>
+      <w:r>
+        <w:t xml:space="preserve">CCI measure is </w:t>
+      </w:r>
+      <w:r>
+        <w:t>imperfect (which it certainly is</w:t>
+      </w:r>
+      <w:proofErr w:type="gramStart"/>
+      <w:r>
+        <w:t>), and</w:t>
+      </w:r>
+      <w:proofErr w:type="gramEnd"/>
+      <w:r>
+        <w:t xml:space="preserve"> is severely </w:t>
+      </w:r>
+      <w:r>
+        <w:t xml:space="preserve">underrepresenting the </w:t>
+      </w:r>
+      <w:r>
+        <w:t>appeal</w:t>
+      </w:r>
+      <w:r>
+        <w:t xml:space="preserve"> that Clinton being th</w:t>
+      </w:r>
+      <w:r>
+        <w:t>e first</w:t>
+      </w:r>
+      <w:r>
+        <w:t>-</w:t>
+      </w:r>
+      <w:r>
+        <w:t>ev</w:t>
+      </w:r>
+      <w:r>
+        <w:t>er</w:t>
+      </w:r>
+      <w:r>
+        <w:t xml:space="preserve"> woman to reach the presidential stage </w:t>
+      </w:r>
+      <w:r>
+        <w:rPr>
+          <w:i/>
+          <w:iCs/>
+        </w:rPr>
+        <w:t>had</w:t>
+      </w:r>
+      <w:r>
+        <w:t xml:space="preserve"> for Change-Propense Voters.</w:t>
+      </w:r>
+      <w:r>
+        <w:t xml:space="preserve"> </w:t>
+      </w:r>
+      <w:r>
+        <w:t xml:space="preserve">For some voters looking for </w:t>
+      </w:r>
+      <w:r>
+        <w:t>change in 201</w:t>
+      </w:r>
+      <w:r>
+        <w:t>6,</w:t>
+      </w:r>
+      <w:r>
+        <w:t xml:space="preserve"> Clinton's gender </w:t>
+      </w:r>
+      <w:r>
+        <w:t xml:space="preserve">may have been </w:t>
+      </w:r>
+      <w:r>
+        <w:rPr>
+          <w:i/>
+          <w:iCs/>
+        </w:rPr>
+        <w:t xml:space="preserve">the </w:t>
+      </w:r>
+      <w:r>
+        <w:t xml:space="preserve">quintessential </w:t>
+      </w:r>
+      <w:r>
+        <w:t>indicator of 'change'</w:t>
+      </w:r>
+      <w:r>
+        <w:t>.</w:t>
+      </w:r>
+    </w:p>
+    <w:p>
+      <w:r>
+        <w:t xml:space="preserve">Finally, in 2020 we see the </w:t>
+      </w:r>
+      <w:proofErr w:type="gramStart"/>
+      <w:r>
+        <w:t>most stark</w:t>
+      </w:r>
+      <w:proofErr w:type="gramEnd"/>
+      <w:r>
+        <w:t xml:space="preserve"> behaviour in the LOESS curve between Biden and Trump.</w:t>
+      </w:r>
+      <w:r>
+        <w:t xml:space="preserve"> Here we see Trump, a particularly divisive incumbent who was dealing with the onset and </w:t>
+      </w:r>
+      <w:r>
+        <w:lastRenderedPageBreak/>
+        <w:t>aftermath of the first wave of the Covid-19 Pandemic in 2020, perform terribly among voters with higher change scores</w:t>
       </w:r>
       <w:r>
         <w:t xml:space="preserve"> (</w:t>
       </w:r>
       <w:r>
-        <w:t>belief in climate change</w:t>
-      </w:r>
-      <w:r>
-        <w:t xml:space="preserve">, </w:t>
-      </w:r>
-      <w:r>
-        <w:t>morals should change</w:t>
-      </w:r>
-      <w:r>
-        <w:t>)</w:t>
-      </w:r>
-    </w:p>
-    <w:p>
-      <w:r>
-        <w:t>Pessimistic about economic outlook and trends, as well as less financially rich (12 Months, Income Gap, Family Income)</w:t>
-      </w:r>
-    </w:p>
-    <w:p/>
-    <w:p>
-      <w:r>
-        <w:t>low understanding of democratic processes/ institutions</w:t>
-      </w:r>
-    </w:p>
-    <w:p>
-      <w:r>
-        <w:t>BUT: ‘classic’ information gaps - even SCOTUS! so they are in tune politically</w:t>
-      </w:r>
-    </w:p>
-    <w:p/>
-    <w:p/>
-    <w:p/>
-    <w:p>
-      <w:pPr>
-        <w:ind w:firstLine="240"/>
-      </w:pPr>
-      <w:r>
-        <w:t>Study T</w:t>
-      </w:r>
-      <w:r>
-        <w:t>hree</w:t>
-      </w:r>
-      <w:r>
-        <w:t xml:space="preserve"> - Change Voter Theory Testing</w:t>
-      </w:r>
-    </w:p>
-    <w:p>
-      <w:pPr>
-        <w:pStyle w:val="TOC2"/>
-        <w:spacing w:line="240" w:lineRule="auto"/>
-        <w:ind w:firstLine="480"/>
-      </w:pPr>
-      <w:r>
-        <w:t>6</w:t>
+        <w:rPr>
+          <w:highlight w:val="magenta"/>
+        </w:rPr>
+        <w:t>VCS</w:t>
+      </w:r>
+      <w:r>
+        <w:t>?)</w:t>
+      </w:r>
+      <w:r>
+        <w:t>, with Biden taking these voters</w:t>
+      </w:r>
+      <w:r>
+        <w:t xml:space="preserve"> comfortably.</w:t>
+      </w:r>
+    </w:p>
+    <w:p/>
+    <w:p/>
+    <w:p>
+      <w:r>
+        <w:rPr>
+          <w:b/>
+          <w:bCs/>
+        </w:rPr>
+        <w:t>Discussion</w:t>
+      </w:r>
+      <w:r>
+        <w:rPr>
+          <w:b/>
+          <w:bCs/>
+        </w:rPr>
+        <w:t xml:space="preserve"> (includes limitations </w:t>
+      </w:r>
+      <w:proofErr w:type="spellStart"/>
+      <w:r>
+        <w:rPr>
+          <w:b/>
+          <w:bCs/>
+        </w:rPr>
+        <w:t>i</w:t>
+      </w:r>
+      <w:proofErr w:type="spellEnd"/>
+      <w:r>
+        <w:rPr>
+          <w:b/>
+          <w:bCs/>
+        </w:rPr>
+        <w:t xml:space="preserve"> guess)</w:t>
+      </w:r>
+    </w:p>
+    <w:p>
+      <w:r>
+        <w:t xml:space="preserve">Tough to say whether our hypothesis is true. The reality of real wage stagnation is having massive effects on electorate make-up, no </w:t>
+      </w:r>
+      <w:proofErr w:type="spellStart"/>
+      <w:r>
+        <w:t xml:space="preserve">doubt. </w:t>
+      </w:r>
+      <w:proofErr w:type="spellEnd"/>
+    </w:p>
+    <w:p>
+      <w:r>
+        <w:t xml:space="preserve">Our approach is </w:t>
+      </w:r>
+      <w:proofErr w:type="gramStart"/>
+      <w:r>
+        <w:t>good, but</w:t>
+      </w:r>
+      <w:proofErr w:type="gramEnd"/>
+      <w:r>
+        <w:t xml:space="preserve"> flawed.</w:t>
+      </w:r>
+    </w:p>
+    <w:p>
+      <w:pPr>
+        <w:rPr>
+          <w:b/>
+          <w:bCs/>
+        </w:rPr>
+      </w:pPr>
+    </w:p>
+    <w:p>
+      <w:pPr>
+        <w:rPr>
+          <w:b/>
+          <w:bCs/>
+        </w:rPr>
+      </w:pPr>
+    </w:p>
+    <w:p>
+      <w:pPr>
+        <w:rPr>
+          <w:b/>
+          <w:bCs/>
+        </w:rPr>
+      </w:pPr>
+    </w:p>
+    <w:p>
+      <w:pPr>
+        <w:rPr>
+          <w:b/>
+          <w:bCs/>
+        </w:rPr>
+      </w:pPr>
+    </w:p>
+    <w:p>
+      <w:pPr>
+        <w:rPr>
+          <w:b/>
+          <w:bCs/>
+        </w:rPr>
+      </w:pPr>
+    </w:p>
+    <w:p>
+      <w:pPr>
+        <w:rPr>
+          <w:b/>
+          <w:bCs/>
+        </w:rPr>
+      </w:pPr>
+    </w:p>
+    <w:p>
+      <w:pPr>
+        <w:rPr>
+          <w:b/>
+          <w:bCs/>
+        </w:rPr>
+      </w:pPr>
+    </w:p>
+    <w:p>
+      <w:pPr>
+        <w:rPr>
+          <w:b/>
+          <w:bCs/>
+        </w:rPr>
+      </w:pPr>
+    </w:p>
+    <w:p>
+      <w:pPr>
+        <w:rPr>
+          <w:b/>
+          <w:bCs/>
+        </w:rPr>
+      </w:pPr>
+    </w:p>
+    <w:p>
+      <w:pPr>
+        <w:rPr>
+          <w:b/>
+          <w:bCs/>
+        </w:rPr>
+      </w:pPr>
+    </w:p>
+    <w:p>
+      <w:pPr>
+        <w:rPr>
+          <w:b/>
+          <w:bCs/>
+        </w:rPr>
+      </w:pPr>
+    </w:p>
+    <w:p>
+      <w:pPr>
+        <w:rPr>
+          <w:b/>
+          <w:bCs/>
+        </w:rPr>
+      </w:pPr>
+    </w:p>
+    <w:p>
+      <w:pPr>
+        <w:rPr>
+          <w:b/>
+          <w:bCs/>
+        </w:rPr>
+      </w:pPr>
+    </w:p>
+    <w:p>
+      <w:pPr>
+        <w:rPr>
+          <w:b/>
+          <w:bCs/>
+        </w:rPr>
+      </w:pPr>
+    </w:p>
+    <w:p>
+      <w:pPr>
+        <w:rPr>
+          <w:b/>
+          <w:bCs/>
+        </w:rPr>
+      </w:pPr>
+    </w:p>
+    <w:p>
+      <w:pPr>
+        <w:rPr>
+          <w:b/>
+          <w:bCs/>
+        </w:rPr>
+      </w:pPr>
+    </w:p>
+    <w:p>
+      <w:r>
+        <w:rPr>
+          <w:b/>
+          <w:bCs/>
+        </w:rPr>
+        <w:t>LIMITATIONS</w:t>
+      </w:r>
+    </w:p>
+    <w:p>
+      <w:r>
+        <w:t xml:space="preserve">Change is not defined the same for everyone. Many people may consider themselves 'change' </w:t>
+      </w:r>
+      <w:proofErr w:type="gramStart"/>
+      <w:r>
+        <w:t>voters, and</w:t>
+      </w:r>
+      <w:proofErr w:type="gramEnd"/>
+      <w:r>
+        <w:t xml:space="preserve"> be voting for different </w:t>
+      </w:r>
+      <w:r>
+        <w:rPr>
+          <w:i/>
+          <w:iCs/>
+        </w:rPr>
+        <w:t>types</w:t>
+      </w:r>
+      <w:r>
+        <w:t xml:space="preserve"> of 'change'. An example could be our </w:t>
+      </w:r>
+      <w:r>
+        <w:t>failure to correctly assess Clinton's appeal in 2016</w:t>
+      </w:r>
+      <w:r>
+        <w:t xml:space="preserve"> and the fact that, </w:t>
+      </w:r>
+      <w:r>
+        <w:t>for some people</w:t>
+      </w:r>
+      <w:r>
+        <w:t>,</w:t>
+      </w:r>
+      <w:r>
+        <w:t xml:space="preserve"> the mere fact that she was a woman</w:t>
+      </w:r>
+      <w:r>
+        <w:rPr>
+          <w:rStyle w:val="FootnoteReference"/>
+        </w:rPr>
+        <w:footnoteReference w:id="6"/>
+      </w:r>
+      <w:r>
+        <w:t xml:space="preserve"> </w:t>
+      </w:r>
+      <w:r>
+        <w:t>was more than enough to see her as the candidate of 'Change'</w:t>
+      </w:r>
+      <w:r>
+        <w:rPr>
+          <w:rStyle w:val="FootnoteReference"/>
+        </w:rPr>
+        <w:footnoteReference w:id="7"/>
       </w:r>
       <w:r>
         <w:t>.</w:t>
       </w:r>
-      <w:r>
-        <w:t>6</w:t>
-      </w:r>
-      <w:r>
-        <w:t xml:space="preserve"> </w:t>
-      </w:r>
-      <w:r>
-        <w:t>Probability of Electing the Change Candidate - Federal</w:t>
-      </w:r>
-      <w:r>
-        <w:ptab w:relativeTo="margin" w:alignment="right" w:leader="dot"/>
-      </w:r>
-      <w:r>
-        <w:t xml:space="preserve"> 5</w:t>
-      </w:r>
-    </w:p>
-    <w:p>
-      <w:pPr>
-        <w:pStyle w:val="TOC2"/>
-        <w:spacing w:line="240" w:lineRule="auto"/>
-        <w:ind w:firstLine="480"/>
-      </w:pPr>
-      <w:r>
-        <w:t>6</w:t>
-      </w:r>
-      <w:r>
-        <w:t>.</w:t>
-      </w:r>
-      <w:r>
-        <w:t>6</w:t>
-      </w:r>
-      <w:r>
-        <w:t xml:space="preserve"> </w:t>
-      </w:r>
-      <w:r>
-        <w:t xml:space="preserve">Probability of Electing the Change Candidate - Primary (?) </w:t>
-      </w:r>
-      <w:r>
-        <w:ptab w:relativeTo="margin" w:alignment="right" w:leader="dot"/>
-      </w:r>
-      <w:r>
-        <w:t xml:space="preserve"> 5</w:t>
-      </w:r>
-    </w:p>
-    <w:p/>
-    <w:p/>
+    </w:p>
+    <w:p/>
+    <w:p>
+      <w:r>
+        <w:t xml:space="preserve">If our hypothesis is true, that change is becoming a greater phenomenon and change voters more prevalent, then </w:t>
+      </w:r>
+      <w:r>
+        <w:t>future</w:t>
+      </w:r>
+      <w:r>
+        <w:t xml:space="preserve"> elections hold more </w:t>
+      </w:r>
+      <w:r>
+        <w:t xml:space="preserve">value for study, meaning that we can't fully prove the validity of the theory yet. For example, will we in 2028 have our first </w:t>
+      </w:r>
+      <w:proofErr w:type="gramStart"/>
+      <w:r>
+        <w:t>openly-gay</w:t>
+      </w:r>
+      <w:proofErr w:type="gramEnd"/>
+      <w:r>
+        <w:t xml:space="preserve"> candidate (Pete Buttigieg)</w:t>
+      </w:r>
+      <w:r>
+        <w:t>? Or will it be the second election in a row with a woman on the presidential stage (Alexandra Casio-Cortez)</w:t>
+      </w:r>
+      <w:r>
+        <w:t>?</w:t>
+      </w:r>
+    </w:p>
+    <w:p/>
+    <w:p>
+      <w:r>
+        <w:t>Separation from incumbency?</w:t>
+      </w:r>
+    </w:p>
     <w:sectPr>
       <w:pgSz w:w="12240" w:h="15840"/>
       <w:pgMar w:top="1440" w:right="1440" w:bottom="1440" w:left="1440" w:header="708" w:footer="708" w:gutter="0"/>
@@ -6019,6 +8165,109 @@
       </w:r>
       <w:r>
         <w:t>, or N-Grams for any number N.</w:t>
+      </w:r>
+    </w:p>
+  </w:footnote>
+  <w:footnote w:id="4">
+    <w:p>
+      <w:pPr>
+        <w:pStyle w:val="FootnoteText"/>
+      </w:pPr>
+      <w:r>
+        <w:rPr>
+          <w:rStyle w:val="FootnoteReference"/>
+        </w:rPr>
+        <w:footnoteRef/>
+      </w:r>
+      <w:r>
+        <w:t xml:space="preserve"> </w:t>
+      </w:r>
+      <w:r>
+        <w:t xml:space="preserve">Results for all other candidates and other political parties for these election cycles can be </w:t>
+      </w:r>
+      <w:r>
+        <w:t xml:space="preserve">found in </w:t>
+      </w:r>
+      <w:r>
+        <w:rPr>
+          <w:highlight w:val="magenta"/>
+        </w:rPr>
+        <w:t>Appendix C</w:t>
+      </w:r>
+      <w:r>
+        <w:t xml:space="preserve">. </w:t>
+      </w:r>
+    </w:p>
+  </w:footnote>
+  <w:footnote w:id="5">
+    <w:p>
+      <w:pPr>
+        <w:pStyle w:val="FootnoteText"/>
+      </w:pPr>
+      <w:r>
+        <w:rPr>
+          <w:rStyle w:val="FootnoteReference"/>
+        </w:rPr>
+        <w:footnoteRef/>
+      </w:r>
+      <w:r>
+        <w:t xml:space="preserve"> Clinton received 48% of the popular vote </w:t>
+      </w:r>
+      <w:r>
+        <w:t>in 2016 and Trump 46%, which is a 2% margin. Meanwhile, the ANES 2016 dataset</w:t>
+      </w:r>
+      <w:r>
+        <w:t xml:space="preserve"> paints Clinton as having a margin of 4%, indicating that there may be a systematic error </w:t>
+      </w:r>
+      <w:r>
+        <w:t xml:space="preserve">in the sampling employed </w:t>
+      </w:r>
+      <w:r>
+        <w:t xml:space="preserve">during the 2016 ANES, </w:t>
+      </w:r>
+      <w:r>
+        <w:t>which contributes to these bizarre 2016 Change Voter results.</w:t>
+      </w:r>
+    </w:p>
+  </w:footnote>
+  <w:footnote w:id="6">
+    <w:p>
+      <w:pPr>
+        <w:pStyle w:val="FootnoteText"/>
+      </w:pPr>
+      <w:r>
+        <w:rPr>
+          <w:rStyle w:val="FootnoteReference"/>
+        </w:rPr>
+        <w:footnoteRef/>
+      </w:r>
+      <w:r>
+        <w:t xml:space="preserve"> And the campaigns heavy reliance on this theme, seen clearly by the slogan "I'm With Her" </w:t>
+      </w:r>
+      <w:r>
+        <w:rPr>
+          <w:highlight w:val="magenta"/>
+        </w:rPr>
+        <w:t>(Citation)</w:t>
+      </w:r>
+    </w:p>
+  </w:footnote>
+  <w:footnote w:id="7">
+    <w:p>
+      <w:pPr>
+        <w:pStyle w:val="FootnoteText"/>
+      </w:pPr>
+      <w:r>
+        <w:rPr>
+          <w:rStyle w:val="FootnoteReference"/>
+        </w:rPr>
+        <w:footnoteRef/>
+      </w:r>
+      <w:r>
+        <w:t xml:space="preserve"> Disregarding the fact that her husband had been president for eight years between 1992 and 2000, that she had worked as Secretary of State under Obama</w:t>
+      </w:r>
+      <w:r>
+        <w:t>, and for many, embodied the 'political elite' of Washington.</w:t>
       </w:r>
     </w:p>
   </w:footnote>
@@ -6746,7 +8995,6 @@
   <w:style w:type="character" w:default="1" w:styleId="DefaultParagraphFont">
     <w:name w:val="Default Paragraph Font"/>
     <w:uiPriority w:val="1"/>
-    <w:semiHidden/>
     <w:unhideWhenUsed/>
   </w:style>
   <w:style w:type="table" w:default="1" w:styleId="TableNormal">
@@ -6810,11 +9058,11 @@
     <w:autoRedefine/>
     <w:uiPriority w:val="39"/>
     <w:unhideWhenUsed/>
-    <w:rsid w:val="00291323"/>
-    <w:pPr>
-      <w:spacing w:line="360" w:lineRule="auto"/>
-      <w:ind w:left="240"/>
-    </w:pPr>
+    <w:rsid w:val="005C1030"/>
+    <w:rPr>
+      <w:b/>
+      <w:bCs/>
+    </w:rPr>
   </w:style>
   <w:style w:type="paragraph" w:styleId="TOC1">
     <w:name w:val="toc 1"/>

--- a/Thesis Assets/Thesis Proto Thesis.docx
+++ b/Thesis Assets/Thesis Proto Thesis.docx
@@ -706,7 +706,6 @@
     <w:p/>
     <w:p>
       <w:pPr>
-        <w:jc w:val="center"/>
         <w:rPr>
           <w:b/>
           <w:bCs/>
@@ -1926,7 +1925,6 @@
     <w:p>
       <w:pPr>
         <w:ind w:firstLine="240"/>
-        <w:jc w:val="center"/>
       </w:pPr>
       <w:r>
         <w:rPr>
@@ -2408,7 +2406,6 @@
     <w:p/>
     <w:p>
       <w:pPr>
-        <w:jc w:val="center"/>
         <w:rPr>
           <w:b/>
           <w:bCs/>
@@ -2580,9 +2577,6 @@
     </w:p>
     <w:p/>
     <w:p>
-      <w:pPr>
-        <w:jc w:val="center"/>
-      </w:pPr>
       <w:r>
         <w:t xml:space="preserve">(2012: Obama) </w:t>
       </w:r>
@@ -3336,7 +3330,13 @@
         <w:t xml:space="preserve">6,029 </w:t>
       </w:r>
       <w:r>
-        <w:t>voters in 2020, 89 of them followed a voting pattern consistent with the change candidates identified in our CCI ranking.</w:t>
+        <w:t>voters, 89 of them followed a voting pattern consistent with the change candidates identified in our CCI ranking</w:t>
+      </w:r>
+      <w:r>
+        <w:t xml:space="preserve"> across three consecutive elections</w:t>
+      </w:r>
+      <w:r>
+        <w:t>.</w:t>
       </w:r>
       <w:r>
         <w:t xml:space="preserve"> While this subset initially seems worryingly small for deriving meaningful conclusions, the </w:t>
@@ -3459,7 +3459,6 @@
     <w:p>
       <w:pPr>
         <w:pStyle w:val="Caption"/>
-        <w:jc w:val="center"/>
         <w:rPr>
           <w:sz w:val="20"/>
           <w:szCs w:val="20"/>
@@ -3724,7 +3723,7 @@
         <w:rPr>
           <w:highlight w:val="magenta"/>
         </w:rPr>
-        <w:t xml:space="preserve"> column for indexing variables in the table like "Variables [1], [5], and [7]" </w:t>
+        <w:t xml:space="preserve"> column for indexing variables in the table like "Variables [1], [5], and [7]"</w:t>
       </w:r>
     </w:p>
     <w:p>
@@ -3821,7 +3820,7 @@
         <w:t>t</w:t>
       </w:r>
       <w:r>
-        <w:t xml:space="preserve">hey tend to have a more favourable view of Labour Unions, which is discussed in the following section. </w:t>
+        <w:t>hey tend to have a more favourable view of Labour Unions, which is discussed in the following section.</w:t>
       </w:r>
     </w:p>
     <w:p/>
@@ -4723,659 +4722,649 @@
     </w:p>
     <w:p>
       <w:r>
-        <w:t>In formulating a theory of change voters, we take the results of our quantitative studies (candidate change posturing and perception, vote-pattern filtering, and statistical independence testing) as a starting place, and refine these using qualitative assessment.</w:t>
-      </w:r>
-    </w:p>
-    <w:p/>
-    <w:p/>
+        <w:t>In formulating a theory of change voters, we take the results of our quantitative studies (candidate change posturing and perception</w:t>
+      </w:r>
+      <w:r>
+        <w:t xml:space="preserve"> -&gt; </w:t>
+      </w:r>
+      <w:r>
+        <w:t>vote-pattern filtering</w:t>
+      </w:r>
+      <w:r>
+        <w:t xml:space="preserve"> -&gt;</w:t>
+      </w:r>
+      <w:r>
+        <w:t xml:space="preserve"> statistical independence testing) as a starting place, and refine </w:t>
+      </w:r>
+      <w:r>
+        <w:t xml:space="preserve">the </w:t>
+      </w:r>
+      <w:r>
+        <w:t>insights</w:t>
+      </w:r>
+      <w:r>
+        <w:t xml:space="preserve"> using qualitative assessment.</w:t>
+      </w:r>
+      <w:r>
+        <w:t xml:space="preserve"> </w:t>
+      </w:r>
+    </w:p>
+    <w:p/>
+    <w:p>
+      <w:r>
+        <w:t xml:space="preserve">We begin with the theme of Economic Situation/ Perspective, and </w:t>
+      </w:r>
+      <w:r>
+        <w:t>highlight</w:t>
+      </w:r>
+      <w:r>
+        <w:t xml:space="preserve"> the fact that the results of our independence testing has very clearly validated a central aspect of our hypothesis: the inceptive assumption </w:t>
+      </w:r>
+      <w:r>
+        <w:t xml:space="preserve">of </w:t>
+      </w:r>
+      <w:r>
+        <w:t xml:space="preserve">a change voter's perceived/subconscious </w:t>
+      </w:r>
+      <w:r>
+        <w:t>Constant Financial Distress.</w:t>
+      </w:r>
+      <w:r>
+        <w:t xml:space="preserve"> This is substantiated by the fact that we saw not only </w:t>
+      </w:r>
+      <w:r>
+        <w:rPr>
+          <w:i/>
+          <w:iCs/>
+        </w:rPr>
+        <w:t>one</w:t>
+      </w:r>
+      <w:r>
+        <w:t xml:space="preserve"> measure of economic distress in the results, but a wide variety of indicators that together point to a more interesting definition of distress. We see that these voters had</w:t>
+      </w:r>
+      <w:r>
+        <w:t xml:space="preserve"> </w:t>
+      </w:r>
+      <w:r>
+        <w:rPr>
+          <w:i/>
+          <w:iCs/>
+        </w:rPr>
+        <w:t xml:space="preserve">not only </w:t>
+      </w:r>
+      <w:r>
+        <w:t>low</w:t>
+      </w:r>
+      <w:r>
+        <w:t xml:space="preserve">er </w:t>
+      </w:r>
+      <w:r>
+        <w:t>income</w:t>
+      </w:r>
+      <w:r>
+        <w:t>s on average</w:t>
+      </w:r>
+      <w:r>
+        <w:t xml:space="preserve">, but also </w:t>
+      </w:r>
+      <w:r>
+        <w:t>a perception of the economy as getting worse and an awareness of the income gap widening, which is a correlate of the stagnation of real wages</w:t>
+      </w:r>
+      <w:r>
+        <w:rPr>
+          <w:rStyle w:val="FootnoteReference"/>
+        </w:rPr>
+        <w:footnoteReference w:id="17"/>
+      </w:r>
+      <w:r>
+        <w:t>. Additionally, the timeline captured by the Income Gap variable (20 years) is further association with our own understanding of real wage stagnation since the early 2000s (citation).</w:t>
+      </w:r>
+      <w:r>
+        <w:t xml:space="preserve"> </w:t>
+      </w:r>
+      <w:r>
+        <w:t xml:space="preserve">Finally, we remember the high </w:t>
+      </w:r>
+      <w:r>
+        <w:t>favourability rating</w:t>
+      </w:r>
+      <w:r>
+        <w:t>s given to</w:t>
+      </w:r>
+      <w:r>
+        <w:t xml:space="preserve"> labour unions, </w:t>
+      </w:r>
+      <w:r>
+        <w:t>and take this (in conjunction with the observed lower average household income levels for CVoters) as</w:t>
+      </w:r>
+      <w:r>
+        <w:t xml:space="preserve"> signaling that CVoters </w:t>
+      </w:r>
+      <w:r>
+        <w:t>may be</w:t>
+      </w:r>
+      <w:r>
+        <w:t xml:space="preserve"> more likely to belong to blue collar</w:t>
+      </w:r>
+      <w:r>
+        <w:t xml:space="preserve"> industries,</w:t>
+      </w:r>
+      <w:r>
+        <w:t xml:space="preserve"> where labour unions are more commonplace</w:t>
+      </w:r>
+      <w:r>
+        <w:t xml:space="preserve"> (</w:t>
+      </w:r>
+      <w:r>
+        <w:rPr>
+          <w:highlight w:val="magenta"/>
+        </w:rPr>
+        <w:t>citation</w:t>
+      </w:r>
+      <w:r>
+        <w:t>)</w:t>
+      </w:r>
+      <w:r>
+        <w:t>, and where the evaporation of jobs and economic prosperity has been felt the most strongly in the American 21st century (</w:t>
+      </w:r>
+      <w:r>
+        <w:rPr>
+          <w:highlight w:val="magenta"/>
+        </w:rPr>
+        <w:t>citation</w:t>
+      </w:r>
+      <w:r>
+        <w:t>)</w:t>
+      </w:r>
+      <w:r>
+        <w:t>.</w:t>
+      </w:r>
+      <w:r>
+        <w:rPr>
+          <w:rStyle w:val="FootnoteReference"/>
+        </w:rPr>
+        <w:footnoteReference w:id="18"/>
+      </w:r>
+      <w:r>
+        <w:t xml:space="preserve"> </w:t>
+      </w:r>
+      <w:r>
+        <w:t xml:space="preserve"> </w:t>
+      </w:r>
+      <w:r>
+        <w:t xml:space="preserve">All of </w:t>
+      </w:r>
+      <w:r>
+        <w:t>these</w:t>
+      </w:r>
+      <w:r>
+        <w:t xml:space="preserve"> taken </w:t>
+      </w:r>
+      <w:r>
+        <w:t xml:space="preserve">together create solid </w:t>
+      </w:r>
+      <w:r>
+        <w:t xml:space="preserve">evidence for </w:t>
+      </w:r>
+      <w:r>
+        <w:t>including the P</w:t>
+      </w:r>
+      <w:r>
+        <w:t xml:space="preserve">erception of </w:t>
+      </w:r>
+      <w:r>
+        <w:t>Ec</w:t>
+      </w:r>
+      <w:r>
+        <w:t xml:space="preserve">onomic </w:t>
+      </w:r>
+      <w:r>
+        <w:t>D</w:t>
+      </w:r>
+      <w:r>
+        <w:t>istres</w:t>
+      </w:r>
+      <w:r>
+        <w:t>s</w:t>
+      </w:r>
+      <w:r>
+        <w:rPr>
+          <w:rStyle w:val="FootnoteReference"/>
+        </w:rPr>
+        <w:footnoteReference w:id="19"/>
+      </w:r>
+      <w:r>
+        <w:t xml:space="preserve"> as </w:t>
+      </w:r>
+      <w:r>
+        <w:t xml:space="preserve">a central part of our </w:t>
+      </w:r>
+      <w:r>
+        <w:t>T</w:t>
+      </w:r>
+      <w:r>
+        <w:t>heory</w:t>
+      </w:r>
+      <w:r>
+        <w:t xml:space="preserve"> of Change Voters</w:t>
+      </w:r>
+      <w:r>
+        <w:t xml:space="preserve"> going forward.</w:t>
+      </w:r>
+      <w:r>
+        <w:t xml:space="preserve"> </w:t>
+      </w:r>
+    </w:p>
+    <w:p>
+      <w:r>
+        <w:lastRenderedPageBreak/>
+        <w:t xml:space="preserve">We move to the second important aspect, which was an unspoken assumption of the paper (as it is an assumption in swing-voting more broadly), that of a roughly </w:t>
+      </w:r>
+      <w:r>
+        <w:t xml:space="preserve">'moderate' </w:t>
+      </w:r>
+      <w:r>
+        <w:t>political leaning of voters.</w:t>
+      </w:r>
+      <w:r>
+        <w:t xml:space="preserve"> Here, however, we find that our results are far more interesting than a simple 'centrist' explanation.</w:t>
+      </w:r>
+      <w:r>
+        <w:t xml:space="preserve"> Figure 5</w:t>
+      </w:r>
+      <w:r>
+        <w:t>, showing respondent scores for Left-Right Self-Placement, evidences this exactly.</w:t>
+      </w:r>
+    </w:p>
+    <w:p/>
+    <w:p>
+      <w:pPr>
+        <w:jc w:val="center"/>
+      </w:pPr>
+      <w:r>
+        <w:rPr>
+          <w:noProof/>
+        </w:rPr>
+        <w:drawing>
+          <wp:inline distT="0" distB="0" distL="0" distR="0" wp14:anchorId="596E661B" wp14:editId="7BD0BA86">
+            <wp:extent cx="3588499" cy="3873739"/>
+            <wp:effectExtent l="25400" t="25400" r="31115" b="25400"/>
+            <wp:docPr id="10" name="Picture 10"/>
+            <wp:cNvGraphicFramePr>
+              <a:graphicFrameLocks xmlns:a="http://schemas.openxmlformats.org/drawingml/2006/main" noChangeAspect="1"/>
+            </wp:cNvGraphicFramePr>
+            <a:graphic xmlns:a="http://schemas.openxmlformats.org/drawingml/2006/main">
+              <a:graphicData uri="http://schemas.openxmlformats.org/drawingml/2006/picture">
+                <pic:pic xmlns:pic="http://schemas.openxmlformats.org/drawingml/2006/picture">
+                  <pic:nvPicPr>
+                    <pic:cNvPr id="10" name="Picture 10"/>
+                    <pic:cNvPicPr/>
+                  </pic:nvPicPr>
+                  <pic:blipFill>
+                    <a:blip r:embed="rId11" cstate="print">
+                      <a:extLst>
+                        <a:ext uri="{28A0092B-C50C-407E-A947-70E740481C1C}">
+                          <a14:useLocalDpi xmlns:a14="http://schemas.microsoft.com/office/drawing/2010/main" val="0"/>
+                        </a:ext>
+                      </a:extLst>
+                    </a:blip>
+                    <a:stretch>
+                      <a:fillRect/>
+                    </a:stretch>
+                  </pic:blipFill>
+                  <pic:spPr>
+                    <a:xfrm>
+                      <a:off x="0" y="0"/>
+                      <a:ext cx="3590616" cy="3876024"/>
+                    </a:xfrm>
+                    <a:prstGeom prst="rect">
+                      <a:avLst/>
+                    </a:prstGeom>
+                    <a:ln w="15875">
+                      <a:solidFill>
+                        <a:srgbClr val="4472C4"/>
+                      </a:solidFill>
+                    </a:ln>
+                  </pic:spPr>
+                </pic:pic>
+              </a:graphicData>
+            </a:graphic>
+          </wp:inline>
+        </w:drawing>
+      </w:r>
+    </w:p>
+    <w:p/>
+    <w:p>
+      <w:r>
+        <w:t>We see that</w:t>
+      </w:r>
+      <w:r>
+        <w:t xml:space="preserve"> CVote</w:t>
+      </w:r>
+      <w:r>
+        <w:t>r</w:t>
+      </w:r>
+      <w:r>
+        <w:t>s are not only</w:t>
+      </w:r>
+      <w:r>
+        <w:t xml:space="preserve"> </w:t>
+      </w:r>
+      <w:r>
+        <w:t xml:space="preserve">grouped around the center of the scale (and thus interpretable through a 'centrist' explanation when analyzing only the mean score of 4.93, mentioned earlier), </w:t>
+      </w:r>
+      <w:r>
+        <w:t xml:space="preserve">but that they are in fact </w:t>
+      </w:r>
+      <w:r>
+        <w:rPr>
+          <w:i/>
+          <w:iCs/>
+        </w:rPr>
+        <w:t>strikingly unimodally</w:t>
+      </w:r>
+      <w:r>
+        <w:t xml:space="preserve"> </w:t>
+      </w:r>
+      <w:r>
+        <w:t>group</w:t>
+      </w:r>
+      <w:r>
+        <w:t xml:space="preserve"> around the specific response value of '5'. The sheer frequency of this value amongst CVoters, especially when compared to the less</w:t>
+      </w:r>
+      <w:r>
+        <w:t xml:space="preserve">-modal distribution for MVoters, makes us understand this behaviour as not a </w:t>
+      </w:r>
+      <w:r>
+        <w:rPr>
+          <w:i/>
+          <w:iCs/>
+        </w:rPr>
+        <w:t>centrist</w:t>
+      </w:r>
+      <w:r>
+        <w:t xml:space="preserve"> </w:t>
+      </w:r>
+      <w:r>
+        <w:rPr>
+          <w:i/>
+          <w:iCs/>
+        </w:rPr>
+        <w:t>leaning</w:t>
+      </w:r>
+      <w:r>
+        <w:t>, but instead as a</w:t>
+      </w:r>
+      <w:r>
+        <w:t xml:space="preserve"> </w:t>
+      </w:r>
+      <w:r>
+        <w:rPr>
+          <w:i/>
+          <w:iCs/>
+        </w:rPr>
+        <w:t>rejection</w:t>
+      </w:r>
+      <w:r>
+        <w:t xml:space="preserve"> of </w:t>
+      </w:r>
+      <w:r>
+        <w:t>the</w:t>
+      </w:r>
+      <w:r>
+        <w:t xml:space="preserve"> given</w:t>
+      </w:r>
+      <w:r>
+        <w:t xml:space="preserve"> </w:t>
+      </w:r>
+      <w:r>
+        <w:t>political spectrum and a conscious non-alignment with the ideological values available in America's de-facto (</w:t>
+      </w:r>
+      <w:r>
+        <w:rPr>
+          <w:highlight w:val="magenta"/>
+        </w:rPr>
+        <w:t>citation</w:t>
+      </w:r>
+      <w:r>
+        <w:t>) two-party system</w:t>
+      </w:r>
+      <w:r>
+        <w:t xml:space="preserve"> and </w:t>
+      </w:r>
+      <w:r>
+        <w:t>partisan politics</w:t>
+      </w:r>
+      <w:r>
+        <w:t>.</w:t>
+      </w:r>
+      <w:r>
+        <w:rPr>
+          <w:rStyle w:val="FootnoteReference"/>
+        </w:rPr>
+        <w:footnoteReference w:id="20"/>
+      </w:r>
+      <w:r>
+        <w:t xml:space="preserve"> This formulation of Change Voter political non-alignment is also supported by the </w:t>
+      </w:r>
+      <w:r>
+        <w:lastRenderedPageBreak/>
+        <w:t xml:space="preserve">observed attitudes of apathy towards the healthy functioning and safeguarding of Democracy in variables such as </w:t>
+      </w:r>
+      <w:r>
+        <w:t>passivity towards the balance of power between the branches of government</w:t>
+      </w:r>
+      <w:r>
+        <w:rPr>
+          <w:rStyle w:val="FootnoteReference"/>
+        </w:rPr>
+        <w:footnoteReference w:id="21"/>
+      </w:r>
+      <w:r>
+        <w:t>. The observed behaviours point us, then towards the second key pillar of our Theory of a Change Voter, which is the conscious non-alignment and rejection of the political environment</w:t>
+      </w:r>
+      <w:r>
+        <w:t>.</w:t>
+      </w:r>
+    </w:p>
+    <w:p/>
+    <w:p>
+      <w:r>
+        <w:t xml:space="preserve"> </w:t>
+      </w:r>
+    </w:p>
+    <w:p/>
+    <w:p/>
+    <w:p>
+      <w:r>
+        <w:t>Finally, we lean on science and low evidence for low info to reject a portion of our hypothesis.</w:t>
+      </w:r>
+    </w:p>
+    <w:p>
+      <w:r>
+        <w:t xml:space="preserve">However, we dont take science on its own going forward as its common measurement points (climate action) are heavily politicized and associated with democratic preference. </w:t>
+      </w:r>
+    </w:p>
     <w:p>
       <w:r>
         <w:rPr>
           <w:u w:val="single"/>
         </w:rPr>
-        <w:t>Econ</w:t>
-      </w:r>
-      <w:r>
-        <w:t>, validates us</w:t>
-      </w:r>
-    </w:p>
-    <w:p>
+        <w:t>Information</w:t>
+      </w:r>
       <w:r>
         <w:rPr>
           <w:u w:val="single"/>
         </w:rPr>
-        <w:t>Outlook</w:t>
-      </w:r>
-      <w:r>
-        <w:t>, further validates this constant stress/ clear desire for change,</w:t>
-      </w:r>
-    </w:p>
-    <w:p>
-      <w:r>
-        <w:t>but we dont use it because, in our theory, economic is actually confounder for outlook and wanting change.</w:t>
-      </w:r>
-      <w:r>
-        <w:t xml:space="preserve"> OR: simply say heavily correlated (</w:t>
+        <w:t>:</w:t>
+      </w:r>
+      <w:r>
+        <w:t xml:space="preserve"> </w:t>
+      </w:r>
+      <w:r>
+        <w:t xml:space="preserve">Lack of evidence </w:t>
+      </w:r>
+      <w:r>
+        <w:t>for low info</w:t>
+      </w:r>
+      <w:r>
+        <w:t xml:space="preserve"> </w:t>
+      </w:r>
+      <w:r>
+        <w:t>is a rejection of portion of our hypothesis, showing a change voter motivation to voter for change isn't necessarily composed of DISTRESS and EASILY MANIPULATABLE, but that these cvoters are actually politically informed but jaded.</w:t>
+      </w:r>
+    </w:p>
+    <w:p>
+      <w:r>
+        <w:t xml:space="preserve">Info: </w:t>
+      </w:r>
+    </w:p>
+    <w:p>
+      <w:r>
+        <w:t xml:space="preserve">Not necessarily low info: yes pence lower recall, but notably variables Pelosi, Merkel, SCOTUS were some of the least independent. </w:t>
+      </w:r>
+      <w:r>
+        <w:rPr>
+          <w:b/>
+          <w:bCs/>
+        </w:rPr>
+        <w:t>pull out those numbers</w:t>
+      </w:r>
+      <w:r>
+        <w:t xml:space="preserve">. </w:t>
+      </w:r>
+      <w:r>
+        <w:rPr>
+          <w:b/>
+          <w:bCs/>
+        </w:rPr>
+        <w:t>Also maybe in appendix have the table for all variables</w:t>
+      </w:r>
+      <w:r>
+        <w:t>.</w:t>
+      </w:r>
+    </w:p>
+    <w:p>
+      <w:r>
+        <w:t>Given that the hypothesis was that these would be low-info people, and that the results of this study REJECTED that hypothesis quite strongly, we take instead the opposite approach and theorize of them as high-information but jaded.</w:t>
+      </w:r>
+    </w:p>
+    <w:p/>
+    <w:p/>
+    <w:p>
+      <w:r>
+        <w:t xml:space="preserve">Finally </w:t>
+      </w:r>
+      <w:r>
+        <w:rPr>
+          <w:u w:val="single"/>
+        </w:rPr>
+        <w:t>Science and Climate</w:t>
+      </w:r>
+      <w:r>
+        <w:t xml:space="preserve"> we take as somewhat red herrings, since they are 1) so heavily politicized in 2020 due to covid 19 and 2) climate heavily associated with democratic voting</w:t>
+      </w:r>
+    </w:p>
+    <w:p/>
+    <w:p>
+      <w:r>
+        <w:t>Science</w:t>
+      </w:r>
+    </w:p>
+    <w:p>
+      <w:r>
+        <w:t>Fauci is not a great indicator of change voters because it was a very Red vs. Blue topic in 2020, given that Trump and his supporters disparaged Fauci and science in general (</w:t>
       </w:r>
       <w:r>
         <w:rPr>
           <w:highlight w:val="magenta"/>
         </w:rPr>
-        <w:t>would need citation?</w:t>
-      </w:r>
-      <w:r>
-        <w:t>)</w:t>
-      </w:r>
-      <w:r>
-        <w:t>.</w:t>
-      </w:r>
-    </w:p>
-    <w:p/>
-    <w:p>
-      <w:r>
-        <w:t xml:space="preserve">Then </w:t>
-      </w:r>
-      <w:r>
-        <w:rPr>
-          <w:u w:val="single"/>
-        </w:rPr>
-        <w:t>left-right non</w:t>
-      </w:r>
-      <w:r>
-        <w:rPr>
-          <w:u w:val="single"/>
-        </w:rPr>
-        <w:t>-</w:t>
-      </w:r>
-      <w:r>
-        <w:rPr>
-          <w:u w:val="single"/>
-        </w:rPr>
-        <w:t>alignment</w:t>
-      </w:r>
-      <w:r>
-        <w:t xml:space="preserve"> as REJECTION, not as CENTRISM. Look at uni-modal graph. Tells us that they are dissatisfied with current choices</w:t>
-      </w:r>
-      <w:r>
-        <w:t xml:space="preserve"> (?)</w:t>
-      </w:r>
-      <w:r>
-        <w:t>.</w:t>
-      </w:r>
-    </w:p>
-    <w:p/>
-    <w:p>
-      <w:r>
-        <w:rPr>
-          <w:u w:val="single"/>
-        </w:rPr>
-        <w:t>Democracy not important</w:t>
-      </w:r>
-      <w:r>
-        <w:t xml:space="preserve"> is also supported by the fact that econ is most pressing (so no time to care about democracy) and by non-alignment</w:t>
-      </w:r>
-      <w:r>
-        <w:t xml:space="preserve"> (because</w:t>
-      </w:r>
-      <w:r>
-        <w:t xml:space="preserve"> we don't care much about keeping a system alive that </w:t>
-      </w:r>
-      <w:r>
-        <w:t>isn</w:t>
-      </w:r>
-      <w:r>
-        <w:t>'</w:t>
-      </w:r>
-      <w:r>
-        <w:t>t helping us much</w:t>
-      </w:r>
-      <w:r>
-        <w:t>)</w:t>
-      </w:r>
-      <w:r>
-        <w:t>.</w:t>
-      </w:r>
-    </w:p>
-    <w:p/>
-    <w:p>
-      <w:r>
-        <w:rPr>
-          <w:u w:val="single"/>
-        </w:rPr>
-        <w:t>Information</w:t>
-      </w:r>
-      <w:r>
-        <w:rPr>
-          <w:u w:val="single"/>
-        </w:rPr>
-        <w:t>:</w:t>
-      </w:r>
-      <w:r>
-        <w:t xml:space="preserve"> </w:t>
-      </w:r>
-      <w:r>
-        <w:t xml:space="preserve">Lack of evidence </w:t>
-      </w:r>
-      <w:r>
-        <w:t>for low</w:t>
-      </w:r>
-      <w:r>
-        <w:t xml:space="preserve"> info</w:t>
-      </w:r>
-      <w:r>
-        <w:t xml:space="preserve"> </w:t>
-      </w:r>
-      <w:r>
-        <w:t>is a rejection of portion of our hypothesis</w:t>
-      </w:r>
-      <w:r>
-        <w:t xml:space="preserve">, </w:t>
-      </w:r>
-      <w:r>
-        <w:t xml:space="preserve">showing a change voter motivation to voter for change isn't necessarily composed of DISTRESS and EASILY MANIPULATABLE, but </w:t>
-      </w:r>
-      <w:r>
-        <w:t>that these cvoters are actually politically informed</w:t>
-      </w:r>
-      <w:r>
-        <w:t xml:space="preserve"> but jaded.</w:t>
-      </w:r>
-    </w:p>
-    <w:p/>
-    <w:p>
-      <w:r>
-        <w:t xml:space="preserve">Finally </w:t>
-      </w:r>
-      <w:r>
-        <w:rPr>
-          <w:u w:val="single"/>
-        </w:rPr>
-        <w:t>Science and Climate</w:t>
-      </w:r>
-      <w:r>
-        <w:t xml:space="preserve"> we</w:t>
-      </w:r>
-      <w:r>
-        <w:t xml:space="preserve"> take as somewhat red herrings, since they are 1) so heavily politicized in 2020 due to covid 19 and 2) climate heavily associated with democratic voting</w:t>
-      </w:r>
-    </w:p>
-    <w:p>
-      <w:r>
-        <w:t xml:space="preserve"> </w:t>
-      </w:r>
-    </w:p>
-    <w:p/>
-    <w:p/>
-    <w:p/>
-    <w:p/>
-    <w:p>
-      <w:r>
-        <w:rPr>
-          <w:b/>
-          <w:bCs/>
-          <w:u w:val="single"/>
-        </w:rPr>
-        <w:t>Econ</w:t>
-      </w:r>
-      <w:r>
-        <w:t>, validates</w:t>
-      </w:r>
-      <w:r>
-        <w:t xml:space="preserve"> </w:t>
-      </w:r>
-      <w:r>
-        <w:t>us</w:t>
-      </w:r>
-      <w:r>
-        <w:t xml:space="preserve">. </w:t>
-      </w:r>
-      <w:r>
-        <w:t>Income gap scale of 20 years in line with real wage stagnation assumption.</w:t>
-      </w:r>
-    </w:p>
-    <w:p>
-      <w:r>
-        <w:t>First,</w:t>
-      </w:r>
-      <w:r>
-        <w:t xml:space="preserve"> w</w:t>
-      </w:r>
-      <w:r>
-        <w:t>e take our motivating theory of Perceived Constant Financial Distress as being largely validated, and take it as a central part of our theory going forward. Several variables from our results highlight different aspects. Not ONLY low income, but also AWARENESS of income gap, etc, perception of ECON getting WORSE.</w:t>
-      </w:r>
-    </w:p>
-    <w:p>
-      <w:r>
-        <w:t>Coming back to their higher favourability rating of labour unions, we could interpret this as signaling that CVoters are more likely to belong to blue collar industries, where labour unions are more commonplace. This could also explain their choosing the 2020 change candidate, Joe Biden, as he was a famously pro-blue collar and labour union candidate (</w:t>
+        <w:t>citation</w:t>
+      </w:r>
+      <w:r>
+        <w:t>), making democrats in general much more kind to Fauci and Science.</w:t>
+      </w:r>
+    </w:p>
+    <w:p>
+      <w:r>
+        <w:t xml:space="preserve">We disregard science/ climate both because it is an issue that has exploded in popularity in the last 3 elections (and is thus a non-disambiguating indicator in earlier elections) and because it is largely taken to be a partisan (Democrat) issue </w:t>
       </w:r>
       <w:r>
         <w:rPr>
           <w:highlight w:val="magenta"/>
         </w:rPr>
-        <w:t>citation</w:t>
-      </w:r>
-      <w:r>
-        <w:t xml:space="preserve">). Similarly, this could explain Trump's win amongst these voters in 2016, as </w:t>
-      </w:r>
-      <w:r>
-        <w:rPr>
-          <w:i/>
-          <w:iCs/>
-        </w:rPr>
-        <w:t>he</w:t>
-      </w:r>
-      <w:r>
-        <w:t xml:space="preserve"> was the pro-working class candidate in the 2016 election (</w:t>
-      </w:r>
-      <w:r>
-        <w:rPr>
-          <w:highlight w:val="magenta"/>
-        </w:rPr>
-        <w:t>citation</w:t>
-      </w:r>
-      <w:r>
-        <w:t>).  and the 2024 pro-manufacturing candidate (</w:t>
-      </w:r>
-      <w:r>
-        <w:rPr>
-          <w:highlight w:val="magenta"/>
-        </w:rPr>
-        <w:t>citation</w:t>
-      </w:r>
-      <w:r>
-        <w:t>).</w:t>
-      </w:r>
-    </w:p>
-    <w:p>
-      <w:pPr>
-        <w:rPr>
-          <w:u w:val="single"/>
-        </w:rPr>
-      </w:pPr>
-    </w:p>
-    <w:p>
-      <w:r>
-        <w:rPr>
-          <w:b/>
-          <w:bCs/>
-          <w:u w:val="single"/>
-        </w:rPr>
-        <w:t>Outlook</w:t>
-      </w:r>
-      <w:r>
-        <w:t>, further validates this constant stress/ clear desire for change,</w:t>
-      </w:r>
-    </w:p>
-    <w:p>
-      <w:r>
-        <w:t>but we dont use it because, in our theory, economic is actually confounder for outlook and wanting change. OR: simply say heavily correlated (</w:t>
-      </w:r>
-      <w:r>
-        <w:rPr>
-          <w:highlight w:val="magenta"/>
-        </w:rPr>
-        <w:t>would need citation?</w:t>
-      </w:r>
-      <w:r>
-        <w:t>).</w:t>
-      </w:r>
-    </w:p>
-    <w:p>
-      <w:r>
-        <w:t>Outlook: Disregard because it is arguably just a re-formulation of economic worry AND it these questions are very new to the ANES, meaning we can't sort for them in previous years.</w:t>
-      </w:r>
-    </w:p>
-    <w:p>
-      <w:pPr>
-        <w:rPr>
-          <w:i/>
-          <w:iCs/>
-        </w:rPr>
-      </w:pPr>
-      <w:r>
-        <w:rPr>
-          <w:i/>
-          <w:iCs/>
-        </w:rPr>
-        <w:t xml:space="preserve">However, it does confirm a basic assumption of our hypothesis: </w:t>
-      </w:r>
-      <w:r>
-        <w:rPr>
-          <w:i/>
-          <w:iCs/>
-        </w:rPr>
-        <w:t>these people are in a constant state of stress/ crisis</w:t>
-      </w:r>
-      <w:r>
-        <w:rPr>
-          <w:i/>
-          <w:iCs/>
-        </w:rPr>
-        <w:t>.</w:t>
-      </w:r>
-      <w:r>
-        <w:rPr>
-          <w:i/>
-          <w:iCs/>
-        </w:rPr>
-        <w:t xml:space="preserve"> </w:t>
-      </w:r>
-      <w:r>
-        <w:rPr>
-          <w:i/>
-          <w:iCs/>
-        </w:rPr>
-        <w:t>C</w:t>
-      </w:r>
-      <w:r>
-        <w:rPr>
-          <w:i/>
-          <w:iCs/>
-        </w:rPr>
-        <w:t>aught in "past bad, future worse"</w:t>
-      </w:r>
-      <w:r>
-        <w:rPr>
-          <w:i/>
-          <w:iCs/>
-        </w:rPr>
-        <w:t>.</w:t>
-      </w:r>
-    </w:p>
-    <w:p/>
-    <w:p/>
-    <w:p>
-      <w:r>
-        <w:t xml:space="preserve">Then </w:t>
-      </w:r>
-      <w:r>
-        <w:rPr>
-          <w:b/>
-          <w:bCs/>
-          <w:u w:val="single"/>
-        </w:rPr>
-        <w:t>left-right non-alignment</w:t>
-      </w:r>
-      <w:r>
-        <w:t xml:space="preserve"> as REJECTION, not as CENTRISM. Look at uni-modal graph. Tells us that they are dissatisfied with current choices (?).</w:t>
-      </w:r>
-    </w:p>
-    <w:p>
-      <w:r>
-        <w:t>Left Right</w:t>
-      </w:r>
-    </w:p>
-    <w:p>
-      <w:r>
-        <w:t xml:space="preserve">Partisan Non-Alignment, which could be interpreted as a true political centrism, </w:t>
-      </w:r>
-      <w:r>
-        <w:rPr>
-          <w:highlight w:val="magenta"/>
-        </w:rPr>
-        <w:t>graph of extreme uni-modal leftright</w:t>
-      </w:r>
-      <w:r>
-        <w:t xml:space="preserve">, but is actually a conscious rejection of the status quo, partisan politics, and a lack of self-identification with parties. </w:t>
-      </w:r>
-      <w:r>
-        <w:rPr>
-          <w:highlight w:val="magenta"/>
-        </w:rPr>
-        <w:t>Need to talk about how these voters selected independents. Reference appendix or mention briefly</w:t>
-      </w:r>
-      <w:r>
-        <w:t>. Maybe also say how this is an important question, but not the focus of this paper, and also that even dissatisfied voters still vote for parties strategically (</w:t>
-      </w:r>
-      <w:r>
-        <w:rPr>
-          <w:highlight w:val="magenta"/>
-        </w:rPr>
-        <w:t>citation</w:t>
-      </w:r>
-      <w:r>
-        <w:t>).</w:t>
-      </w:r>
-    </w:p>
-    <w:p/>
-    <w:p/>
-    <w:p>
-      <w:r>
-        <w:rPr>
-          <w:u w:val="single"/>
-        </w:rPr>
-        <w:t>Democracy not important</w:t>
-      </w:r>
-      <w:r>
-        <w:t xml:space="preserve"> is also supported by the fact that econ is most pressing (so no time to care about democracy) and by non-alignment (because we don't care much about keeping a system alive that isn't helping us much).</w:t>
-      </w:r>
-    </w:p>
-    <w:p>
-      <w:r>
-        <w:t>More pressing problems than 'democracy': Yes free media important, but LESS important than... affordability for ex, Yes important branches of govt check each other, but LESS important [</w:t>
-      </w:r>
-      <w:r>
-        <w:rPr>
-          <w:i/>
-          <w:iCs/>
-        </w:rPr>
-        <w:t>checks out with Harris message falling flat</w:t>
-      </w:r>
-      <w:r>
-        <w:rPr>
-          <w:i/>
-          <w:iCs/>
-        </w:rPr>
-        <w:t xml:space="preserve"> </w:t>
-      </w:r>
-      <w:r>
-        <w:rPr>
-          <w:i/>
-          <w:iCs/>
-        </w:rPr>
-        <w:t>and why Trump24 was not perceived as threat</w:t>
-      </w:r>
-      <w:r>
-        <w:rPr>
-          <w:i/>
-          <w:iCs/>
-        </w:rPr>
-        <w:t xml:space="preserve">, </w:t>
-      </w:r>
-      <w:r>
-        <w:rPr>
-          <w:i/>
-          <w:iCs/>
-        </w:rPr>
-        <w:t>even though she should have been THE change candidate (late in race, minority, woman</w:t>
-      </w:r>
-      <w:r>
-        <w:rPr>
-          <w:i/>
-          <w:iCs/>
-        </w:rPr>
-        <w:t>)</w:t>
-      </w:r>
-      <w:r>
-        <w:t>]</w:t>
-      </w:r>
-    </w:p>
-    <w:p/>
-    <w:p/>
-    <w:p>
-      <w:r>
-        <w:rPr>
-          <w:u w:val="single"/>
-        </w:rPr>
-        <w:t>Information</w:t>
-      </w:r>
-      <w:r>
-        <w:rPr>
-          <w:u w:val="single"/>
-        </w:rPr>
-        <w:t>:</w:t>
-      </w:r>
-      <w:r>
-        <w:t xml:space="preserve"> </w:t>
-      </w:r>
-      <w:r>
-        <w:t xml:space="preserve">Lack of evidence </w:t>
-      </w:r>
-      <w:r>
-        <w:t>for low info</w:t>
-      </w:r>
-      <w:r>
-        <w:t xml:space="preserve"> </w:t>
-      </w:r>
-      <w:r>
-        <w:t>is a rejection of portion of our hypothesis, showing a change voter motivation to voter for change isn't necessarily composed of DISTRESS and EASILY MANIPULATABLE, but that these cvoters are actually politically informed but jaded.</w:t>
-      </w:r>
-    </w:p>
-    <w:p>
-      <w:r>
-        <w:t xml:space="preserve">Info: </w:t>
-      </w:r>
-    </w:p>
-    <w:p>
-      <w:r>
+        <w:t>(citation)</w:t>
+      </w:r>
+      <w:r>
+        <w:t xml:space="preserve">. Science is not helpful because it was very much a result-of-covid question, and as such is a 2020-specific indicator of change-voters, and thus not easily generalizable. </w:t>
+      </w:r>
+    </w:p>
+    <w:p>
+      <w:pPr>
+        <w:rPr>
+          <w:i/>
+          <w:iCs/>
+        </w:rPr>
+      </w:pPr>
+      <w:r>
+        <w:rPr>
+          <w:i/>
+          <w:iCs/>
+        </w:rPr>
+        <w:t xml:space="preserve">First, and perhaps most interestingly, are the two variables related to the feeling of the survey respondent towards Dr. Anthony Fauci (who held the position of Chief Medical Advisor to the President during the time at which this survey was conducted) and 'Scientists' as a general group. Respondents, asked to give a number between 0-100 representing how 'favourably' they felt towards Dr. Fauci and towards 'Scientists', were significantly more likely to give a positive score if they were CVoters. While the t-statistic (as noted earlier) does not paint the whole story, it tells us that, on average, CVoters see Dr. Fauci six points more favourably than MVoters, and </w:t>
+      </w:r>
+      <w:r>
+        <w:rPr>
+          <w:i/>
+          <w:iCs/>
+        </w:rPr>
         <w:lastRenderedPageBreak/>
-        <w:t xml:space="preserve">Not necessarily low info: yes pence lower recall, but notably variables Pelosi, Merkel, SCOTUS were some of the least independent. </w:t>
-      </w:r>
-      <w:r>
-        <w:rPr>
-          <w:b/>
-          <w:bCs/>
-        </w:rPr>
-        <w:t>pull out those numbers</w:t>
-      </w:r>
-      <w:r>
-        <w:t xml:space="preserve">. </w:t>
-      </w:r>
-      <w:r>
-        <w:rPr>
-          <w:b/>
-          <w:bCs/>
-        </w:rPr>
-        <w:t>Also maybe in appendix have the table for all variables</w:t>
-      </w:r>
-      <w:r>
-        <w:t>.</w:t>
-      </w:r>
-    </w:p>
-    <w:p>
-      <w:r>
-        <w:t>Given that the hypothesis was that these would be low-info people, and that the results of this study REJECTED that hypothesis quite strongly, we take instead the opposite approach and theorize of them as high-information but jaded.</w:t>
-      </w:r>
-    </w:p>
-    <w:p/>
-    <w:p/>
-    <w:p>
-      <w:r>
-        <w:t xml:space="preserve">Finally </w:t>
-      </w:r>
-      <w:r>
-        <w:rPr>
-          <w:u w:val="single"/>
-        </w:rPr>
-        <w:t>Science and Climate</w:t>
-      </w:r>
-      <w:r>
-        <w:t xml:space="preserve"> we take as somewhat red herrings, since they are 1) so heavily politicized in 2020 due to covid 19 and 2) climate heavily associated with democratic voting</w:t>
-      </w:r>
-    </w:p>
-    <w:p/>
-    <w:p>
-      <w:r>
-        <w:t>Science</w:t>
-      </w:r>
-    </w:p>
-    <w:p>
-      <w:r>
-        <w:t>Fauci is not a great indicator of change voters because it was a very Red vs. Blue topic in 2020, given that Trump and his supporters disparaged Fauci and science in general (</w:t>
-      </w:r>
-      <w:r>
-        <w:rPr>
-          <w:highlight w:val="magenta"/>
-        </w:rPr>
-        <w:t>citation</w:t>
-      </w:r>
-      <w:r>
-        <w:t>), making democrats in general much more kind to Fauci and Science.</w:t>
-      </w:r>
-    </w:p>
-    <w:p>
-      <w:r>
-        <w:t xml:space="preserve">We disregard science/ climate both because it is an issue that has exploded in popularity in the last 3 elections (and is thus a non-disambiguating indicator in earlier elections) and because it is largely taken to be a partisan (Democrat) issue </w:t>
-      </w:r>
-      <w:r>
-        <w:rPr>
-          <w:highlight w:val="magenta"/>
-        </w:rPr>
-        <w:t>(citation)</w:t>
-      </w:r>
-      <w:r>
-        <w:t xml:space="preserve">. Science is not helpful because it was very much a result-of-covid question, and as such is a 2020-specific indicator of change-voters, and thus not easily generalizable. </w:t>
-      </w:r>
-    </w:p>
-    <w:p>
-      <w:pPr>
-        <w:rPr>
-          <w:i/>
-          <w:iCs/>
-        </w:rPr>
-      </w:pPr>
-      <w:r>
-        <w:rPr>
-          <w:i/>
-          <w:iCs/>
-        </w:rPr>
-        <w:t xml:space="preserve">First, and perhaps most interestingly, are the two variables related to the feeling of the survey respondent towards Dr. Anthony Fauci (who held the position of Chief Medical Advisor to the President during the time at which this survey was conducted) and 'Scientists' as a general group. Respondents, asked to give a number between 0-100 representing how 'favourably' they felt towards Dr. Fauci and towards 'Scientists', were significantly more likely to give a positive score if they were CVoters. While the t-statistic (as noted earlier) does not paint the whole story, it tells us that, on average, CVoters see Dr. Fauci six points more favourably than MVoters, and Scientists five points more favourably, adjusted for variance. Figure 2 below expands on this to show just how severe the difference in distributions really is. For Dr. Fauci, we see the great majority of respondents score him at seventy-five or above, while Scientists receive a similar (though less extremely distinct) scoring trend. </w:t>
-      </w:r>
-    </w:p>
-    <w:p>
-      <w:pPr>
-        <w:rPr>
-          <w:i/>
-          <w:iCs/>
-        </w:rPr>
-      </w:pPr>
-    </w:p>
-    <w:p>
-      <w:pPr>
-        <w:rPr>
-          <w:i/>
-          <w:iCs/>
-        </w:rPr>
-      </w:pPr>
-    </w:p>
-    <w:p/>
-    <w:p/>
-    <w:p/>
-    <w:p/>
-    <w:p/>
-    <w:p/>
-    <w:p/>
-    <w:p/>
-    <w:p/>
-    <w:p/>
-    <w:p/>
-    <w:p/>
-    <w:p/>
-    <w:p/>
-    <w:p/>
-    <w:p/>
-    <w:p/>
-    <w:p/>
-    <w:p/>
-    <w:p/>
-    <w:p/>
-    <w:p/>
-    <w:p/>
-    <w:p/>
-    <w:p/>
-    <w:p>
-      <w:pPr>
-        <w:jc w:val="center"/>
+        <w:t xml:space="preserve">Scientists five points more favourably, adjusted for variance. Figure 2 below expands on this to show just how severe the difference in distributions really is. For Dr. Fauci, we see the great majority of respondents score him at seventy-five or above, while Scientists receive a similar (though less extremely distinct) scoring trend. </w:t>
+      </w:r>
+    </w:p>
+    <w:p>
+      <w:pPr>
+        <w:rPr>
+          <w:i/>
+          <w:iCs/>
+        </w:rPr>
+      </w:pPr>
+    </w:p>
+    <w:p>
+      <w:pPr>
+        <w:rPr>
+          <w:i/>
+          <w:iCs/>
+        </w:rPr>
+      </w:pPr>
+    </w:p>
+    <w:p/>
+    <w:p/>
+    <w:p/>
+    <w:p/>
+    <w:p/>
+    <w:p/>
+    <w:p/>
+    <w:p/>
+    <w:p/>
+    <w:p/>
+    <w:p/>
+    <w:p/>
+    <w:p/>
+    <w:p/>
+    <w:p/>
+    <w:p/>
+    <w:p/>
+    <w:p/>
+    <w:p/>
+    <w:p/>
+    <w:p/>
+    <w:p/>
+    <w:p/>
+    <w:p/>
+    <w:p/>
+    <w:p>
+      <w:pPr>
         <w:rPr>
           <w:b/>
           <w:bCs/>
@@ -5520,6 +5509,7 @@
     </w:p>
     <w:p>
       <w:r>
+        <w:lastRenderedPageBreak/>
         <w:t xml:space="preserve">S3.1 </w:t>
       </w:r>
       <w:r>
@@ -5838,6 +5828,7 @@
         <w:rPr>
           <w:u w:val="single"/>
         </w:rPr>
+        <w:lastRenderedPageBreak/>
         <w:t>Information Level</w:t>
       </w:r>
       <w:r>
@@ -6130,6 +6121,8 @@
         <w:t xml:space="preserve"> The validity of this propensity is examined in the results section.</w:t>
       </w:r>
     </w:p>
+    <w:p/>
+    <w:p/>
     <w:p/>
     <w:p/>
     <w:p/>
@@ -6193,6 +6186,7 @@
         <w:rPr>
           <w:noProof/>
         </w:rPr>
+        <w:lastRenderedPageBreak/>
         <w:drawing>
           <wp:inline distT="0" distB="0" distL="0" distR="0" wp14:anchorId="2EE96DAA" wp14:editId="598475A4">
             <wp:extent cx="5943600" cy="5094605"/>
@@ -6209,7 +6203,7 @@
                     <pic:cNvPicPr/>
                   </pic:nvPicPr>
                   <pic:blipFill>
-                    <a:blip r:embed="rId11" cstate="print">
+                    <a:blip r:embed="rId12" cstate="print">
                       <a:extLst>
                         <a:ext uri="{28A0092B-C50C-407E-A947-70E740481C1C}">
                           <a14:useLocalDpi xmlns:a14="http://schemas.microsoft.com/office/drawing/2010/main" val="0"/>
@@ -6343,703 +6337,672 @@
         <w:t>, and the light purple 'X' denotes which of the two Mean Scores was greater</w:t>
       </w:r>
       <w:r>
-        <w:t xml:space="preserve">. In other words, the 'X' tells us which candidate's voters were more 'Change'-minded. Whose voters had, </w:t>
-      </w:r>
-      <w:r>
+        <w:t>. In other words, the 'X' tells us which candidate's voters were more 'Change'-minded. Whose voters had, on average, higher Voter Change Scores.</w:t>
+      </w:r>
+      <w:r>
+        <w:t xml:space="preserve"> Example, </w:t>
+      </w:r>
+      <w:r>
+        <w:t>Bush 2000: very vertical, which speaks to the fact that the election was so close between Gore and Bush.</w:t>
+      </w:r>
+    </w:p>
+    <w:p/>
+    <w:p/>
+    <w:p>
+      <w:r>
+        <w:t xml:space="preserve">Basic Trends: For all except 2016, the change candidate's voters </w:t>
+      </w:r>
+      <w:r>
+        <w:t xml:space="preserve">had a greater propensity for </w:t>
+      </w:r>
+      <w:r>
+        <w:t>change</w:t>
+      </w:r>
+      <w:r>
+        <w:t>, illustrated by the fact that the average of Voter Change Scores is greater for the candidate</w:t>
+      </w:r>
+      <w:r>
+        <w:t xml:space="preserve"> in each election</w:t>
+      </w:r>
+      <w:r>
+        <w:t xml:space="preserve"> with</w:t>
+      </w:r>
+      <w:r>
+        <w:t xml:space="preserve"> a</w:t>
+      </w:r>
+      <w:r>
+        <w:t xml:space="preserve"> higher CCI score.</w:t>
+      </w:r>
+    </w:p>
+    <w:p/>
+    <w:p>
+      <w:r>
+        <w:t>Shape of L</w:t>
+      </w:r>
+      <w:r>
+        <w:t>OESS</w:t>
+      </w:r>
+      <w:r>
+        <w:t xml:space="preserve"> lines-- </w:t>
+      </w:r>
+    </w:p>
+    <w:p>
+      <w:r>
+        <w:t>Bush 2000: very parabolic, meaning he capture</w:t>
+      </w:r>
+      <w:r>
+        <w:t>d</w:t>
+      </w:r>
+      <w:r>
+        <w:t xml:space="preserve"> the </w:t>
+      </w:r>
+      <w:r>
+        <w:t xml:space="preserve">voters with </w:t>
+      </w:r>
+      <w:r>
+        <w:t>lowest change and highest change</w:t>
+      </w:r>
+      <w:r>
+        <w:t xml:space="preserve"> propensities</w:t>
+      </w:r>
+      <w:r>
+        <w:t xml:space="preserve"> (makes sense, since he played 'compassionate conservatism', so conservatives still went for him</w:t>
+      </w:r>
+      <w:r>
+        <w:t xml:space="preserve">, and he was </w:t>
+      </w:r>
+      <w:r>
+        <w:t xml:space="preserve">country club republican, so rich people [less likely to score high on economic worries] </w:t>
+      </w:r>
+      <w:r>
+        <w:t>voted for him</w:t>
+      </w:r>
+      <w:r>
+        <w:t>)</w:t>
+      </w:r>
+    </w:p>
+    <w:p>
+      <w:r>
+        <w:t>In 2004, we see an 'S' (almost logistic) shape meaning that, as voters became more change-minded, they became more likely to vote for Kerry.</w:t>
+      </w:r>
+    </w:p>
+    <w:p>
+      <w:r>
+        <w:t>Obama has a very interesting pattern here, in that his LOESS curves for 2008 and 2012 are exceedingly similar in shape, and differ effectively only in 'intercept'. Their shape tells us that</w:t>
+      </w:r>
+      <w:r>
+        <w:t xml:space="preserve"> the </w:t>
+      </w:r>
+      <w:r>
+        <w:rPr>
+          <w:i/>
+          <w:iCs/>
+        </w:rPr>
+        <w:t xml:space="preserve">make-up </w:t>
+      </w:r>
+      <w:r>
+        <w:t xml:space="preserve">of </w:t>
+      </w:r>
+      <w:r>
+        <w:t xml:space="preserve">his base was </w:t>
+      </w:r>
+      <w:r>
+        <w:t>similar in both elections (</w:t>
+      </w:r>
+      <w:r>
+        <w:t>captur</w:t>
+      </w:r>
+      <w:r>
+        <w:t>ing</w:t>
+      </w:r>
+      <w:r>
+        <w:t xml:space="preserve"> both low-change and high-change voters, but los</w:t>
+      </w:r>
+      <w:r>
+        <w:t>ing</w:t>
+      </w:r>
+      <w:r>
+        <w:t xml:space="preserve"> out on medium-low-change voters</w:t>
+      </w:r>
+      <w:r>
+        <w:t>)</w:t>
+      </w:r>
+      <w:r>
+        <w:t xml:space="preserve">, </w:t>
+      </w:r>
+      <w:r>
+        <w:t xml:space="preserve">while the lowered intercept in 2012 illustrates the fact that </w:t>
+      </w:r>
+      <w:r>
+        <w:t xml:space="preserve">win-margin went from </w:t>
+      </w:r>
+      <w:r>
+        <w:t xml:space="preserve">7% </w:t>
+      </w:r>
+      <w:r>
+        <w:t xml:space="preserve">in 2008 against McCain </w:t>
+      </w:r>
+      <w:r>
+        <w:t>to 4%</w:t>
+      </w:r>
+      <w:r>
+        <w:t xml:space="preserve"> in 2012 against Romney.</w:t>
+      </w:r>
+    </w:p>
+    <w:p>
+      <w:r>
+        <w:t>In 2016 we see the only result inconsistent with the expected voting pattern, showing that voters with higher propensity for change actually had a greater probability of voting for Clinton</w:t>
+      </w:r>
+      <w:r>
+        <w:t xml:space="preserve">, who was decisively </w:t>
+      </w:r>
+      <w:r>
+        <w:rPr>
+          <w:i/>
+          <w:iCs/>
+        </w:rPr>
+        <w:t xml:space="preserve">not </w:t>
+      </w:r>
+      <w:r>
+        <w:t>the change candidate in 2016</w:t>
+      </w:r>
+      <w:r>
+        <w:t xml:space="preserve">. </w:t>
+      </w:r>
+      <w:r>
+        <w:t>T</w:t>
+      </w:r>
+      <w:r>
+        <w:t>wo</w:t>
+      </w:r>
+      <w:r>
+        <w:t xml:space="preserve"> explanations for this </w:t>
+      </w:r>
+      <w:r>
+        <w:t xml:space="preserve">may </w:t>
+      </w:r>
+      <w:r>
+        <w:t xml:space="preserve">exist. </w:t>
+      </w:r>
+      <w:r>
+        <w:t>First</w:t>
+      </w:r>
+      <w:r>
+        <w:t xml:space="preserve">, </w:t>
+      </w:r>
+      <w:r>
+        <w:rPr>
+          <w:highlight w:val="magenta"/>
+        </w:rPr>
+        <w:t>that polls and surveys for the 2016 election famously under-surveyed the demographics that ended up voting for Trump</w:t>
+      </w:r>
+      <w:r>
+        <w:t xml:space="preserve">, largely because Trump </w:t>
+      </w:r>
+      <w:r>
+        <w:t>succeeded in forming a new coalition of voters, many of which had not been voting in previous elections.</w:t>
+      </w:r>
+      <w:r>
+        <w:t xml:space="preserve"> Logically, this could mean that an important portion of the people that voted for Trump in 2016 are simply not represented in the ANES survey of that year, which is further evidence by a mismatch in the real-world popular vote margin and the one found in the ANES 2016 dataset</w:t>
+      </w:r>
+      <w:r>
+        <w:rPr>
+          <w:rStyle w:val="FootnoteReference"/>
+        </w:rPr>
+        <w:footnoteReference w:id="22"/>
+      </w:r>
+      <w:r>
+        <w:t xml:space="preserve">. Second, </w:t>
+      </w:r>
+      <w:r>
+        <w:t xml:space="preserve">that our </w:t>
+      </w:r>
+      <w:r>
+        <w:t xml:space="preserve">CCI measure is </w:t>
+      </w:r>
+      <w:r>
+        <w:t xml:space="preserve">imperfect (which it certainly is), and is severely </w:t>
+      </w:r>
+      <w:r>
+        <w:t xml:space="preserve">underrepresenting the </w:t>
+      </w:r>
+      <w:r>
+        <w:t>appeal</w:t>
+      </w:r>
+      <w:r>
+        <w:t xml:space="preserve"> that Clinton being th</w:t>
+      </w:r>
+      <w:r>
+        <w:t>e first</w:t>
+      </w:r>
+      <w:r>
+        <w:t>-</w:t>
+      </w:r>
+      <w:r>
+        <w:t>ev</w:t>
+      </w:r>
+      <w:r>
+        <w:t>er</w:t>
+      </w:r>
+      <w:r>
+        <w:t xml:space="preserve"> woman to reach the presidential stage </w:t>
+      </w:r>
+      <w:r>
+        <w:rPr>
+          <w:i/>
+          <w:iCs/>
+        </w:rPr>
+        <w:t>had</w:t>
+      </w:r>
+      <w:r>
+        <w:t xml:space="preserve"> for Change-Propense Voters.</w:t>
+      </w:r>
+      <w:r>
+        <w:t xml:space="preserve"> </w:t>
+      </w:r>
+      <w:r>
+        <w:t xml:space="preserve">For some voters looking for </w:t>
+      </w:r>
+      <w:r>
+        <w:t>change in 201</w:t>
+      </w:r>
+      <w:r>
+        <w:t>6,</w:t>
+      </w:r>
+      <w:r>
+        <w:t xml:space="preserve"> Clinton's gender </w:t>
+      </w:r>
+      <w:r>
+        <w:t xml:space="preserve">may have been </w:t>
+      </w:r>
+      <w:r>
+        <w:rPr>
+          <w:i/>
+          <w:iCs/>
+        </w:rPr>
+        <w:t xml:space="preserve">the </w:t>
+      </w:r>
+      <w:r>
+        <w:t xml:space="preserve">quintessential </w:t>
+      </w:r>
+      <w:r>
+        <w:t>indicator of 'change'</w:t>
+      </w:r>
+      <w:r>
+        <w:t>.</w:t>
+      </w:r>
+    </w:p>
+    <w:p>
+      <w:r>
+        <w:t>Finally, in 2020 we see the most stark behaviour in the LOESS curve between Biden and Trump.</w:t>
+      </w:r>
+      <w:r>
+        <w:t xml:space="preserve"> Here we see Trump, a particularly divisive incumbent who was dealing with the onset and aftermath of the first wave of the Covid-19 Pandemic in 2020, perform terribly among voters with higher change scores</w:t>
+      </w:r>
+      <w:r>
+        <w:t xml:space="preserve"> (</w:t>
+      </w:r>
+      <w:r>
+        <w:rPr>
+          <w:highlight w:val="magenta"/>
+        </w:rPr>
+        <w:t>VCS</w:t>
+      </w:r>
+      <w:r>
+        <w:t>?)</w:t>
+      </w:r>
+      <w:r>
+        <w:t>, with Biden taking these voters</w:t>
+      </w:r>
+      <w:r>
+        <w:t xml:space="preserve"> comfortably.</w:t>
+      </w:r>
+    </w:p>
+    <w:p/>
+    <w:p/>
+    <w:p/>
+    <w:p/>
+    <w:p/>
+    <w:p/>
+    <w:p/>
+    <w:p>
+      <w:r>
+        <w:rPr>
+          <w:b/>
+          <w:bCs/>
+        </w:rPr>
         <w:lastRenderedPageBreak/>
-        <w:t>on average, higher Voter Change Scores.</w:t>
-      </w:r>
-      <w:r>
-        <w:t xml:space="preserve"> Example, </w:t>
-      </w:r>
-      <w:r>
-        <w:t>Bush 2000: very vertical, which speaks to the fact that the election was so close between Gore and Bush.</w:t>
-      </w:r>
-    </w:p>
-    <w:p/>
-    <w:p/>
-    <w:p>
-      <w:r>
-        <w:t xml:space="preserve">Basic Trends: For all except 2016, the change candidate's voters </w:t>
-      </w:r>
-      <w:r>
-        <w:t xml:space="preserve">had a greater propensity for </w:t>
-      </w:r>
-      <w:r>
-        <w:t>change</w:t>
-      </w:r>
-      <w:r>
-        <w:t>, illustrated by the fact that the average of Voter Change Scores is greater for the candidate</w:t>
-      </w:r>
-      <w:r>
-        <w:t xml:space="preserve"> in each election</w:t>
-      </w:r>
-      <w:r>
-        <w:t xml:space="preserve"> with</w:t>
-      </w:r>
-      <w:r>
-        <w:t xml:space="preserve"> a</w:t>
-      </w:r>
-      <w:r>
-        <w:t xml:space="preserve"> higher CCI score.</w:t>
-      </w:r>
-    </w:p>
-    <w:p/>
-    <w:p>
-      <w:r>
-        <w:t>Shape of L</w:t>
-      </w:r>
-      <w:r>
-        <w:t>OESS</w:t>
-      </w:r>
-      <w:r>
-        <w:t xml:space="preserve"> lines-- </w:t>
-      </w:r>
-    </w:p>
-    <w:p>
-      <w:r>
-        <w:t>Bush 2000: very parabolic, meaning he capture</w:t>
-      </w:r>
-      <w:r>
-        <w:t>d</w:t>
-      </w:r>
-      <w:r>
-        <w:t xml:space="preserve"> the </w:t>
-      </w:r>
-      <w:r>
-        <w:t xml:space="preserve">voters with </w:t>
-      </w:r>
-      <w:r>
-        <w:t>lowest change and highest change</w:t>
-      </w:r>
-      <w:r>
-        <w:t xml:space="preserve"> propensities</w:t>
-      </w:r>
-      <w:r>
-        <w:t xml:space="preserve"> (makes sense, since he played 'compassionate conservatism', so conservatives still went for him</w:t>
-      </w:r>
-      <w:r>
-        <w:t xml:space="preserve">, and he was </w:t>
-      </w:r>
-      <w:r>
-        <w:t xml:space="preserve">country club republican, so rich people [less likely to score high on economic worries] </w:t>
-      </w:r>
-      <w:r>
-        <w:t>voted for him</w:t>
-      </w:r>
-      <w:r>
-        <w:t>)</w:t>
-      </w:r>
-    </w:p>
-    <w:p>
-      <w:r>
-        <w:t>In 2004, we see an 'S' (almost logistic) shape meaning that, as voters became more change-minded, they became more likely to vote for Kerry.</w:t>
-      </w:r>
-    </w:p>
-    <w:p>
-      <w:r>
-        <w:t>Obama has a very interesting pattern here, in that his LOESS curves for 2008 and 2012 are exceedingly similar in shape, and differ effectively only in 'intercept'. Their shape tells us that</w:t>
-      </w:r>
-      <w:r>
-        <w:t xml:space="preserve"> the </w:t>
-      </w:r>
-      <w:r>
-        <w:rPr>
-          <w:i/>
-          <w:iCs/>
-        </w:rPr>
-        <w:t xml:space="preserve">make-up </w:t>
-      </w:r>
-      <w:r>
-        <w:t xml:space="preserve">of </w:t>
-      </w:r>
-      <w:r>
-        <w:t xml:space="preserve">his base was </w:t>
-      </w:r>
-      <w:r>
-        <w:t>similar in both elections (</w:t>
-      </w:r>
-      <w:r>
-        <w:t>captur</w:t>
-      </w:r>
-      <w:r>
-        <w:t>ing</w:t>
-      </w:r>
-      <w:r>
-        <w:t xml:space="preserve"> both low-change and high-change voters, but los</w:t>
-      </w:r>
-      <w:r>
-        <w:t>ing</w:t>
-      </w:r>
-      <w:r>
-        <w:t xml:space="preserve"> out on medium-low-change voters</w:t>
-      </w:r>
-      <w:r>
-        <w:t>)</w:t>
-      </w:r>
-      <w:r>
-        <w:t xml:space="preserve">, </w:t>
-      </w:r>
-      <w:r>
-        <w:t xml:space="preserve">while the lowered intercept in 2012 illustrates the fact that </w:t>
-      </w:r>
-      <w:r>
-        <w:t xml:space="preserve">win-margin went from </w:t>
-      </w:r>
-      <w:r>
-        <w:t xml:space="preserve">7% </w:t>
-      </w:r>
-      <w:r>
-        <w:t xml:space="preserve">in 2008 against McCain </w:t>
-      </w:r>
-      <w:r>
-        <w:t>to 4%</w:t>
-      </w:r>
-      <w:r>
-        <w:t xml:space="preserve"> in 2012 against Romney.</w:t>
-      </w:r>
-    </w:p>
-    <w:p>
-      <w:r>
-        <w:t>In 2016 we see the only result inconsistent with the expected voting pattern, showing that voters with higher propensity for change actually had a greater probability of voting for Clinton</w:t>
-      </w:r>
-      <w:r>
-        <w:t xml:space="preserve">, who was decisively </w:t>
-      </w:r>
-      <w:r>
-        <w:rPr>
-          <w:i/>
-          <w:iCs/>
-        </w:rPr>
-        <w:t xml:space="preserve">not </w:t>
-      </w:r>
-      <w:r>
-        <w:t>the change candidate in 2016</w:t>
-      </w:r>
-      <w:r>
-        <w:t xml:space="preserve">. </w:t>
-      </w:r>
-      <w:r>
-        <w:t>T</w:t>
-      </w:r>
-      <w:r>
-        <w:t>wo</w:t>
-      </w:r>
-      <w:r>
-        <w:t xml:space="preserve"> explanations for this </w:t>
-      </w:r>
-      <w:r>
-        <w:t xml:space="preserve">may </w:t>
-      </w:r>
-      <w:r>
-        <w:t xml:space="preserve">exist. </w:t>
-      </w:r>
-      <w:r>
-        <w:t>First</w:t>
-      </w:r>
-      <w:r>
-        <w:t xml:space="preserve">, </w:t>
+        <w:t xml:space="preserve">OVERALL </w:t>
+      </w:r>
+      <w:r>
+        <w:rPr>
+          <w:b/>
+          <w:bCs/>
+        </w:rPr>
+        <w:t>Discussion</w:t>
+      </w:r>
+      <w:r>
+        <w:rPr>
+          <w:b/>
+          <w:bCs/>
+        </w:rPr>
+        <w:t xml:space="preserve"> </w:t>
+      </w:r>
+      <w:r>
+        <w:rPr>
+          <w:b/>
+          <w:bCs/>
+        </w:rPr>
+        <w:t>(of all studies together)</w:t>
+      </w:r>
+      <w:r>
+        <w:rPr>
+          <w:b/>
+          <w:bCs/>
+        </w:rPr>
+        <w:t xml:space="preserve"> and</w:t>
+      </w:r>
+      <w:r>
+        <w:rPr>
+          <w:b/>
+          <w:bCs/>
+        </w:rPr>
+        <w:t xml:space="preserve"> Implications</w:t>
+      </w:r>
+    </w:p>
+    <w:p/>
+    <w:p>
+      <w:r>
+        <w:t xml:space="preserve">Tough to say whether our hypothesis is true. The reality of real wage stagnation is having massive effects on electorate make-up, no doubt. </w:t>
+      </w:r>
+    </w:p>
+    <w:p>
+      <w:r>
+        <w:t>Our approach is good, but flawed.</w:t>
+      </w:r>
+    </w:p>
+    <w:p/>
+    <w:p>
+      <w:r>
+        <w:t>Parties need to see that yes it's 'the economy' but it's also a more significant understanding of the economy and of the functioning of society in an advanced, globalized democracy. Winners and losers. We see in nafta rhetoric. Some left behind while other rising exponentially. Coast vs heartland. Left behind by political establishment. It's not just because people didn't understand the threat that trump posed to democracy, it's that they didnt care. They believed he would bring change more credibly than Harris, and so he won.</w:t>
+      </w:r>
+    </w:p>
+    <w:p/>
+    <w:p/>
+    <w:p/>
+    <w:p>
+      <w:pPr>
+        <w:rPr>
+          <w:b/>
+          <w:bCs/>
+        </w:rPr>
+      </w:pPr>
+    </w:p>
+    <w:p>
+      <w:pPr>
+        <w:rPr>
+          <w:b/>
+          <w:bCs/>
+        </w:rPr>
+      </w:pPr>
+    </w:p>
+    <w:p>
+      <w:pPr>
+        <w:rPr>
+          <w:b/>
+          <w:bCs/>
+        </w:rPr>
+      </w:pPr>
+    </w:p>
+    <w:p>
+      <w:pPr>
+        <w:rPr>
+          <w:b/>
+          <w:bCs/>
+        </w:rPr>
+      </w:pPr>
+    </w:p>
+    <w:p>
+      <w:pPr>
+        <w:rPr>
+          <w:b/>
+          <w:bCs/>
+        </w:rPr>
+      </w:pPr>
+    </w:p>
+    <w:p>
+      <w:r>
+        <w:rPr>
+          <w:b/>
+          <w:bCs/>
+        </w:rPr>
+        <w:t>LIMITATIONS</w:t>
+      </w:r>
+      <w:r>
+        <w:rPr>
+          <w:b/>
+          <w:bCs/>
+        </w:rPr>
+        <w:t xml:space="preserve"> and FUTURE WORK</w:t>
+      </w:r>
+    </w:p>
+    <w:p>
+      <w:r>
+        <w:rPr>
+          <w:b/>
+          <w:bCs/>
+        </w:rPr>
+        <w:t>Limitations</w:t>
+      </w:r>
+    </w:p>
+    <w:p>
+      <w:r>
+        <w:t xml:space="preserve">Change is not defined the same for everyone. Many people may consider themselves 'change' voters, and be voting for different </w:t>
+      </w:r>
+      <w:r>
+        <w:rPr>
+          <w:i/>
+          <w:iCs/>
+        </w:rPr>
+        <w:t>types</w:t>
+      </w:r>
+      <w:r>
+        <w:t xml:space="preserve"> of 'change'. An example could be our </w:t>
+      </w:r>
+      <w:r>
+        <w:t>failure to correctly assess Clinton's appeal in 2016</w:t>
+      </w:r>
+      <w:r>
+        <w:t xml:space="preserve"> and the fact that, </w:t>
+      </w:r>
+      <w:r>
+        <w:t>for some people</w:t>
+      </w:r>
+      <w:r>
+        <w:t>,</w:t>
+      </w:r>
+      <w:r>
+        <w:t xml:space="preserve"> the mere fact that she was a woman</w:t>
+      </w:r>
+      <w:r>
+        <w:rPr>
+          <w:rStyle w:val="FootnoteReference"/>
+        </w:rPr>
+        <w:footnoteReference w:id="23"/>
+      </w:r>
+      <w:r>
+        <w:t xml:space="preserve"> </w:t>
+      </w:r>
+      <w:r>
+        <w:t>was more than enough to see her as the candidate of 'Change'</w:t>
+      </w:r>
+      <w:r>
+        <w:rPr>
+          <w:rStyle w:val="FootnoteReference"/>
+        </w:rPr>
+        <w:footnoteReference w:id="24"/>
+      </w:r>
+      <w:r>
+        <w:t>.</w:t>
+      </w:r>
+    </w:p>
+    <w:p/>
+    <w:p>
+      <w:r>
+        <w:t xml:space="preserve">If our hypothesis is true, that change is becoming a greater phenomenon and change voters more prevalent, then </w:t>
+      </w:r>
+      <w:r>
+        <w:t>future</w:t>
+      </w:r>
+      <w:r>
+        <w:t xml:space="preserve"> elections hold more </w:t>
+      </w:r>
+      <w:r>
+        <w:t>value for study, meaning that we can't fully prove the validity of the theory yet. For example, will we in 2028 have our first openly-gay candidate (Pete Buttigieg)</w:t>
+      </w:r>
+      <w:r>
+        <w:t>? Or will it be the second election in a row with a woman on the presidential stage (Alexandra Casio-Cortez)</w:t>
+      </w:r>
+      <w:r>
+        <w:t>?</w:t>
+      </w:r>
+    </w:p>
+    <w:p/>
+    <w:p>
+      <w:r>
+        <w:t>Separation from incumbency?</w:t>
+      </w:r>
+    </w:p>
+    <w:p/>
+    <w:p>
+      <w:r>
+        <w:t>Different variables across ANES makes being methodological very difficult.</w:t>
+      </w:r>
+    </w:p>
+    <w:p/>
+    <w:p>
+      <w:r>
+        <w:t xml:space="preserve">Change voter theory we develop is quite basic in that we only test using three variables, but as was discovered in the discrete validation tests (ie: filtering ANES other years), </w:t>
+      </w:r>
+      <w:r>
+        <w:t>the dataset doesn't allow us to filter for many more variables at once, because there are not enough respondents. So, a theory could be expanded with new or different data.</w:t>
+      </w:r>
+    </w:p>
+    <w:p/>
+    <w:p>
+      <w:r>
+        <w:t xml:space="preserve">ANES has no demographic. Maybe need </w:t>
       </w:r>
       <w:r>
         <w:rPr>
           <w:highlight w:val="magenta"/>
         </w:rPr>
-        <w:t>that polls and surveys for the 2016 election famously under-surveyed the demographics that ended up voting for Trump</w:t>
-      </w:r>
-      <w:r>
-        <w:t xml:space="preserve">, largely because Trump </w:t>
-      </w:r>
-      <w:r>
-        <w:t>succeeded in forming a new coalition of voters, many of which had not been voting in previous elections.</w:t>
-      </w:r>
-      <w:r>
-        <w:t xml:space="preserve"> Logically, this could mean that an important portion of the people that voted for Trump in 2016 are simply not represented in the ANES survey of that year, which is further evidence by a mismatch in the real-world popular vote margin and the one found in the ANES 2016 dataset</w:t>
-      </w:r>
-      <w:r>
-        <w:rPr>
-          <w:rStyle w:val="FootnoteReference"/>
-        </w:rPr>
-        <w:footnoteReference w:id="17"/>
-      </w:r>
-      <w:r>
-        <w:t xml:space="preserve">. Second, </w:t>
-      </w:r>
-      <w:r>
-        <w:t xml:space="preserve">that our </w:t>
-      </w:r>
-      <w:r>
-        <w:t xml:space="preserve">CCI measure is </w:t>
-      </w:r>
-      <w:r>
-        <w:t xml:space="preserve">imperfect (which it certainly is), and is severely </w:t>
-      </w:r>
-      <w:r>
-        <w:t xml:space="preserve">underrepresenting the </w:t>
-      </w:r>
-      <w:r>
-        <w:t>appeal</w:t>
-      </w:r>
-      <w:r>
-        <w:t xml:space="preserve"> that Clinton being th</w:t>
-      </w:r>
-      <w:r>
-        <w:t>e first</w:t>
-      </w:r>
-      <w:r>
-        <w:t>-</w:t>
-      </w:r>
-      <w:r>
-        <w:t>ev</w:t>
-      </w:r>
-      <w:r>
-        <w:t>er</w:t>
-      </w:r>
-      <w:r>
-        <w:t xml:space="preserve"> woman to reach the presidential stage </w:t>
-      </w:r>
-      <w:r>
-        <w:rPr>
-          <w:i/>
-          <w:iCs/>
-        </w:rPr>
-        <w:t>had</w:t>
-      </w:r>
-      <w:r>
-        <w:t xml:space="preserve"> for Change-Propense Voters.</w:t>
-      </w:r>
-      <w:r>
-        <w:t xml:space="preserve"> </w:t>
-      </w:r>
-      <w:r>
-        <w:t xml:space="preserve">For some voters looking for </w:t>
-      </w:r>
-      <w:r>
-        <w:t>change in 201</w:t>
-      </w:r>
-      <w:r>
-        <w:t>6,</w:t>
-      </w:r>
-      <w:r>
-        <w:t xml:space="preserve"> Clinton's gender </w:t>
-      </w:r>
-      <w:r>
-        <w:t xml:space="preserve">may have been </w:t>
-      </w:r>
-      <w:r>
-        <w:rPr>
-          <w:i/>
-          <w:iCs/>
-        </w:rPr>
-        <w:t xml:space="preserve">the </w:t>
-      </w:r>
-      <w:r>
-        <w:t xml:space="preserve">quintessential </w:t>
-      </w:r>
-      <w:r>
-        <w:t>indicator of 'change'</w:t>
-      </w:r>
-      <w:r>
-        <w:t>.</w:t>
-      </w:r>
-    </w:p>
-    <w:p>
-      <w:r>
-        <w:t>Finally, in 2020 we see the most stark behaviour in the LOESS curve between Biden and Trump.</w:t>
-      </w:r>
-      <w:r>
-        <w:t xml:space="preserve"> Here we see Trump, a particularly divisive incumbent who was dealing with the onset and aftermath of the first wave of the Covid-19 Pandemic in 2020, perform terribly among voters with higher change scores</w:t>
-      </w:r>
-      <w:r>
-        <w:t xml:space="preserve"> (</w:t>
+        <w:t>Cooperative Election Study</w:t>
+      </w:r>
+    </w:p>
+    <w:p/>
+    <w:p>
+      <w:r>
+        <w:rPr>
+          <w:b/>
+          <w:bCs/>
+        </w:rPr>
+        <w:t>Future Work</w:t>
+      </w:r>
+    </w:p>
+    <w:p>
+      <w:r>
+        <w:t xml:space="preserve">Textual Analysis - Use </w:t>
+      </w:r>
+      <w:r>
+        <w:t>word embeddings instead of a static dictionary</w:t>
+      </w:r>
+    </w:p>
+    <w:p/>
+    <w:p>
+      <w:r>
+        <w:t>Going deep instead of going wide (Analayze one or two docs per candidate more deeply, such as TF-IDF) instead of simple frequencies on many documents</w:t>
+      </w:r>
+    </w:p>
+    <w:p>
+      <w:pPr>
+        <w:rPr>
+          <w:b/>
+          <w:bCs/>
+        </w:rPr>
+      </w:pPr>
+      <w:r>
+        <w:rPr>
+          <w:b/>
+          <w:bCs/>
+        </w:rPr>
+        <w:t>Conclusions</w:t>
+      </w:r>
+    </w:p>
+    <w:p>
+      <w:r>
+        <w:t xml:space="preserve">Econ validated, Left-Right added, Info disproven. We also gain something about the not caring much about democracy as a self-evident issue to care for (sorry </w:t>
+      </w:r>
+      <w:r>
+        <w:t>Fukuyama</w:t>
+      </w:r>
+      <w:r>
+        <w:t>. a-la "I guess it's not self-evident after all").</w:t>
+      </w:r>
+    </w:p>
+    <w:p>
+      <w:pPr>
+        <w:rPr>
+          <w:b/>
+          <w:bCs/>
+        </w:rPr>
+      </w:pPr>
+    </w:p>
+    <w:p/>
+    <w:p>
+      <w:r>
+        <w:t>More closely examine the role of independents</w:t>
+      </w:r>
+      <w:r>
+        <w:t xml:space="preserve"> in the political system/ selling change/ taking legitimacy away from Dem/Reps attempting to sell change. Examine more closely than is done in </w:t>
       </w:r>
       <w:r>
         <w:rPr>
           <w:highlight w:val="magenta"/>
         </w:rPr>
-        <w:t>VCS</w:t>
-      </w:r>
-      <w:r>
-        <w:t>?)</w:t>
-      </w:r>
-      <w:r>
-        <w:t>, with Biden taking these voters</w:t>
-      </w:r>
-      <w:r>
-        <w:t xml:space="preserve"> comfortably.</w:t>
-      </w:r>
-    </w:p>
-    <w:p/>
-    <w:p/>
-    <w:p/>
-    <w:p/>
-    <w:p/>
-    <w:p/>
-    <w:p/>
-    <w:p>
-      <w:r>
-        <w:rPr>
-          <w:b/>
-          <w:bCs/>
-        </w:rPr>
-        <w:t xml:space="preserve">OVERALL </w:t>
-      </w:r>
-      <w:r>
-        <w:rPr>
-          <w:b/>
-          <w:bCs/>
-        </w:rPr>
-        <w:t>Discussion</w:t>
-      </w:r>
-      <w:r>
-        <w:rPr>
-          <w:b/>
-          <w:bCs/>
-        </w:rPr>
-        <w:t xml:space="preserve"> </w:t>
-      </w:r>
-      <w:r>
-        <w:rPr>
-          <w:b/>
-          <w:bCs/>
-        </w:rPr>
-        <w:t>(of all studies together)</w:t>
-      </w:r>
-      <w:r>
-        <w:rPr>
-          <w:b/>
-          <w:bCs/>
-        </w:rPr>
-        <w:t>, Implications</w:t>
-      </w:r>
-    </w:p>
-    <w:p/>
-    <w:p>
-      <w:r>
-        <w:t xml:space="preserve">Tough to say whether our hypothesis is true. The reality of real wage stagnation is having massive effects on electorate make-up, no doubt. </w:t>
-      </w:r>
-    </w:p>
-    <w:p>
-      <w:r>
-        <w:t>Our approach is good, but flawed.</w:t>
-      </w:r>
-    </w:p>
-    <w:p>
-      <w:pPr>
-        <w:rPr>
-          <w:b/>
-          <w:bCs/>
-        </w:rPr>
-      </w:pPr>
-    </w:p>
-    <w:p>
-      <w:pPr>
-        <w:rPr>
-          <w:b/>
-          <w:bCs/>
-        </w:rPr>
-      </w:pPr>
-    </w:p>
-    <w:p>
-      <w:pPr>
-        <w:rPr>
-          <w:b/>
-          <w:bCs/>
-        </w:rPr>
-      </w:pPr>
-    </w:p>
-    <w:p>
-      <w:pPr>
-        <w:rPr>
-          <w:b/>
-          <w:bCs/>
-        </w:rPr>
-      </w:pPr>
-    </w:p>
-    <w:p>
-      <w:pPr>
-        <w:rPr>
-          <w:b/>
-          <w:bCs/>
-        </w:rPr>
-      </w:pPr>
-    </w:p>
-    <w:p>
-      <w:r>
-        <w:rPr>
-          <w:b/>
-          <w:bCs/>
-        </w:rPr>
-        <w:t>LIMITATIONS</w:t>
-      </w:r>
-      <w:r>
-        <w:rPr>
-          <w:b/>
-          <w:bCs/>
-        </w:rPr>
-        <w:t xml:space="preserve"> and FUTURE WORK</w:t>
-      </w:r>
-    </w:p>
-    <w:p>
-      <w:r>
-        <w:rPr>
-          <w:b/>
-          <w:bCs/>
-        </w:rPr>
-        <w:t>Limitations</w:t>
-      </w:r>
-    </w:p>
-    <w:p>
-      <w:r>
-        <w:t xml:space="preserve">Change is not defined the same for everyone. Many people may consider themselves 'change' voters, and be voting for different </w:t>
-      </w:r>
-      <w:r>
-        <w:rPr>
-          <w:i/>
-          <w:iCs/>
-        </w:rPr>
-        <w:t>types</w:t>
-      </w:r>
-      <w:r>
-        <w:t xml:space="preserve"> of 'change'. An example could be our </w:t>
-      </w:r>
-      <w:r>
-        <w:t>failure to correctly assess Clinton's appeal in 2016</w:t>
-      </w:r>
-      <w:r>
-        <w:t xml:space="preserve"> and the fact that, </w:t>
-      </w:r>
-      <w:r>
-        <w:t>for some people</w:t>
-      </w:r>
-      <w:r>
-        <w:t>,</w:t>
-      </w:r>
-      <w:r>
-        <w:t xml:space="preserve"> the mere fact that she was a woman</w:t>
-      </w:r>
-      <w:r>
-        <w:rPr>
-          <w:rStyle w:val="FootnoteReference"/>
-        </w:rPr>
-        <w:footnoteReference w:id="18"/>
-      </w:r>
-      <w:r>
-        <w:t xml:space="preserve"> </w:t>
-      </w:r>
-      <w:r>
-        <w:t>was more than enough to see her as the candidate of 'Change'</w:t>
-      </w:r>
-      <w:r>
-        <w:rPr>
-          <w:rStyle w:val="FootnoteReference"/>
-        </w:rPr>
-        <w:footnoteReference w:id="19"/>
-      </w:r>
-      <w:r>
-        <w:t>.</w:t>
-      </w:r>
-    </w:p>
-    <w:p/>
-    <w:p>
-      <w:r>
-        <w:t xml:space="preserve">If our hypothesis is true, that change is becoming a greater phenomenon and change voters more prevalent, then </w:t>
-      </w:r>
-      <w:r>
-        <w:t>future</w:t>
-      </w:r>
-      <w:r>
-        <w:t xml:space="preserve"> elections hold more </w:t>
-      </w:r>
-      <w:r>
-        <w:t>value for study, meaning that we can't fully prove the validity of the theory yet. For example, will we in 2028 have our first openly-gay candidate (Pete Buttigieg)</w:t>
-      </w:r>
-      <w:r>
-        <w:t>? Or will it be the second election in a row with a woman on the presidential stage (Alexandra Casio-Cortez)</w:t>
-      </w:r>
-      <w:r>
-        <w:t>?</w:t>
-      </w:r>
-    </w:p>
-    <w:p/>
-    <w:p>
-      <w:r>
-        <w:t>Separation from incumbency?</w:t>
-      </w:r>
-    </w:p>
-    <w:p/>
-    <w:p>
-      <w:r>
-        <w:t>Different variables across ANES makes being methodological very difficult.</w:t>
-      </w:r>
-    </w:p>
-    <w:p/>
-    <w:p>
-      <w:r>
-        <w:t xml:space="preserve">Change voter theory we develop is quite basic in that we only test using three variables, but as was discovered in the discrete validation tests (ie: filtering ANES other years), </w:t>
-      </w:r>
-      <w:r>
-        <w:t>the dataset doesn't allow us to filter for many more variables at once, because there are not enough respondents. So, a theory could be expanded with new or different data.</w:t>
-      </w:r>
-    </w:p>
-    <w:p/>
-    <w:p>
-      <w:r>
-        <w:t xml:space="preserve">ANES has no demographic. Maybe need </w:t>
-      </w:r>
-      <w:r>
-        <w:rPr>
-          <w:highlight w:val="magenta"/>
-        </w:rPr>
-        <w:t>Cooperative Election Study</w:t>
-      </w:r>
-    </w:p>
-    <w:p/>
-    <w:p>
-      <w:r>
-        <w:rPr>
-          <w:b/>
-          <w:bCs/>
-        </w:rPr>
-        <w:t>Future Work</w:t>
-      </w:r>
-    </w:p>
-    <w:p>
-      <w:r>
-        <w:t xml:space="preserve">Textual Analysis - Use </w:t>
-      </w:r>
-      <w:r>
-        <w:t>word embeddings instead of a static dictionary</w:t>
-      </w:r>
-    </w:p>
-    <w:p/>
-    <w:p>
-      <w:r>
-        <w:t>Going deep instead of going wide (Analayze one or two docs per candidate more deeply, such as TF-IDF) instead of simple frequencies on many documents</w:t>
-      </w:r>
-    </w:p>
-    <w:p/>
-    <w:p/>
-    <w:p/>
-    <w:p/>
-    <w:p/>
-    <w:p/>
-    <w:p/>
-    <w:p/>
-    <w:p/>
-    <w:p/>
-    <w:p>
-      <w:pPr>
-        <w:rPr>
-          <w:b/>
-          <w:bCs/>
-        </w:rPr>
-      </w:pPr>
-      <w:r>
-        <w:rPr>
-          <w:b/>
-          <w:bCs/>
-        </w:rPr>
-        <w:t xml:space="preserve">APPENDICES </w:t>
-      </w:r>
-    </w:p>
-    <w:p>
-      <w:pPr>
-        <w:rPr>
-          <w:b/>
-          <w:bCs/>
-        </w:rPr>
-      </w:pPr>
-    </w:p>
-    <w:p/>
-    <w:p>
-      <w:r>
-        <w:t>find voters that voted Obama -&gt; Trump -&gt; Biden</w:t>
-      </w:r>
-    </w:p>
-    <w:p>
-      <w:r>
-        <w:t># V202072 - POST: Did R vote for President in this election</w:t>
-      </w:r>
-    </w:p>
-    <w:p>
-      <w:r>
-        <w:t xml:space="preserve">  # N: 8280-&gt;5952</w:t>
-      </w:r>
-    </w:p>
-    <w:p>
-      <w:r>
-        <w:t># V202073 - POST: For whom did R vote for President</w:t>
-      </w:r>
-    </w:p>
-    <w:p>
-      <w:r>
-        <w:t xml:space="preserve">  # Filter: Voted for change candidate (Biden) </w:t>
-      </w:r>
-    </w:p>
-    <w:p>
-      <w:r>
-        <w:t xml:space="preserve">  # N: 5952-&gt;3267 (means 55% voted Biden)</w:t>
-      </w:r>
-    </w:p>
-    <w:p>
-      <w:r>
-        <w:t xml:space="preserve"># PRE: Did R vote for President in 2016 </w:t>
-      </w:r>
-    </w:p>
-    <w:p>
-      <w:r>
-        <w:t xml:space="preserve">  # Filters out: refused q, didnt do post vote survey...</w:t>
-      </w:r>
-    </w:p>
-    <w:p>
-      <w:r>
-        <w:t xml:space="preserve">  # N: 3267-&gt;2820</w:t>
-      </w:r>
-    </w:p>
-    <w:p>
-      <w:r>
-        <w:t># V201103 - PRE: Recall of last (2016) Presidential vote choice</w:t>
-      </w:r>
-    </w:p>
-    <w:p>
-      <w:r>
-        <w:t xml:space="preserve">  # Filters out: refused q, didnt do post vote survey..  # Filter: VOTED for Donald Trump</w:t>
-      </w:r>
-    </w:p>
-    <w:p>
-      <w:r>
-        <w:t xml:space="preserve">  # N: 2820-&gt;189 (7% voted for Trump)</w:t>
-      </w:r>
-    </w:p>
-    <w:p>
-      <w:r>
-        <w:t># V201104 - PRE: Did R vote for president in 2012 election</w:t>
-      </w:r>
-    </w:p>
-    <w:p>
-      <w:r>
-        <w:t xml:space="preserve">  # Filters out: refused q, didnt participate in POST...</w:t>
-      </w:r>
-    </w:p>
-    <w:p>
-      <w:r>
-        <w:t xml:space="preserve">  # N: 189-&gt;89 (57% voted Obama)</w:t>
-      </w:r>
-    </w:p>
-    <w:p>
-      <w:r>
-        <w:t xml:space="preserve"># meaning that we have 89 people in this </w:t>
-      </w:r>
-    </w:p>
-    <w:p>
-      <w:pPr>
-        <w:rPr>
-          <w:b/>
-          <w:bCs/>
-        </w:rPr>
-      </w:pPr>
-      <w:r>
-        <w:t># dataset that voted Obama -&gt; Trump -&gt; Biden</w:t>
+        <w:t>Appendix G</w:t>
+      </w:r>
+      <w:r>
+        <w:t xml:space="preserve"> with discrete </w:t>
+      </w:r>
+      <w:r>
+        <w:t xml:space="preserve">probabilities </w:t>
+      </w:r>
+      <w:r>
+        <w:t>etc.</w:t>
+      </w:r>
+    </w:p>
+    <w:p/>
+    <w:p/>
+    <w:p/>
+    <w:p/>
+    <w:p/>
+    <w:p/>
+    <w:p/>
+    <w:p/>
+    <w:p>
+      <w:pPr>
+        <w:rPr>
+          <w:b/>
+          <w:bCs/>
+        </w:rPr>
+      </w:pPr>
+      <w:r>
+        <w:rPr>
+          <w:b/>
+          <w:bCs/>
+        </w:rPr>
+        <w:t xml:space="preserve"> </w:t>
       </w:r>
     </w:p>
     <w:sectPr>
@@ -7660,22 +7623,7 @@
         <w:footnoteRef/>
       </w:r>
       <w:r>
-        <w:t xml:space="preserve"> Clinton received 48% of the popular vote </w:t>
-      </w:r>
-      <w:r>
-        <w:t>in 2016 and Trump 46%, which is a 2% margin. Meanwhile, the ANES 2016 dataset</w:t>
-      </w:r>
-      <w:r>
-        <w:t xml:space="preserve"> paints Clinton as having a margin of 4%, indicating that there may be a systematic error </w:t>
-      </w:r>
-      <w:r>
-        <w:t xml:space="preserve">in the sampling employed </w:t>
-      </w:r>
-      <w:r>
-        <w:t xml:space="preserve">during the 2016 ANES, </w:t>
-      </w:r>
-      <w:r>
-        <w:t>which contributes to these bizarre 2016 Change Voter results.</w:t>
+        <w:t xml:space="preserve"> As industry becomes increasingly extractive, inflationary, and price-gouging, the profits taken home by the ultra wealthy increase at a rate higher than the incomes of the median.</w:t>
       </w:r>
     </w:p>
   </w:footnote>
@@ -7691,14 +7639,34 @@
         <w:footnoteRef/>
       </w:r>
       <w:r>
-        <w:t xml:space="preserve"> And the campaigns heavy reliance on this theme, seen clearly by the slogan "I'm With Her" </w:t>
+        <w:t xml:space="preserve"> </w:t>
+      </w:r>
+      <w:r>
+        <w:t>This would also explain their voting for Joe Biden (a famously blue-collar and labour union candidate [</w:t>
       </w:r>
       <w:r>
         <w:rPr>
           <w:highlight w:val="magenta"/>
         </w:rPr>
-        <w:t>(Citation)</w:t>
-      </w:r>
+        <w:t>citation</w:t>
+      </w:r>
+      <w:r>
+        <w:t>]) in 2020, and perhaps prime us to believe that they would have voted for the manufacturing candidate, Donald Trump (</w:t>
+      </w:r>
+      <w:r>
+        <w:rPr>
+          <w:highlight w:val="magenta"/>
+        </w:rPr>
+        <w:t>citation</w:t>
+      </w:r>
+      <w:r>
+        <w:t>), in 2024.</w:t>
+      </w:r>
+    </w:p>
+    <w:p>
+      <w:pPr>
+        <w:pStyle w:val="FootnoteText"/>
+      </w:pPr>
     </w:p>
   </w:footnote>
   <w:footnote w:id="19">
@@ -7712,11 +7680,267 @@
         </w:rPr>
         <w:footnoteRef/>
       </w:r>
+    </w:p>
+    <w:p>
+      <w:pPr>
+        <w:pStyle w:val="FootnoteText"/>
+      </w:pPr>
+      <w:r>
+        <w:t xml:space="preserve">On this </w:t>
+      </w:r>
+      <w:r>
+        <w:t xml:space="preserve">idea, </w:t>
+      </w:r>
+      <w:r>
+        <w:t xml:space="preserve">the </w:t>
+      </w:r>
+      <w:r>
+        <w:t xml:space="preserve">variables </w:t>
+      </w:r>
+      <w:r>
+        <w:t>identified as belonging to the theme of Perceptions of Future and Past correlate heavily with (and are arguably founded in) economic distress. The observed negative outlook that CVoters hold on the future (Hope) and low satisfaction</w:t>
+      </w:r>
+      <w:r>
+        <w:t xml:space="preserve"> </w:t>
+      </w:r>
+      <w:r>
+        <w:t xml:space="preserve">with the present (Happiness) </w:t>
+      </w:r>
+      <w:r>
+        <w:t>further validate</w:t>
+      </w:r>
+      <w:r>
+        <w:t xml:space="preserve"> the theory of a strong desire for change, but for the purposes of our theory, we wrap these results into the broader idea of Economic Distress as, </w:t>
+      </w:r>
+      <w:r>
+        <w:t>in our theory</w:t>
+      </w:r>
+      <w:r>
+        <w:t>, Economic Distress is the inceptive source of distress and is arguably a confounding variable on</w:t>
+      </w:r>
+      <w:r>
+        <w:t xml:space="preserve"> </w:t>
+      </w:r>
+      <w:r>
+        <w:t>voter 'Outlook' and 'W</w:t>
+      </w:r>
+      <w:r>
+        <w:t xml:space="preserve">anting </w:t>
+      </w:r>
+      <w:r>
+        <w:t>C</w:t>
+      </w:r>
+      <w:r>
+        <w:t>hange</w:t>
+      </w:r>
+      <w:r>
+        <w:t>'</w:t>
+      </w:r>
+      <w:r>
+        <w:t>(</w:t>
+      </w:r>
+      <w:r>
+        <w:rPr>
+          <w:highlight w:val="magenta"/>
+        </w:rPr>
+        <w:t>would need citation?).</w:t>
+      </w:r>
+    </w:p>
+  </w:footnote>
+  <w:footnote w:id="20">
+    <w:p>
+      <w:pPr>
+        <w:pStyle w:val="FootnoteText"/>
+      </w:pPr>
+      <w:r>
+        <w:rPr>
+          <w:rStyle w:val="FootnoteReference"/>
+        </w:rPr>
+        <w:footnoteRef/>
+      </w:r>
+      <w:r>
+        <w:t xml:space="preserve"> </w:t>
+      </w:r>
+      <w:r>
+        <w:t xml:space="preserve">Note: </w:t>
+      </w:r>
+      <w:r>
+        <w:t xml:space="preserve">The </w:t>
+      </w:r>
+      <w:r>
+        <w:t xml:space="preserve">probability of Change Voters choosing independent parties/candidates is </w:t>
+      </w:r>
+      <w:r>
+        <w:t>briefly</w:t>
+      </w:r>
+      <w:r>
+        <w:t xml:space="preserve"> studied</w:t>
+      </w:r>
+      <w:r>
+        <w:t xml:space="preserve"> in </w:t>
+      </w:r>
+      <w:r>
+        <w:rPr>
+          <w:highlight w:val="magenta"/>
+        </w:rPr>
+        <w:t>Appendix G</w:t>
+      </w:r>
+      <w:r>
+        <w:t xml:space="preserve">, which </w:t>
+      </w:r>
+      <w:r>
+        <w:t>attempts to describe</w:t>
+      </w:r>
+      <w:r>
+        <w:t xml:space="preserve"> the discrete probability of voting for candidates across different elections.</w:t>
+      </w:r>
+      <w:r>
+        <w:t xml:space="preserve"> Though the question of independents in the American system is fascinating and important, it is outside the scope of this paper, and thus not fully explored. </w:t>
+      </w:r>
+    </w:p>
+  </w:footnote>
+  <w:footnote w:id="21">
+    <w:p>
+      <w:pPr>
+        <w:pStyle w:val="FootnoteText"/>
+      </w:pPr>
+      <w:r>
+        <w:rPr>
+          <w:rStyle w:val="FootnoteReference"/>
+        </w:rPr>
+        <w:footnoteRef/>
+      </w:r>
+      <w:r>
+        <w:t xml:space="preserve"> Importantly, this observed apathy towards </w:t>
+      </w:r>
+      <w:r>
+        <w:t xml:space="preserve">in Change Voters towards </w:t>
+      </w:r>
+      <w:r>
+        <w:t>the safeguarding of Democracy is</w:t>
+      </w:r>
+      <w:r>
+        <w:t xml:space="preserve"> consistent with Harris's failure in 2024 to convince the electorate of </w:t>
+      </w:r>
+      <w:r>
+        <w:t>Trump</w:t>
+      </w:r>
+      <w:r>
+        <w:t xml:space="preserve">'s </w:t>
+      </w:r>
+      <w:r>
+        <w:t>existential threat to Democracy</w:t>
+      </w:r>
+      <w:r>
+        <w:t xml:space="preserve">, resulting in her loss </w:t>
+      </w:r>
+      <w:r>
+        <w:t>(</w:t>
+      </w:r>
+      <w:r>
+        <w:t xml:space="preserve">in a contest where she foreseeably could still have won as the 'Change' candidate, </w:t>
+      </w:r>
+      <w:r>
+        <w:t xml:space="preserve">given her </w:t>
+      </w:r>
+      <w:r>
+        <w:t xml:space="preserve">gender, race, and </w:t>
+      </w:r>
+      <w:r>
+        <w:t xml:space="preserve">late joining of the </w:t>
+      </w:r>
+      <w:r>
+        <w:t>contest</w:t>
+      </w:r>
+      <w:r>
+        <w:t>).</w:t>
+      </w:r>
+    </w:p>
+  </w:footnote>
+  <w:footnote w:id="22">
+    <w:p>
+      <w:pPr>
+        <w:pStyle w:val="FootnoteText"/>
+      </w:pPr>
+      <w:r>
+        <w:rPr>
+          <w:rStyle w:val="FootnoteReference"/>
+        </w:rPr>
+        <w:footnoteRef/>
+      </w:r>
+      <w:r>
+        <w:t xml:space="preserve"> Clinton received 48% of the popular vote </w:t>
+      </w:r>
+      <w:r>
+        <w:t>in 2016 and Trump 46%, which is a 2% margin. Meanwhile, the ANES 2016 dataset</w:t>
+      </w:r>
+      <w:r>
+        <w:t xml:space="preserve"> paints Clinton as having a margin of 4%, indicating that there may be a systematic error </w:t>
+      </w:r>
+      <w:r>
+        <w:t xml:space="preserve">in the sampling employed </w:t>
+      </w:r>
+      <w:r>
+        <w:t xml:space="preserve">during the 2016 ANES, </w:t>
+      </w:r>
+      <w:r>
+        <w:t>which contributes to these bizarre 2016 Change Voter results.</w:t>
+      </w:r>
+    </w:p>
+  </w:footnote>
+  <w:footnote w:id="23">
+    <w:p>
+      <w:pPr>
+        <w:pStyle w:val="FootnoteText"/>
+      </w:pPr>
+      <w:r>
+        <w:rPr>
+          <w:rStyle w:val="FootnoteReference"/>
+        </w:rPr>
+        <w:footnoteRef/>
+      </w:r>
+      <w:r>
+        <w:t xml:space="preserve"> And the campaigns heavy reliance on this theme, seen clearly by the slogan "I'm With Her" </w:t>
+      </w:r>
+      <w:r>
+        <w:rPr>
+          <w:highlight w:val="magenta"/>
+        </w:rPr>
+        <w:t>(Citation)</w:t>
+      </w:r>
+    </w:p>
+  </w:footnote>
+  <w:footnote w:id="24">
+    <w:p>
+      <w:pPr>
+        <w:pStyle w:val="FootnoteText"/>
+      </w:pPr>
+      <w:r>
+        <w:rPr>
+          <w:rStyle w:val="FootnoteReference"/>
+        </w:rPr>
+        <w:footnoteRef/>
+      </w:r>
       <w:r>
         <w:t xml:space="preserve"> Disregarding the fact that her husband had been president for eight years between 1992 and 2000, that she had worked as Secretary of State under Obama</w:t>
       </w:r>
       <w:r>
-        <w:t>, and for many, embodied the 'political elite' of Washington.</w:t>
+        <w:t>, and for many, embodied the 'political elite' of Washington</w:t>
+      </w:r>
+      <w:r>
+        <w:t xml:space="preserve"> (</w:t>
+      </w:r>
+      <w:r>
+        <w:rPr>
+          <w:highlight w:val="magenta"/>
+        </w:rPr>
+        <w:t>Citation</w:t>
+      </w:r>
+      <w:r>
+        <w:t>)</w:t>
+      </w:r>
+      <w:r>
+        <w:t>.</w:t>
       </w:r>
     </w:p>
   </w:footnote>
@@ -8687,7 +8911,6 @@
     <w:basedOn w:val="Normal"/>
     <w:link w:val="FootnoteTextChar"/>
     <w:uiPriority w:val="99"/>
-    <w:semiHidden/>
     <w:unhideWhenUsed/>
     <w:rsid w:val="006F57C1"/>
     <w:rPr>
@@ -8700,7 +8923,6 @@
     <w:basedOn w:val="DefaultParagraphFont"/>
     <w:link w:val="FootnoteText"/>
     <w:uiPriority w:val="99"/>
-    <w:semiHidden/>
     <w:rsid w:val="006F57C1"/>
     <w:rPr>
       <w:sz w:val="20"/>
@@ -8725,6 +8947,48 @@
     <w:semiHidden/>
     <w:unhideWhenUsed/>
     <w:rsid w:val="002C307E"/>
+  </w:style>
+  <w:style w:type="paragraph" w:styleId="Header">
+    <w:name w:val="header"/>
+    <w:basedOn w:val="Normal"/>
+    <w:link w:val="HeaderChar"/>
+    <w:uiPriority w:val="99"/>
+    <w:unhideWhenUsed/>
+    <w:rsid w:val="00D26233"/>
+    <w:pPr>
+      <w:tabs>
+        <w:tab w:val="center" w:pos="4680"/>
+        <w:tab w:val="right" w:pos="9360"/>
+      </w:tabs>
+    </w:pPr>
+  </w:style>
+  <w:style w:type="character" w:customStyle="1" w:styleId="HeaderChar">
+    <w:name w:val="Header Char"/>
+    <w:basedOn w:val="DefaultParagraphFont"/>
+    <w:link w:val="Header"/>
+    <w:uiPriority w:val="99"/>
+    <w:rsid w:val="00D26233"/>
+  </w:style>
+  <w:style w:type="paragraph" w:styleId="Footer">
+    <w:name w:val="footer"/>
+    <w:basedOn w:val="Normal"/>
+    <w:link w:val="FooterChar"/>
+    <w:uiPriority w:val="99"/>
+    <w:unhideWhenUsed/>
+    <w:rsid w:val="00D26233"/>
+    <w:pPr>
+      <w:tabs>
+        <w:tab w:val="center" w:pos="4680"/>
+        <w:tab w:val="right" w:pos="9360"/>
+      </w:tabs>
+    </w:pPr>
+  </w:style>
+  <w:style w:type="character" w:customStyle="1" w:styleId="FooterChar">
+    <w:name w:val="Footer Char"/>
+    <w:basedOn w:val="DefaultParagraphFont"/>
+    <w:link w:val="Footer"/>
+    <w:uiPriority w:val="99"/>
+    <w:rsid w:val="00D26233"/>
   </w:style>
 </w:styles>
 </file>

--- a/Thesis Assets/Thesis Proto Thesis.docx
+++ b/Thesis Assets/Thesis Proto Thesis.docx
@@ -105,59 +105,184 @@
     </w:p>
     <w:p>
       <w:r>
-        <w:t>Instead of: elections important -&gt; how do voters vote?</w:t>
-      </w:r>
-    </w:p>
-    <w:p>
-      <w:r>
-        <w:t>Try: state of world last 25 years -&gt; persistent subconscious distress</w:t>
-      </w:r>
-    </w:p>
-    <w:p>
-      <w:r>
-        <w:t>Then maybe motivation section can be: how does the distressed voter vote?</w:t>
-      </w:r>
-    </w:p>
-    <w:p>
-      <w:r>
-        <w:t xml:space="preserve"> </w:t>
-      </w:r>
-    </w:p>
-    <w:p>
-      <w:pPr>
-        <w:rPr>
-          <w:b/>
-          <w:bCs/>
-        </w:rPr>
-      </w:pPr>
-      <w:r>
-        <w:rPr>
-          <w:b/>
-          <w:bCs/>
-        </w:rPr>
-        <w:t>Previous</w:t>
-      </w:r>
-    </w:p>
-    <w:p>
-      <w:r>
-        <w:t xml:space="preserve">-&gt; elections give democracy </w:t>
-      </w:r>
-    </w:p>
-    <w:p>
-      <w:r>
-        <w:t xml:space="preserve">-&gt; voters don't have perfect info, so they choose based on more complex factors </w:t>
-      </w:r>
-    </w:p>
-    <w:p>
-      <w:r>
-        <w:t>-&gt; in a country like US, this becomes more complex, due to factors like xyz</w:t>
-      </w:r>
-    </w:p>
-    <w:p>
-      <w:r>
-        <w:t>-&gt; understanding these trends helps us understand voters and what makes them vote, and thus better serve the democratic institution (?)</w:t>
-      </w:r>
-    </w:p>
+        <w:t xml:space="preserve">Could try instead: </w:t>
+      </w:r>
+    </w:p>
+    <w:p>
+      <w:r>
+        <w:t xml:space="preserve">In their 1973 song, 'Money' Pink Floyd sing "Money, Get Away, </w:t>
+      </w:r>
+      <w:proofErr w:type="gramStart"/>
+      <w:r>
+        <w:t>Get</w:t>
+      </w:r>
+      <w:proofErr w:type="gramEnd"/>
+      <w:r>
+        <w:t xml:space="preserve"> a good job with more pay and you'll be okay"</w:t>
+      </w:r>
+    </w:p>
+    <w:p>
+      <w:r>
+        <w:t>But</w:t>
+      </w:r>
+      <w:r>
+        <w:t xml:space="preserve"> </w:t>
+      </w:r>
+      <w:r>
+        <w:t>Econ state</w:t>
+      </w:r>
+      <w:r>
+        <w:t xml:space="preserve"> last 25 years</w:t>
+      </w:r>
+      <w:r>
+        <w:t>, real wage stagnation</w:t>
+      </w:r>
+      <w:r>
+        <w:t xml:space="preserve"> -&gt;</w:t>
+      </w:r>
+      <w:r>
+        <w:t xml:space="preserve"> </w:t>
+      </w:r>
+      <w:r>
+        <w:t xml:space="preserve">breaking of </w:t>
+      </w:r>
+      <w:proofErr w:type="spellStart"/>
+      <w:r>
+        <w:t>american</w:t>
+      </w:r>
+      <w:proofErr w:type="spellEnd"/>
+      <w:r>
+        <w:t xml:space="preserve"> dream</w:t>
+      </w:r>
+    </w:p>
+    <w:p/>
+    <w:p>
+      <w:r>
+        <w:t>Similarly, the 1982 hit "Straight to Hell" by The Clash tells us "</w:t>
+      </w:r>
+      <w:r>
+        <w:t>It could be anywhere, most likely</w:t>
+      </w:r>
+      <w:r>
+        <w:t xml:space="preserve"> </w:t>
+      </w:r>
+      <w:r>
+        <w:t>could be any frontier</w:t>
+      </w:r>
+      <w:r>
+        <w:t xml:space="preserve">, </w:t>
+      </w:r>
+      <w:proofErr w:type="gramStart"/>
+      <w:r>
+        <w:t>Any</w:t>
+      </w:r>
+      <w:proofErr w:type="gramEnd"/>
+      <w:r>
+        <w:t xml:space="preserve"> hemisphere</w:t>
+      </w:r>
+      <w:r>
+        <w:t xml:space="preserve">, </w:t>
+      </w:r>
+      <w:r>
+        <w:t>No man's land</w:t>
+      </w:r>
+      <w:r>
+        <w:t xml:space="preserve">, </w:t>
+      </w:r>
+      <w:r>
+        <w:t xml:space="preserve">There </w:t>
+      </w:r>
+      <w:proofErr w:type="spellStart"/>
+      <w:r>
+        <w:t>ain't</w:t>
+      </w:r>
+      <w:proofErr w:type="spellEnd"/>
+      <w:r>
+        <w:t xml:space="preserve"> no asylum here</w:t>
+      </w:r>
+      <w:r>
+        <w:t>"</w:t>
+      </w:r>
+      <w:r>
+        <w:t xml:space="preserve"> pointing us to the increasingly global reach of wars and the devastation they bring. </w:t>
+      </w:r>
+    </w:p>
+    <w:p>
+      <w:r>
+        <w:t>In the last 25 years,</w:t>
+      </w:r>
+      <w:r>
+        <w:t xml:space="preserve"> Globalized </w:t>
+      </w:r>
+      <w:proofErr w:type="gramStart"/>
+      <w:r>
+        <w:t>world</w:t>
+      </w:r>
+      <w:proofErr w:type="gramEnd"/>
+      <w:r>
+        <w:t xml:space="preserve"> and conflicts</w:t>
+      </w:r>
+      <w:r>
+        <w:t>, forever wars</w:t>
+      </w:r>
+    </w:p>
+    <w:p/>
+    <w:p>
+      <w:r>
+        <w:t xml:space="preserve">Combined with the portable televisions we carry in our pockets, the average individual is in a state of constant </w:t>
+      </w:r>
+      <w:r>
+        <w:t>subconscious distress</w:t>
+      </w:r>
+    </w:p>
+    <w:p/>
+    <w:p>
+      <w:r>
+        <w:t xml:space="preserve">And in a world where the individual may feel increasingly powerless in their day to day, how does this </w:t>
+      </w:r>
+      <w:r>
+        <w:t>distress manifest</w:t>
+      </w:r>
+      <w:r>
+        <w:t>, how do they get things to change?</w:t>
+      </w:r>
+    </w:p>
+    <w:p/>
+    <w:p>
+      <w:r>
+        <w:t>Though it's an un-glamorous answer, t</w:t>
+      </w:r>
+      <w:r>
+        <w:t>he primary way that most people</w:t>
+      </w:r>
+      <w:r>
+        <w:t xml:space="preserve"> get to try to change the system under which they live </w:t>
+      </w:r>
+      <w:r>
+        <w:t xml:space="preserve">is through elections. </w:t>
+      </w:r>
+    </w:p>
+    <w:p>
+      <w:proofErr w:type="gramStart"/>
+      <w:r>
+        <w:t>So</w:t>
+      </w:r>
+      <w:proofErr w:type="gramEnd"/>
+      <w:r>
+        <w:t xml:space="preserve"> then the question becomes, </w:t>
+      </w:r>
+      <w:r>
+        <w:t>how does the distressed voter</w:t>
+      </w:r>
+      <w:r>
+        <w:t xml:space="preserve">, who seeks the intangible concept of 'change', </w:t>
+      </w:r>
+      <w:r>
+        <w:t>vote?</w:t>
+      </w:r>
+    </w:p>
+    <w:p/>
+    <w:p/>
     <w:p/>
     <w:p>
       <w:pPr>
@@ -181,44 +306,88 @@
         <w:t>----------------------------------------------------------------------</w:t>
       </w:r>
     </w:p>
-    <w:p/>
-    <w:p>
-      <w:r>
-        <w:t>-&gt; there has been much study on voter motivations and archetypes, but this paper turns its view towards a little-studied and emerging group characterize as the 'change' voter</w:t>
-      </w:r>
-    </w:p>
-    <w:p>
-      <w:r>
-        <w:t xml:space="preserve">-&gt; the change voter is </w:t>
-      </w:r>
-      <w:r>
-        <w:t xml:space="preserve">real and </w:t>
-      </w:r>
-      <w:r>
-        <w:t>important because:</w:t>
-      </w:r>
-    </w:p>
-    <w:p>
-      <w:r>
-        <w:t>1: economic and world situations have created an environment of constant insecurity/ subconscious unease/ dissatisfaction, which brings people to want a 'change' in the situation</w:t>
+    <w:p>
+      <w:r>
+        <w:t xml:space="preserve">-&gt; this is an important question because the 'change' voter is </w:t>
+      </w:r>
+    </w:p>
+    <w:p>
+      <w:r>
+        <w:t>1) one who prioritizes change over partisanship, and thus exists in the prized pool of swing votes</w:t>
+      </w:r>
+    </w:p>
+    <w:p>
+      <w:r>
+        <w:t>2) a demographic that is likely to grow as the</w:t>
+      </w:r>
+      <w:r>
+        <w:t xml:space="preserve"> economic and world situations</w:t>
+      </w:r>
+      <w:r>
+        <w:t xml:space="preserve"> continue to worsen</w:t>
+      </w:r>
+      <w:r>
+        <w:t xml:space="preserve"> </w:t>
+      </w:r>
+    </w:p>
+    <w:p>
+      <w:r>
+        <w:t xml:space="preserve">3) the 'change' voter, who votes </w:t>
+      </w:r>
+      <w:r>
+        <w:t xml:space="preserve">for 'change' from a </w:t>
+      </w:r>
+      <w:proofErr w:type="gramStart"/>
+      <w:r>
+        <w:t>mis-identification</w:t>
+      </w:r>
+      <w:proofErr w:type="gramEnd"/>
+      <w:r>
+        <w:t xml:space="preserve"> of the aspects of their life that are subconsciously keeping them in a distressed state, is a </w:t>
+      </w:r>
+      <w:r>
+        <w:t>low-info</w:t>
+      </w:r>
+      <w:r>
+        <w:t xml:space="preserve"> voter</w:t>
+      </w:r>
+      <w:r>
+        <w:t>,</w:t>
+      </w:r>
+      <w:r>
+        <w:t xml:space="preserve"> meaning that they are</w:t>
+      </w:r>
+      <w:r>
+        <w:t xml:space="preserve"> more susceptible to rhetoric</w:t>
+      </w:r>
+      <w:r>
+        <w:t>, and thus potentially more susceptible to demagogues</w:t>
+      </w:r>
+      <w:r>
+        <w:t xml:space="preserve"> and </w:t>
+      </w:r>
+      <w:r>
+        <w:t>populists</w:t>
       </w:r>
       <w:r>
         <w:t>.</w:t>
       </w:r>
     </w:p>
-    <w:p>
-      <w:r>
-        <w:t xml:space="preserve">2: in voting for 'change', they are inherently non-aligned ('swing' voters) </w:t>
-      </w:r>
-    </w:p>
-    <w:p>
-      <w:r>
-        <w:t>3: low-info, more susceptible to believing rhetoric, change messages, and thus engaging less with policy proposals</w:t>
-      </w:r>
-    </w:p>
-    <w:p>
-      <w:r>
-        <w:t>-&gt;RQ: try to identify a change voter; what are their ideas?</w:t>
+    <w:p/>
+    <w:p>
+      <w:r>
+        <w:t>Through a</w:t>
+      </w:r>
+      <w:r>
+        <w:t xml:space="preserve">n empirics-based ranking of change candidates in last seven elections and statistical testing on voter attributes, this paper will: </w:t>
+      </w:r>
+    </w:p>
+    <w:p>
+      <w:r>
+        <w:t xml:space="preserve">-&gt;RQ: try to identify </w:t>
+      </w:r>
+      <w:r>
+        <w:t>the change voter and form a theory of their motivating attributes</w:t>
       </w:r>
     </w:p>
     <w:p/>
@@ -335,6 +504,7 @@
           <w:b/>
           <w:bCs/>
         </w:rPr>
+        <w:lastRenderedPageBreak/>
         <w:t>Voting for 'Change'</w:t>
       </w:r>
       <w:r>
@@ -371,14 +541,20 @@
         <w:t>n empirically-founded building of theory</w:t>
       </w:r>
       <w:r>
-        <w:t xml:space="preserve"> that takes as its starting point an increasing trend (real wage stagnation) and </w:t>
-      </w:r>
-      <w:r>
-        <w:t xml:space="preserve">creates a more robust indicator of </w:t>
+        <w:t xml:space="preserve"> that takes as its starting point </w:t>
+      </w:r>
+      <w:r>
+        <w:t xml:space="preserve">candidate posturing and external perceptions to </w:t>
+      </w:r>
+      <w:r>
+        <w:t xml:space="preserve">create a more robust indicator of </w:t>
       </w:r>
       <w:r>
         <w:t>change than simply incumbency y/n</w:t>
       </w:r>
+      <w:r>
+        <w:t xml:space="preserve">. </w:t>
+      </w:r>
     </w:p>
     <w:p>
       <w:r>
@@ -528,8 +704,16 @@
         <w:rPr>
           <w:highlight w:val="magenta"/>
         </w:rPr>
-        <w:t>g xyz</w:t>
-      </w:r>
+        <w:t xml:space="preserve">g </w:t>
+      </w:r>
+      <w:proofErr w:type="spellStart"/>
+      <w:r>
+        <w:rPr>
+          <w:highlight w:val="magenta"/>
+        </w:rPr>
+        <w:t>xyz</w:t>
+      </w:r>
+      <w:proofErr w:type="spellEnd"/>
       <w:r>
         <w:t xml:space="preserve">. </w:t>
       </w:r>
@@ -601,7 +785,15 @@
         <w:t xml:space="preserve">American National Election Survey (ANES) is </w:t>
       </w:r>
       <w:r>
-        <w:t xml:space="preserve">a federally-conducted survey </w:t>
+        <w:t xml:space="preserve">a </w:t>
+      </w:r>
+      <w:proofErr w:type="gramStart"/>
+      <w:r>
+        <w:t>federally-conducted</w:t>
+      </w:r>
+      <w:proofErr w:type="gramEnd"/>
+      <w:r>
+        <w:t xml:space="preserve"> survey </w:t>
       </w:r>
       <w:r>
         <w:t>of the American population (across all states and counties) aimed at capturing the social and political beliefs</w:t>
@@ -613,7 +805,11 @@
         <w:t xml:space="preserve"> </w:t>
       </w:r>
       <w:r>
-        <w:t>The survey in each of its iterations (which occur every two years, coinciding with general and midterm electoral cycles) is conducted as a PRE-ELECTION and POST-ELECTION survey, where respondents are asked roughly half of the questions before the election and the remaining question after the election. Surveys consist of ~1700 total (PRE+POST) questions</w:t>
+        <w:t xml:space="preserve">The survey in each of its iterations (which occur every two years, </w:t>
+      </w:r>
+      <w:r>
+        <w:lastRenderedPageBreak/>
+        <w:t>coinciding with general and midterm electoral cycles) is conducted as a PRE-ELECTION and POST-ELECTION survey, where respondents are asked roughly half of the questions before the election and the remaining question after the election. Surveys consist of ~1700 total (PRE+POST) questions</w:t>
       </w:r>
       <w:r>
         <w:t xml:space="preserve"> and, importantly, </w:t>
@@ -660,12 +856,19 @@
     </w:p>
     <w:p>
       <w:r>
-        <w:t xml:space="preserve">Unfortunately, at the time of the writing of this paper, the results for the POST-ELECTION portion of the 2024 survey have not been published, meaning that the possibility for analysis in that year is greatly reduced. </w:t>
-      </w:r>
-    </w:p>
-    <w:p>
-      <w:r>
-        <w:lastRenderedPageBreak/>
+        <w:t xml:space="preserve">Unfortunately, at the time of the writing of this paper, the results for the </w:t>
+      </w:r>
+      <w:proofErr w:type="gramStart"/>
+      <w:r>
+        <w:t>POST-ELECTION</w:t>
+      </w:r>
+      <w:proofErr w:type="gramEnd"/>
+      <w:r>
+        <w:t xml:space="preserve"> portion of the 2024 survey have not been published, meaning that the possibility for analysis in that year is greatly reduced. </w:t>
+      </w:r>
+    </w:p>
+    <w:p>
+      <w:r>
         <w:t>Finally, it is crucial to note that the ANES largely does not include</w:t>
       </w:r>
       <w:r>
@@ -872,7 +1075,15 @@
     <w:p/>
     <w:p>
       <w:r>
-        <w:t>The physical text analysis is a relatively simple dictionary-based frequency count approach, which takes a set of previously-defined words relating to the topic of political 'change' and counts how often they each appear in each document.</w:t>
+        <w:t xml:space="preserve">The physical text analysis is a relatively simple dictionary-based frequency count approach, which takes a set of </w:t>
+      </w:r>
+      <w:proofErr w:type="gramStart"/>
+      <w:r>
+        <w:t>previously-defined</w:t>
+      </w:r>
+      <w:proofErr w:type="gramEnd"/>
+      <w:r>
+        <w:t xml:space="preserve"> words relating to the topic of political 'change' and counts how often they each appear in each document.</w:t>
       </w:r>
       <w:r>
         <w:t xml:space="preserve"> The dictionary used in this study was constructed for this paper, and can be found in </w:t>
@@ -896,7 +1107,19 @@
         <w:t xml:space="preserve"> around political 'change'</w:t>
       </w:r>
       <w:r>
-        <w:t>, " ", " ", " ",  and " ", for which specific verbs and nouns were identified and stemmed</w:t>
+        <w:t xml:space="preserve">, " ", " ", " </w:t>
+      </w:r>
+      <w:proofErr w:type="gramStart"/>
+      <w:r>
+        <w:t>",  and</w:t>
+      </w:r>
+      <w:proofErr w:type="gramEnd"/>
+      <w:r>
+        <w:t xml:space="preserve"> " ", for which specific verbs and nouns were </w:t>
+      </w:r>
+      <w:r>
+        <w:lastRenderedPageBreak/>
+        <w:t>identified and stemmed</w:t>
       </w:r>
       <w:r>
         <w:rPr>
@@ -905,8 +1128,13 @@
         <w:footnoteReference w:id="2"/>
       </w:r>
       <w:r>
-        <w:t>. While the dictionary mainly employs Uni-Grams</w:t>
-      </w:r>
+        <w:t xml:space="preserve">. While the dictionary mainly employs </w:t>
+      </w:r>
+      <w:proofErr w:type="gramStart"/>
+      <w:r>
+        <w:t>Uni-Grams</w:t>
+      </w:r>
+      <w:proofErr w:type="gramEnd"/>
       <w:r>
         <w:rPr>
           <w:rStyle w:val="FootnoteReference"/>
@@ -933,8 +1161,23 @@
     </w:p>
     <w:p>
       <w:r>
-        <w:lastRenderedPageBreak/>
-        <w:t>Importantly, no 'Stopword' or Punctuation removal was carried out, for the simple reason that this paper is not interested in the exact count of Change words used, but is instead concerned with the relative use of Change words between candidates, meaning that untethered percentages are perfectly valid for our use.</w:t>
+        <w:t>Importantly, no '</w:t>
+      </w:r>
+      <w:proofErr w:type="spellStart"/>
+      <w:r>
+        <w:t>Stopword</w:t>
+      </w:r>
+      <w:proofErr w:type="spellEnd"/>
+      <w:r>
+        <w:t xml:space="preserve">' or Punctuation removal was carried out, for the simple reason that this paper is not interested in the exact count of Change words </w:t>
+      </w:r>
+      <w:proofErr w:type="gramStart"/>
+      <w:r>
+        <w:t>used, but</w:t>
+      </w:r>
+      <w:proofErr w:type="gramEnd"/>
+      <w:r>
+        <w:t xml:space="preserve"> is instead concerned with the relative use of Change words between candidates, meaning that untethered percentages are perfectly valid for our use.</w:t>
       </w:r>
     </w:p>
     <w:p/>
@@ -1021,13 +1264,27 @@
         <w:rPr>
           <w:rFonts w:eastAsiaTheme="minorEastAsia"/>
         </w:rPr>
-        <w:t xml:space="preserve"> a candidate's 'Degree of Change'</w:t>
-      </w:r>
+        <w:t xml:space="preserve"> a candidate's 'Degree of Change</w:t>
+      </w:r>
+      <w:proofErr w:type="gramStart"/>
       <w:r>
         <w:rPr>
           <w:rFonts w:eastAsiaTheme="minorEastAsia"/>
         </w:rPr>
-        <w:t>, and conceptualize of it</w:t>
+        <w:t>'</w:t>
+      </w:r>
+      <w:r>
+        <w:rPr>
+          <w:rFonts w:eastAsiaTheme="minorEastAsia"/>
+        </w:rPr>
+        <w:t>, and</w:t>
+      </w:r>
+      <w:proofErr w:type="gramEnd"/>
+      <w:r>
+        <w:rPr>
+          <w:rFonts w:eastAsiaTheme="minorEastAsia"/>
+        </w:rPr>
+        <w:t xml:space="preserve"> conceptualize of it</w:t>
       </w:r>
       <w:r>
         <w:rPr>
@@ -1169,19 +1426,27 @@
         <w:rPr>
           <w:rFonts w:eastAsiaTheme="minorEastAsia"/>
         </w:rPr>
-        <w:t>For each presidential general race (ie: post-primaries), i</w:t>
-      </w:r>
-    </w:p>
-    <w:p>
-      <w:pPr>
+        <w:t xml:space="preserve">For each presidential general race (ie: post-primaries), </w:t>
+      </w:r>
+      <w:proofErr w:type="spellStart"/>
+      <w:r>
         <w:rPr>
           <w:rFonts w:eastAsiaTheme="minorEastAsia"/>
         </w:rPr>
-      </w:pPr>
-      <w:r>
+        <w:t>i</w:t>
+      </w:r>
+      <w:proofErr w:type="spellEnd"/>
+    </w:p>
+    <w:p>
+      <w:pPr>
         <w:rPr>
           <w:rFonts w:eastAsiaTheme="minorEastAsia"/>
         </w:rPr>
+      </w:pPr>
+      <w:r>
+        <w:rPr>
+          <w:rFonts w:eastAsiaTheme="minorEastAsia"/>
+        </w:rPr>
         <w:t>For each year</w:t>
       </w:r>
     </w:p>
@@ -1221,31 +1486,49 @@
         <w:rPr>
           <w:rFonts w:eastAsiaTheme="minorEastAsia"/>
         </w:rPr>
-        <w:t>Divide all other speaker % by this % to arrive at their</w:t>
-      </w:r>
-    </w:p>
-    <w:p>
-      <w:pPr>
+        <w:t xml:space="preserve">Divide all other speaker % by this % to arrive at </w:t>
+      </w:r>
+      <w:proofErr w:type="gramStart"/>
+      <w:r>
         <w:rPr>
           <w:rFonts w:eastAsiaTheme="minorEastAsia"/>
         </w:rPr>
-      </w:pPr>
-      <w:r>
+        <w:t>their</w:t>
+      </w:r>
+      <w:proofErr w:type="gramEnd"/>
+    </w:p>
+    <w:p>
+      <w:pPr>
         <w:rPr>
           <w:rFonts w:eastAsiaTheme="minorEastAsia"/>
         </w:rPr>
+      </w:pPr>
+      <w:r>
+        <w:rPr>
+          <w:rFonts w:eastAsiaTheme="minorEastAsia"/>
+        </w:rPr>
         <w:t>'</w:t>
       </w:r>
+      <w:proofErr w:type="spellStart"/>
+      <w:proofErr w:type="gramStart"/>
       <w:r>
         <w:rPr>
           <w:rFonts w:eastAsiaTheme="minorEastAsia"/>
         </w:rPr>
-        <w:t>relative_inyear_changegrams</w:t>
-      </w:r>
+        <w:t>relative</w:t>
+      </w:r>
+      <w:proofErr w:type="gramEnd"/>
       <w:r>
         <w:rPr>
           <w:rFonts w:eastAsiaTheme="minorEastAsia"/>
         </w:rPr>
+        <w:t>_inyear_changegrams</w:t>
+      </w:r>
+      <w:proofErr w:type="spellEnd"/>
+      <w:r>
+        <w:rPr>
+          <w:rFonts w:eastAsiaTheme="minorEastAsia"/>
+        </w:rPr>
         <w:t>'</w:t>
       </w:r>
       <w:r>
@@ -1364,6 +1647,7 @@
         <w:rPr>
           <w:rFonts w:eastAsiaTheme="minorEastAsia"/>
         </w:rPr>
+        <w:lastRenderedPageBreak/>
         <w:t>B) Gender</w:t>
       </w:r>
       <w:r>
@@ -1420,25 +1704,39 @@
         <w:rPr>
           <w:rFonts w:eastAsiaTheme="minorEastAsia"/>
         </w:rPr>
-        <w:t>-log10((age_sept_election_year - 35) / 100)</w:t>
-      </w:r>
+        <w:t>-log10((</w:t>
+      </w:r>
+      <w:proofErr w:type="spellStart"/>
       <w:r>
         <w:rPr>
           <w:rFonts w:eastAsiaTheme="minorEastAsia"/>
         </w:rPr>
-        <w:t xml:space="preserve"> </w:t>
-      </w:r>
-    </w:p>
-    <w:p>
-      <w:pPr>
+        <w:t>age_sept_election_year</w:t>
+      </w:r>
+      <w:proofErr w:type="spellEnd"/>
+      <w:r>
         <w:rPr>
           <w:rFonts w:eastAsiaTheme="minorEastAsia"/>
         </w:rPr>
-      </w:pPr>
+        <w:t xml:space="preserve"> - 35) / 100)</w:t>
+      </w:r>
       <w:r>
         <w:rPr>
           <w:rFonts w:eastAsiaTheme="minorEastAsia"/>
         </w:rPr>
+        <w:t xml:space="preserve"> </w:t>
+      </w:r>
+    </w:p>
+    <w:p>
+      <w:pPr>
+        <w:rPr>
+          <w:rFonts w:eastAsiaTheme="minorEastAsia"/>
+        </w:rPr>
+      </w:pPr>
+      <w:r>
+        <w:rPr>
+          <w:rFonts w:eastAsiaTheme="minorEastAsia"/>
+        </w:rPr>
         <w:t xml:space="preserve">Which subtracts the mandatory minimum age for candidacy (35) from the candidate's age on September 1st of the election year for which the score is being calculated, divides the result by 100, and takes the Logarithm of the result. </w:t>
       </w:r>
       <w:r>
@@ -1451,14 +1749,7 @@
         <w:rPr>
           <w:rFonts w:eastAsiaTheme="minorEastAsia"/>
         </w:rPr>
-        <w:t xml:space="preserve"> is then subtracted from 1 to give our score the correct direction (ie: a younger candidate means more change, so the 'direction' has to be </w:t>
-      </w:r>
-      <w:r>
-        <w:rPr>
-          <w:rFonts w:eastAsiaTheme="minorEastAsia"/>
-        </w:rPr>
-        <w:lastRenderedPageBreak/>
-        <w:t>changed so that a lower age gives a higher score). Finally, 1 is subtracted from the result to ensure that values remain in the range [0,1].</w:t>
+        <w:t xml:space="preserve"> is then subtracted from 1 to give our score the correct direction (ie: a younger candidate means more change, so the 'direction' has to be changed so that a lower age gives a higher score). Finally, 1 is subtracted from the result to ensure that values remain in the range [0,1].</w:t>
       </w:r>
       <w:r>
         <w:rPr>
@@ -2030,11 +2321,7 @@
         <w:t>associated with</w:t>
       </w:r>
       <w:r>
-        <w:t xml:space="preserve"> 'liberal' or </w:t>
-      </w:r>
-      <w:r>
-        <w:lastRenderedPageBreak/>
-        <w:t>'conservative' values/ policies.</w:t>
+        <w:t xml:space="preserve"> 'liberal' or 'conservative' values/ policies.</w:t>
       </w:r>
       <w:r>
         <w:t xml:space="preserve"> </w:t>
@@ -2228,10 +2515,19 @@
     </w:p>
     <w:p>
       <w:r>
+        <w:lastRenderedPageBreak/>
         <w:t>Relative</w:t>
       </w:r>
       <w:r>
-        <w:t xml:space="preserve"> to the solely-textual approach, where we saw a strong decline in the </w:t>
+        <w:t xml:space="preserve"> to the </w:t>
+      </w:r>
+      <w:proofErr w:type="gramStart"/>
+      <w:r>
+        <w:t>solely-textual</w:t>
+      </w:r>
+      <w:proofErr w:type="gramEnd"/>
+      <w:r>
+        <w:t xml:space="preserve"> approach, where we saw a strong decline in the </w:t>
       </w:r>
       <w:r>
         <w:t>'Change' that each candidate represented when inspecting only their vocabulary</w:t>
@@ -2337,11 +2633,7 @@
         <w:t xml:space="preserve">have begun to enter the presidential stage. These candidates, who are a departure (visually and substantively) from the traditional political establishment, thus </w:t>
       </w:r>
       <w:r>
-        <w:t xml:space="preserve">embody change so </w:t>
-      </w:r>
-      <w:r>
-        <w:lastRenderedPageBreak/>
-        <w:t>evident</w:t>
+        <w:t>embody change so evident</w:t>
       </w:r>
       <w:r>
         <w:t>ly,</w:t>
@@ -2382,7 +2674,15 @@
         <w:t>LITERATURE THAT SAYS BUSH WAS CHANGE IN 2004</w:t>
       </w:r>
       <w:r>
-        <w:t xml:space="preserve">. Similarly the 2024 election results can be explained by the fact that HARRIS ENTERED THE </w:t>
+        <w:t xml:space="preserve">. </w:t>
+      </w:r>
+      <w:proofErr w:type="gramStart"/>
+      <w:r>
+        <w:t>Similarly</w:t>
+      </w:r>
+      <w:proofErr w:type="gramEnd"/>
+      <w:r>
+        <w:t xml:space="preserve"> the 2024 election results can be explained by the fact that HARRIS ENTERED THE </w:t>
       </w:r>
       <w:r>
         <w:t xml:space="preserve">RACE VERY LATE INTO THE ELECTORAL CYCLE, </w:t>
@@ -2667,7 +2967,11 @@
         <w:t xml:space="preserve"> 'Mixed').</w:t>
       </w:r>
       <w:r>
-        <w:t xml:space="preserve"> These 2020 CVoters and 2020 MVoters then become the basis for identifying</w:t>
+        <w:t xml:space="preserve"> These 2020 CVoters </w:t>
+      </w:r>
+      <w:r>
+        <w:lastRenderedPageBreak/>
+        <w:t>and 2020 MVoters then become the basis for identifying</w:t>
       </w:r>
       <w:r>
         <w:t xml:space="preserve"> the attributes (variables) that </w:t>
@@ -2730,7 +3034,6 @@
         <w:rPr>
           <w:highlight w:val="magenta"/>
         </w:rPr>
-        <w:lastRenderedPageBreak/>
         <w:t>1700</w:t>
       </w:r>
       <w:r>
@@ -2782,7 +3085,15 @@
         <w:t>, pursuant to the literature and research goals of this paper</w:t>
       </w:r>
       <w:r>
-        <w:t xml:space="preserve">. These questions (e.g. 'How favourably do you feel towards Labour Unions?') range vary between Binary, Ordinal, Categorical, and Semi-Continuous. </w:t>
+        <w:t>. These questions (</w:t>
+      </w:r>
+      <w:proofErr w:type="gramStart"/>
+      <w:r>
+        <w:t>e.g.</w:t>
+      </w:r>
+      <w:proofErr w:type="gramEnd"/>
+      <w:r>
+        <w:t xml:space="preserve"> 'How favourably do you feel towards Labour Unions?') range vary between Binary, Ordinal, Categorical, and Semi-Continuous. </w:t>
       </w:r>
       <w:r>
         <w:t>Depending on the variable type (ie: Ordinal, Binary, Semi-Continuous)</w:t>
@@ -3145,7 +3456,11 @@
         <w:t>when there is a large imbalance of counts across groups</w:t>
       </w:r>
       <w:r>
-        <w:t xml:space="preserve"> (which is the case between our CVoters and MVoters)</w:t>
+        <w:t xml:space="preserve"> (which is </w:t>
+      </w:r>
+      <w:r>
+        <w:lastRenderedPageBreak/>
+        <w:t>the case between our CVoters and MVoters)</w:t>
       </w:r>
       <w:r>
         <w:t>.</w:t>
@@ -3187,7 +3502,15 @@
         <w:t xml:space="preserve">of the tests are </w:t>
       </w:r>
       <w:r>
-        <w:t>taken as a positive result, and considered when formulating our theory of change voters later on.</w:t>
+        <w:t xml:space="preserve">taken as a positive </w:t>
+      </w:r>
+      <w:proofErr w:type="gramStart"/>
+      <w:r>
+        <w:t>result, and</w:t>
+      </w:r>
+      <w:proofErr w:type="gramEnd"/>
+      <w:r>
+        <w:t xml:space="preserve"> considered when formulating our theory of change voters later on.</w:t>
       </w:r>
     </w:p>
     <w:p/>
@@ -3267,16 +3590,24 @@
         <w:t xml:space="preserve"> </w:t>
       </w:r>
       <w:r>
-        <w:t>Of these,</w:t>
-      </w:r>
-      <w:r>
-        <w:t xml:space="preserve"> </w:t>
-      </w:r>
-      <w:r>
-        <w:t xml:space="preserve"> </w:t>
-      </w:r>
-      <w:r>
-        <w:t>86% voted in 2016, with an expectedly low</w:t>
+        <w:t xml:space="preserve">Of </w:t>
+      </w:r>
+      <w:proofErr w:type="gramStart"/>
+      <w:r>
+        <w:t>these,</w:t>
+      </w:r>
+      <w:r>
+        <w:t xml:space="preserve"> </w:t>
+      </w:r>
+      <w:r>
+        <w:t xml:space="preserve"> </w:t>
+      </w:r>
+      <w:r>
+        <w:t>86</w:t>
+      </w:r>
+      <w:proofErr w:type="gramEnd"/>
+      <w:r>
+        <w:t>% voted in 2016, with an expectedly low</w:t>
       </w:r>
       <w:r>
         <w:rPr>
@@ -3396,8 +3727,16 @@
         <w:rPr>
           <w:highlight w:val="magenta"/>
         </w:rPr>
-        <w:t>The below table probably goes in appendix and instead you show the patchwork graph?</w:t>
-      </w:r>
+        <w:t xml:space="preserve">The below table probably goes in appendix and instead you show the patchwork </w:t>
+      </w:r>
+      <w:proofErr w:type="gramStart"/>
+      <w:r>
+        <w:rPr>
+          <w:highlight w:val="magenta"/>
+        </w:rPr>
+        <w:t>graph?</w:t>
+      </w:r>
+      <w:proofErr w:type="gramEnd"/>
     </w:p>
     <w:p>
       <w:pPr>
@@ -4449,7 +4788,15 @@
         <w:t>, which are further explore in the following section.</w:t>
       </w:r>
       <w:r>
-        <w:t xml:space="preserve"> CVoters tend to not believe it Matters Who is in Power, and see less Difference in the Major Parties. Importantly, their slightly lower recall of Pence's position (90% vs. 95%)</w:t>
+        <w:t xml:space="preserve"> CVoters tend to not believe it Matters Who is in </w:t>
+      </w:r>
+      <w:proofErr w:type="gramStart"/>
+      <w:r>
+        <w:t>Power, and</w:t>
+      </w:r>
+      <w:proofErr w:type="gramEnd"/>
+      <w:r>
+        <w:t xml:space="preserve"> see less Difference in the Major Parties. Importantly, their slightly lower recall of Pence's position (90% vs. 95%)</w:t>
       </w:r>
       <w:r>
         <w:t xml:space="preserve"> hides </w:t>
@@ -4734,7 +5081,15 @@
         <w:t xml:space="preserve"> -&gt;</w:t>
       </w:r>
       <w:r>
-        <w:t xml:space="preserve"> statistical independence testing) as a starting place, and refine </w:t>
+        <w:t xml:space="preserve"> statistical independence testing) as a starting </w:t>
+      </w:r>
+      <w:proofErr w:type="gramStart"/>
+      <w:r>
+        <w:t>place, and</w:t>
+      </w:r>
+      <w:proofErr w:type="gramEnd"/>
+      <w:r>
+        <w:t xml:space="preserve"> refine </w:t>
       </w:r>
       <w:r>
         <w:t xml:space="preserve">the </w:t>
@@ -4752,7 +5107,15 @@
     <w:p/>
     <w:p>
       <w:r>
-        <w:t xml:space="preserve">We begin with the theme of Economic Situation/ Perspective, and </w:t>
+        <w:t xml:space="preserve">We begin with the theme of Economic Situation/ </w:t>
+      </w:r>
+      <w:proofErr w:type="gramStart"/>
+      <w:r>
+        <w:t>Perspective, and</w:t>
+      </w:r>
+      <w:proofErr w:type="gramEnd"/>
+      <w:r>
+        <w:t xml:space="preserve"> </w:t>
       </w:r>
       <w:r>
         <w:t>highlight</w:t>
@@ -4973,7 +5336,15 @@
         <w:t xml:space="preserve"> Figure 5</w:t>
       </w:r>
       <w:r>
-        <w:t>, showing respondent scores for Left-Right Self-Placement, evidences this exactly.</w:t>
+        <w:t xml:space="preserve">, showing respondent scores for Left-Right Self-Placement, </w:t>
+      </w:r>
+      <w:proofErr w:type="gramStart"/>
+      <w:r>
+        <w:t>evidences</w:t>
+      </w:r>
+      <w:proofErr w:type="gramEnd"/>
+      <w:r>
+        <w:t xml:space="preserve"> this exactly.</w:t>
       </w:r>
     </w:p>
     <w:p/>
@@ -5174,162 +5545,135 @@
       </w:r>
     </w:p>
     <w:p/>
-    <w:p/>
-    <w:p>
-      <w:r>
-        <w:t>Finally, we lean on science and low evidence for low info to reject a portion of our hypothesis.</w:t>
-      </w:r>
-    </w:p>
-    <w:p>
-      <w:r>
-        <w:t xml:space="preserve">However, we dont take science on its own going forward as its common measurement points (climate action) are heavily politicized and associated with democratic preference. </w:t>
-      </w:r>
-    </w:p>
-    <w:p>
-      <w:r>
-        <w:rPr>
-          <w:u w:val="single"/>
-        </w:rPr>
-        <w:t>Information</w:t>
-      </w:r>
-      <w:r>
-        <w:rPr>
-          <w:u w:val="single"/>
-        </w:rPr>
-        <w:t>:</w:t>
-      </w:r>
-      <w:r>
-        <w:t xml:space="preserve"> </w:t>
-      </w:r>
-      <w:r>
-        <w:t xml:space="preserve">Lack of evidence </w:t>
-      </w:r>
-      <w:r>
-        <w:t>for low info</w:t>
-      </w:r>
-      <w:r>
-        <w:t xml:space="preserve"> </w:t>
-      </w:r>
-      <w:r>
-        <w:t>is a rejection of portion of our hypothesis, showing a change voter motivation to voter for change isn't necessarily composed of DISTRESS and EASILY MANIPULATABLE, but that these cvoters are actually politically informed but jaded.</w:t>
-      </w:r>
-    </w:p>
-    <w:p>
-      <w:r>
-        <w:t xml:space="preserve">Info: </w:t>
-      </w:r>
-    </w:p>
-    <w:p>
-      <w:r>
-        <w:t xml:space="preserve">Not necessarily low info: yes pence lower recall, but notably variables Pelosi, Merkel, SCOTUS were some of the least independent. </w:t>
-      </w:r>
-      <w:r>
-        <w:rPr>
-          <w:b/>
-          <w:bCs/>
-        </w:rPr>
-        <w:t>pull out those numbers</w:t>
-      </w:r>
-      <w:r>
-        <w:t xml:space="preserve">. </w:t>
-      </w:r>
-      <w:r>
-        <w:rPr>
-          <w:b/>
-          <w:bCs/>
-        </w:rPr>
-        <w:t>Also maybe in appendix have the table for all variables</w:t>
+    <w:p>
+      <w:r>
+        <w:t>Finally, we lean on</w:t>
+      </w:r>
+      <w:r>
+        <w:t xml:space="preserve"> the results (and non-results) of the Office Recall </w:t>
+      </w:r>
+      <w:r>
+        <w:t xml:space="preserve">and Science </w:t>
+      </w:r>
+      <w:r>
+        <w:t xml:space="preserve">questions to formulate our final pillar. </w:t>
+      </w:r>
+    </w:p>
+    <w:p>
+      <w:r>
+        <w:t>First, we speak on the fact that, of the four 'Office Recall' questions</w:t>
+      </w:r>
+      <w:r>
+        <w:t xml:space="preserve"> (Pence, Pelosi, Merkel, Roberts</w:t>
+      </w:r>
+      <w:r>
+        <w:rPr>
+          <w:rStyle w:val="FootnoteReference"/>
+        </w:rPr>
+        <w:footnoteReference w:id="22"/>
+      </w:r>
+      <w:r>
+        <w:t>)</w:t>
+      </w:r>
+      <w:r>
+        <w:t xml:space="preserve"> included in</w:t>
+      </w:r>
+      <w:r>
+        <w:t xml:space="preserve"> th</w:t>
+      </w:r>
+      <w:r>
+        <w:t>e original 69 variables passed through the independence testing of this study, only one (Pence) gave a significant result in the direction of our original hypothesis: that Change Voters would be lower-(political)</w:t>
+      </w:r>
+      <w:r>
+        <w:t>-</w:t>
+      </w:r>
+      <w:r>
+        <w:t xml:space="preserve">information individuals. </w:t>
+      </w:r>
+      <w:r>
+        <w:t xml:space="preserve">This is a fundamental </w:t>
+      </w:r>
+      <w:r>
+        <w:t>difference</w:t>
+      </w:r>
+      <w:r>
+        <w:t xml:space="preserve"> of what was expected in the results,</w:t>
+      </w:r>
+      <w:r>
+        <w:t xml:space="preserve"> and so forces us to reconsider the presence of information and political knowledge in the Change Voter. Supplementing this new view of Change Voters, we take the high favourability ratings for 'Scientists', belief in Climate Change, and positive view of Dr. Anthony Fauci</w:t>
+      </w:r>
+      <w:r>
+        <w:rPr>
+          <w:rStyle w:val="FootnoteReference"/>
+        </w:rPr>
+        <w:footnoteReference w:id="23"/>
+      </w:r>
+      <w:r>
+        <w:t xml:space="preserve"> as further evidence in the direction of these voters being</w:t>
+      </w:r>
+      <w:r>
+        <w:t xml:space="preserve"> higher-information</w:t>
+      </w:r>
+      <w:r>
+        <w:t xml:space="preserve"> (or at least now 'low-information) </w:t>
+      </w:r>
+      <w:r>
+        <w:t>individuals</w:t>
       </w:r>
       <w:r>
         <w:t>.</w:t>
       </w:r>
-    </w:p>
-    <w:p>
-      <w:r>
-        <w:t>Given that the hypothesis was that these would be low-info people, and that the results of this study REJECTED that hypothesis quite strongly, we take instead the opposite approach and theorize of them as high-information but jaded.</w:t>
-      </w:r>
-    </w:p>
-    <w:p/>
-    <w:p/>
-    <w:p>
-      <w:r>
-        <w:t xml:space="preserve">Finally </w:t>
-      </w:r>
-      <w:r>
-        <w:rPr>
-          <w:u w:val="single"/>
-        </w:rPr>
-        <w:t>Science and Climate</w:t>
-      </w:r>
-      <w:r>
-        <w:t xml:space="preserve"> we take as somewhat red herrings, since they are 1) so heavily politicized in 2020 due to covid 19 and 2) climate heavily associated with democratic voting</w:t>
-      </w:r>
-    </w:p>
-    <w:p/>
-    <w:p>
-      <w:r>
-        <w:t>Science</w:t>
-      </w:r>
-    </w:p>
-    <w:p>
-      <w:r>
-        <w:t>Fauci is not a great indicator of change voters because it was a very Red vs. Blue topic in 2020, given that Trump and his supporters disparaged Fauci and science in general (</w:t>
-      </w:r>
-      <w:r>
-        <w:rPr>
-          <w:highlight w:val="magenta"/>
-        </w:rPr>
-        <w:t>citation</w:t>
-      </w:r>
-      <w:r>
-        <w:t>), making democrats in general much more kind to Fauci and Science.</w:t>
-      </w:r>
-    </w:p>
-    <w:p>
-      <w:r>
-        <w:t xml:space="preserve">We disregard science/ climate both because it is an issue that has exploded in popularity in the last 3 elections (and is thus a non-disambiguating indicator in earlier elections) and because it is largely taken to be a partisan (Democrat) issue </w:t>
-      </w:r>
-      <w:r>
-        <w:rPr>
-          <w:highlight w:val="magenta"/>
-        </w:rPr>
-        <w:t>(citation)</w:t>
-      </w:r>
-      <w:r>
-        <w:t xml:space="preserve">. Science is not helpful because it was very much a result-of-covid question, and as such is a 2020-specific indicator of change-voters, and thus not easily generalizable. </w:t>
-      </w:r>
-    </w:p>
-    <w:p>
-      <w:pPr>
-        <w:rPr>
-          <w:i/>
-          <w:iCs/>
-        </w:rPr>
-      </w:pPr>
-      <w:r>
-        <w:rPr>
-          <w:i/>
-          <w:iCs/>
-        </w:rPr>
-        <w:t xml:space="preserve">First, and perhaps most interestingly, are the two variables related to the feeling of the survey respondent towards Dr. Anthony Fauci (who held the position of Chief Medical Advisor to the President during the time at which this survey was conducted) and 'Scientists' as a general group. Respondents, asked to give a number between 0-100 representing how 'favourably' they felt towards Dr. Fauci and towards 'Scientists', were significantly more likely to give a positive score if they were CVoters. While the t-statistic (as noted earlier) does not paint the whole story, it tells us that, on average, CVoters see Dr. Fauci six points more favourably than MVoters, and </w:t>
-      </w:r>
-      <w:r>
-        <w:rPr>
-          <w:i/>
-          <w:iCs/>
-        </w:rPr>
-        <w:lastRenderedPageBreak/>
-        <w:t xml:space="preserve">Scientists five points more favourably, adjusted for variance. Figure 2 below expands on this to show just how severe the difference in distributions really is. For Dr. Fauci, we see the great majority of respondents score him at seventy-five or above, while Scientists receive a similar (though less extremely distinct) scoring trend. </w:t>
-      </w:r>
-    </w:p>
-    <w:p>
-      <w:pPr>
-        <w:rPr>
-          <w:i/>
-          <w:iCs/>
-        </w:rPr>
-      </w:pPr>
-    </w:p>
+      <w:r>
+        <w:t xml:space="preserve"> </w:t>
+      </w:r>
+    </w:p>
+    <w:p/>
+    <w:p/>
+    <w:p>
+      <w:pPr>
+        <w:rPr>
+          <w:i/>
+          <w:iCs/>
+        </w:rPr>
+      </w:pPr>
+      <w:r>
+        <w:rPr>
+          <w:i/>
+          <w:iCs/>
+        </w:rPr>
+        <w:t>Observing our Economic, Ideological, and Informational pillars, we can thus formulate a single, unified</w:t>
+      </w:r>
+      <w:r>
+        <w:rPr>
+          <w:i/>
+          <w:iCs/>
+        </w:rPr>
+        <w:t xml:space="preserve"> Theory of Change Voters, which </w:t>
+      </w:r>
+      <w:r>
+        <w:rPr>
+          <w:i/>
+          <w:iCs/>
+        </w:rPr>
+        <w:t>describes</w:t>
+      </w:r>
+      <w:r>
+        <w:rPr>
+          <w:i/>
+          <w:iCs/>
+        </w:rPr>
+        <w:t xml:space="preserve"> Persistent Economic Distress, Conscious Non-Alignment, and Informational Non-Absence</w:t>
+      </w:r>
+      <w:r>
+        <w:rPr>
+          <w:i/>
+          <w:iCs/>
+        </w:rPr>
+        <w:t xml:space="preserve"> (Adequate Political Knowledge? Information Levels?)</w:t>
+      </w:r>
+    </w:p>
+    <w:p/>
+    <w:p/>
     <w:p>
       <w:pPr>
         <w:rPr>
@@ -5509,598 +5853,722 @@
     </w:p>
     <w:p>
       <w:r>
+        <w:t xml:space="preserve">S3.1 </w:t>
+      </w:r>
+      <w:r>
+        <w:t xml:space="preserve">Discrete </w:t>
+      </w:r>
+      <w:r>
+        <w:t xml:space="preserve">Measure - </w:t>
+      </w:r>
+      <w:r>
+        <w:t xml:space="preserve">Probability of Voting for Change </w:t>
+      </w:r>
+    </w:p>
+    <w:p>
+      <w:r>
+        <w:t xml:space="preserve">1) Discrete Filtering of Voters to arrive at probability of choosing Change Candidate </w:t>
+      </w:r>
+    </w:p>
+    <w:p>
+      <w:r>
+        <w:t>Consists of filtering dataset using selected variables</w:t>
+      </w:r>
+      <w:r>
+        <w:t xml:space="preserve"> to arrive at subset of respondents who fit the attributes of a change voter EXACTLY. Then calculating the probability (simple percentage) of voting for change candidate.</w:t>
+      </w:r>
+    </w:p>
+    <w:p>
+      <w:r>
+        <w:t xml:space="preserve">This was tried with two sets of filtering variables. </w:t>
+      </w:r>
+    </w:p>
+    <w:p>
+      <w:r>
+        <w:t xml:space="preserve">One was the INCLUSIVE, which used all five categories found in the results of the Stat. </w:t>
+      </w:r>
+      <w:proofErr w:type="spellStart"/>
+      <w:r>
+        <w:t>Indep</w:t>
+      </w:r>
+      <w:proofErr w:type="spellEnd"/>
+      <w:r>
+        <w:t>. Testing. This</w:t>
+      </w:r>
+      <w:r>
+        <w:t xml:space="preserve"> approach proved too restrictive, even when expanded to include two variables in each category filtered using OR logic (so as to make it </w:t>
+      </w:r>
+      <w:r>
+        <w:t>less intensively rules-based</w:t>
+      </w:r>
+      <w:r>
+        <w:t>).</w:t>
+      </w:r>
+      <w:r>
+        <w:t xml:space="preserve"> Variables used, logic, and results can be found in </w:t>
+      </w:r>
+      <w:r>
+        <w:rPr>
+          <w:highlight w:val="magenta"/>
+        </w:rPr>
+        <w:t>Appendix 7</w:t>
+      </w:r>
+    </w:p>
+    <w:p>
+      <w:r>
+        <w:t>The second</w:t>
+      </w:r>
+      <w:r>
+        <w:t xml:space="preserve"> set was PRECISE</w:t>
+      </w:r>
+      <w:r>
+        <w:t>, using the</w:t>
+      </w:r>
+      <w:r>
+        <w:t xml:space="preserve"> </w:t>
+      </w:r>
+      <w:r>
+        <w:t xml:space="preserve">variables </w:t>
+      </w:r>
+      <w:r>
+        <w:t xml:space="preserve">identified </w:t>
+      </w:r>
+      <w:r>
+        <w:t>in</w:t>
+      </w:r>
+      <w:r>
+        <w:t xml:space="preserve"> the Change Voter Theory, but retained a strict filtering approach. </w:t>
+      </w:r>
+      <w:proofErr w:type="gramStart"/>
+      <w:r>
+        <w:t>Similarly</w:t>
+      </w:r>
+      <w:proofErr w:type="gramEnd"/>
+      <w:r>
+        <w:t xml:space="preserve"> to the </w:t>
+      </w:r>
+      <w:r>
+        <w:t xml:space="preserve">INCLUSIVE approach, this approach proved too reductive, even resulting in a miniscule sample of 12 respondents in the year 2000, making any meaningful </w:t>
+      </w:r>
+      <w:r>
+        <w:t>analysis</w:t>
+      </w:r>
+      <w:r>
+        <w:t xml:space="preserve"> impossible</w:t>
+      </w:r>
+      <w:r>
+        <w:t xml:space="preserve">, and conclusions </w:t>
+      </w:r>
+      <w:r>
+        <w:t>feeble</w:t>
+      </w:r>
+      <w:r>
+        <w:t>.</w:t>
+      </w:r>
+      <w:r>
+        <w:t xml:space="preserve"> Results for this can be found in </w:t>
+      </w:r>
+      <w:r>
+        <w:rPr>
+          <w:highlight w:val="magenta"/>
+        </w:rPr>
+        <w:t>Appendix 7</w:t>
+      </w:r>
+      <w:r>
+        <w:t xml:space="preserve">. </w:t>
+      </w:r>
+    </w:p>
+    <w:p/>
+    <w:p/>
+    <w:p>
+      <w:r>
+        <w:t>S3.</w:t>
+      </w:r>
+      <w:r>
+        <w:t>2</w:t>
+      </w:r>
+      <w:r>
+        <w:t xml:space="preserve"> </w:t>
+      </w:r>
+      <w:r>
+        <w:t>Scoring</w:t>
+      </w:r>
+      <w:r>
+        <w:t xml:space="preserve"> Voter Propensity for 'Change Voting'</w:t>
+      </w:r>
+      <w:r>
+        <w:t xml:space="preserve"> </w:t>
+      </w:r>
+    </w:p>
+    <w:p>
+      <w:r>
+        <w:t>2) Change Voter 'Scoring', Continuous measure of affinity for change</w:t>
+      </w:r>
+    </w:p>
+    <w:p>
+      <w:r>
+        <w:t>Given the flawed nature of a discrete filtering approach, a continuous measure was instead proposed.</w:t>
+      </w:r>
+    </w:p>
+    <w:p>
+      <w:r>
         <w:lastRenderedPageBreak/>
-        <w:t xml:space="preserve">S3.1 </w:t>
-      </w:r>
-      <w:r>
-        <w:t xml:space="preserve">Discrete </w:t>
-      </w:r>
-      <w:r>
-        <w:t xml:space="preserve">Measure - </w:t>
-      </w:r>
-      <w:r>
-        <w:t xml:space="preserve">Probability of Voting for Change </w:t>
-      </w:r>
-    </w:p>
-    <w:p>
-      <w:r>
-        <w:t xml:space="preserve">1) Discrete Filtering of Voters to arrive at probability of choosing Change Candidate </w:t>
-      </w:r>
-    </w:p>
-    <w:p>
-      <w:r>
-        <w:t>Consists of filtering dataset using selected variables</w:t>
-      </w:r>
-      <w:r>
-        <w:t xml:space="preserve"> to arrive at subset of respondents who fit the attributes of a change voter EXACTLY. Then calculating the probability (simple percentage) of voting for change candidate.</w:t>
-      </w:r>
-    </w:p>
-    <w:p>
-      <w:r>
-        <w:t xml:space="preserve">This was tried with two sets of filtering variables. </w:t>
-      </w:r>
-    </w:p>
-    <w:p>
-      <w:r>
-        <w:t>One was the INCLUSIVE, which used all five categories found in the results of the Stat. Indep. Testing. This</w:t>
-      </w:r>
-      <w:r>
-        <w:t xml:space="preserve"> approach proved too restrictive, even when expanded to include two variables in each category filtered using OR logic (so as to make it </w:t>
-      </w:r>
-      <w:r>
-        <w:t>less intensively rules-based</w:t>
-      </w:r>
-      <w:r>
+        <w:t xml:space="preserve">The </w:t>
+      </w:r>
+      <w:proofErr w:type="gramStart"/>
+      <w:r>
+        <w:t>benefits</w:t>
+      </w:r>
+      <w:proofErr w:type="gramEnd"/>
+      <w:r>
+        <w:t xml:space="preserve"> of this approach is that it does not filter any respondents from the dataset, but instead gives each a 'score', from which we can derive overall insights. </w:t>
+      </w:r>
+    </w:p>
+    <w:p>
+      <w:r>
+        <w:t>This 'Change Voter Score' is composed of the following:</w:t>
+      </w:r>
+    </w:p>
+    <w:p/>
+    <w:p>
+      <w:r>
+        <w:t>Variable</w:t>
+      </w:r>
+      <w:r>
+        <w:t xml:space="preserve"> Categories</w:t>
+      </w:r>
+      <w:r>
+        <w:t xml:space="preserve"> coming from Theory of Change Voters</w:t>
+      </w:r>
+    </w:p>
+    <w:p>
+      <w:r>
+        <w:t>For each Category</w:t>
+      </w:r>
+      <w:r>
+        <w:t xml:space="preserve">, one variable </w:t>
+      </w:r>
+      <w:r>
+        <w:t xml:space="preserve">is </w:t>
+      </w:r>
+      <w:r>
+        <w:t xml:space="preserve">chosen that best reflects the theorized aspect that the category </w:t>
+      </w:r>
+      <w:r>
+        <w:t xml:space="preserve">is meant to </w:t>
+      </w:r>
+      <w:r>
+        <w:t>capture.</w:t>
+      </w:r>
+    </w:p>
+    <w:p>
+      <w:pPr>
+        <w:rPr>
+          <w:u w:val="single"/>
+        </w:rPr>
+      </w:pPr>
+      <w:r>
+        <w:rPr>
+          <w:u w:val="single"/>
+        </w:rPr>
+        <w:t>Economic -&gt; Income Gap</w:t>
+      </w:r>
+    </w:p>
+    <w:p>
+      <w:r>
+        <w:t>Several variables were considered, including HOUSEHOLD INCOME, US ECON LAST 12 MONTHS, and INCOME GAP 20 YEARS.</w:t>
+      </w:r>
+    </w:p>
+    <w:p>
+      <w:r>
+        <w:t xml:space="preserve">20 YEARS chosen because it 1) closely reflects </w:t>
+      </w:r>
+      <w:r>
+        <w:t xml:space="preserve">a WORSEING </w:t>
+      </w:r>
+      <w:r>
+        <w:t xml:space="preserve">ECONOMIC ANXIETY, 2) is agnostic of INCOME LEVEL, which has been shown to </w:t>
+      </w:r>
+      <w:r>
+        <w:t>be highly correlated to party lines (Dem</w:t>
+      </w:r>
+      <w:r>
+        <w:t xml:space="preserve"> issue</w:t>
+      </w:r>
+      <w:r>
+        <w:t xml:space="preserve"> until 2012, Rep from 2016 onwards)</w:t>
+      </w:r>
+      <w:r>
+        <w:t xml:space="preserve"> (citation)</w:t>
+      </w:r>
+      <w:r>
+        <w:t xml:space="preserve">, and </w:t>
+      </w:r>
+      <w:r>
+        <w:t xml:space="preserve">3) has a broad scope, not solely focused on the past year. </w:t>
+      </w:r>
+    </w:p>
+    <w:p>
+      <w:r>
+        <w:t>Note: For the year 2000, this question was not asked (</w:t>
+      </w:r>
+      <w:r>
+        <w:t>nor</w:t>
+      </w:r>
+      <w:r>
+        <w:t xml:space="preserve"> a different formulation of this question, </w:t>
+      </w:r>
+      <w:r>
+        <w:t xml:space="preserve">such as in 2004). In its stead, the question "US Econ in past year" is used. </w:t>
+      </w:r>
+      <w:r>
+        <w:t xml:space="preserve">A full list of questions in each year and their scales is found in </w:t>
+      </w:r>
+      <w:r>
+        <w:rPr>
+          <w:highlight w:val="magenta"/>
+        </w:rPr>
+        <w:t xml:space="preserve">Appendix </w:t>
+      </w:r>
+      <w:r>
+        <w:rPr>
+          <w:highlight w:val="magenta"/>
+        </w:rPr>
+        <w:t>H</w:t>
+      </w:r>
+      <w:r>
+        <w:t>.</w:t>
+      </w:r>
+      <w:r>
+        <w:t xml:space="preserve"> </w:t>
+      </w:r>
+      <w:r>
+        <w:rPr>
+          <w:highlight w:val="magenta"/>
+        </w:rPr>
+        <w:t>(</w:t>
+      </w:r>
+      <w:proofErr w:type="spellStart"/>
+      <w:r>
+        <w:rPr>
+          <w:highlight w:val="magenta"/>
+        </w:rPr>
+        <w:t>var_ref_table</w:t>
+      </w:r>
+      <w:proofErr w:type="spellEnd"/>
+      <w:r>
+        <w:rPr>
+          <w:highlight w:val="magenta"/>
+        </w:rPr>
         <w:t>).</w:t>
       </w:r>
-      <w:r>
-        <w:t xml:space="preserve"> Variables used, logic, and results can be found in </w:t>
+    </w:p>
+    <w:p>
+      <w:pPr>
+        <w:rPr>
+          <w:u w:val="single"/>
+        </w:rPr>
+      </w:pPr>
+      <w:r>
+        <w:rPr>
+          <w:u w:val="single"/>
+        </w:rPr>
+        <w:t>Partisan Non-Alignment</w:t>
+      </w:r>
+      <w:r>
+        <w:rPr>
+          <w:u w:val="single"/>
+        </w:rPr>
+        <w:t xml:space="preserve"> -&gt; </w:t>
+      </w:r>
+      <w:r>
+        <w:rPr>
+          <w:u w:val="single"/>
+        </w:rPr>
+        <w:t>Left-Right Self</w:t>
+      </w:r>
+    </w:p>
+    <w:p>
+      <w:r>
+        <w:t>Left-Right for whatever reason</w:t>
+      </w:r>
+      <w:r>
+        <w:t xml:space="preserve">. Others considered were Lib-Con, </w:t>
+      </w:r>
+      <w:r>
+        <w:t>Trust in Washington, Thermometer of Reps, Thermometer Dems</w:t>
+      </w:r>
+    </w:p>
+    <w:p/>
+    <w:p>
+      <w:r>
+        <w:t>Note: For the year 2000, this question was not asked (nor a different formulation of this question). In its stead, the question "</w:t>
+      </w:r>
+      <w:r>
+        <w:t>Self Placement Lib-Con Scale</w:t>
+      </w:r>
+      <w:r>
+        <w:t xml:space="preserve">" is used. A full list of questions in each year and their scales is found in </w:t>
       </w:r>
       <w:r>
         <w:rPr>
           <w:highlight w:val="magenta"/>
         </w:rPr>
-        <w:t>Appendix 7</w:t>
-      </w:r>
-    </w:p>
-    <w:p>
-      <w:r>
-        <w:t>The second</w:t>
-      </w:r>
-      <w:r>
-        <w:t xml:space="preserve"> set was PRECISE</w:t>
-      </w:r>
-      <w:r>
-        <w:t>, using the</w:t>
-      </w:r>
-      <w:r>
-        <w:t xml:space="preserve"> </w:t>
-      </w:r>
-      <w:r>
-        <w:t xml:space="preserve">variables </w:t>
-      </w:r>
-      <w:r>
-        <w:t xml:space="preserve">identified </w:t>
-      </w:r>
-      <w:r>
-        <w:t>in</w:t>
-      </w:r>
-      <w:r>
-        <w:t xml:space="preserve"> the Change Voter Theory, but retained a strict filtering approach. Similarly to the </w:t>
-      </w:r>
-      <w:r>
-        <w:t xml:space="preserve">INCLUSIVE approach, this approach proved too reductive, even resulting in a miniscule sample of 12 respondents in the year 2000, making any meaningful </w:t>
-      </w:r>
-      <w:r>
-        <w:t>analysis</w:t>
-      </w:r>
-      <w:r>
-        <w:t xml:space="preserve"> impossible</w:t>
-      </w:r>
-      <w:r>
-        <w:t xml:space="preserve">, and conclusions </w:t>
-      </w:r>
-      <w:r>
-        <w:t>feeble</w:t>
+        <w:t xml:space="preserve">Appendix </w:t>
+      </w:r>
+      <w:r>
+        <w:rPr>
+          <w:highlight w:val="magenta"/>
+        </w:rPr>
+        <w:t>H</w:t>
+      </w:r>
+      <w:r>
+        <w:t xml:space="preserve">. </w:t>
+      </w:r>
+    </w:p>
+    <w:p/>
+    <w:p>
+      <w:pPr>
+        <w:rPr>
+          <w:u w:val="single"/>
+        </w:rPr>
+      </w:pPr>
+      <w:r>
+        <w:rPr>
+          <w:u w:val="single"/>
+        </w:rPr>
+        <w:t>Information Level</w:t>
+      </w:r>
+      <w:r>
+        <w:rPr>
+          <w:u w:val="single"/>
+        </w:rPr>
+        <w:t xml:space="preserve"> -&gt; </w:t>
+      </w:r>
+      <w:r>
+        <w:rPr>
+          <w:u w:val="single"/>
+        </w:rPr>
+        <w:t>Office Recall</w:t>
+      </w:r>
+    </w:p>
+    <w:p>
+      <w:r>
+        <w:t>Office Recall for whatever</w:t>
+      </w:r>
+      <w:r>
+        <w:t xml:space="preserve"> reason. Others considered were</w:t>
+      </w:r>
+      <w:r>
+        <w:t xml:space="preserve"> Attention to Politics (but Attention =/= Information level, and also doesn't capture the informed but </w:t>
+      </w:r>
+      <w:proofErr w:type="gramStart"/>
+      <w:r>
+        <w:t>burnt out</w:t>
+      </w:r>
+      <w:proofErr w:type="gramEnd"/>
+      <w:r>
+        <w:t xml:space="preserve"> voter who is tired of listening to politicians, knows a lot, but just wants change), Listen to Pol Radio Talk Shows (but diminish in use between 2000 and 2020).</w:t>
+      </w:r>
+    </w:p>
+    <w:p/>
+    <w:p>
+      <w:r>
+        <w:t>For most years, this is Office Recall SPEAKER OF THE HOUSE</w:t>
+      </w:r>
+    </w:p>
+    <w:p/>
+    <w:p>
+      <w:r>
+        <w:t>Note: For the year 2008 all responses to OFFICE RECALL questions are restricted to the viewer, meaning that they are not usable. In place of SPEAKER OF THE HOUSE, "</w:t>
+      </w:r>
+      <w:r>
+        <w:t>How close attn to politics and elections</w:t>
+      </w:r>
+      <w:r>
+        <w:t>" is used.</w:t>
+      </w:r>
+    </w:p>
+    <w:p>
+      <w:r>
+        <w:t xml:space="preserve">Note: For the year 2000, </w:t>
+      </w:r>
+      <w:r>
+        <w:t xml:space="preserve">SPEAKER OF HOUSE is not asked. </w:t>
+      </w:r>
+      <w:r>
+        <w:t>In its stead, the question "</w:t>
+      </w:r>
+      <w:r>
+        <w:t>so PM of Britain Tony Blair</w:t>
+      </w:r>
+      <w:r>
+        <w:t xml:space="preserve">" is used. A full list of questions in each year and their scales is found in </w:t>
+      </w:r>
+      <w:r>
+        <w:rPr>
+          <w:highlight w:val="magenta"/>
+        </w:rPr>
+        <w:t>Appendix 8</w:t>
+      </w:r>
+      <w:r>
+        <w:t xml:space="preserve">. </w:t>
+      </w:r>
+    </w:p>
+    <w:p/>
+    <w:p/>
+    <w:p>
+      <w:r>
+        <w:rPr>
+          <w:u w:val="single"/>
+        </w:rPr>
+        <w:t>Scoring</w:t>
+      </w:r>
+    </w:p>
+    <w:p>
+      <w:r>
+        <w:t>Respondent values for each of these variables are then 'scored' depending on the available categories in each variable</w:t>
+      </w:r>
+      <w:r>
+        <w:t>, similar to the CCI developed for candidates.</w:t>
+      </w:r>
+    </w:p>
+    <w:p>
+      <w:r>
+        <w:rPr>
+          <w:highlight w:val="magenta"/>
+        </w:rPr>
+        <w:t xml:space="preserve">These mappings can be found in Appendix </w:t>
+      </w:r>
+      <w:proofErr w:type="gramStart"/>
+      <w:r>
+        <w:rPr>
+          <w:highlight w:val="magenta"/>
+        </w:rPr>
+        <w:t>9?</w:t>
       </w:r>
       <w:r>
         <w:t>.</w:t>
       </w:r>
-      <w:r>
-        <w:t xml:space="preserve"> Results for this can be found in </w:t>
+      <w:proofErr w:type="gramEnd"/>
+      <w:r>
+        <w:t xml:space="preserve"> </w:t>
+      </w:r>
+      <w:r>
+        <w:t>In terms of scoring direction, voters receive h</w:t>
+      </w:r>
+      <w:r>
+        <w:t xml:space="preserve">igher ECON </w:t>
+      </w:r>
+      <w:r>
+        <w:t xml:space="preserve">scores </w:t>
+      </w:r>
+      <w:r>
+        <w:t>who note</w:t>
+      </w:r>
+      <w:r>
+        <w:t xml:space="preserve"> a</w:t>
+      </w:r>
+      <w:r>
+        <w:t xml:space="preserve"> larger income gap, higher LEFTRIGHT score</w:t>
+      </w:r>
+      <w:r>
+        <w:t>s</w:t>
+      </w:r>
+      <w:r>
+        <w:t xml:space="preserve"> the closer to the </w:t>
+      </w:r>
+      <w:r>
+        <w:lastRenderedPageBreak/>
+        <w:t xml:space="preserve">center </w:t>
+      </w:r>
+      <w:r>
+        <w:t>the</w:t>
+      </w:r>
+      <w:r>
+        <w:t xml:space="preserve"> respondent is (with extreme left or extreme right </w:t>
+      </w:r>
+      <w:r>
+        <w:t xml:space="preserve">voters </w:t>
+      </w:r>
+      <w:r>
+        <w:t>receiving gradually lower scores</w:t>
+      </w:r>
+      <w:r>
+        <w:t>, in a 'folded scale'</w:t>
+      </w:r>
+      <w:r>
+        <w:t>), and higher INFORMATION score</w:t>
+      </w:r>
+      <w:r>
+        <w:t>s to voters</w:t>
+      </w:r>
+      <w:r>
+        <w:t xml:space="preserve"> can accurately identify the office</w:t>
+      </w:r>
+      <w:r>
+        <w:t xml:space="preserve"> (position)</w:t>
+      </w:r>
+      <w:r>
+        <w:t xml:space="preserve"> of the politician in</w:t>
+      </w:r>
+      <w:r>
+        <w:t xml:space="preserve"> the</w:t>
+      </w:r>
+      <w:r>
+        <w:t xml:space="preserve"> survey</w:t>
+      </w:r>
+      <w:r>
+        <w:t xml:space="preserve"> question.</w:t>
+      </w:r>
+    </w:p>
+    <w:p/>
+    <w:p>
+      <w:r>
+        <w:t>These three variable scores are then weighted according to the below scheme:</w:t>
+      </w:r>
+      <w:r>
+        <w:t xml:space="preserve"> </w:t>
+      </w:r>
+    </w:p>
+    <w:p>
+      <w:proofErr w:type="spellStart"/>
+      <w:r>
+        <w:t>changevoter_score</w:t>
+      </w:r>
+      <w:proofErr w:type="spellEnd"/>
+      <w:r>
+        <w:t xml:space="preserve"> </w:t>
+      </w:r>
+      <w:r>
+        <w:t xml:space="preserve">= </w:t>
+      </w:r>
+      <w:r>
+        <w:t xml:space="preserve">(0.5* </w:t>
+      </w:r>
+      <w:proofErr w:type="spellStart"/>
+      <w:r>
+        <w:t>score_economic</w:t>
+      </w:r>
+      <w:proofErr w:type="spellEnd"/>
+      <w:r>
+        <w:t>)</w:t>
+      </w:r>
+      <w:r>
+        <w:t xml:space="preserve"> </w:t>
+      </w:r>
+      <w:r>
+        <w:t>+ (0.3</w:t>
+      </w:r>
+      <w:r>
+        <w:t>5</w:t>
+      </w:r>
+      <w:r>
+        <w:t xml:space="preserve"> * </w:t>
+      </w:r>
+      <w:proofErr w:type="spellStart"/>
+      <w:r>
+        <w:t>score_leftright</w:t>
+      </w:r>
+      <w:proofErr w:type="spellEnd"/>
+      <w:r>
+        <w:t>) + (0.</w:t>
+      </w:r>
+      <w:r>
+        <w:t>15</w:t>
+      </w:r>
+      <w:r>
+        <w:t xml:space="preserve"> * </w:t>
+      </w:r>
+      <w:proofErr w:type="spellStart"/>
+      <w:r>
+        <w:t>score_informed</w:t>
+      </w:r>
+      <w:proofErr w:type="spellEnd"/>
+      <w:r>
+        <w:t>)</w:t>
+      </w:r>
+    </w:p>
+    <w:p/>
+    <w:p>
+      <w:r>
+        <w:t xml:space="preserve">This weighting scheme </w:t>
+      </w:r>
+      <w:proofErr w:type="gramStart"/>
+      <w:r>
+        <w:t>is a reflection of</w:t>
+      </w:r>
+      <w:proofErr w:type="gramEnd"/>
+      <w:r>
+        <w:t xml:space="preserve"> </w:t>
+      </w:r>
+      <w:r>
+        <w:t xml:space="preserve">the central stance of this paper, which is that the adverse and disproportionate effects on </w:t>
+      </w:r>
+      <w:r>
+        <w:t>regular Americans of R</w:t>
+      </w:r>
+      <w:r>
+        <w:t xml:space="preserve">eal </w:t>
+      </w:r>
+      <w:r>
+        <w:t>W</w:t>
+      </w:r>
+      <w:r>
+        <w:t>age</w:t>
+      </w:r>
+      <w:r>
+        <w:t xml:space="preserve"> Stagnation</w:t>
+      </w:r>
+      <w:r>
+        <w:t xml:space="preserve"> in the 21st century has </w:t>
+      </w:r>
+      <w:r>
+        <w:t>created a constant state of economic anxiety and general distress</w:t>
+      </w:r>
+      <w:r>
+        <w:t xml:space="preserve"> in the </w:t>
       </w:r>
       <w:r>
         <w:rPr>
           <w:highlight w:val="magenta"/>
         </w:rPr>
-        <w:t>Appendix 7</w:t>
-      </w:r>
-      <w:r>
-        <w:t xml:space="preserve">. </w:t>
-      </w:r>
-    </w:p>
-    <w:p/>
-    <w:p/>
-    <w:p>
-      <w:r>
-        <w:t>S3.</w:t>
-      </w:r>
-      <w:r>
-        <w:t>2</w:t>
-      </w:r>
-      <w:r>
-        <w:t xml:space="preserve"> </w:t>
-      </w:r>
-      <w:r>
-        <w:t>Scoring</w:t>
-      </w:r>
-      <w:r>
-        <w:t xml:space="preserve"> Voter Propensity for 'Change Voting'</w:t>
-      </w:r>
-      <w:r>
-        <w:t xml:space="preserve"> </w:t>
-      </w:r>
-    </w:p>
-    <w:p>
-      <w:r>
-        <w:t>2) Change Voter 'Scoring', Continuous measure of affinity for change</w:t>
-      </w:r>
-    </w:p>
-    <w:p>
-      <w:r>
-        <w:t>Given the flawed nature of a discrete filtering approach, a continuous measure was instead proposed.</w:t>
-      </w:r>
-    </w:p>
-    <w:p>
-      <w:r>
-        <w:t xml:space="preserve">The benefits of this approach is that it does not filter any respondents from the dataset, but instead gives each a 'score', from which we can derive overall insights. </w:t>
-      </w:r>
-    </w:p>
-    <w:p>
-      <w:r>
-        <w:t>This 'Change Voter Score' is composed of the following:</w:t>
-      </w:r>
-    </w:p>
-    <w:p/>
-    <w:p>
-      <w:r>
-        <w:t>Variable</w:t>
-      </w:r>
-      <w:r>
-        <w:t xml:space="preserve"> Categories</w:t>
-      </w:r>
-      <w:r>
-        <w:t xml:space="preserve"> coming from Theory of Change Voters</w:t>
-      </w:r>
-    </w:p>
-    <w:p>
-      <w:r>
-        <w:t>For each Category</w:t>
-      </w:r>
-      <w:r>
-        <w:t xml:space="preserve">, one variable </w:t>
-      </w:r>
-      <w:r>
-        <w:t xml:space="preserve">is </w:t>
-      </w:r>
-      <w:r>
-        <w:t xml:space="preserve">chosen that best reflects the theorized aspect that the category </w:t>
-      </w:r>
-      <w:r>
-        <w:t xml:space="preserve">is meant to </w:t>
-      </w:r>
-      <w:r>
-        <w:t>capture.</w:t>
-      </w:r>
-    </w:p>
-    <w:p>
-      <w:pPr>
-        <w:rPr>
-          <w:u w:val="single"/>
-        </w:rPr>
-      </w:pPr>
-      <w:r>
-        <w:rPr>
-          <w:u w:val="single"/>
-        </w:rPr>
-        <w:t>Economic -&gt; Income Gap</w:t>
-      </w:r>
-    </w:p>
-    <w:p>
-      <w:r>
-        <w:t>Several variables were considered, including HOUSEHOLD INCOME, US ECON LAST 12 MONTHS, and INCOME GAP 20 YEARS.</w:t>
-      </w:r>
-    </w:p>
-    <w:p>
-      <w:r>
-        <w:t xml:space="preserve">20 YEARS chosen because it 1) closely reflects </w:t>
-      </w:r>
-      <w:r>
-        <w:t xml:space="preserve">a WORSEING </w:t>
-      </w:r>
-      <w:r>
-        <w:t xml:space="preserve">ECONOMIC ANXIETY, 2) is agnostic of INCOME LEVEL, which has been shown to </w:t>
-      </w:r>
-      <w:r>
-        <w:t>be highly correlated to party lines (Dem until 2012, Rep from 2016 onwards)</w:t>
-      </w:r>
-      <w:r>
-        <w:t xml:space="preserve">, and </w:t>
-      </w:r>
-      <w:r>
-        <w:t xml:space="preserve">3) has a broad scope, not solely focused on the past year. </w:t>
-      </w:r>
-    </w:p>
-    <w:p>
-      <w:r>
-        <w:t>Note: For the year 2000, this question was not asked (</w:t>
-      </w:r>
-      <w:r>
-        <w:t>nor</w:t>
-      </w:r>
-      <w:r>
-        <w:t xml:space="preserve"> a different formulation of this question, </w:t>
-      </w:r>
-      <w:r>
-        <w:t xml:space="preserve">such as in 2004). In its stead, the question "US Econ in past year" is used. </w:t>
-      </w:r>
-      <w:r>
-        <w:t xml:space="preserve">A full list of questions in each year and their scales is found in </w:t>
+        <w:t>median</w:t>
+      </w:r>
+      <w:r>
+        <w:t xml:space="preserve"> voter</w:t>
+      </w:r>
+      <w:r>
+        <w:t xml:space="preserve">, which in turn leads </w:t>
+      </w:r>
+      <w:r>
+        <w:t>them</w:t>
+      </w:r>
+      <w:r>
+        <w:t xml:space="preserve"> to choose the candidate most likely (in the voter's perception) to deliver change.</w:t>
+      </w:r>
+      <w:r>
+        <w:t xml:space="preserve"> Thus, the econo</w:t>
+      </w:r>
+      <w:r>
+        <w:t>mic</w:t>
+      </w:r>
+      <w:r>
+        <w:t xml:space="preserve"> score is weighted most heavily, followed by the partisan non-alignment score, and lastly the information score, which receives the lowest weighting due to the fact that it comes from our qualitative theory formulation and </w:t>
+      </w:r>
+      <w:r>
+        <w:t>has little empirical basis in</w:t>
+      </w:r>
+      <w:r>
+        <w:t xml:space="preserve"> the results of our second study.</w:t>
+      </w:r>
+      <w:r>
+        <w:t xml:space="preserve"> </w:t>
       </w:r>
       <w:r>
         <w:rPr>
           <w:highlight w:val="magenta"/>
         </w:rPr>
-        <w:t>Appendix 8</w:t>
-      </w:r>
-      <w:r>
-        <w:t>.</w:t>
-      </w:r>
-      <w:r>
-        <w:t xml:space="preserve"> </w:t>
-      </w:r>
-    </w:p>
-    <w:p>
-      <w:pPr>
-        <w:rPr>
-          <w:u w:val="single"/>
-        </w:rPr>
-      </w:pPr>
-      <w:r>
-        <w:rPr>
-          <w:u w:val="single"/>
-        </w:rPr>
-        <w:t>Partisan Non-Alignment</w:t>
-      </w:r>
-      <w:r>
-        <w:rPr>
-          <w:u w:val="single"/>
-        </w:rPr>
-        <w:t xml:space="preserve"> -&gt; </w:t>
-      </w:r>
-      <w:r>
-        <w:rPr>
-          <w:u w:val="single"/>
-        </w:rPr>
-        <w:t>Left-Right Self</w:t>
-      </w:r>
-    </w:p>
-    <w:p>
-      <w:r>
-        <w:t>Left-Right for whatever reason</w:t>
-      </w:r>
-      <w:r>
-        <w:t xml:space="preserve">. Others considered were Lib-Con, </w:t>
-      </w:r>
-      <w:r>
-        <w:t>Trust in Washington, Thermometer of Reps, Thermometer Dems</w:t>
-      </w:r>
-    </w:p>
-    <w:p/>
-    <w:p>
-      <w:r>
-        <w:t>Note: For the year 2000, this question was not asked (nor a different formulation of this question). In its stead, the question "</w:t>
-      </w:r>
-      <w:r>
-        <w:t>Self Placement Lib-Con Scale</w:t>
-      </w:r>
-      <w:r>
-        <w:t xml:space="preserve">" is used. A full list of questions in each year and their scales is found in </w:t>
-      </w:r>
-      <w:r>
-        <w:rPr>
-          <w:highlight w:val="magenta"/>
-        </w:rPr>
-        <w:t>Appendix 8</w:t>
-      </w:r>
-      <w:r>
-        <w:t xml:space="preserve">. </w:t>
-      </w:r>
-    </w:p>
-    <w:p/>
-    <w:p>
-      <w:pPr>
-        <w:rPr>
-          <w:u w:val="single"/>
-        </w:rPr>
-      </w:pPr>
-      <w:r>
-        <w:rPr>
-          <w:u w:val="single"/>
-        </w:rPr>
-        <w:lastRenderedPageBreak/>
-        <w:t>Information Level</w:t>
-      </w:r>
-      <w:r>
-        <w:rPr>
-          <w:u w:val="single"/>
-        </w:rPr>
-        <w:t xml:space="preserve"> -&gt; </w:t>
-      </w:r>
-      <w:r>
-        <w:rPr>
-          <w:u w:val="single"/>
-        </w:rPr>
-        <w:t>Office Recall</w:t>
-      </w:r>
-    </w:p>
-    <w:p>
-      <w:r>
-        <w:t>Office Recall for whatever</w:t>
-      </w:r>
-      <w:r>
-        <w:t xml:space="preserve"> reason. Others considered were</w:t>
-      </w:r>
-      <w:r>
-        <w:t xml:space="preserve"> Attention to Politics (but Attention =/= Information level, and also doesn't capture the informed but burnt out voter who is tired of listening to politicians, knows a lot, but just wants change), Listen to Pol Radio Talk Shows (but diminish in use between 2000 and 2020).</w:t>
-      </w:r>
-    </w:p>
-    <w:p/>
-    <w:p>
-      <w:r>
-        <w:t>For most years, this is Office Recall SPEAKER OF THE HOUSE</w:t>
-      </w:r>
-    </w:p>
-    <w:p/>
-    <w:p>
-      <w:r>
-        <w:t>Note: For the year 2008 all responses to OFFICE RECALL questions are restricted to the viewer, meaning that they are not usable. In place of SPEAKER OF THE HOUSE, "</w:t>
-      </w:r>
-      <w:r>
-        <w:t>How close attn to politics and elections</w:t>
-      </w:r>
-      <w:r>
-        <w:t>" is used.</w:t>
-      </w:r>
-    </w:p>
-    <w:p>
-      <w:r>
-        <w:t xml:space="preserve">Note: For the year 2000, </w:t>
-      </w:r>
-      <w:r>
-        <w:t xml:space="preserve">SPEAKER OF HOUSE is not asked. </w:t>
-      </w:r>
-      <w:r>
-        <w:t>In its stead, the question "</w:t>
-      </w:r>
-      <w:r>
-        <w:t>so PM of Britain Tony Blair</w:t>
-      </w:r>
-      <w:r>
-        <w:t xml:space="preserve">" is used. A full list of questions in each year and their scales is found in </w:t>
-      </w:r>
-      <w:r>
-        <w:rPr>
-          <w:highlight w:val="magenta"/>
-        </w:rPr>
-        <w:t>Appendix 8</w:t>
-      </w:r>
-      <w:r>
-        <w:t xml:space="preserve">. </w:t>
-      </w:r>
-    </w:p>
-    <w:p/>
-    <w:p/>
-    <w:p>
-      <w:r>
-        <w:rPr>
-          <w:u w:val="single"/>
-        </w:rPr>
-        <w:t>Scoring</w:t>
-      </w:r>
-    </w:p>
-    <w:p>
-      <w:r>
-        <w:t>Respondent values for each of these variables are then 'scored' depending on the available categories in each variable</w:t>
-      </w:r>
-      <w:r>
-        <w:t>, similar to the CCI developed for candidates.</w:t>
-      </w:r>
-    </w:p>
-    <w:p>
-      <w:r>
-        <w:rPr>
-          <w:highlight w:val="magenta"/>
-        </w:rPr>
-        <w:t>These mappings can be found in Appendix 9?</w:t>
-      </w:r>
-      <w:r>
-        <w:t xml:space="preserve">. </w:t>
-      </w:r>
-      <w:r>
-        <w:t>In terms of scoring direction, voters receive h</w:t>
-      </w:r>
-      <w:r>
-        <w:t xml:space="preserve">igher ECON </w:t>
-      </w:r>
-      <w:r>
-        <w:t xml:space="preserve">scores </w:t>
-      </w:r>
-      <w:r>
-        <w:t>who note</w:t>
-      </w:r>
-      <w:r>
-        <w:t xml:space="preserve"> a</w:t>
-      </w:r>
-      <w:r>
-        <w:t xml:space="preserve"> larger income gap, higher LEFTRIGHT score</w:t>
-      </w:r>
-      <w:r>
-        <w:t>s</w:t>
-      </w:r>
-      <w:r>
-        <w:t xml:space="preserve"> the closer to the center </w:t>
-      </w:r>
-      <w:r>
-        <w:t>the</w:t>
-      </w:r>
-      <w:r>
-        <w:t xml:space="preserve"> respondent is (with extreme left or extreme right </w:t>
-      </w:r>
-      <w:r>
-        <w:t xml:space="preserve">voters </w:t>
-      </w:r>
-      <w:r>
-        <w:t>receiving gradually lower scores</w:t>
-      </w:r>
-      <w:r>
-        <w:t>, in a 'folded scale'</w:t>
-      </w:r>
-      <w:r>
-        <w:t>), and higher INFORMATION score</w:t>
-      </w:r>
-      <w:r>
-        <w:t>s to voters</w:t>
-      </w:r>
-      <w:r>
-        <w:t xml:space="preserve"> can accurately identify the office</w:t>
-      </w:r>
-      <w:r>
-        <w:t xml:space="preserve"> (position)</w:t>
-      </w:r>
-      <w:r>
-        <w:t xml:space="preserve"> of the politician in</w:t>
-      </w:r>
-      <w:r>
-        <w:t xml:space="preserve"> the</w:t>
-      </w:r>
-      <w:r>
-        <w:t xml:space="preserve"> survey</w:t>
-      </w:r>
-      <w:r>
-        <w:t xml:space="preserve"> question.</w:t>
-      </w:r>
-    </w:p>
-    <w:p/>
-    <w:p>
-      <w:r>
-        <w:t>These three variable scores are then weighted according to the below scheme:</w:t>
-      </w:r>
-      <w:r>
-        <w:t xml:space="preserve"> </w:t>
-      </w:r>
-    </w:p>
-    <w:p>
-      <w:r>
-        <w:t xml:space="preserve">changevoter_score </w:t>
-      </w:r>
-      <w:r>
-        <w:t xml:space="preserve">= </w:t>
-      </w:r>
-      <w:r>
-        <w:t>(0.5* score_economic)</w:t>
-      </w:r>
-      <w:r>
-        <w:t xml:space="preserve"> </w:t>
-      </w:r>
-      <w:r>
-        <w:t>+ (0.3</w:t>
-      </w:r>
-      <w:r>
-        <w:t>5</w:t>
-      </w:r>
-      <w:r>
-        <w:t xml:space="preserve"> * score_leftright) + (0.</w:t>
-      </w:r>
-      <w:r>
-        <w:t>15</w:t>
-      </w:r>
-      <w:r>
-        <w:t xml:space="preserve"> * score_informed)</w:t>
-      </w:r>
-    </w:p>
-    <w:p/>
-    <w:p>
-      <w:r>
-        <w:t xml:space="preserve">This weighting scheme is a reflection of </w:t>
-      </w:r>
-      <w:r>
-        <w:t xml:space="preserve">the central stance of this paper, which is that the adverse and disproportionate effects on </w:t>
-      </w:r>
-      <w:r>
-        <w:t>regular Americans of R</w:t>
-      </w:r>
-      <w:r>
-        <w:t xml:space="preserve">eal </w:t>
-      </w:r>
-      <w:r>
-        <w:t>W</w:t>
-      </w:r>
-      <w:r>
-        <w:t>age</w:t>
-      </w:r>
-      <w:r>
-        <w:t xml:space="preserve"> Stagnation</w:t>
-      </w:r>
-      <w:r>
-        <w:t xml:space="preserve"> in the 21st century has </w:t>
-      </w:r>
-      <w:r>
-        <w:t>created a constant state of economic anxiety and general distress</w:t>
-      </w:r>
-      <w:r>
-        <w:t xml:space="preserve"> in the </w:t>
-      </w:r>
-      <w:r>
-        <w:rPr>
-          <w:highlight w:val="magenta"/>
-        </w:rPr>
-        <w:t>median</w:t>
-      </w:r>
-      <w:r>
-        <w:t xml:space="preserve"> voter</w:t>
-      </w:r>
-      <w:r>
-        <w:t xml:space="preserve">, which in turn leads </w:t>
-      </w:r>
-      <w:r>
-        <w:t>them</w:t>
-      </w:r>
-      <w:r>
-        <w:t xml:space="preserve"> to choose the candidate most likely (in the voter's perception) to deliver change.</w:t>
-      </w:r>
-      <w:r>
-        <w:t xml:space="preserve"> Thus, the econo</w:t>
-      </w:r>
-      <w:r>
-        <w:t>mic</w:t>
-      </w:r>
-      <w:r>
-        <w:t xml:space="preserve"> score is weighted most heavily, followed by the partisan non-alignment score, and lastly the information score, which receives the lowest weighting due to the fact that it comes from our qualitative theory formulation and </w:t>
-      </w:r>
-      <w:r>
-        <w:t>has little empirical basis in</w:t>
-      </w:r>
-      <w:r>
-        <w:t xml:space="preserve"> the results of our second study.</w:t>
-      </w:r>
-      <w:r>
-        <w:t xml:space="preserve"> </w:t>
-      </w:r>
-      <w:r>
-        <w:rPr>
-          <w:highlight w:val="magenta"/>
-        </w:rPr>
         <w:t>Need to mention also different weighting schemes tried (ie: that +- 5% changes across weights did not change results, meaning this is a stable center of weights).</w:t>
       </w:r>
     </w:p>
@@ -6121,19 +6589,6 @@
         <w:t xml:space="preserve"> The validity of this propensity is examined in the results section.</w:t>
       </w:r>
     </w:p>
-    <w:p/>
-    <w:p/>
-    <w:p/>
-    <w:p/>
-    <w:p/>
-    <w:p/>
-    <w:p/>
-    <w:p/>
-    <w:p/>
-    <w:p/>
-    <w:p/>
-    <w:p/>
-    <w:p/>
     <w:p/>
     <w:p/>
     <w:p/>
@@ -6300,12 +6755,26 @@
         <w:rPr>
           <w:highlight w:val="magenta"/>
         </w:rPr>
-        <w:t xml:space="preserve"> (ie remove other tick labels)</w:t>
-      </w:r>
+        <w:t xml:space="preserve"> (</w:t>
+      </w:r>
+      <w:proofErr w:type="gramStart"/>
       <w:r>
         <w:rPr>
           <w:highlight w:val="magenta"/>
         </w:rPr>
+        <w:t>ie</w:t>
+      </w:r>
+      <w:proofErr w:type="gramEnd"/>
+      <w:r>
+        <w:rPr>
+          <w:highlight w:val="magenta"/>
+        </w:rPr>
+        <w:t xml:space="preserve"> remove other tick labels)</w:t>
+      </w:r>
+      <w:r>
+        <w:rPr>
+          <w:highlight w:val="magenta"/>
+        </w:rPr>
         <w:t>, otherwise it's too confusing and cluttered.</w:t>
       </w:r>
       <w:r>
@@ -6428,7 +6897,15 @@
     </w:p>
     <w:p>
       <w:r>
-        <w:t>Obama has a very interesting pattern here, in that his LOESS curves for 2008 and 2012 are exceedingly similar in shape, and differ effectively only in 'intercept'. Their shape tells us that</w:t>
+        <w:t xml:space="preserve">Obama has a very interesting pattern here, in that his LOESS curves for 2008 and 2012 are exceedingly similar in </w:t>
+      </w:r>
+      <w:proofErr w:type="gramStart"/>
+      <w:r>
+        <w:t>shape, and</w:t>
+      </w:r>
+      <w:proofErr w:type="gramEnd"/>
+      <w:r>
+        <w:t xml:space="preserve"> differ effectively only in 'intercept'. Their shape tells us that</w:t>
       </w:r>
       <w:r>
         <w:t xml:space="preserve"> the </w:t>
@@ -6456,7 +6933,15 @@
         <w:t>ing</w:t>
       </w:r>
       <w:r>
-        <w:t xml:space="preserve"> both low-change and high-change voters, but los</w:t>
+        <w:t xml:space="preserve"> both low-change and high-change </w:t>
+      </w:r>
+      <w:proofErr w:type="gramStart"/>
+      <w:r>
+        <w:t>voters, but</w:t>
+      </w:r>
+      <w:proofErr w:type="gramEnd"/>
+      <w:r>
+        <w:t xml:space="preserve"> los</w:t>
       </w:r>
       <w:r>
         <w:t>ing</w:t>
@@ -6537,10 +7022,19 @@
         <w:t>that polls and surveys for the 2016 election famously under-surveyed the demographics that ended up voting for Trump</w:t>
       </w:r>
       <w:r>
+        <w:t xml:space="preserve"> (citation)</w:t>
+      </w:r>
+      <w:r>
         <w:t xml:space="preserve">, largely because Trump </w:t>
       </w:r>
       <w:r>
-        <w:t>succeeded in forming a new coalition of voters, many of which had not been voting in previous elections.</w:t>
+        <w:t>succeeded in forming a new coalition of voters</w:t>
+      </w:r>
+      <w:r>
+        <w:t xml:space="preserve"> (citation)</w:t>
+      </w:r>
+      <w:r>
+        <w:t>, many of which had not been voting in previous elections.</w:t>
       </w:r>
       <w:r>
         <w:t xml:space="preserve"> Logically, this could mean that an important portion of the people that voted for Trump in 2016 are simply not represented in the ANES survey of that year, which is further evidence by a mismatch in the real-world popular vote margin and the one found in the ANES 2016 dataset</w:t>
@@ -6549,7 +7043,7 @@
         <w:rPr>
           <w:rStyle w:val="FootnoteReference"/>
         </w:rPr>
-        <w:footnoteReference w:id="22"/>
+        <w:footnoteReference w:id="24"/>
       </w:r>
       <w:r>
         <w:t xml:space="preserve">. Second, </w:t>
@@ -6561,7 +7055,15 @@
         <w:t xml:space="preserve">CCI measure is </w:t>
       </w:r>
       <w:r>
-        <w:t xml:space="preserve">imperfect (which it certainly is), and is severely </w:t>
+        <w:t>imperfect (which it certainly is</w:t>
+      </w:r>
+      <w:proofErr w:type="gramStart"/>
+      <w:r>
+        <w:t>), and</w:t>
+      </w:r>
+      <w:proofErr w:type="gramEnd"/>
+      <w:r>
+        <w:t xml:space="preserve"> is severely </w:t>
       </w:r>
       <w:r>
         <w:t xml:space="preserve">underrepresenting the </w:t>
@@ -6634,7 +7136,15 @@
     </w:p>
     <w:p>
       <w:r>
-        <w:t>Finally, in 2020 we see the most stark behaviour in the LOESS curve between Biden and Trump.</w:t>
+        <w:t xml:space="preserve">Finally, in 2020 we see the </w:t>
+      </w:r>
+      <w:proofErr w:type="gramStart"/>
+      <w:r>
+        <w:t>most stark</w:t>
+      </w:r>
+      <w:proofErr w:type="gramEnd"/>
+      <w:r>
+        <w:t xml:space="preserve"> behaviour in the LOESS curve between Biden and Trump.</w:t>
       </w:r>
       <w:r>
         <w:t xml:space="preserve"> Here we see Trump, a particularly divisive incumbent who was dealing with the onset and aftermath of the first wave of the Covid-19 Pandemic in 2020, perform terribly among voters with higher change scores</w:t>
@@ -6718,13 +7228,45 @@
     </w:p>
     <w:p>
       <w:r>
-        <w:t>Our approach is good, but flawed.</w:t>
-      </w:r>
-    </w:p>
-    <w:p/>
-    <w:p>
-      <w:r>
-        <w:t>Parties need to see that yes it's 'the economy' but it's also a more significant understanding of the economy and of the functioning of society in an advanced, globalized democracy. Winners and losers. We see in nafta rhetoric. Some left behind while other rising exponentially. Coast vs heartland. Left behind by political establishment. It's not just because people didn't understand the threat that trump posed to democracy, it's that they didnt care. They believed he would bring change more credibly than Harris, and so he won.</w:t>
+        <w:t xml:space="preserve">Our approach is </w:t>
+      </w:r>
+      <w:proofErr w:type="gramStart"/>
+      <w:r>
+        <w:t>good, but</w:t>
+      </w:r>
+      <w:proofErr w:type="gramEnd"/>
+      <w:r>
+        <w:t xml:space="preserve"> flawed.</w:t>
+      </w:r>
+    </w:p>
+    <w:p/>
+    <w:p>
+      <w:r>
+        <w:t xml:space="preserve">Parties need to see that </w:t>
+      </w:r>
+      <w:proofErr w:type="gramStart"/>
+      <w:r>
+        <w:t>yes</w:t>
+      </w:r>
+      <w:proofErr w:type="gramEnd"/>
+      <w:r>
+        <w:t xml:space="preserve"> it's 'the economy' but it's also a more significant understanding of the economy and of the functioning of society in an advanced, globalized democracy. Winners and losers. We see in </w:t>
+      </w:r>
+      <w:proofErr w:type="spellStart"/>
+      <w:r>
+        <w:t>nafta</w:t>
+      </w:r>
+      <w:proofErr w:type="spellEnd"/>
+      <w:r>
+        <w:t xml:space="preserve"> rhetoric. Some left behind while other rising exponentially. Coast vs heartland. Left behind by political establishment. It's not just because people didn't understand the threat that trump posed to democracy, it's that they </w:t>
+      </w:r>
+      <w:proofErr w:type="spellStart"/>
+      <w:r>
+        <w:t>didnt</w:t>
+      </w:r>
+      <w:proofErr w:type="spellEnd"/>
+      <w:r>
+        <w:t xml:space="preserve"> care. They believed he would bring change more credibly than Harris, and so he won.</w:t>
       </w:r>
     </w:p>
     <w:p/>
@@ -6797,7 +7339,15 @@
     </w:p>
     <w:p>
       <w:r>
-        <w:t xml:space="preserve">Change is not defined the same for everyone. Many people may consider themselves 'change' voters, and be voting for different </w:t>
+        <w:t xml:space="preserve">Change is not defined the same for everyone. Many people may consider themselves 'change' </w:t>
+      </w:r>
+      <w:proofErr w:type="gramStart"/>
+      <w:r>
+        <w:t>voters, and</w:t>
+      </w:r>
+      <w:proofErr w:type="gramEnd"/>
+      <w:r>
+        <w:t xml:space="preserve"> be voting for different </w:t>
       </w:r>
       <w:r>
         <w:rPr>
@@ -6828,7 +7378,7 @@
         <w:rPr>
           <w:rStyle w:val="FootnoteReference"/>
         </w:rPr>
-        <w:footnoteReference w:id="23"/>
+        <w:footnoteReference w:id="25"/>
       </w:r>
       <w:r>
         <w:t xml:space="preserve"> </w:t>
@@ -6840,7 +7390,7 @@
         <w:rPr>
           <w:rStyle w:val="FootnoteReference"/>
         </w:rPr>
-        <w:footnoteReference w:id="24"/>
+        <w:footnoteReference w:id="26"/>
       </w:r>
       <w:r>
         <w:t>.</w:t>
@@ -6858,7 +7408,15 @@
         <w:t xml:space="preserve"> elections hold more </w:t>
       </w:r>
       <w:r>
-        <w:t>value for study, meaning that we can't fully prove the validity of the theory yet. For example, will we in 2028 have our first openly-gay candidate (Pete Buttigieg)</w:t>
+        <w:t xml:space="preserve">value for study, meaning that we can't fully prove the validity of the theory yet. For example, will we in 2028 have our first </w:t>
+      </w:r>
+      <w:proofErr w:type="gramStart"/>
+      <w:r>
+        <w:t>openly-gay</w:t>
+      </w:r>
+      <w:proofErr w:type="gramEnd"/>
+      <w:r>
+        <w:t xml:space="preserve"> candidate (Pete Buttigieg)</w:t>
       </w:r>
       <w:r>
         <w:t>? Or will it be the second election in a row with a woman on the presidential stage (Alexandra Casio-Cortez)</w:t>
@@ -6921,7 +7479,15 @@
     <w:p/>
     <w:p>
       <w:r>
-        <w:t>Going deep instead of going wide (Analayze one or two docs per candidate more deeply, such as TF-IDF) instead of simple frequencies on many documents</w:t>
+        <w:t>Going deep instead of going wide (</w:t>
+      </w:r>
+      <w:proofErr w:type="spellStart"/>
+      <w:r>
+        <w:t>Analayze</w:t>
+      </w:r>
+      <w:proofErr w:type="spellEnd"/>
+      <w:r>
+        <w:t xml:space="preserve"> one or two docs per candidate more deeply, such as TF-IDF) instead of simple frequencies on many documents</w:t>
       </w:r>
     </w:p>
     <w:p>
@@ -7068,10 +7634,26 @@
         <w:t>primary</w:t>
       </w:r>
       <w:r>
-        <w:t xml:space="preserve"> speaker in the document, and is a tag taken directly from the APP UCSB data, not inferred or devised. For example, in a Wisconsin rally in 2024, congresswoman Liz Cheney gave opening remarks before Kamala Harris took the stage, but Harris will be noted as the 'speaker' of the document.</w:t>
-      </w:r>
-      <w:r>
-        <w:t xml:space="preserve"> The effects of this textual make-up of documents is further discussed in the methods section.</w:t>
+        <w:t xml:space="preserve"> speaker in the document, and is a tag taken directly from the APP UCSB data, not </w:t>
+      </w:r>
+      <w:proofErr w:type="gramStart"/>
+      <w:r>
+        <w:t>inferred</w:t>
+      </w:r>
+      <w:proofErr w:type="gramEnd"/>
+      <w:r>
+        <w:t xml:space="preserve"> or devised. For example, in a Wisconsin rally in 2024, congresswoman Liz Cheney gave opening remarks before Kamala Harris took the stage, but Harris will be noted as the 'speaker' of the document.</w:t>
+      </w:r>
+      <w:r>
+        <w:t xml:space="preserve"> The effects of this textual make-up of documents </w:t>
+      </w:r>
+      <w:proofErr w:type="gramStart"/>
+      <w:r>
+        <w:t>is</w:t>
+      </w:r>
+      <w:proofErr w:type="gramEnd"/>
+      <w:r>
+        <w:t xml:space="preserve"> further discussed in the methods section.</w:t>
       </w:r>
     </w:p>
   </w:footnote>
@@ -7106,7 +7688,15 @@
         <w:footnoteRef/>
       </w:r>
       <w:r>
-        <w:t xml:space="preserve"> Uni-Grams being single-word objects ("forward", "establishment"</w:t>
+        <w:t xml:space="preserve"> </w:t>
+      </w:r>
+      <w:proofErr w:type="gramStart"/>
+      <w:r>
+        <w:t>Uni-Grams</w:t>
+      </w:r>
+      <w:proofErr w:type="gramEnd"/>
+      <w:r>
+        <w:t xml:space="preserve"> being single-word objects ("forward", "establishment"</w:t>
       </w:r>
       <w:r>
         <w:t>)</w:t>
@@ -7161,7 +7751,21 @@
         <w:rPr>
           <w:highlight w:val="magenta"/>
         </w:rPr>
-        <w:t xml:space="preserve"> With a 45 year-old candidate, the result is</w:t>
+        <w:t xml:space="preserve"> With a </w:t>
+      </w:r>
+      <w:proofErr w:type="gramStart"/>
+      <w:r>
+        <w:rPr>
+          <w:highlight w:val="magenta"/>
+        </w:rPr>
+        <w:t>45 year-old</w:t>
+      </w:r>
+      <w:proofErr w:type="gramEnd"/>
+      <w:r>
+        <w:rPr>
+          <w:highlight w:val="magenta"/>
+        </w:rPr>
+        <w:t xml:space="preserve"> candidate, the result is</w:t>
       </w:r>
       <w:r>
         <w:rPr>
@@ -7292,13 +7896,35 @@
         <w:footnoteRef/>
       </w:r>
       <w:r>
-        <w:t xml:space="preserve"> Large portion of these are administrative. </w:t>
+        <w:t xml:space="preserve"> Large portion of these </w:t>
+      </w:r>
+      <w:proofErr w:type="gramStart"/>
+      <w:r>
+        <w:t>are</w:t>
+      </w:r>
+      <w:proofErr w:type="gramEnd"/>
+      <w:r>
+        <w:t xml:space="preserve"> administrative. </w:t>
       </w:r>
       <w:r>
         <w:rPr>
           <w:highlight w:val="magenta"/>
         </w:rPr>
-        <w:t>The true number of question asked that are not admin, experimental formulations, duplicates, etc. is about ~400 variables.</w:t>
+        <w:t xml:space="preserve">The true number of </w:t>
+      </w:r>
+      <w:proofErr w:type="gramStart"/>
+      <w:r>
+        <w:rPr>
+          <w:highlight w:val="magenta"/>
+        </w:rPr>
+        <w:t>question</w:t>
+      </w:r>
+      <w:proofErr w:type="gramEnd"/>
+      <w:r>
+        <w:rPr>
+          <w:highlight w:val="magenta"/>
+        </w:rPr>
+        <w:t xml:space="preserve"> asked that are not admin, experimental formulations, duplicates, etc. is about ~400 variables.</w:t>
       </w:r>
       <w:r>
         <w:t xml:space="preserve"> </w:t>
@@ -7331,11 +7957,19 @@
           <w:highlight w:val="lightGray"/>
         </w:rPr>
       </w:pPr>
+      <w:proofErr w:type="gramStart"/>
       <w:r>
         <w:rPr>
           <w:highlight w:val="lightGray"/>
         </w:rPr>
-        <w:t>Pre Variables: Intention to vote for... Preference for House (too specific: Low response and difficult generalizability)</w:t>
+        <w:t>Pre Variables</w:t>
+      </w:r>
+      <w:proofErr w:type="gramEnd"/>
+      <w:r>
+        <w:rPr>
+          <w:highlight w:val="lightGray"/>
+        </w:rPr>
+        <w:t>: Intention to vote for... Preference for House (too specific: Low response and difficult generalizability)</w:t>
       </w:r>
     </w:p>
     <w:p>
@@ -7374,7 +8008,21 @@
         <w:rPr>
           <w:highlight w:val="lightGray"/>
         </w:rPr>
-        <w:t>Repetitive Questions: (rephrasings)</w:t>
+        <w:t>Repetitive Questions: (</w:t>
+      </w:r>
+      <w:proofErr w:type="spellStart"/>
+      <w:r>
+        <w:rPr>
+          <w:highlight w:val="lightGray"/>
+        </w:rPr>
+        <w:t>rephrasings</w:t>
+      </w:r>
+      <w:proofErr w:type="spellEnd"/>
+      <w:r>
+        <w:rPr>
+          <w:highlight w:val="lightGray"/>
+        </w:rPr>
+        <w:t>)</w:t>
       </w:r>
     </w:p>
   </w:footnote>
@@ -7456,7 +8104,21 @@
         <w:rPr>
           <w:highlight w:val="magenta"/>
         </w:rPr>
-        <w:t>This would be clearer in a table, if you have the time.</w:t>
+        <w:t xml:space="preserve">This would be clearer in a </w:t>
+      </w:r>
+      <w:proofErr w:type="gramStart"/>
+      <w:r>
+        <w:rPr>
+          <w:highlight w:val="magenta"/>
+        </w:rPr>
+        <w:t>table, if</w:t>
+      </w:r>
+      <w:proofErr w:type="gramEnd"/>
+      <w:r>
+        <w:rPr>
+          <w:highlight w:val="magenta"/>
+        </w:rPr>
+        <w:t xml:space="preserve"> you have the time.</w:t>
       </w:r>
     </w:p>
   </w:footnote>
@@ -7869,22 +8531,10 @@
         <w:footnoteRef/>
       </w:r>
       <w:r>
-        <w:t xml:space="preserve"> Clinton received 48% of the popular vote </w:t>
-      </w:r>
-      <w:r>
-        <w:t>in 2016 and Trump 46%, which is a 2% margin. Meanwhile, the ANES 2016 dataset</w:t>
-      </w:r>
-      <w:r>
-        <w:t xml:space="preserve"> paints Clinton as having a margin of 4%, indicating that there may be a systematic error </w:t>
-      </w:r>
-      <w:r>
-        <w:t xml:space="preserve">in the sampling employed </w:t>
-      </w:r>
-      <w:r>
-        <w:t xml:space="preserve">during the 2016 ANES, </w:t>
-      </w:r>
-      <w:r>
-        <w:t>which contributes to these bizarre 2016 Change Voter results.</w:t>
+        <w:t xml:space="preserve"> Chief Justice of the </w:t>
+      </w:r>
+      <w:r>
+        <w:t>SCOTUS</w:t>
       </w:r>
     </w:p>
   </w:footnote>
@@ -7900,17 +8550,88 @@
         <w:footnoteRef/>
       </w:r>
       <w:r>
-        <w:t xml:space="preserve"> And the campaigns heavy reliance on this theme, seen clearly by the slogan "I'm With Her" </w:t>
+        <w:t xml:space="preserve"> </w:t>
+      </w:r>
+      <w:r>
+        <w:t>Though these belief in science indicators do help us cement the informational aspect of voters, we do not include these scientific themes in our unified theory as a standalone pillar, as 'Scientists' played an outsized role in the 2020 election (given the Covid-19 Pandemic) and a belief in Climate Change is traditionally (and still) heavily associated with Democratic voters (</w:t>
       </w:r>
       <w:r>
         <w:rPr>
           <w:highlight w:val="magenta"/>
         </w:rPr>
-        <w:t>(Citation)</w:t>
+        <w:t>citation</w:t>
+      </w:r>
+      <w:r>
+        <w:t>)</w:t>
+      </w:r>
+      <w:r>
+        <w:t xml:space="preserve">, distracting from our central goal of theorizing a phenotype that is agnostic to political partisanship and </w:t>
+      </w:r>
+      <w:r>
+        <w:t>identifiable</w:t>
+      </w:r>
+      <w:r>
+        <w:t xml:space="preserve"> across many electoral cycles</w:t>
+      </w:r>
+      <w:r>
+        <w:t>.</w:t>
       </w:r>
     </w:p>
   </w:footnote>
   <w:footnote w:id="24">
+    <w:p>
+      <w:pPr>
+        <w:pStyle w:val="FootnoteText"/>
+      </w:pPr>
+      <w:r>
+        <w:rPr>
+          <w:rStyle w:val="FootnoteReference"/>
+        </w:rPr>
+        <w:footnoteRef/>
+      </w:r>
+      <w:r>
+        <w:t xml:space="preserve"> Clinton received 48% of the popular vote </w:t>
+      </w:r>
+      <w:r>
+        <w:t>in 2016 and Trump 46%, which is a 2% margin. Meanwhile, the ANES 2016 dataset</w:t>
+      </w:r>
+      <w:r>
+        <w:t xml:space="preserve"> paints Clinton as having a margin of 4%, indicating that there may be a systematic error </w:t>
+      </w:r>
+      <w:r>
+        <w:t xml:space="preserve">in the sampling employed </w:t>
+      </w:r>
+      <w:r>
+        <w:t xml:space="preserve">during the 2016 ANES, </w:t>
+      </w:r>
+      <w:r>
+        <w:t>which contributes to these bizarre 2016 Change Voter results.</w:t>
+      </w:r>
+    </w:p>
+  </w:footnote>
+  <w:footnote w:id="25">
+    <w:p>
+      <w:pPr>
+        <w:pStyle w:val="FootnoteText"/>
+      </w:pPr>
+      <w:r>
+        <w:rPr>
+          <w:rStyle w:val="FootnoteReference"/>
+        </w:rPr>
+        <w:footnoteRef/>
+      </w:r>
+      <w:r>
+        <w:t xml:space="preserve"> And the campaigns heavy reliance on this theme, seen clearly by the slogan "I'm With Her" </w:t>
+      </w:r>
+      <w:r>
+        <w:rPr>
+          <w:highlight w:val="magenta"/>
+        </w:rPr>
+        <w:t>(Citation)</w:t>
+      </w:r>
+    </w:p>
+  </w:footnote>
+  <w:footnote w:id="26">
     <w:p>
       <w:pPr>
         <w:pStyle w:val="FootnoteText"/>

--- a/Thesis Assets/Thesis Proto Thesis.docx
+++ b/Thesis Assets/Thesis Proto Thesis.docx
@@ -538,7 +538,15 @@
         <w:t>-&gt; contribution: a</w:t>
       </w:r>
       <w:r>
-        <w:t>n empirically-founded building of theory</w:t>
+        <w:t xml:space="preserve">n </w:t>
+      </w:r>
+      <w:proofErr w:type="gramStart"/>
+      <w:r>
+        <w:t>empirically-founded</w:t>
+      </w:r>
+      <w:proofErr w:type="gramEnd"/>
+      <w:r>
+        <w:t xml:space="preserve"> building of theory</w:t>
       </w:r>
       <w:r>
         <w:t xml:space="preserve"> that takes as its starting point </w:t>
@@ -932,7 +940,7 @@
           <w:sz w:val="28"/>
           <w:szCs w:val="28"/>
         </w:rPr>
-        <w:t xml:space="preserve">Study One - </w:t>
+        <w:t>Study One</w:t>
       </w:r>
       <w:r>
         <w:rPr>
@@ -941,7 +949,7 @@
           <w:sz w:val="28"/>
           <w:szCs w:val="28"/>
         </w:rPr>
-        <w:t>Identifying 'Change'</w:t>
+        <w:t>:</w:t>
       </w:r>
       <w:r>
         <w:rPr>
@@ -950,7 +958,7 @@
           <w:sz w:val="28"/>
           <w:szCs w:val="28"/>
         </w:rPr>
-        <w:t xml:space="preserve"> Candidate</w:t>
+        <w:t xml:space="preserve"> </w:t>
       </w:r>
       <w:r>
         <w:rPr>
@@ -959,7 +967,7 @@
           <w:sz w:val="28"/>
           <w:szCs w:val="28"/>
         </w:rPr>
-        <w:t>s</w:t>
+        <w:t>Identifying 'Change'</w:t>
       </w:r>
       <w:r>
         <w:rPr>
@@ -968,7 +976,7 @@
           <w:sz w:val="28"/>
           <w:szCs w:val="28"/>
         </w:rPr>
-        <w:t xml:space="preserve"> </w:t>
+        <w:t xml:space="preserve"> Candidate</w:t>
       </w:r>
       <w:r>
         <w:rPr>
@@ -977,35 +985,53 @@
           <w:sz w:val="28"/>
           <w:szCs w:val="28"/>
         </w:rPr>
-        <w:t>------------------</w:t>
-      </w:r>
-    </w:p>
-    <w:p>
-      <w:pPr>
+        <w:t>s</w:t>
+      </w:r>
+      <w:r>
         <w:rPr>
           <w:b/>
           <w:bCs/>
           <w:sz w:val="28"/>
           <w:szCs w:val="28"/>
         </w:rPr>
-      </w:pPr>
-    </w:p>
-    <w:p>
-      <w:pPr>
+        <w:t xml:space="preserve"> </w:t>
+      </w:r>
+      <w:r>
         <w:rPr>
           <w:b/>
           <w:bCs/>
           <w:sz w:val="28"/>
           <w:szCs w:val="28"/>
         </w:rPr>
-      </w:pPr>
-      <w:r>
+        <w:t>------------------</w:t>
+      </w:r>
+    </w:p>
+    <w:p>
+      <w:pPr>
         <w:rPr>
           <w:b/>
           <w:bCs/>
           <w:sz w:val="28"/>
           <w:szCs w:val="28"/>
         </w:rPr>
+      </w:pPr>
+    </w:p>
+    <w:p>
+      <w:pPr>
+        <w:rPr>
+          <w:b/>
+          <w:bCs/>
+          <w:sz w:val="28"/>
+          <w:szCs w:val="28"/>
+        </w:rPr>
+      </w:pPr>
+      <w:r>
+        <w:rPr>
+          <w:b/>
+          <w:bCs/>
+          <w:sz w:val="28"/>
+          <w:szCs w:val="28"/>
+        </w:rPr>
         <w:t>Methods</w:t>
       </w:r>
     </w:p>
@@ -1217,14 +1243,14 @@
           <w:b/>
           <w:bCs/>
         </w:rPr>
-        <w:t xml:space="preserve">Composite Index </w:t>
-      </w:r>
-      <w:r>
-        <w:rPr>
-          <w:b/>
-          <w:bCs/>
-        </w:rPr>
-        <w:t>Construction</w:t>
+        <w:t>Composite Index</w:t>
+      </w:r>
+      <w:r>
+        <w:rPr>
+          <w:b/>
+          <w:bCs/>
+        </w:rPr>
+        <w:t xml:space="preserve"> Construction</w:t>
       </w:r>
     </w:p>
     <w:p>
@@ -2191,21 +2217,21 @@
           <w:b/>
           <w:bCs/>
         </w:rPr>
-        <w:t xml:space="preserve">Candidate Rhetoric - </w:t>
-      </w:r>
-      <w:r>
-        <w:rPr>
-          <w:b/>
-          <w:bCs/>
-        </w:rPr>
-        <w:t xml:space="preserve">Textual </w:t>
-      </w:r>
-      <w:r>
-        <w:rPr>
-          <w:b/>
-          <w:bCs/>
-        </w:rPr>
-        <w:t>Analysis</w:t>
+        <w:t xml:space="preserve">Candidate </w:t>
+      </w:r>
+      <w:r>
+        <w:rPr>
+          <w:b/>
+          <w:bCs/>
+        </w:rPr>
+        <w:t xml:space="preserve">'Change' </w:t>
+      </w:r>
+      <w:r>
+        <w:rPr>
+          <w:b/>
+          <w:bCs/>
+        </w:rPr>
+        <w:t>Rhetoric</w:t>
       </w:r>
     </w:p>
     <w:p>
@@ -2377,7 +2403,7 @@
           <w:b/>
           <w:bCs/>
         </w:rPr>
-        <w:t>S1</w:t>
+        <w:t>4</w:t>
       </w:r>
       <w:r>
         <w:rPr>
@@ -2405,35 +2431,28 @@
           <w:b/>
           <w:bCs/>
         </w:rPr>
-        <w:t xml:space="preserve">Composite </w:t>
-      </w:r>
-      <w:r>
-        <w:rPr>
-          <w:b/>
-          <w:bCs/>
-        </w:rPr>
-        <w:t xml:space="preserve">'Change' </w:t>
-      </w:r>
-      <w:r>
-        <w:rPr>
-          <w:b/>
-          <w:bCs/>
-        </w:rPr>
-        <w:t>Index</w:t>
-      </w:r>
-      <w:r>
-        <w:rPr>
-          <w:b/>
-          <w:bCs/>
-        </w:rPr>
-        <w:t xml:space="preserve"> </w:t>
-      </w:r>
-      <w:r>
-        <w:rPr>
-          <w:b/>
-          <w:bCs/>
-        </w:rPr>
-        <w:t xml:space="preserve">Candidate Rankings </w:t>
+        <w:t>C</w:t>
+      </w:r>
+      <w:r>
+        <w:rPr>
+          <w:b/>
+          <w:bCs/>
+        </w:rPr>
+        <w:t>andidate 'Change'</w:t>
+      </w:r>
+      <w:r>
+        <w:rPr>
+          <w:b/>
+          <w:bCs/>
+        </w:rPr>
+        <w:t xml:space="preserve"> </w:t>
+      </w:r>
+      <w:r>
+        <w:rPr>
+          <w:b/>
+          <w:bCs/>
+        </w:rPr>
+        <w:t>Index Scores</w:t>
       </w:r>
     </w:p>
     <w:p>
@@ -2837,16 +2856,10 @@
         <w:pStyle w:val="TOC2"/>
       </w:pPr>
       <w:r>
-        <w:t>S2.1</w:t>
-      </w:r>
-      <w:r>
-        <w:t xml:space="preserve"> </w:t>
-      </w:r>
-      <w:r>
-        <w:t>Change Voter Identification</w:t>
-      </w:r>
-      <w:r>
-        <w:t xml:space="preserve"> - Vot</w:t>
+        <w:t>5.1</w:t>
+      </w:r>
+      <w:r>
+        <w:t xml:space="preserve"> Vot</w:t>
       </w:r>
       <w:r>
         <w:t xml:space="preserve">e </w:t>
@@ -2993,25 +3006,7 @@
         <w:t xml:space="preserve"> </w:t>
       </w:r>
       <w:r>
-        <w:t xml:space="preserve">Change </w:t>
-      </w:r>
-      <w:r>
-        <w:t>Voter Attribute</w:t>
-      </w:r>
-      <w:r>
-        <w:t xml:space="preserve">s </w:t>
-      </w:r>
-      <w:r>
-        <w:t>- S</w:t>
-      </w:r>
-      <w:r>
-        <w:t>tatistical</w:t>
-      </w:r>
-      <w:r>
-        <w:t xml:space="preserve"> Independence</w:t>
-      </w:r>
-      <w:r>
-        <w:t xml:space="preserve"> Testing</w:t>
+        <w:t>Voter Attribute Independence Testing</w:t>
       </w:r>
     </w:p>
     <w:p>
@@ -3558,7 +3553,7 @@
         <w:t xml:space="preserve"> </w:t>
       </w:r>
       <w:r>
-        <w:t>Vote Pattern Filtering</w:t>
+        <w:t>Sample Size of Identified 'Change' Voters</w:t>
       </w:r>
     </w:p>
     <w:p>
@@ -3716,7 +3711,10 @@
         <w:t xml:space="preserve"> </w:t>
       </w:r>
       <w:r>
-        <w:t>Key Variables Associated with Change Voters</w:t>
+        <w:t>Attributes Statistically Associated with Change Vot</w:t>
+      </w:r>
+      <w:r>
+        <w:t>ing</w:t>
       </w:r>
       <w:r>
         <w:tab/>
@@ -5030,35 +5028,27 @@
     <w:p/>
     <w:p/>
     <w:p/>
-    <w:p/>
-    <w:p>
-      <w:pPr>
-        <w:rPr>
-          <w:b/>
-          <w:bCs/>
-          <w:sz w:val="28"/>
-          <w:szCs w:val="28"/>
-        </w:rPr>
-      </w:pPr>
-      <w:r>
-        <w:rPr>
-          <w:b/>
-          <w:bCs/>
-          <w:sz w:val="28"/>
-          <w:szCs w:val="28"/>
-        </w:rPr>
-        <w:t>Discussion</w:t>
-      </w:r>
-    </w:p>
     <w:p>
       <w:pPr>
         <w:pStyle w:val="TOC2"/>
       </w:pPr>
       <w:r>
-        <w:t xml:space="preserve">S2.4 </w:t>
-      </w:r>
-      <w:r>
-        <w:t>Toward a</w:t>
+        <w:t>5</w:t>
+      </w:r>
+      <w:r>
+        <w:t>.</w:t>
+      </w:r>
+      <w:r>
+        <w:t xml:space="preserve">5 Discussion: </w:t>
+      </w:r>
+      <w:r>
+        <w:t>Toward</w:t>
+      </w:r>
+      <w:r>
+        <w:t>s</w:t>
+      </w:r>
+      <w:r>
+        <w:t xml:space="preserve"> a</w:t>
       </w:r>
       <w:r>
         <w:t xml:space="preserve"> Theory of Change Voters</w:t>
@@ -5516,11 +5506,11 @@
         <w:footnoteReference w:id="20"/>
       </w:r>
       <w:r>
-        <w:t xml:space="preserve"> This formulation of Change Voter political non-alignment is also supported by the </w:t>
+        <w:t xml:space="preserve"> This formulation of Change Voter political non-alignment is also supported by the observed attitudes of apathy towards the healthy functioning and safeguarding of Democracy in </w:t>
       </w:r>
       <w:r>
         <w:lastRenderedPageBreak/>
-        <w:t xml:space="preserve">observed attitudes of apathy towards the healthy functioning and safeguarding of Democracy in variables such as </w:t>
+        <w:t xml:space="preserve">variables such as </w:t>
       </w:r>
       <w:r>
         <w:t>passivity towards the balance of power between the branches of government</w:t>
@@ -5682,19 +5672,6 @@
         </w:rPr>
       </w:pPr>
     </w:p>
-    <w:p/>
-    <w:p/>
-    <w:p/>
-    <w:p/>
-    <w:p/>
-    <w:p/>
-    <w:p/>
-    <w:p/>
-    <w:p/>
-    <w:p/>
-    <w:p/>
-    <w:p/>
-    <w:p/>
     <w:p/>
     <w:p/>
     <w:p/>
@@ -5844,6 +5821,97 @@
     </w:p>
     <w:p/>
     <w:p>
+      <w:pPr>
+        <w:rPr>
+          <w:b/>
+          <w:bCs/>
+        </w:rPr>
+      </w:pPr>
+      <w:r>
+        <w:rPr>
+          <w:b/>
+          <w:bCs/>
+        </w:rPr>
+        <w:t>6.1</w:t>
+      </w:r>
+      <w:r>
+        <w:rPr>
+          <w:b/>
+          <w:bCs/>
+        </w:rPr>
+        <w:t xml:space="preserve"> </w:t>
+      </w:r>
+      <w:r>
+        <w:rPr>
+          <w:b/>
+          <w:bCs/>
+        </w:rPr>
+        <w:t xml:space="preserve">Discrete </w:t>
+      </w:r>
+      <w:r>
+        <w:rPr>
+          <w:b/>
+          <w:bCs/>
+        </w:rPr>
+        <w:t>Measure</w:t>
+      </w:r>
+      <w:r>
+        <w:rPr>
+          <w:b/>
+          <w:bCs/>
+        </w:rPr>
+        <w:t>,</w:t>
+      </w:r>
+      <w:r>
+        <w:rPr>
+          <w:b/>
+          <w:bCs/>
+        </w:rPr>
+        <w:t xml:space="preserve"> </w:t>
+      </w:r>
+      <w:r>
+        <w:rPr>
+          <w:b/>
+          <w:bCs/>
+        </w:rPr>
+        <w:t xml:space="preserve">Probability of </w:t>
+      </w:r>
+      <w:r>
+        <w:rPr>
+          <w:b/>
+          <w:bCs/>
+        </w:rPr>
+        <w:t xml:space="preserve">'Change </w:t>
+      </w:r>
+      <w:r>
+        <w:rPr>
+          <w:b/>
+          <w:bCs/>
+        </w:rPr>
+        <w:t>Votin</w:t>
+      </w:r>
+      <w:r>
+        <w:rPr>
+          <w:b/>
+          <w:bCs/>
+        </w:rPr>
+        <w:t>g'</w:t>
+      </w:r>
+    </w:p>
+    <w:p>
+      <w:r>
+        <w:t xml:space="preserve">1) Discrete Filtering of Voters to arrive at probability of choosing Change Candidate </w:t>
+      </w:r>
+    </w:p>
+    <w:p>
+      <w:r>
+        <w:t>Consists of filtering dataset using selected variables</w:t>
+      </w:r>
+      <w:r>
+        <w:t xml:space="preserve"> to arrive at subset of respondents who fit the attributes of a change voter EXACTLY. Then calculating the probability (simple percentage) of voting for change candidate.</w:t>
+      </w:r>
+    </w:p>
+    <w:p>
       <w:r>
         <w:rPr>
           <w:highlight w:val="magenta"/>
@@ -5853,33 +5921,6 @@
     </w:p>
     <w:p>
       <w:r>
-        <w:t xml:space="preserve">S3.1 </w:t>
-      </w:r>
-      <w:r>
-        <w:t xml:space="preserve">Discrete </w:t>
-      </w:r>
-      <w:r>
-        <w:t xml:space="preserve">Measure - </w:t>
-      </w:r>
-      <w:r>
-        <w:t xml:space="preserve">Probability of Voting for Change </w:t>
-      </w:r>
-    </w:p>
-    <w:p>
-      <w:r>
-        <w:t xml:space="preserve">1) Discrete Filtering of Voters to arrive at probability of choosing Change Candidate </w:t>
-      </w:r>
-    </w:p>
-    <w:p>
-      <w:r>
-        <w:t>Consists of filtering dataset using selected variables</w:t>
-      </w:r>
-      <w:r>
-        <w:t xml:space="preserve"> to arrive at subset of respondents who fit the attributes of a change voter EXACTLY. Then calculating the probability (simple percentage) of voting for change candidate.</w:t>
-      </w:r>
-    </w:p>
-    <w:p>
-      <w:r>
         <w:t xml:space="preserve">This was tried with two sets of filtering variables. </w:t>
       </w:r>
     </w:p>
@@ -5981,586 +6022,623 @@
     <w:p/>
     <w:p/>
     <w:p>
-      <w:r>
-        <w:t>S3.</w:t>
-      </w:r>
-      <w:r>
-        <w:t>2</w:t>
-      </w:r>
-      <w:r>
-        <w:t xml:space="preserve"> </w:t>
-      </w:r>
-      <w:r>
+      <w:pPr>
+        <w:rPr>
+          <w:b/>
+          <w:bCs/>
+        </w:rPr>
+      </w:pPr>
+      <w:r>
+        <w:rPr>
+          <w:b/>
+          <w:bCs/>
+        </w:rPr>
+        <w:t>6.2</w:t>
+      </w:r>
+      <w:r>
+        <w:rPr>
+          <w:b/>
+          <w:bCs/>
+        </w:rPr>
+        <w:t xml:space="preserve"> </w:t>
+      </w:r>
+      <w:r>
+        <w:rPr>
+          <w:b/>
+          <w:bCs/>
+        </w:rPr>
+        <w:t>Continuous Measure</w:t>
+      </w:r>
+      <w:r>
+        <w:rPr>
+          <w:b/>
+          <w:bCs/>
+        </w:rPr>
+        <w:t>,</w:t>
+      </w:r>
+      <w:r>
+        <w:rPr>
+          <w:b/>
+          <w:bCs/>
+        </w:rPr>
+        <w:t xml:space="preserve"> </w:t>
+      </w:r>
+      <w:r>
+        <w:rPr>
+          <w:b/>
+          <w:bCs/>
+        </w:rPr>
+        <w:t>Voter Propensity for 'Change Voting'</w:t>
+      </w:r>
+      <w:r>
+        <w:rPr>
+          <w:b/>
+          <w:bCs/>
+        </w:rPr>
+        <w:t xml:space="preserve"> </w:t>
+      </w:r>
+    </w:p>
+    <w:p>
+      <w:r>
+        <w:t>2) Change Voter 'Scoring', Continuous measure of affinity for change</w:t>
+      </w:r>
+    </w:p>
+    <w:p>
+      <w:r>
+        <w:t>Given the flawed nature of a discrete filtering approach, a continuous measure was instead proposed.</w:t>
+      </w:r>
+    </w:p>
+    <w:p>
+      <w:r>
+        <w:t xml:space="preserve">The </w:t>
+      </w:r>
+      <w:proofErr w:type="gramStart"/>
+      <w:r>
+        <w:t>benefits</w:t>
+      </w:r>
+      <w:proofErr w:type="gramEnd"/>
+      <w:r>
+        <w:t xml:space="preserve"> of this approach is that it does not filter any respondents from the dataset, but instead gives each a 'score', from which we can derive overall insights. </w:t>
+      </w:r>
+    </w:p>
+    <w:p>
+      <w:r>
+        <w:t>This 'Change Voter Score' is composed of the following:</w:t>
+      </w:r>
+    </w:p>
+    <w:p/>
+    <w:p>
+      <w:r>
+        <w:t>Variable</w:t>
+      </w:r>
+      <w:r>
+        <w:t xml:space="preserve"> Categories</w:t>
+      </w:r>
+      <w:r>
+        <w:t xml:space="preserve"> coming from Theory of Change Voters</w:t>
+      </w:r>
+    </w:p>
+    <w:p>
+      <w:r>
+        <w:t>For each Category</w:t>
+      </w:r>
+      <w:r>
+        <w:t xml:space="preserve">, one variable </w:t>
+      </w:r>
+      <w:r>
+        <w:t xml:space="preserve">is </w:t>
+      </w:r>
+      <w:r>
+        <w:t xml:space="preserve">chosen that best reflects the theorized aspect that the category </w:t>
+      </w:r>
+      <w:r>
+        <w:t xml:space="preserve">is meant to </w:t>
+      </w:r>
+      <w:r>
+        <w:t>capture.</w:t>
+      </w:r>
+    </w:p>
+    <w:p>
+      <w:pPr>
+        <w:rPr>
+          <w:u w:val="single"/>
+        </w:rPr>
+      </w:pPr>
+      <w:r>
+        <w:rPr>
+          <w:u w:val="single"/>
+        </w:rPr>
+        <w:t>Economic -&gt; Income Gap</w:t>
+      </w:r>
+    </w:p>
+    <w:p>
+      <w:r>
+        <w:t>Several variables were considered, including HOUSEHOLD INCOME, US ECON LAST 12 MONTHS, and INCOME GAP 20 YEARS.</w:t>
+      </w:r>
+    </w:p>
+    <w:p>
+      <w:r>
+        <w:t xml:space="preserve">20 YEARS chosen because it 1) closely reflects </w:t>
+      </w:r>
+      <w:r>
+        <w:t xml:space="preserve">a WORSEING </w:t>
+      </w:r>
+      <w:r>
+        <w:t xml:space="preserve">ECONOMIC ANXIETY, 2) is agnostic of INCOME LEVEL, which has been shown to </w:t>
+      </w:r>
+      <w:r>
+        <w:t>be highly correlated to party lines (Dem</w:t>
+      </w:r>
+      <w:r>
+        <w:t xml:space="preserve"> issue</w:t>
+      </w:r>
+      <w:r>
+        <w:t xml:space="preserve"> until 2012, Rep from 2016 onwards)</w:t>
+      </w:r>
+      <w:r>
+        <w:t xml:space="preserve"> (citation)</w:t>
+      </w:r>
+      <w:r>
+        <w:t xml:space="preserve">, and </w:t>
+      </w:r>
+      <w:r>
+        <w:t xml:space="preserve">3) has a broad scope, not solely focused on the past year. </w:t>
+      </w:r>
+    </w:p>
+    <w:p>
+      <w:r>
+        <w:lastRenderedPageBreak/>
+        <w:t>Note: For the year 2000, this question was not asked (</w:t>
+      </w:r>
+      <w:r>
+        <w:t>nor</w:t>
+      </w:r>
+      <w:r>
+        <w:t xml:space="preserve"> a different formulation of this question, </w:t>
+      </w:r>
+      <w:r>
+        <w:t xml:space="preserve">such as in 2004). In its stead, the question "US Econ in past year" is used. </w:t>
+      </w:r>
+      <w:r>
+        <w:t xml:space="preserve">A full list of questions in each year and their scales is found in </w:t>
+      </w:r>
+      <w:r>
+        <w:rPr>
+          <w:highlight w:val="magenta"/>
+        </w:rPr>
+        <w:t xml:space="preserve">Appendix </w:t>
+      </w:r>
+      <w:r>
+        <w:rPr>
+          <w:highlight w:val="magenta"/>
+        </w:rPr>
+        <w:t>H</w:t>
+      </w:r>
+      <w:r>
+        <w:t>.</w:t>
+      </w:r>
+      <w:r>
+        <w:t xml:space="preserve"> </w:t>
+      </w:r>
+      <w:r>
+        <w:rPr>
+          <w:highlight w:val="magenta"/>
+        </w:rPr>
+        <w:t>(</w:t>
+      </w:r>
+      <w:proofErr w:type="spellStart"/>
+      <w:r>
+        <w:rPr>
+          <w:highlight w:val="magenta"/>
+        </w:rPr>
+        <w:t>var_ref_table</w:t>
+      </w:r>
+      <w:proofErr w:type="spellEnd"/>
+      <w:r>
+        <w:rPr>
+          <w:highlight w:val="magenta"/>
+        </w:rPr>
+        <w:t>).</w:t>
+      </w:r>
+    </w:p>
+    <w:p>
+      <w:pPr>
+        <w:rPr>
+          <w:u w:val="single"/>
+        </w:rPr>
+      </w:pPr>
+      <w:r>
+        <w:rPr>
+          <w:u w:val="single"/>
+        </w:rPr>
+        <w:t>Partisan Non-Alignment</w:t>
+      </w:r>
+      <w:r>
+        <w:rPr>
+          <w:u w:val="single"/>
+        </w:rPr>
+        <w:t xml:space="preserve"> -&gt; </w:t>
+      </w:r>
+      <w:r>
+        <w:rPr>
+          <w:u w:val="single"/>
+        </w:rPr>
+        <w:t>Left-Right Self</w:t>
+      </w:r>
+    </w:p>
+    <w:p>
+      <w:r>
+        <w:t>Left-Right for whatever reason</w:t>
+      </w:r>
+      <w:r>
+        <w:t xml:space="preserve">. Others considered were Lib-Con, </w:t>
+      </w:r>
+      <w:r>
+        <w:t>Trust in Washington, Thermometer of Reps, Thermometer Dems</w:t>
+      </w:r>
+    </w:p>
+    <w:p/>
+    <w:p>
+      <w:r>
+        <w:t>Note: For the year 2000, this question was not asked (nor a different formulation of this question). In its stead, the question "</w:t>
+      </w:r>
+      <w:r>
+        <w:t>Self Placement Lib-Con Scale</w:t>
+      </w:r>
+      <w:r>
+        <w:t xml:space="preserve">" is used. A full list of questions in each year and their scales is found in </w:t>
+      </w:r>
+      <w:r>
+        <w:rPr>
+          <w:highlight w:val="magenta"/>
+        </w:rPr>
+        <w:t xml:space="preserve">Appendix </w:t>
+      </w:r>
+      <w:r>
+        <w:rPr>
+          <w:highlight w:val="magenta"/>
+        </w:rPr>
+        <w:t>H</w:t>
+      </w:r>
+      <w:r>
+        <w:t xml:space="preserve">. </w:t>
+      </w:r>
+    </w:p>
+    <w:p/>
+    <w:p>
+      <w:pPr>
+        <w:rPr>
+          <w:u w:val="single"/>
+        </w:rPr>
+      </w:pPr>
+      <w:r>
+        <w:rPr>
+          <w:u w:val="single"/>
+        </w:rPr>
+        <w:t>Information Level</w:t>
+      </w:r>
+      <w:r>
+        <w:rPr>
+          <w:u w:val="single"/>
+        </w:rPr>
+        <w:t xml:space="preserve"> -&gt; </w:t>
+      </w:r>
+      <w:r>
+        <w:rPr>
+          <w:u w:val="single"/>
+        </w:rPr>
+        <w:t>Office Recall</w:t>
+      </w:r>
+    </w:p>
+    <w:p>
+      <w:r>
+        <w:t>Office Recall for whatever</w:t>
+      </w:r>
+      <w:r>
+        <w:t xml:space="preserve"> reason. Others considered were</w:t>
+      </w:r>
+      <w:r>
+        <w:t xml:space="preserve"> Attention to Politics (but Attention =/= Information level, and also doesn't capture the informed but </w:t>
+      </w:r>
+      <w:proofErr w:type="gramStart"/>
+      <w:r>
+        <w:t>burnt out</w:t>
+      </w:r>
+      <w:proofErr w:type="gramEnd"/>
+      <w:r>
+        <w:t xml:space="preserve"> voter who is tired of listening to politicians, knows a lot, but just wants change), Listen to Pol Radio Talk Shows (but diminish in use between 2000 and 2020).</w:t>
+      </w:r>
+    </w:p>
+    <w:p/>
+    <w:p>
+      <w:r>
+        <w:t>For most years, this is Office Recall SPEAKER OF THE HOUSE</w:t>
+      </w:r>
+    </w:p>
+    <w:p/>
+    <w:p>
+      <w:r>
+        <w:t>Note: For the year 2008 all responses to OFFICE RECALL questions are restricted to the viewer, meaning that they are not usable. In place of SPEAKER OF THE HOUSE, "</w:t>
+      </w:r>
+      <w:r>
+        <w:t>How close attn to politics and elections</w:t>
+      </w:r>
+      <w:r>
+        <w:t>" is used.</w:t>
+      </w:r>
+    </w:p>
+    <w:p>
+      <w:r>
+        <w:t xml:space="preserve">Note: For the year 2000, </w:t>
+      </w:r>
+      <w:r>
+        <w:t xml:space="preserve">SPEAKER OF HOUSE is not asked. </w:t>
+      </w:r>
+      <w:r>
+        <w:t>In its stead, the question "</w:t>
+      </w:r>
+      <w:r>
+        <w:t>so PM of Britain Tony Blair</w:t>
+      </w:r>
+      <w:r>
+        <w:t xml:space="preserve">" is used. A full list of questions in each year and their scales is found in </w:t>
+      </w:r>
+      <w:r>
+        <w:rPr>
+          <w:highlight w:val="magenta"/>
+        </w:rPr>
+        <w:t>Appendix 8</w:t>
+      </w:r>
+      <w:r>
+        <w:t xml:space="preserve">. </w:t>
+      </w:r>
+    </w:p>
+    <w:p/>
+    <w:p/>
+    <w:p>
+      <w:r>
+        <w:rPr>
+          <w:u w:val="single"/>
+        </w:rPr>
         <w:t>Scoring</w:t>
       </w:r>
-      <w:r>
-        <w:t xml:space="preserve"> Voter Propensity for 'Change Voting'</w:t>
-      </w:r>
-      <w:r>
-        <w:t xml:space="preserve"> </w:t>
-      </w:r>
-    </w:p>
-    <w:p>
-      <w:r>
-        <w:t>2) Change Voter 'Scoring', Continuous measure of affinity for change</w:t>
-      </w:r>
-    </w:p>
-    <w:p>
-      <w:r>
-        <w:t>Given the flawed nature of a discrete filtering approach, a continuous measure was instead proposed.</w:t>
-      </w:r>
-    </w:p>
-    <w:p>
+    </w:p>
+    <w:p>
+      <w:r>
+        <w:t>Respondent values for each of these variables are then 'scored' depending on the available categories in each variable</w:t>
+      </w:r>
+      <w:r>
+        <w:t>, similar to the CCI developed for candidates.</w:t>
+      </w:r>
+    </w:p>
+    <w:p>
+      <w:r>
+        <w:rPr>
+          <w:highlight w:val="magenta"/>
+        </w:rPr>
+        <w:t xml:space="preserve">These mappings can be found in Appendix </w:t>
+      </w:r>
+      <w:proofErr w:type="gramStart"/>
+      <w:r>
+        <w:rPr>
+          <w:highlight w:val="magenta"/>
+        </w:rPr>
+        <w:t>9?</w:t>
+      </w:r>
+      <w:r>
+        <w:t>.</w:t>
+      </w:r>
+      <w:proofErr w:type="gramEnd"/>
+      <w:r>
+        <w:t xml:space="preserve"> </w:t>
+      </w:r>
+      <w:r>
+        <w:t>In terms of scoring direction, voters receive h</w:t>
+      </w:r>
+      <w:r>
+        <w:t xml:space="preserve">igher ECON </w:t>
+      </w:r>
+      <w:r>
+        <w:t xml:space="preserve">scores </w:t>
+      </w:r>
+      <w:r>
+        <w:t>who note</w:t>
+      </w:r>
+      <w:r>
+        <w:t xml:space="preserve"> a</w:t>
+      </w:r>
+      <w:r>
+        <w:t xml:space="preserve"> larger income gap, higher LEFTRIGHT score</w:t>
+      </w:r>
+      <w:r>
+        <w:t>s</w:t>
+      </w:r>
+      <w:r>
+        <w:t xml:space="preserve"> the closer to the center </w:t>
+      </w:r>
+      <w:r>
+        <w:t>the</w:t>
+      </w:r>
+      <w:r>
+        <w:t xml:space="preserve"> respondent is (with extreme left or extreme right </w:t>
+      </w:r>
+      <w:r>
+        <w:t xml:space="preserve">voters </w:t>
+      </w:r>
+      <w:r>
+        <w:t>receiving gradually lower scores</w:t>
+      </w:r>
+      <w:r>
+        <w:t>, in a 'folded scale'</w:t>
+      </w:r>
+      <w:r>
+        <w:t>), and higher INFORMATION score</w:t>
+      </w:r>
+      <w:r>
+        <w:t>s to voters</w:t>
+      </w:r>
+      <w:r>
+        <w:t xml:space="preserve"> can accurately identify the office</w:t>
+      </w:r>
+      <w:r>
+        <w:t xml:space="preserve"> (position)</w:t>
+      </w:r>
+      <w:r>
+        <w:t xml:space="preserve"> of the politician in</w:t>
+      </w:r>
+      <w:r>
+        <w:t xml:space="preserve"> the</w:t>
+      </w:r>
+      <w:r>
+        <w:t xml:space="preserve"> survey</w:t>
+      </w:r>
+      <w:r>
+        <w:t xml:space="preserve"> question.</w:t>
+      </w:r>
+    </w:p>
+    <w:p/>
+    <w:p>
+      <w:r>
+        <w:t>These three variable scores are then weighted according to the below scheme:</w:t>
+      </w:r>
+      <w:r>
+        <w:t xml:space="preserve"> </w:t>
+      </w:r>
+    </w:p>
+    <w:p>
+      <w:proofErr w:type="spellStart"/>
+      <w:r>
+        <w:t>changevoter_score</w:t>
+      </w:r>
+      <w:proofErr w:type="spellEnd"/>
+      <w:r>
+        <w:t xml:space="preserve"> </w:t>
+      </w:r>
+      <w:r>
+        <w:t xml:space="preserve">= </w:t>
+      </w:r>
+      <w:r>
+        <w:t xml:space="preserve">(0.5* </w:t>
+      </w:r>
+      <w:proofErr w:type="spellStart"/>
+      <w:r>
+        <w:t>score_economic</w:t>
+      </w:r>
+      <w:proofErr w:type="spellEnd"/>
+      <w:r>
+        <w:t>)</w:t>
+      </w:r>
+      <w:r>
+        <w:t xml:space="preserve"> </w:t>
+      </w:r>
+      <w:r>
+        <w:t>+ (0.3</w:t>
+      </w:r>
+      <w:r>
+        <w:t>5</w:t>
+      </w:r>
+      <w:r>
+        <w:t xml:space="preserve"> * </w:t>
+      </w:r>
+      <w:proofErr w:type="spellStart"/>
+      <w:r>
+        <w:t>score_leftright</w:t>
+      </w:r>
+      <w:proofErr w:type="spellEnd"/>
+      <w:r>
+        <w:t>) + (0.</w:t>
+      </w:r>
+      <w:r>
+        <w:t>15</w:t>
+      </w:r>
+      <w:r>
+        <w:t xml:space="preserve"> * </w:t>
+      </w:r>
+      <w:proofErr w:type="spellStart"/>
+      <w:r>
+        <w:t>score_informed</w:t>
+      </w:r>
+      <w:proofErr w:type="spellEnd"/>
+      <w:r>
+        <w:t>)</w:t>
+      </w:r>
+    </w:p>
+    <w:p/>
+    <w:p>
+      <w:r>
+        <w:t xml:space="preserve">This weighting scheme </w:t>
+      </w:r>
+      <w:proofErr w:type="gramStart"/>
+      <w:r>
+        <w:t>is a reflection of</w:t>
+      </w:r>
+      <w:proofErr w:type="gramEnd"/>
+      <w:r>
+        <w:t xml:space="preserve"> </w:t>
+      </w:r>
+      <w:r>
+        <w:t xml:space="preserve">the central stance of this paper, which is that the adverse and disproportionate effects on </w:t>
+      </w:r>
+      <w:r>
+        <w:t>regular Americans of R</w:t>
+      </w:r>
+      <w:r>
+        <w:t xml:space="preserve">eal </w:t>
+      </w:r>
+      <w:r>
+        <w:t>W</w:t>
+      </w:r>
+      <w:r>
+        <w:t>age</w:t>
+      </w:r>
+      <w:r>
+        <w:t xml:space="preserve"> Stagnation</w:t>
+      </w:r>
+      <w:r>
+        <w:t xml:space="preserve"> in the 21st century has </w:t>
+      </w:r>
+      <w:r>
+        <w:t>created a constant state of economic anxiety and general distress</w:t>
+      </w:r>
+      <w:r>
+        <w:t xml:space="preserve"> in the </w:t>
+      </w:r>
+      <w:r>
+        <w:rPr>
+          <w:highlight w:val="magenta"/>
+        </w:rPr>
+        <w:t>median</w:t>
+      </w:r>
+      <w:r>
+        <w:t xml:space="preserve"> voter</w:t>
+      </w:r>
+      <w:r>
+        <w:t xml:space="preserve">, which in turn leads </w:t>
+      </w:r>
+      <w:r>
+        <w:t>them</w:t>
+      </w:r>
+      <w:r>
+        <w:t xml:space="preserve"> to choose the candidate most likely (in the voter's perception) to deliver change.</w:t>
+      </w:r>
+      <w:r>
+        <w:t xml:space="preserve"> Thus, the econo</w:t>
+      </w:r>
+      <w:r>
+        <w:t>mic</w:t>
+      </w:r>
+      <w:r>
+        <w:t xml:space="preserve"> score is weighted most heavily, followed by the partisan non-alignment score, and lastly the information score, which receives the lowest weighting due to the fact that it comes from our qualitative theory formulation and </w:t>
+      </w:r>
+      <w:r>
+        <w:t>has little empirical basis in</w:t>
+      </w:r>
+      <w:r>
+        <w:t xml:space="preserve"> the </w:t>
+      </w:r>
       <w:r>
         <w:lastRenderedPageBreak/>
-        <w:t xml:space="preserve">The </w:t>
-      </w:r>
-      <w:proofErr w:type="gramStart"/>
-      <w:r>
-        <w:t>benefits</w:t>
-      </w:r>
-      <w:proofErr w:type="gramEnd"/>
-      <w:r>
-        <w:t xml:space="preserve"> of this approach is that it does not filter any respondents from the dataset, but instead gives each a 'score', from which we can derive overall insights. </w:t>
-      </w:r>
-    </w:p>
-    <w:p>
-      <w:r>
-        <w:t>This 'Change Voter Score' is composed of the following:</w:t>
-      </w:r>
-    </w:p>
-    <w:p/>
-    <w:p>
-      <w:r>
-        <w:t>Variable</w:t>
-      </w:r>
-      <w:r>
-        <w:t xml:space="preserve"> Categories</w:t>
-      </w:r>
-      <w:r>
-        <w:t xml:space="preserve"> coming from Theory of Change Voters</w:t>
-      </w:r>
-    </w:p>
-    <w:p>
-      <w:r>
-        <w:t>For each Category</w:t>
-      </w:r>
-      <w:r>
-        <w:t xml:space="preserve">, one variable </w:t>
-      </w:r>
-      <w:r>
-        <w:t xml:space="preserve">is </w:t>
-      </w:r>
-      <w:r>
-        <w:t xml:space="preserve">chosen that best reflects the theorized aspect that the category </w:t>
-      </w:r>
-      <w:r>
-        <w:t xml:space="preserve">is meant to </w:t>
-      </w:r>
-      <w:r>
-        <w:t>capture.</w:t>
-      </w:r>
-    </w:p>
-    <w:p>
-      <w:pPr>
-        <w:rPr>
-          <w:u w:val="single"/>
-        </w:rPr>
-      </w:pPr>
-      <w:r>
-        <w:rPr>
-          <w:u w:val="single"/>
-        </w:rPr>
-        <w:t>Economic -&gt; Income Gap</w:t>
-      </w:r>
-    </w:p>
-    <w:p>
-      <w:r>
-        <w:t>Several variables were considered, including HOUSEHOLD INCOME, US ECON LAST 12 MONTHS, and INCOME GAP 20 YEARS.</w:t>
-      </w:r>
-    </w:p>
-    <w:p>
-      <w:r>
-        <w:t xml:space="preserve">20 YEARS chosen because it 1) closely reflects </w:t>
-      </w:r>
-      <w:r>
-        <w:t xml:space="preserve">a WORSEING </w:t>
-      </w:r>
-      <w:r>
-        <w:t xml:space="preserve">ECONOMIC ANXIETY, 2) is agnostic of INCOME LEVEL, which has been shown to </w:t>
-      </w:r>
-      <w:r>
-        <w:t>be highly correlated to party lines (Dem</w:t>
-      </w:r>
-      <w:r>
-        <w:t xml:space="preserve"> issue</w:t>
-      </w:r>
-      <w:r>
-        <w:t xml:space="preserve"> until 2012, Rep from 2016 onwards)</w:t>
-      </w:r>
-      <w:r>
-        <w:t xml:space="preserve"> (citation)</w:t>
-      </w:r>
-      <w:r>
-        <w:t xml:space="preserve">, and </w:t>
-      </w:r>
-      <w:r>
-        <w:t xml:space="preserve">3) has a broad scope, not solely focused on the past year. </w:t>
-      </w:r>
-    </w:p>
-    <w:p>
-      <w:r>
-        <w:t>Note: For the year 2000, this question was not asked (</w:t>
-      </w:r>
-      <w:r>
-        <w:t>nor</w:t>
-      </w:r>
-      <w:r>
-        <w:t xml:space="preserve"> a different formulation of this question, </w:t>
-      </w:r>
-      <w:r>
-        <w:t xml:space="preserve">such as in 2004). In its stead, the question "US Econ in past year" is used. </w:t>
-      </w:r>
-      <w:r>
-        <w:t xml:space="preserve">A full list of questions in each year and their scales is found in </w:t>
-      </w:r>
-      <w:r>
-        <w:rPr>
-          <w:highlight w:val="magenta"/>
-        </w:rPr>
-        <w:t xml:space="preserve">Appendix </w:t>
-      </w:r>
-      <w:r>
-        <w:rPr>
-          <w:highlight w:val="magenta"/>
-        </w:rPr>
-        <w:t>H</w:t>
-      </w:r>
-      <w:r>
-        <w:t>.</w:t>
-      </w:r>
-      <w:r>
-        <w:t xml:space="preserve"> </w:t>
-      </w:r>
-      <w:r>
-        <w:rPr>
-          <w:highlight w:val="magenta"/>
-        </w:rPr>
-        <w:t>(</w:t>
-      </w:r>
-      <w:proofErr w:type="spellStart"/>
-      <w:r>
-        <w:rPr>
-          <w:highlight w:val="magenta"/>
-        </w:rPr>
-        <w:t>var_ref_table</w:t>
-      </w:r>
-      <w:proofErr w:type="spellEnd"/>
-      <w:r>
-        <w:rPr>
-          <w:highlight w:val="magenta"/>
-        </w:rPr>
-        <w:t>).</w:t>
-      </w:r>
-    </w:p>
-    <w:p>
-      <w:pPr>
-        <w:rPr>
-          <w:u w:val="single"/>
-        </w:rPr>
-      </w:pPr>
-      <w:r>
-        <w:rPr>
-          <w:u w:val="single"/>
-        </w:rPr>
-        <w:t>Partisan Non-Alignment</w:t>
-      </w:r>
-      <w:r>
-        <w:rPr>
-          <w:u w:val="single"/>
-        </w:rPr>
-        <w:t xml:space="preserve"> -&gt; </w:t>
-      </w:r>
-      <w:r>
-        <w:rPr>
-          <w:u w:val="single"/>
-        </w:rPr>
-        <w:t>Left-Right Self</w:t>
-      </w:r>
-    </w:p>
-    <w:p>
-      <w:r>
-        <w:t>Left-Right for whatever reason</w:t>
-      </w:r>
-      <w:r>
-        <w:t xml:space="preserve">. Others considered were Lib-Con, </w:t>
-      </w:r>
-      <w:r>
-        <w:t>Trust in Washington, Thermometer of Reps, Thermometer Dems</w:t>
-      </w:r>
-    </w:p>
-    <w:p/>
-    <w:p>
-      <w:r>
-        <w:t>Note: For the year 2000, this question was not asked (nor a different formulation of this question). In its stead, the question "</w:t>
-      </w:r>
-      <w:r>
-        <w:t>Self Placement Lib-Con Scale</w:t>
-      </w:r>
-      <w:r>
-        <w:t xml:space="preserve">" is used. A full list of questions in each year and their scales is found in </w:t>
-      </w:r>
-      <w:r>
-        <w:rPr>
-          <w:highlight w:val="magenta"/>
-        </w:rPr>
-        <w:t xml:space="preserve">Appendix </w:t>
-      </w:r>
-      <w:r>
-        <w:rPr>
-          <w:highlight w:val="magenta"/>
-        </w:rPr>
-        <w:t>H</w:t>
-      </w:r>
-      <w:r>
-        <w:t xml:space="preserve">. </w:t>
-      </w:r>
-    </w:p>
-    <w:p/>
-    <w:p>
-      <w:pPr>
-        <w:rPr>
-          <w:u w:val="single"/>
-        </w:rPr>
-      </w:pPr>
-      <w:r>
-        <w:rPr>
-          <w:u w:val="single"/>
-        </w:rPr>
-        <w:t>Information Level</w:t>
-      </w:r>
-      <w:r>
-        <w:rPr>
-          <w:u w:val="single"/>
-        </w:rPr>
-        <w:t xml:space="preserve"> -&gt; </w:t>
-      </w:r>
-      <w:r>
-        <w:rPr>
-          <w:u w:val="single"/>
-        </w:rPr>
-        <w:t>Office Recall</w:t>
-      </w:r>
-    </w:p>
-    <w:p>
-      <w:r>
-        <w:t>Office Recall for whatever</w:t>
-      </w:r>
-      <w:r>
-        <w:t xml:space="preserve"> reason. Others considered were</w:t>
-      </w:r>
-      <w:r>
-        <w:t xml:space="preserve"> Attention to Politics (but Attention =/= Information level, and also doesn't capture the informed but </w:t>
-      </w:r>
-      <w:proofErr w:type="gramStart"/>
-      <w:r>
-        <w:t>burnt out</w:t>
-      </w:r>
-      <w:proofErr w:type="gramEnd"/>
-      <w:r>
-        <w:t xml:space="preserve"> voter who is tired of listening to politicians, knows a lot, but just wants change), Listen to Pol Radio Talk Shows (but diminish in use between 2000 and 2020).</w:t>
-      </w:r>
-    </w:p>
-    <w:p/>
-    <w:p>
-      <w:r>
-        <w:t>For most years, this is Office Recall SPEAKER OF THE HOUSE</w:t>
-      </w:r>
-    </w:p>
-    <w:p/>
-    <w:p>
-      <w:r>
-        <w:t>Note: For the year 2008 all responses to OFFICE RECALL questions are restricted to the viewer, meaning that they are not usable. In place of SPEAKER OF THE HOUSE, "</w:t>
-      </w:r>
-      <w:r>
-        <w:t>How close attn to politics and elections</w:t>
-      </w:r>
-      <w:r>
-        <w:t>" is used.</w:t>
-      </w:r>
-    </w:p>
-    <w:p>
-      <w:r>
-        <w:t xml:space="preserve">Note: For the year 2000, </w:t>
-      </w:r>
-      <w:r>
-        <w:t xml:space="preserve">SPEAKER OF HOUSE is not asked. </w:t>
-      </w:r>
-      <w:r>
-        <w:t>In its stead, the question "</w:t>
-      </w:r>
-      <w:r>
-        <w:t>so PM of Britain Tony Blair</w:t>
-      </w:r>
-      <w:r>
-        <w:t xml:space="preserve">" is used. A full list of questions in each year and their scales is found in </w:t>
-      </w:r>
-      <w:r>
-        <w:rPr>
-          <w:highlight w:val="magenta"/>
-        </w:rPr>
-        <w:t>Appendix 8</w:t>
-      </w:r>
-      <w:r>
-        <w:t xml:space="preserve">. </w:t>
-      </w:r>
-    </w:p>
-    <w:p/>
-    <w:p/>
-    <w:p>
-      <w:r>
-        <w:rPr>
-          <w:u w:val="single"/>
-        </w:rPr>
-        <w:t>Scoring</w:t>
-      </w:r>
-    </w:p>
-    <w:p>
-      <w:r>
-        <w:t>Respondent values for each of these variables are then 'scored' depending on the available categories in each variable</w:t>
-      </w:r>
-      <w:r>
-        <w:t>, similar to the CCI developed for candidates.</w:t>
-      </w:r>
-    </w:p>
-    <w:p>
-      <w:r>
-        <w:rPr>
-          <w:highlight w:val="magenta"/>
-        </w:rPr>
-        <w:t xml:space="preserve">These mappings can be found in Appendix </w:t>
-      </w:r>
-      <w:proofErr w:type="gramStart"/>
-      <w:r>
-        <w:rPr>
-          <w:highlight w:val="magenta"/>
-        </w:rPr>
-        <w:t>9?</w:t>
-      </w:r>
-      <w:r>
-        <w:t>.</w:t>
-      </w:r>
-      <w:proofErr w:type="gramEnd"/>
-      <w:r>
-        <w:t xml:space="preserve"> </w:t>
-      </w:r>
-      <w:r>
-        <w:t>In terms of scoring direction, voters receive h</w:t>
-      </w:r>
-      <w:r>
-        <w:t xml:space="preserve">igher ECON </w:t>
-      </w:r>
-      <w:r>
-        <w:t xml:space="preserve">scores </w:t>
-      </w:r>
-      <w:r>
-        <w:t>who note</w:t>
-      </w:r>
-      <w:r>
-        <w:t xml:space="preserve"> a</w:t>
-      </w:r>
-      <w:r>
-        <w:t xml:space="preserve"> larger income gap, higher LEFTRIGHT score</w:t>
-      </w:r>
-      <w:r>
-        <w:t>s</w:t>
-      </w:r>
-      <w:r>
-        <w:t xml:space="preserve"> the closer to the </w:t>
-      </w:r>
-      <w:r>
-        <w:lastRenderedPageBreak/>
-        <w:t xml:space="preserve">center </w:t>
-      </w:r>
-      <w:r>
-        <w:t>the</w:t>
-      </w:r>
-      <w:r>
-        <w:t xml:space="preserve"> respondent is (with extreme left or extreme right </w:t>
-      </w:r>
-      <w:r>
-        <w:t xml:space="preserve">voters </w:t>
-      </w:r>
-      <w:r>
-        <w:t>receiving gradually lower scores</w:t>
-      </w:r>
-      <w:r>
-        <w:t>, in a 'folded scale'</w:t>
-      </w:r>
-      <w:r>
-        <w:t>), and higher INFORMATION score</w:t>
-      </w:r>
-      <w:r>
-        <w:t>s to voters</w:t>
-      </w:r>
-      <w:r>
-        <w:t xml:space="preserve"> can accurately identify the office</w:t>
-      </w:r>
-      <w:r>
-        <w:t xml:space="preserve"> (position)</w:t>
-      </w:r>
-      <w:r>
-        <w:t xml:space="preserve"> of the politician in</w:t>
-      </w:r>
-      <w:r>
-        <w:t xml:space="preserve"> the</w:t>
-      </w:r>
-      <w:r>
-        <w:t xml:space="preserve"> survey</w:t>
-      </w:r>
-      <w:r>
-        <w:t xml:space="preserve"> question.</w:t>
-      </w:r>
-    </w:p>
-    <w:p/>
-    <w:p>
-      <w:r>
-        <w:t>These three variable scores are then weighted according to the below scheme:</w:t>
-      </w:r>
-      <w:r>
-        <w:t xml:space="preserve"> </w:t>
-      </w:r>
-    </w:p>
-    <w:p>
-      <w:proofErr w:type="spellStart"/>
-      <w:r>
-        <w:t>changevoter_score</w:t>
-      </w:r>
-      <w:proofErr w:type="spellEnd"/>
-      <w:r>
-        <w:t xml:space="preserve"> </w:t>
-      </w:r>
-      <w:r>
-        <w:t xml:space="preserve">= </w:t>
-      </w:r>
-      <w:r>
-        <w:t xml:space="preserve">(0.5* </w:t>
-      </w:r>
-      <w:proofErr w:type="spellStart"/>
-      <w:r>
-        <w:t>score_economic</w:t>
-      </w:r>
-      <w:proofErr w:type="spellEnd"/>
-      <w:r>
-        <w:t>)</w:t>
-      </w:r>
-      <w:r>
-        <w:t xml:space="preserve"> </w:t>
-      </w:r>
-      <w:r>
-        <w:t>+ (0.3</w:t>
-      </w:r>
-      <w:r>
-        <w:t>5</w:t>
-      </w:r>
-      <w:r>
-        <w:t xml:space="preserve"> * </w:t>
-      </w:r>
-      <w:proofErr w:type="spellStart"/>
-      <w:r>
-        <w:t>score_leftright</w:t>
-      </w:r>
-      <w:proofErr w:type="spellEnd"/>
-      <w:r>
-        <w:t>) + (0.</w:t>
-      </w:r>
-      <w:r>
-        <w:t>15</w:t>
-      </w:r>
-      <w:r>
-        <w:t xml:space="preserve"> * </w:t>
-      </w:r>
-      <w:proofErr w:type="spellStart"/>
-      <w:r>
-        <w:t>score_informed</w:t>
-      </w:r>
-      <w:proofErr w:type="spellEnd"/>
-      <w:r>
-        <w:t>)</w:t>
-      </w:r>
-    </w:p>
-    <w:p/>
-    <w:p>
-      <w:r>
-        <w:t xml:space="preserve">This weighting scheme </w:t>
-      </w:r>
-      <w:proofErr w:type="gramStart"/>
-      <w:r>
-        <w:t>is a reflection of</w:t>
-      </w:r>
-      <w:proofErr w:type="gramEnd"/>
-      <w:r>
-        <w:t xml:space="preserve"> </w:t>
-      </w:r>
-      <w:r>
-        <w:t xml:space="preserve">the central stance of this paper, which is that the adverse and disproportionate effects on </w:t>
-      </w:r>
-      <w:r>
-        <w:t>regular Americans of R</w:t>
-      </w:r>
-      <w:r>
-        <w:t xml:space="preserve">eal </w:t>
-      </w:r>
-      <w:r>
-        <w:t>W</w:t>
-      </w:r>
-      <w:r>
-        <w:t>age</w:t>
-      </w:r>
-      <w:r>
-        <w:t xml:space="preserve"> Stagnation</w:t>
-      </w:r>
-      <w:r>
-        <w:t xml:space="preserve"> in the 21st century has </w:t>
-      </w:r>
-      <w:r>
-        <w:t>created a constant state of economic anxiety and general distress</w:t>
-      </w:r>
-      <w:r>
-        <w:t xml:space="preserve"> in the </w:t>
-      </w:r>
-      <w:r>
-        <w:rPr>
-          <w:highlight w:val="magenta"/>
-        </w:rPr>
-        <w:t>median</w:t>
-      </w:r>
-      <w:r>
-        <w:t xml:space="preserve"> voter</w:t>
-      </w:r>
-      <w:r>
-        <w:t xml:space="preserve">, which in turn leads </w:t>
-      </w:r>
-      <w:r>
-        <w:t>them</w:t>
-      </w:r>
-      <w:r>
-        <w:t xml:space="preserve"> to choose the candidate most likely (in the voter's perception) to deliver change.</w:t>
-      </w:r>
-      <w:r>
-        <w:t xml:space="preserve"> Thus, the econo</w:t>
-      </w:r>
-      <w:r>
-        <w:t>mic</w:t>
-      </w:r>
-      <w:r>
-        <w:t xml:space="preserve"> score is weighted most heavily, followed by the partisan non-alignment score, and lastly the information score, which receives the lowest weighting due to the fact that it comes from our qualitative theory formulation and </w:t>
-      </w:r>
-      <w:r>
-        <w:t>has little empirical basis in</w:t>
-      </w:r>
-      <w:r>
-        <w:t xml:space="preserve"> the results of our second study.</w:t>
+        <w:t>results of our second study.</w:t>
       </w:r>
       <w:r>
         <w:t xml:space="preserve"> </w:t>
@@ -6625,14 +6703,39 @@
       </w:r>
     </w:p>
     <w:p>
-      <w:r>
-        <w:t xml:space="preserve">S3.3 - </w:t>
-      </w:r>
-      <w:r>
-        <w:t xml:space="preserve">Mapping Voter Propensities to </w:t>
-      </w:r>
-      <w:r>
-        <w:t>Candidate CCI Scores</w:t>
+      <w:pPr>
+        <w:rPr>
+          <w:b/>
+          <w:bCs/>
+        </w:rPr>
+      </w:pPr>
+      <w:r>
+        <w:rPr>
+          <w:b/>
+          <w:bCs/>
+        </w:rPr>
+        <w:t>6</w:t>
+      </w:r>
+      <w:r>
+        <w:rPr>
+          <w:b/>
+          <w:bCs/>
+        </w:rPr>
+        <w:t xml:space="preserve">.3 - </w:t>
+      </w:r>
+      <w:r>
+        <w:rPr>
+          <w:b/>
+          <w:bCs/>
+        </w:rPr>
+        <w:t>Mapping Voter Propensities to Candidate Change (CCI) Scores</w:t>
+      </w:r>
+      <w:r>
+        <w:rPr>
+          <w:b/>
+          <w:bCs/>
+        </w:rPr>
+        <w:tab/>
       </w:r>
     </w:p>
     <w:p/>
